--- a/Fantasy_data-analyst/reports/Fantasy_Data_Analysis_Report.docx
+++ b/Fantasy_data-analyst/reports/Fantasy_Data_Analysis_Report.docx
@@ -151,7 +151,7 @@
         <w:rPr>
           <w:lang w:val="ru-RU"/>
         </w:rPr>
-        <w:t>Часть 3. Выводы и аналитические комментарии</w:t>
+        <w:t>Выводы и аналитические комментарии</w:t>
       </w:r>
     </w:p>
     <w:p>
@@ -607,7 +607,25 @@
           <w:szCs w:val="24"/>
           <w:lang w:val="ru-RU"/>
         </w:rPr>
-        <w:t xml:space="preserve">общее кол-во игроков, зарегистрированных в игре составляет </w:t>
+        <w:t xml:space="preserve">общее кол-во игроков, зарегистрированных </w:t>
+      </w:r>
+      <w:proofErr w:type="gramStart"/>
+      <w:r>
+        <w:rPr>
+          <w:sz w:val="24"/>
+          <w:szCs w:val="24"/>
+          <w:lang w:val="ru-RU"/>
+        </w:rPr>
+        <w:t>в игре</w:t>
+      </w:r>
+      <w:proofErr w:type="gramEnd"/>
+      <w:r>
+        <w:rPr>
+          <w:sz w:val="24"/>
+          <w:szCs w:val="24"/>
+          <w:lang w:val="ru-RU"/>
+        </w:rPr>
+        <w:t xml:space="preserve"> составляет </w:t>
       </w:r>
       <w:r>
         <w:rPr>
@@ -2860,7 +2878,27 @@
           <w:color w:val="0B5394"/>
           <w:lang w:val="ru-RU"/>
         </w:rPr>
-        <w:t>Опишите результаты изучения продажи эпических предметов. Укажите, какие это предметы, какой процент покупок приходится на них от общего числа покупок и какая доля игроков хоть раз купила такой предмет.</w:t>
+        <w:t xml:space="preserve">Опишите результаты изучения продажи эпических предметов. Укажите, какие это предметы, какой процент покупок приходится на них от общего числа </w:t>
+      </w:r>
+      <w:proofErr w:type="gramStart"/>
+      <w:r>
+        <w:rPr>
+          <w:i/>
+          <w:iCs/>
+          <w:color w:val="0B5394"/>
+          <w:lang w:val="ru-RU"/>
+        </w:rPr>
+        <w:t>покупок</w:t>
+      </w:r>
+      <w:proofErr w:type="gramEnd"/>
+      <w:r>
+        <w:rPr>
+          <w:i/>
+          <w:iCs/>
+          <w:color w:val="0B5394"/>
+          <w:lang w:val="ru-RU"/>
+        </w:rPr>
+        <w:t xml:space="preserve"> и какая доля игроков хоть раз купила такой предмет.</w:t>
       </w:r>
     </w:p>
     <w:p>
@@ -5452,19 +5490,33 @@
         <w:rPr>
           <w:lang w:val="ru-RU"/>
         </w:rPr>
-        <w:t>Рекомендация разработчикам:</w:t>
-      </w:r>
-      <w:r>
-        <w:rPr>
-          <w:lang w:val="ru-RU"/>
-        </w:rPr>
-        <w:t xml:space="preserve"> </w:t>
-      </w:r>
-      <w:r>
-        <w:rPr>
-          <w:lang w:val="ru-RU"/>
-        </w:rPr>
-        <w:t xml:space="preserve">Стоит обратить внимание на баланс рас </w:t>
+        <w:t>Рекомендация разработчикам</w:t>
+      </w:r>
+      <w:proofErr w:type="gramStart"/>
+      <w:r>
+        <w:rPr>
+          <w:lang w:val="ru-RU"/>
+        </w:rPr>
+        <w:t>:</w:t>
+      </w:r>
+      <w:r>
+        <w:rPr>
+          <w:lang w:val="ru-RU"/>
+        </w:rPr>
+        <w:t xml:space="preserve"> </w:t>
+      </w:r>
+      <w:r>
+        <w:rPr>
+          <w:lang w:val="ru-RU"/>
+        </w:rPr>
+        <w:t>Стоит</w:t>
+      </w:r>
+      <w:proofErr w:type="gramEnd"/>
+      <w:r>
+        <w:rPr>
+          <w:lang w:val="ru-RU"/>
+        </w:rPr>
+        <w:t xml:space="preserve"> обратить внимание на баланс рас </w:t>
       </w:r>
       <w:r>
         <w:rPr>
@@ -6358,7 +6410,25 @@
           <w:bCs/>
           <w:lang w:val="ru-RU"/>
         </w:rPr>
-        <w:t xml:space="preserve">Итоговая рекомендация: Сфокусировать маркетинговые усилия на удержании </w:t>
+        <w:t>Итоговая рекомендация</w:t>
+      </w:r>
+      <w:proofErr w:type="gramStart"/>
+      <w:r>
+        <w:rPr>
+          <w:b/>
+          <w:bCs/>
+          <w:lang w:val="ru-RU"/>
+        </w:rPr>
+        <w:t>: Сфокусировать</w:t>
+      </w:r>
+      <w:proofErr w:type="gramEnd"/>
+      <w:r>
+        <w:rPr>
+          <w:b/>
+          <w:bCs/>
+          <w:lang w:val="ru-RU"/>
+        </w:rPr>
+        <w:t xml:space="preserve"> маркетинговые усилия на удержании </w:t>
       </w:r>
       <w:r>
         <w:rPr>
@@ -6810,6 +6880,7 @@
         </w:rPr>
         <w:t xml:space="preserve"> </w:t>
       </w:r>
+      <w:proofErr w:type="gramStart"/>
       <w:r>
         <w:rPr>
           <w:rFonts w:ascii="Courier New" w:hAnsi="Courier New" w:cs="Courier New"/>
@@ -6831,6 +6902,7 @@
         <w:t>(</w:t>
       </w:r>
       <w:proofErr w:type="spellStart"/>
+      <w:proofErr w:type="gramEnd"/>
       <w:r>
         <w:rPr>
           <w:rFonts w:ascii="Courier New" w:hAnsi="Courier New" w:cs="Courier New"/>
@@ -6902,6 +6974,7 @@
           <w:lang w:val="en-US"/>
         </w:rPr>
       </w:pPr>
+      <w:proofErr w:type="gramStart"/>
       <w:r>
         <w:rPr>
           <w:rFonts w:ascii="Courier New" w:hAnsi="Courier New" w:cs="Courier New"/>
@@ -6920,7 +6993,17 @@
           <w:szCs w:val="20"/>
           <w:lang w:val="en-US"/>
         </w:rPr>
-        <w:t xml:space="preserve">(id) </w:t>
+        <w:t>(</w:t>
+      </w:r>
+      <w:proofErr w:type="gramEnd"/>
+      <w:r>
+        <w:rPr>
+          <w:rFonts w:ascii="Courier New" w:hAnsi="Courier New" w:cs="Courier New"/>
+          <w:sz w:val="20"/>
+          <w:szCs w:val="20"/>
+          <w:lang w:val="en-US"/>
+        </w:rPr>
+        <w:t xml:space="preserve">id) </w:t>
       </w:r>
       <w:r>
         <w:rPr>
@@ -7088,6 +7171,7 @@
         </w:rPr>
         <w:t>(</w:t>
       </w:r>
+      <w:proofErr w:type="gramStart"/>
       <w:r>
         <w:rPr>
           <w:rFonts w:ascii="Courier New" w:hAnsi="Courier New" w:cs="Courier New"/>
@@ -7106,7 +7190,17 @@
           <w:szCs w:val="20"/>
           <w:lang w:val="en-US"/>
         </w:rPr>
-        <w:t xml:space="preserve">(id) </w:t>
+        <w:t>(</w:t>
+      </w:r>
+      <w:proofErr w:type="gramEnd"/>
+      <w:r>
+        <w:rPr>
+          <w:rFonts w:ascii="Courier New" w:hAnsi="Courier New" w:cs="Courier New"/>
+          <w:sz w:val="20"/>
+          <w:szCs w:val="20"/>
+          <w:lang w:val="en-US"/>
+        </w:rPr>
+        <w:t xml:space="preserve">id) </w:t>
       </w:r>
       <w:r>
         <w:rPr>
@@ -7146,8 +7240,19 @@
           <w:szCs w:val="20"/>
           <w:lang w:val="en-US"/>
         </w:rPr>
-        <w:t xml:space="preserve"> payer = 1)::</w:t>
-      </w:r>
+        <w:t xml:space="preserve"> payer = 1</w:t>
+      </w:r>
+      <w:proofErr w:type="gramStart"/>
+      <w:r>
+        <w:rPr>
+          <w:rFonts w:ascii="Courier New" w:hAnsi="Courier New" w:cs="Courier New"/>
+          <w:sz w:val="20"/>
+          <w:szCs w:val="20"/>
+          <w:lang w:val="en-US"/>
+        </w:rPr>
+        <w:t>)::</w:t>
+      </w:r>
+      <w:proofErr w:type="gramEnd"/>
       <w:r>
         <w:rPr>
           <w:rFonts w:ascii="Courier New" w:hAnsi="Courier New" w:cs="Courier New"/>
@@ -7168,6 +7273,7 @@
         </w:rPr>
         <w:t xml:space="preserve"> / </w:t>
       </w:r>
+      <w:proofErr w:type="gramStart"/>
       <w:r>
         <w:rPr>
           <w:rFonts w:ascii="Courier New" w:hAnsi="Courier New" w:cs="Courier New"/>
@@ -7186,7 +7292,17 @@
           <w:szCs w:val="20"/>
           <w:lang w:val="en-US"/>
         </w:rPr>
-        <w:t xml:space="preserve">(id),3) </w:t>
+        <w:t>(</w:t>
+      </w:r>
+      <w:proofErr w:type="gramEnd"/>
+      <w:r>
+        <w:rPr>
+          <w:rFonts w:ascii="Courier New" w:hAnsi="Courier New" w:cs="Courier New"/>
+          <w:sz w:val="20"/>
+          <w:szCs w:val="20"/>
+          <w:lang w:val="en-US"/>
+        </w:rPr>
+        <w:t xml:space="preserve">id),3) </w:t>
       </w:r>
       <w:r>
         <w:rPr>
@@ -7441,6 +7557,7 @@
         <w:t xml:space="preserve"> </w:t>
       </w:r>
       <w:proofErr w:type="spellStart"/>
+      <w:proofErr w:type="gramStart"/>
       <w:r>
         <w:rPr>
           <w:rFonts w:ascii="Courier New" w:hAnsi="Courier New" w:cs="Courier New"/>
@@ -7451,6 +7568,7 @@
         <w:t>fantasy.users</w:t>
       </w:r>
       <w:proofErr w:type="spellEnd"/>
+      <w:proofErr w:type="gramEnd"/>
       <w:r>
         <w:rPr>
           <w:rFonts w:ascii="Courier New" w:hAnsi="Courier New" w:cs="Courier New"/>
@@ -7539,6 +7657,7 @@
         <w:t xml:space="preserve"> </w:t>
       </w:r>
       <w:proofErr w:type="spellStart"/>
+      <w:proofErr w:type="gramStart"/>
       <w:r>
         <w:rPr>
           <w:rFonts w:ascii="Courier New" w:hAnsi="Courier New" w:cs="Courier New"/>
@@ -7560,6 +7679,7 @@
         <w:t>.race</w:t>
       </w:r>
       <w:proofErr w:type="spellEnd"/>
+      <w:proofErr w:type="gramEnd"/>
       <w:r>
         <w:rPr>
           <w:rFonts w:ascii="Courier New" w:hAnsi="Courier New" w:cs="Courier New"/>
@@ -7580,6 +7700,7 @@
         </w:rPr>
       </w:pPr>
       <w:proofErr w:type="spellStart"/>
+      <w:proofErr w:type="gramStart"/>
       <w:r>
         <w:rPr>
           <w:rFonts w:ascii="Courier New" w:hAnsi="Courier New" w:cs="Courier New"/>
@@ -7598,7 +7719,17 @@
           <w:szCs w:val="20"/>
           <w:lang w:val="ru-RU"/>
         </w:rPr>
-        <w:t>.race_id</w:t>
+        <w:t>.race</w:t>
+      </w:r>
+      <w:proofErr w:type="gramEnd"/>
+      <w:r>
+        <w:rPr>
+          <w:rFonts w:ascii="Courier New" w:hAnsi="Courier New" w:cs="Courier New"/>
+          <w:sz w:val="20"/>
+          <w:szCs w:val="20"/>
+          <w:lang w:val="ru-RU"/>
+        </w:rPr>
+        <w:t>_id</w:t>
       </w:r>
       <w:proofErr w:type="spellEnd"/>
       <w:r>
@@ -7620,6 +7751,7 @@
           <w:lang w:val="en-US"/>
         </w:rPr>
       </w:pPr>
+      <w:proofErr w:type="gramStart"/>
       <w:r>
         <w:rPr>
           <w:rFonts w:ascii="Courier New" w:hAnsi="Courier New" w:cs="Courier New"/>
@@ -7638,7 +7770,17 @@
           <w:szCs w:val="20"/>
           <w:lang w:val="en-US"/>
         </w:rPr>
-        <w:t xml:space="preserve">(id) </w:t>
+        <w:t>(</w:t>
+      </w:r>
+      <w:proofErr w:type="gramEnd"/>
+      <w:r>
+        <w:rPr>
+          <w:rFonts w:ascii="Courier New" w:hAnsi="Courier New" w:cs="Courier New"/>
+          <w:sz w:val="20"/>
+          <w:szCs w:val="20"/>
+          <w:lang w:val="en-US"/>
+        </w:rPr>
+        <w:t xml:space="preserve">id) </w:t>
       </w:r>
       <w:r>
         <w:rPr>
@@ -7822,6 +7964,7 @@
           <w:lang w:val="ru-RU"/>
         </w:rPr>
       </w:pPr>
+      <w:proofErr w:type="gramStart"/>
       <w:r>
         <w:rPr>
           <w:rFonts w:ascii="Courier New" w:hAnsi="Courier New" w:cs="Courier New"/>
@@ -7843,6 +7986,7 @@
         <w:t>(</w:t>
       </w:r>
       <w:proofErr w:type="spellStart"/>
+      <w:proofErr w:type="gramEnd"/>
       <w:r>
         <w:rPr>
           <w:rFonts w:ascii="Courier New" w:hAnsi="Courier New" w:cs="Courier New"/>
@@ -7934,6 +8078,7 @@
         </w:rPr>
         <w:t>(</w:t>
       </w:r>
+      <w:proofErr w:type="gramStart"/>
       <w:r>
         <w:rPr>
           <w:rFonts w:ascii="Courier New" w:hAnsi="Courier New" w:cs="Courier New"/>
@@ -7955,6 +8100,7 @@
         <w:t>(</w:t>
       </w:r>
       <w:proofErr w:type="spellStart"/>
+      <w:proofErr w:type="gramEnd"/>
       <w:r>
         <w:rPr>
           <w:rFonts w:ascii="Courier New" w:hAnsi="Courier New" w:cs="Courier New"/>
@@ -8032,9 +8178,20 @@
           <w:szCs w:val="20"/>
           <w:lang w:val="ru-RU"/>
         </w:rPr>
-        <w:t xml:space="preserve"> = 1)::</w:t>
+        <w:t xml:space="preserve"> = 1</w:t>
+      </w:r>
+      <w:proofErr w:type="gramStart"/>
+      <w:r>
+        <w:rPr>
+          <w:rFonts w:ascii="Courier New" w:hAnsi="Courier New" w:cs="Courier New"/>
+          <w:sz w:val="20"/>
+          <w:szCs w:val="20"/>
+          <w:lang w:val="ru-RU"/>
+        </w:rPr>
+        <w:t>)::</w:t>
       </w:r>
       <w:proofErr w:type="spellStart"/>
+      <w:proofErr w:type="gramEnd"/>
       <w:r>
         <w:rPr>
           <w:rFonts w:ascii="Courier New" w:hAnsi="Courier New" w:cs="Courier New"/>
@@ -8056,6 +8213,7 @@
         </w:rPr>
         <w:t xml:space="preserve"> / </w:t>
       </w:r>
+      <w:proofErr w:type="gramStart"/>
       <w:r>
         <w:rPr>
           <w:rFonts w:ascii="Courier New" w:hAnsi="Courier New" w:cs="Courier New"/>
@@ -8077,6 +8235,7 @@
         <w:t>(</w:t>
       </w:r>
       <w:proofErr w:type="spellStart"/>
+      <w:proofErr w:type="gramEnd"/>
       <w:r>
         <w:rPr>
           <w:rFonts w:ascii="Courier New" w:hAnsi="Courier New" w:cs="Courier New"/>
@@ -8169,6 +8328,7 @@
         <w:t xml:space="preserve"> </w:t>
       </w:r>
       <w:proofErr w:type="spellStart"/>
+      <w:proofErr w:type="gramStart"/>
       <w:r>
         <w:rPr>
           <w:rFonts w:ascii="Courier New" w:hAnsi="Courier New" w:cs="Courier New"/>
@@ -8179,6 +8339,7 @@
         <w:t>fantasy.users</w:t>
       </w:r>
       <w:proofErr w:type="spellEnd"/>
+      <w:proofErr w:type="gramEnd"/>
       <w:r>
         <w:rPr>
           <w:rFonts w:ascii="Courier New" w:hAnsi="Courier New" w:cs="Courier New"/>
@@ -8270,6 +8431,7 @@
         <w:t xml:space="preserve"> </w:t>
       </w:r>
       <w:proofErr w:type="spellStart"/>
+      <w:proofErr w:type="gramStart"/>
       <w:r>
         <w:rPr>
           <w:rFonts w:ascii="Courier New" w:hAnsi="Courier New" w:cs="Courier New"/>
@@ -8280,6 +8442,7 @@
         <w:t>fantasy.race</w:t>
       </w:r>
       <w:proofErr w:type="spellEnd"/>
+      <w:proofErr w:type="gramEnd"/>
       <w:r>
         <w:rPr>
           <w:rFonts w:ascii="Courier New" w:hAnsi="Courier New" w:cs="Courier New"/>
@@ -8350,6 +8513,7 @@
         <w:t xml:space="preserve"> </w:t>
       </w:r>
       <w:proofErr w:type="spellStart"/>
+      <w:proofErr w:type="gramStart"/>
       <w:r>
         <w:rPr>
           <w:rFonts w:ascii="Courier New" w:hAnsi="Courier New" w:cs="Courier New"/>
@@ -8368,7 +8532,17 @@
           <w:szCs w:val="20"/>
           <w:lang w:val="en-US"/>
         </w:rPr>
-        <w:t>.race_id</w:t>
+        <w:t>.race</w:t>
+      </w:r>
+      <w:proofErr w:type="gramEnd"/>
+      <w:r>
+        <w:rPr>
+          <w:rFonts w:ascii="Courier New" w:hAnsi="Courier New" w:cs="Courier New"/>
+          <w:sz w:val="20"/>
+          <w:szCs w:val="20"/>
+          <w:lang w:val="en-US"/>
+        </w:rPr>
+        <w:t>_id</w:t>
       </w:r>
       <w:proofErr w:type="spellEnd"/>
       <w:r>
@@ -8381,6 +8555,7 @@
         <w:t xml:space="preserve"> = </w:t>
       </w:r>
       <w:proofErr w:type="spellStart"/>
+      <w:proofErr w:type="gramStart"/>
       <w:r>
         <w:rPr>
           <w:rFonts w:ascii="Courier New" w:hAnsi="Courier New" w:cs="Courier New"/>
@@ -8399,7 +8574,17 @@
           <w:szCs w:val="20"/>
           <w:lang w:val="en-US"/>
         </w:rPr>
-        <w:t>.race_id</w:t>
+        <w:t>.race</w:t>
+      </w:r>
+      <w:proofErr w:type="gramEnd"/>
+      <w:r>
+        <w:rPr>
+          <w:rFonts w:ascii="Courier New" w:hAnsi="Courier New" w:cs="Courier New"/>
+          <w:sz w:val="20"/>
+          <w:szCs w:val="20"/>
+          <w:lang w:val="en-US"/>
+        </w:rPr>
+        <w:t>_id</w:t>
       </w:r>
       <w:proofErr w:type="spellEnd"/>
       <w:r>
@@ -8561,6 +8746,7 @@
         <w:t xml:space="preserve"> </w:t>
       </w:r>
       <w:proofErr w:type="spellStart"/>
+      <w:proofErr w:type="gramStart"/>
       <w:r>
         <w:rPr>
           <w:rFonts w:ascii="Courier New" w:hAnsi="Courier New" w:cs="Courier New"/>
@@ -8582,6 +8768,7 @@
         <w:t>.race</w:t>
       </w:r>
       <w:proofErr w:type="spellEnd"/>
+      <w:proofErr w:type="gramEnd"/>
       <w:r>
         <w:rPr>
           <w:rFonts w:ascii="Courier New" w:hAnsi="Courier New" w:cs="Courier New"/>
@@ -8592,6 +8779,7 @@
         <w:t xml:space="preserve">, </w:t>
       </w:r>
       <w:proofErr w:type="spellStart"/>
+      <w:proofErr w:type="gramStart"/>
       <w:r>
         <w:rPr>
           <w:rFonts w:ascii="Courier New" w:hAnsi="Courier New" w:cs="Courier New"/>
@@ -8610,7 +8798,17 @@
           <w:szCs w:val="20"/>
           <w:lang w:val="en-US"/>
         </w:rPr>
-        <w:t>.race_id</w:t>
+        <w:t>.race</w:t>
+      </w:r>
+      <w:proofErr w:type="gramEnd"/>
+      <w:r>
+        <w:rPr>
+          <w:rFonts w:ascii="Courier New" w:hAnsi="Courier New" w:cs="Courier New"/>
+          <w:sz w:val="20"/>
+          <w:szCs w:val="20"/>
+          <w:lang w:val="en-US"/>
+        </w:rPr>
+        <w:t>_id</w:t>
       </w:r>
       <w:proofErr w:type="spellEnd"/>
     </w:p>
@@ -8828,6 +9026,7 @@
         </w:rPr>
         <w:t xml:space="preserve"> </w:t>
       </w:r>
+      <w:proofErr w:type="gramStart"/>
       <w:r>
         <w:rPr>
           <w:rFonts w:ascii="Courier New" w:hAnsi="Courier New" w:cs="Courier New"/>
@@ -8846,7 +9045,17 @@
           <w:szCs w:val="20"/>
           <w:lang w:val="en-US"/>
         </w:rPr>
-        <w:t xml:space="preserve">(*) </w:t>
+        <w:t>(</w:t>
+      </w:r>
+      <w:proofErr w:type="gramEnd"/>
+      <w:r>
+        <w:rPr>
+          <w:rFonts w:ascii="Courier New" w:hAnsi="Courier New" w:cs="Courier New"/>
+          <w:sz w:val="20"/>
+          <w:szCs w:val="20"/>
+          <w:lang w:val="en-US"/>
+        </w:rPr>
+        <w:t xml:space="preserve">*) </w:t>
       </w:r>
       <w:r>
         <w:rPr>
@@ -8963,6 +9172,7 @@
           <w:lang w:val="en-US"/>
         </w:rPr>
       </w:pPr>
+      <w:proofErr w:type="gramStart"/>
       <w:r>
         <w:rPr>
           <w:rFonts w:ascii="Courier New" w:hAnsi="Courier New" w:cs="Courier New"/>
@@ -8981,7 +9191,17 @@
           <w:szCs w:val="20"/>
           <w:lang w:val="en-US"/>
         </w:rPr>
-        <w:t xml:space="preserve">(amount) </w:t>
+        <w:t>(</w:t>
+      </w:r>
+      <w:proofErr w:type="gramEnd"/>
+      <w:r>
+        <w:rPr>
+          <w:rFonts w:ascii="Courier New" w:hAnsi="Courier New" w:cs="Courier New"/>
+          <w:sz w:val="20"/>
+          <w:szCs w:val="20"/>
+          <w:lang w:val="en-US"/>
+        </w:rPr>
+        <w:t xml:space="preserve">amount) </w:t>
       </w:r>
       <w:r>
         <w:rPr>
@@ -9098,6 +9318,7 @@
           <w:lang w:val="en-US"/>
         </w:rPr>
       </w:pPr>
+      <w:proofErr w:type="gramStart"/>
       <w:r>
         <w:rPr>
           <w:rFonts w:ascii="Courier New" w:hAnsi="Courier New" w:cs="Courier New"/>
@@ -9116,7 +9337,17 @@
           <w:szCs w:val="20"/>
           <w:lang w:val="en-US"/>
         </w:rPr>
-        <w:t xml:space="preserve">(amount) </w:t>
+        <w:t>(</w:t>
+      </w:r>
+      <w:proofErr w:type="gramEnd"/>
+      <w:r>
+        <w:rPr>
+          <w:rFonts w:ascii="Courier New" w:hAnsi="Courier New" w:cs="Courier New"/>
+          <w:sz w:val="20"/>
+          <w:szCs w:val="20"/>
+          <w:lang w:val="en-US"/>
+        </w:rPr>
+        <w:t xml:space="preserve">amount) </w:t>
       </w:r>
       <w:r>
         <w:rPr>
@@ -9215,6 +9446,7 @@
           <w:lang w:val="ru-RU"/>
         </w:rPr>
       </w:pPr>
+      <w:proofErr w:type="gramStart"/>
       <w:r>
         <w:rPr>
           <w:rFonts w:ascii="Courier New" w:hAnsi="Courier New" w:cs="Courier New"/>
@@ -9236,6 +9468,7 @@
         <w:t>(</w:t>
       </w:r>
       <w:proofErr w:type="spellStart"/>
+      <w:proofErr w:type="gramEnd"/>
       <w:r>
         <w:rPr>
           <w:rFonts w:ascii="Courier New" w:hAnsi="Courier New" w:cs="Courier New"/>
@@ -9307,6 +9540,7 @@
           <w:lang w:val="ru-RU"/>
         </w:rPr>
       </w:pPr>
+      <w:proofErr w:type="gramStart"/>
       <w:r>
         <w:rPr>
           <w:rFonts w:ascii="Courier New" w:hAnsi="Courier New" w:cs="Courier New"/>
@@ -9328,6 +9562,7 @@
         <w:t>(</w:t>
       </w:r>
       <w:proofErr w:type="spellStart"/>
+      <w:proofErr w:type="gramEnd"/>
       <w:r>
         <w:rPr>
           <w:rFonts w:ascii="Courier New" w:hAnsi="Courier New" w:cs="Courier New"/>
@@ -9408,16 +9643,38 @@
           <w:szCs w:val="20"/>
           <w:lang w:val="en-US"/>
         </w:rPr>
-        <w:t>PERCENTILE_CONT</w:t>
-      </w:r>
-      <w:r>
-        <w:rPr>
-          <w:rFonts w:ascii="Courier New" w:hAnsi="Courier New" w:cs="Courier New"/>
-          <w:sz w:val="20"/>
-          <w:szCs w:val="20"/>
-          <w:lang w:val="en-US"/>
-        </w:rPr>
-        <w:t xml:space="preserve">(0.5) </w:t>
+        <w:t>PERCENTILE_</w:t>
+      </w:r>
+      <w:proofErr w:type="gramStart"/>
+      <w:r>
+        <w:rPr>
+          <w:rFonts w:ascii="Courier New" w:hAnsi="Courier New" w:cs="Courier New"/>
+          <w:b/>
+          <w:bCs/>
+          <w:sz w:val="20"/>
+          <w:szCs w:val="20"/>
+          <w:lang w:val="en-US"/>
+        </w:rPr>
+        <w:t>CONT</w:t>
+      </w:r>
+      <w:r>
+        <w:rPr>
+          <w:rFonts w:ascii="Courier New" w:hAnsi="Courier New" w:cs="Courier New"/>
+          <w:sz w:val="20"/>
+          <w:szCs w:val="20"/>
+          <w:lang w:val="en-US"/>
+        </w:rPr>
+        <w:t>(</w:t>
+      </w:r>
+      <w:proofErr w:type="gramEnd"/>
+      <w:r>
+        <w:rPr>
+          <w:rFonts w:ascii="Courier New" w:hAnsi="Courier New" w:cs="Courier New"/>
+          <w:sz w:val="20"/>
+          <w:szCs w:val="20"/>
+          <w:lang w:val="en-US"/>
+        </w:rPr>
+        <w:t xml:space="preserve">0.5) </w:t>
       </w:r>
       <w:r>
         <w:rPr>
@@ -9596,6 +9853,7 @@
           <w:lang w:val="ru-RU"/>
         </w:rPr>
       </w:pPr>
+      <w:proofErr w:type="gramStart"/>
       <w:r>
         <w:rPr>
           <w:rFonts w:ascii="Courier New" w:hAnsi="Courier New" w:cs="Courier New"/>
@@ -9618,6 +9876,7 @@
         <w:t>(</w:t>
       </w:r>
       <w:proofErr w:type="spellStart"/>
+      <w:proofErr w:type="gramEnd"/>
       <w:r>
         <w:rPr>
           <w:rFonts w:ascii="Courier New" w:hAnsi="Courier New" w:cs="Courier New"/>
@@ -9710,6 +9969,7 @@
         <w:t xml:space="preserve"> </w:t>
       </w:r>
       <w:proofErr w:type="spellStart"/>
+      <w:proofErr w:type="gramStart"/>
       <w:r>
         <w:rPr>
           <w:rFonts w:ascii="Courier New" w:hAnsi="Courier New" w:cs="Courier New"/>
@@ -9720,6 +9980,7 @@
         <w:t>fantasy.events</w:t>
       </w:r>
       <w:proofErr w:type="spellEnd"/>
+      <w:proofErr w:type="gramEnd"/>
       <w:r>
         <w:rPr>
           <w:rFonts w:ascii="Courier New" w:hAnsi="Courier New" w:cs="Courier New"/>
@@ -9815,6 +10076,7 @@
         </w:rPr>
         <w:t xml:space="preserve"> </w:t>
       </w:r>
+      <w:proofErr w:type="gramStart"/>
       <w:r>
         <w:rPr>
           <w:rFonts w:ascii="Courier New" w:hAnsi="Courier New" w:cs="Courier New"/>
@@ -9833,7 +10095,17 @@
           <w:szCs w:val="20"/>
           <w:lang w:val="en-US"/>
         </w:rPr>
-        <w:t xml:space="preserve">(*) </w:t>
+        <w:t>(</w:t>
+      </w:r>
+      <w:proofErr w:type="gramEnd"/>
+      <w:r>
+        <w:rPr>
+          <w:rFonts w:ascii="Courier New" w:hAnsi="Courier New" w:cs="Courier New"/>
+          <w:sz w:val="20"/>
+          <w:szCs w:val="20"/>
+          <w:lang w:val="en-US"/>
+        </w:rPr>
+        <w:t xml:space="preserve">*) </w:t>
       </w:r>
       <w:r>
         <w:rPr>
@@ -10015,6 +10287,7 @@
         </w:rPr>
         <w:t>ROUND(</w:t>
       </w:r>
+      <w:proofErr w:type="gramStart"/>
       <w:r>
         <w:rPr>
           <w:rFonts w:ascii="Courier New" w:hAnsi="Courier New" w:cs="Courier New"/>
@@ -10033,7 +10306,17 @@
           <w:szCs w:val="20"/>
           <w:lang w:val="en-US"/>
         </w:rPr>
-        <w:t xml:space="preserve">(*) </w:t>
+        <w:t>(</w:t>
+      </w:r>
+      <w:proofErr w:type="gramEnd"/>
+      <w:r>
+        <w:rPr>
+          <w:rFonts w:ascii="Courier New" w:hAnsi="Courier New" w:cs="Courier New"/>
+          <w:sz w:val="20"/>
+          <w:szCs w:val="20"/>
+          <w:lang w:val="en-US"/>
+        </w:rPr>
+        <w:t xml:space="preserve">*) </w:t>
       </w:r>
       <w:r>
         <w:rPr>
@@ -10073,8 +10356,19 @@
           <w:szCs w:val="20"/>
           <w:lang w:val="en-US"/>
         </w:rPr>
-        <w:t xml:space="preserve"> amount = 0)::</w:t>
-      </w:r>
+        <w:t xml:space="preserve"> amount = 0</w:t>
+      </w:r>
+      <w:proofErr w:type="gramStart"/>
+      <w:r>
+        <w:rPr>
+          <w:rFonts w:ascii="Courier New" w:hAnsi="Courier New" w:cs="Courier New"/>
+          <w:sz w:val="20"/>
+          <w:szCs w:val="20"/>
+          <w:lang w:val="en-US"/>
+        </w:rPr>
+        <w:t>)::</w:t>
+      </w:r>
+      <w:proofErr w:type="gramEnd"/>
       <w:r>
         <w:rPr>
           <w:rFonts w:ascii="Courier New" w:hAnsi="Courier New" w:cs="Courier New"/>
@@ -10095,6 +10389,7 @@
         </w:rPr>
         <w:t xml:space="preserve"> / </w:t>
       </w:r>
+      <w:proofErr w:type="gramStart"/>
       <w:r>
         <w:rPr>
           <w:rFonts w:ascii="Courier New" w:hAnsi="Courier New" w:cs="Courier New"/>
@@ -10113,7 +10408,27 @@
           <w:szCs w:val="20"/>
           <w:lang w:val="en-US"/>
         </w:rPr>
-        <w:t xml:space="preserve">(*),6)  </w:t>
+        <w:t>(</w:t>
+      </w:r>
+      <w:proofErr w:type="gramEnd"/>
+      <w:r>
+        <w:rPr>
+          <w:rFonts w:ascii="Courier New" w:hAnsi="Courier New" w:cs="Courier New"/>
+          <w:sz w:val="20"/>
+          <w:szCs w:val="20"/>
+          <w:lang w:val="en-US"/>
+        </w:rPr>
+        <w:t>*),6</w:t>
+      </w:r>
+      <w:proofErr w:type="gramStart"/>
+      <w:r>
+        <w:rPr>
+          <w:rFonts w:ascii="Courier New" w:hAnsi="Courier New" w:cs="Courier New"/>
+          <w:sz w:val="20"/>
+          <w:szCs w:val="20"/>
+          <w:lang w:val="en-US"/>
+        </w:rPr>
+        <w:t xml:space="preserve">)  </w:t>
       </w:r>
       <w:r>
         <w:rPr>
@@ -10126,6 +10441,7 @@
         </w:rPr>
         <w:t>AS</w:t>
       </w:r>
+      <w:proofErr w:type="gramEnd"/>
       <w:r>
         <w:rPr>
           <w:rFonts w:ascii="Courier New" w:hAnsi="Courier New" w:cs="Courier New"/>
@@ -10325,6 +10641,7 @@
         <w:t xml:space="preserve"> </w:t>
       </w:r>
       <w:proofErr w:type="spellStart"/>
+      <w:proofErr w:type="gramStart"/>
       <w:r>
         <w:rPr>
           <w:rFonts w:ascii="Courier New" w:hAnsi="Courier New" w:cs="Courier New"/>
@@ -10335,6 +10652,7 @@
         <w:t>fantasy.events</w:t>
       </w:r>
       <w:proofErr w:type="spellEnd"/>
+      <w:proofErr w:type="gramEnd"/>
       <w:r>
         <w:rPr>
           <w:rFonts w:ascii="Courier New" w:hAnsi="Courier New" w:cs="Courier New"/>
@@ -10513,6 +10831,7 @@
         <w:t xml:space="preserve">.id, </w:t>
       </w:r>
       <w:proofErr w:type="spellStart"/>
+      <w:proofErr w:type="gramStart"/>
       <w:r>
         <w:rPr>
           <w:rFonts w:ascii="Courier New" w:hAnsi="Courier New" w:cs="Courier New"/>
@@ -10531,7 +10850,17 @@
           <w:szCs w:val="20"/>
           <w:lang w:val="en-US"/>
         </w:rPr>
-        <w:t>.item_code</w:t>
+        <w:t>.item</w:t>
+      </w:r>
+      <w:proofErr w:type="gramEnd"/>
+      <w:r>
+        <w:rPr>
+          <w:rFonts w:ascii="Courier New" w:hAnsi="Courier New" w:cs="Courier New"/>
+          <w:sz w:val="20"/>
+          <w:szCs w:val="20"/>
+          <w:lang w:val="en-US"/>
+        </w:rPr>
+        <w:t>_code</w:t>
       </w:r>
       <w:proofErr w:type="spellEnd"/>
     </w:p>
@@ -10565,6 +10894,7 @@
         <w:t xml:space="preserve"> </w:t>
       </w:r>
       <w:proofErr w:type="spellStart"/>
+      <w:proofErr w:type="gramStart"/>
       <w:r>
         <w:rPr>
           <w:rFonts w:ascii="Courier New" w:hAnsi="Courier New" w:cs="Courier New"/>
@@ -10575,6 +10905,7 @@
         <w:t>fantasy.events</w:t>
       </w:r>
       <w:proofErr w:type="spellEnd"/>
+      <w:proofErr w:type="gramEnd"/>
       <w:r>
         <w:rPr>
           <w:rFonts w:ascii="Courier New" w:hAnsi="Courier New" w:cs="Courier New"/>
@@ -10646,6 +10977,7 @@
         <w:t xml:space="preserve"> </w:t>
       </w:r>
       <w:proofErr w:type="spellStart"/>
+      <w:proofErr w:type="gramStart"/>
       <w:r>
         <w:rPr>
           <w:rFonts w:ascii="Courier New" w:hAnsi="Courier New" w:cs="Courier New"/>
@@ -10667,6 +10999,7 @@
         <w:t>.amount</w:t>
       </w:r>
       <w:proofErr w:type="spellEnd"/>
+      <w:proofErr w:type="gramEnd"/>
       <w:r>
         <w:rPr>
           <w:rFonts w:ascii="Courier New" w:hAnsi="Courier New" w:cs="Courier New"/>
@@ -10793,6 +11126,7 @@
         </w:rPr>
         <w:t xml:space="preserve"> </w:t>
       </w:r>
+      <w:proofErr w:type="gramStart"/>
       <w:r>
         <w:rPr>
           <w:rFonts w:ascii="Courier New" w:hAnsi="Courier New" w:cs="Courier New"/>
@@ -10811,7 +11145,17 @@
           <w:szCs w:val="20"/>
           <w:lang w:val="en-US"/>
         </w:rPr>
-        <w:t xml:space="preserve">(*) </w:t>
+        <w:t>(</w:t>
+      </w:r>
+      <w:proofErr w:type="gramEnd"/>
+      <w:r>
+        <w:rPr>
+          <w:rFonts w:ascii="Courier New" w:hAnsi="Courier New" w:cs="Courier New"/>
+          <w:sz w:val="20"/>
+          <w:szCs w:val="20"/>
+          <w:lang w:val="en-US"/>
+        </w:rPr>
+        <w:t xml:space="preserve">*) </w:t>
       </w:r>
       <w:r>
         <w:rPr>
@@ -10865,6 +11209,7 @@
           <w:lang w:val="ru-RU"/>
         </w:rPr>
       </w:pPr>
+      <w:proofErr w:type="gramStart"/>
       <w:r>
         <w:rPr>
           <w:rFonts w:ascii="Courier New" w:hAnsi="Courier New" w:cs="Courier New"/>
@@ -10905,7 +11250,17 @@
           <w:szCs w:val="20"/>
           <w:lang w:val="ru-RU"/>
         </w:rPr>
-        <w:t>), -- Считаем общее кол-во продаж, исключив нулевые</w:t>
+        <w:t xml:space="preserve">), -- </w:t>
+      </w:r>
+      <w:proofErr w:type="gramEnd"/>
+      <w:r>
+        <w:rPr>
+          <w:rFonts w:ascii="Courier New" w:hAnsi="Courier New" w:cs="Courier New"/>
+          <w:sz w:val="20"/>
+          <w:szCs w:val="20"/>
+          <w:lang w:val="ru-RU"/>
+        </w:rPr>
+        <w:t>Считаем общее кол-во продаж, исключив нулевые</w:t>
       </w:r>
     </w:p>
     <w:p>
@@ -10979,6 +11334,7 @@
         </w:rPr>
         <w:t xml:space="preserve"> </w:t>
       </w:r>
+      <w:proofErr w:type="gramStart"/>
       <w:r>
         <w:rPr>
           <w:rFonts w:ascii="Courier New" w:hAnsi="Courier New" w:cs="Courier New"/>
@@ -10999,6 +11355,7 @@
         </w:rPr>
         <w:t>(</w:t>
       </w:r>
+      <w:proofErr w:type="gramEnd"/>
       <w:r>
         <w:rPr>
           <w:rFonts w:ascii="Courier New" w:hAnsi="Courier New" w:cs="Courier New"/>
@@ -11226,6 +11583,7 @@
           <w:lang w:val="ru-RU"/>
         </w:rPr>
       </w:pPr>
+      <w:proofErr w:type="gramStart"/>
       <w:r>
         <w:rPr>
           <w:rFonts w:ascii="Courier New" w:hAnsi="Courier New" w:cs="Courier New"/>
@@ -11244,7 +11602,17 @@
           <w:szCs w:val="20"/>
           <w:lang w:val="ru-RU"/>
         </w:rPr>
-        <w:t xml:space="preserve">(*) </w:t>
+        <w:t>(</w:t>
+      </w:r>
+      <w:proofErr w:type="gramEnd"/>
+      <w:r>
+        <w:rPr>
+          <w:rFonts w:ascii="Courier New" w:hAnsi="Courier New" w:cs="Courier New"/>
+          <w:sz w:val="20"/>
+          <w:szCs w:val="20"/>
+          <w:lang w:val="ru-RU"/>
+        </w:rPr>
+        <w:t xml:space="preserve">*) </w:t>
       </w:r>
       <w:r>
         <w:rPr>
@@ -11298,6 +11666,7 @@
           <w:lang w:val="en-US"/>
         </w:rPr>
       </w:pPr>
+      <w:proofErr w:type="gramStart"/>
       <w:r>
         <w:rPr>
           <w:rFonts w:ascii="Courier New" w:hAnsi="Courier New" w:cs="Courier New"/>
@@ -11336,8 +11705,29 @@
           <w:szCs w:val="20"/>
           <w:lang w:val="en-US"/>
         </w:rPr>
-        <w:t>(*)::</w:t>
-      </w:r>
+        <w:t>(</w:t>
+      </w:r>
+      <w:proofErr w:type="gramEnd"/>
+      <w:r>
+        <w:rPr>
+          <w:rFonts w:ascii="Courier New" w:hAnsi="Courier New" w:cs="Courier New"/>
+          <w:sz w:val="20"/>
+          <w:szCs w:val="20"/>
+          <w:lang w:val="en-US"/>
+        </w:rPr>
+        <w:t>*</w:t>
+      </w:r>
+      <w:proofErr w:type="gramStart"/>
+      <w:r>
+        <w:rPr>
+          <w:rFonts w:ascii="Courier New" w:hAnsi="Courier New" w:cs="Courier New"/>
+          <w:sz w:val="20"/>
+          <w:szCs w:val="20"/>
+          <w:lang w:val="en-US"/>
+        </w:rPr>
+        <w:t>)::</w:t>
+      </w:r>
+      <w:proofErr w:type="gramEnd"/>
       <w:r>
         <w:rPr>
           <w:rFonts w:ascii="Courier New" w:hAnsi="Courier New" w:cs="Courier New"/>
@@ -11515,6 +11905,7 @@
           <w:lang w:val="en-US"/>
         </w:rPr>
       </w:pPr>
+      <w:proofErr w:type="gramStart"/>
       <w:r>
         <w:rPr>
           <w:rFonts w:ascii="Courier New" w:hAnsi="Courier New" w:cs="Courier New"/>
@@ -11555,6 +11946,7 @@
         </w:rPr>
         <w:t>(</w:t>
       </w:r>
+      <w:proofErr w:type="gramEnd"/>
       <w:r>
         <w:rPr>
           <w:rFonts w:ascii="Courier New" w:hAnsi="Courier New" w:cs="Courier New"/>
@@ -11593,8 +11985,19 @@
           <w:szCs w:val="20"/>
           <w:lang w:val="en-US"/>
         </w:rPr>
-        <w:t>.id)::</w:t>
-      </w:r>
+        <w:t>.id</w:t>
+      </w:r>
+      <w:proofErr w:type="gramStart"/>
+      <w:r>
+        <w:rPr>
+          <w:rFonts w:ascii="Courier New" w:hAnsi="Courier New" w:cs="Courier New"/>
+          <w:sz w:val="20"/>
+          <w:szCs w:val="20"/>
+          <w:lang w:val="en-US"/>
+        </w:rPr>
+        <w:t>)::</w:t>
+      </w:r>
+      <w:proofErr w:type="gramEnd"/>
       <w:r>
         <w:rPr>
           <w:rFonts w:ascii="Courier New" w:hAnsi="Courier New" w:cs="Courier New"/>
@@ -12051,6 +12454,7 @@
         <w:t xml:space="preserve"> </w:t>
       </w:r>
       <w:proofErr w:type="spellStart"/>
+      <w:proofErr w:type="gramStart"/>
       <w:r>
         <w:rPr>
           <w:rFonts w:ascii="Courier New" w:hAnsi="Courier New" w:cs="Courier New"/>
@@ -12061,6 +12465,7 @@
         <w:t>fantasy.items</w:t>
       </w:r>
       <w:proofErr w:type="spellEnd"/>
+      <w:proofErr w:type="gramEnd"/>
       <w:r>
         <w:rPr>
           <w:rFonts w:ascii="Courier New" w:hAnsi="Courier New" w:cs="Courier New"/>
@@ -12134,6 +12539,7 @@
         <w:t xml:space="preserve"> </w:t>
       </w:r>
       <w:proofErr w:type="spellStart"/>
+      <w:proofErr w:type="gramStart"/>
       <w:r>
         <w:rPr>
           <w:rFonts w:ascii="Courier New" w:hAnsi="Courier New" w:cs="Courier New"/>
@@ -12152,7 +12558,17 @@
           <w:szCs w:val="20"/>
           <w:lang w:val="en-US"/>
         </w:rPr>
-        <w:t>.item_code</w:t>
+        <w:t>.item</w:t>
+      </w:r>
+      <w:proofErr w:type="gramEnd"/>
+      <w:r>
+        <w:rPr>
+          <w:rFonts w:ascii="Courier New" w:hAnsi="Courier New" w:cs="Courier New"/>
+          <w:sz w:val="20"/>
+          <w:szCs w:val="20"/>
+          <w:lang w:val="en-US"/>
+        </w:rPr>
+        <w:t>_code</w:t>
       </w:r>
       <w:proofErr w:type="spellEnd"/>
       <w:r>
@@ -12165,6 +12581,7 @@
         <w:t xml:space="preserve"> = </w:t>
       </w:r>
       <w:proofErr w:type="spellStart"/>
+      <w:proofErr w:type="gramStart"/>
       <w:r>
         <w:rPr>
           <w:rFonts w:ascii="Courier New" w:hAnsi="Courier New" w:cs="Courier New"/>
@@ -12183,7 +12600,17 @@
           <w:szCs w:val="20"/>
           <w:lang w:val="en-US"/>
         </w:rPr>
-        <w:t>.item_code</w:t>
+        <w:t>.item</w:t>
+      </w:r>
+      <w:proofErr w:type="gramEnd"/>
+      <w:r>
+        <w:rPr>
+          <w:rFonts w:ascii="Courier New" w:hAnsi="Courier New" w:cs="Courier New"/>
+          <w:sz w:val="20"/>
+          <w:szCs w:val="20"/>
+          <w:lang w:val="en-US"/>
+        </w:rPr>
+        <w:t>_code</w:t>
       </w:r>
       <w:proofErr w:type="spellEnd"/>
     </w:p>
@@ -12505,6 +12932,7 @@
         <w:t xml:space="preserve"> </w:t>
       </w:r>
       <w:proofErr w:type="spellStart"/>
+      <w:proofErr w:type="gramStart"/>
       <w:r>
         <w:rPr>
           <w:rFonts w:ascii="Courier New" w:hAnsi="Courier New" w:cs="Courier New"/>
@@ -12523,7 +12951,17 @@
           <w:szCs w:val="20"/>
           <w:lang w:val="en-US"/>
         </w:rPr>
-        <w:t>.game_items</w:t>
+        <w:t>.game</w:t>
+      </w:r>
+      <w:proofErr w:type="gramEnd"/>
+      <w:r>
+        <w:rPr>
+          <w:rFonts w:ascii="Courier New" w:hAnsi="Courier New" w:cs="Courier New"/>
+          <w:sz w:val="20"/>
+          <w:szCs w:val="20"/>
+          <w:lang w:val="en-US"/>
+        </w:rPr>
+        <w:t>_items</w:t>
       </w:r>
       <w:proofErr w:type="spellEnd"/>
       <w:r>
@@ -12536,6 +12974,7 @@
         <w:t xml:space="preserve">, </w:t>
       </w:r>
       <w:proofErr w:type="spellStart"/>
+      <w:proofErr w:type="gramStart"/>
       <w:r>
         <w:rPr>
           <w:rFonts w:ascii="Courier New" w:hAnsi="Courier New" w:cs="Courier New"/>
@@ -12554,7 +12993,17 @@
           <w:szCs w:val="20"/>
           <w:lang w:val="en-US"/>
         </w:rPr>
-        <w:t>.item_code</w:t>
+        <w:t>.item</w:t>
+      </w:r>
+      <w:proofErr w:type="gramEnd"/>
+      <w:r>
+        <w:rPr>
+          <w:rFonts w:ascii="Courier New" w:hAnsi="Courier New" w:cs="Courier New"/>
+          <w:sz w:val="20"/>
+          <w:szCs w:val="20"/>
+          <w:lang w:val="en-US"/>
+        </w:rPr>
+        <w:t>_code</w:t>
       </w:r>
       <w:proofErr w:type="spellEnd"/>
       <w:r>
@@ -12567,6 +13016,7 @@
         <w:t xml:space="preserve">, </w:t>
       </w:r>
       <w:proofErr w:type="spellStart"/>
+      <w:proofErr w:type="gramStart"/>
       <w:r>
         <w:rPr>
           <w:rFonts w:ascii="Courier New" w:hAnsi="Courier New" w:cs="Courier New"/>
@@ -12596,19 +13046,9 @@
           <w:szCs w:val="20"/>
           <w:lang w:val="en-US"/>
         </w:rPr>
-        <w:t>total_count</w:t>
-      </w:r>
-      <w:proofErr w:type="spellEnd"/>
-      <w:r>
-        <w:rPr>
-          <w:rFonts w:ascii="Courier New" w:hAnsi="Courier New" w:cs="Courier New"/>
-          <w:sz w:val="20"/>
-          <w:szCs w:val="20"/>
-          <w:lang w:val="en-US"/>
-        </w:rPr>
-        <w:t xml:space="preserve">, </w:t>
-      </w:r>
-      <w:proofErr w:type="spellStart"/>
+        <w:t>total</w:t>
+      </w:r>
+      <w:proofErr w:type="gramEnd"/>
       <w:r>
         <w:rPr>
           <w:rFonts w:ascii="Courier New" w:hAnsi="Courier New" w:cs="Courier New"/>
@@ -12618,17 +13058,20 @@
           <w:szCs w:val="20"/>
           <w:lang w:val="en-US"/>
         </w:rPr>
-        <w:t>tb</w:t>
-      </w:r>
-      <w:r>
-        <w:rPr>
-          <w:rFonts w:ascii="Courier New" w:hAnsi="Courier New" w:cs="Courier New"/>
-          <w:sz w:val="20"/>
-          <w:szCs w:val="20"/>
-          <w:lang w:val="en-US"/>
-        </w:rPr>
-        <w:t>.</w:t>
-      </w:r>
+        <w:t>_count</w:t>
+      </w:r>
+      <w:proofErr w:type="spellEnd"/>
+      <w:r>
+        <w:rPr>
+          <w:rFonts w:ascii="Courier New" w:hAnsi="Courier New" w:cs="Courier New"/>
+          <w:sz w:val="20"/>
+          <w:szCs w:val="20"/>
+          <w:lang w:val="en-US"/>
+        </w:rPr>
+        <w:t xml:space="preserve">, </w:t>
+      </w:r>
+      <w:proofErr w:type="spellStart"/>
+      <w:proofErr w:type="gramStart"/>
       <w:r>
         <w:rPr>
           <w:rFonts w:ascii="Courier New" w:hAnsi="Courier New" w:cs="Courier New"/>
@@ -12638,255 +13081,17 @@
           <w:szCs w:val="20"/>
           <w:lang w:val="en-US"/>
         </w:rPr>
-        <w:t>total_users</w:t>
-      </w:r>
-      <w:proofErr w:type="spellEnd"/>
-    </w:p>
-    <w:p>
-      <w:pPr>
-        <w:rPr>
-          <w:rFonts w:ascii="Courier New" w:hAnsi="Courier New" w:cs="Courier New"/>
-          <w:sz w:val="20"/>
-          <w:szCs w:val="20"/>
-          <w:lang w:val="ru-RU"/>
-        </w:rPr>
-      </w:pPr>
-      <w:r>
-        <w:rPr>
-          <w:rFonts w:ascii="Courier New" w:hAnsi="Courier New" w:cs="Courier New"/>
-          <w:b/>
-          <w:bCs/>
-          <w:sz w:val="20"/>
-          <w:szCs w:val="20"/>
-          <w:lang w:val="ru-RU"/>
-        </w:rPr>
-        <w:t>ORDER</w:t>
-      </w:r>
-      <w:r>
-        <w:rPr>
-          <w:rFonts w:ascii="Courier New" w:hAnsi="Courier New" w:cs="Courier New"/>
-          <w:sz w:val="20"/>
-          <w:szCs w:val="20"/>
-          <w:lang w:val="ru-RU"/>
-        </w:rPr>
-        <w:t xml:space="preserve"> </w:t>
-      </w:r>
-      <w:r>
-        <w:rPr>
-          <w:rFonts w:ascii="Courier New" w:hAnsi="Courier New" w:cs="Courier New"/>
-          <w:b/>
-          <w:bCs/>
-          <w:sz w:val="20"/>
-          <w:szCs w:val="20"/>
-          <w:lang w:val="ru-RU"/>
-        </w:rPr>
-        <w:t>BY</w:t>
-      </w:r>
-      <w:r>
-        <w:rPr>
-          <w:rFonts w:ascii="Courier New" w:hAnsi="Courier New" w:cs="Courier New"/>
-          <w:sz w:val="20"/>
-          <w:szCs w:val="20"/>
-          <w:lang w:val="ru-RU"/>
-        </w:rPr>
-        <w:t xml:space="preserve"> </w:t>
-      </w:r>
-      <w:proofErr w:type="spellStart"/>
-      <w:r>
-        <w:rPr>
-          <w:rFonts w:ascii="Courier New" w:hAnsi="Courier New" w:cs="Courier New"/>
-          <w:sz w:val="20"/>
-          <w:szCs w:val="20"/>
-          <w:lang w:val="ru-RU"/>
-        </w:rPr>
-        <w:t>buyers_share</w:t>
-      </w:r>
-      <w:proofErr w:type="spellEnd"/>
-      <w:r>
-        <w:rPr>
-          <w:rFonts w:ascii="Courier New" w:hAnsi="Courier New" w:cs="Courier New"/>
-          <w:sz w:val="20"/>
-          <w:szCs w:val="20"/>
-          <w:lang w:val="ru-RU"/>
-        </w:rPr>
-        <w:t xml:space="preserve"> </w:t>
-      </w:r>
-      <w:r>
-        <w:rPr>
-          <w:rFonts w:ascii="Courier New" w:hAnsi="Courier New" w:cs="Courier New"/>
-          <w:b/>
-          <w:bCs/>
-          <w:sz w:val="20"/>
-          <w:szCs w:val="20"/>
-          <w:lang w:val="ru-RU"/>
-        </w:rPr>
-        <w:t>DESC</w:t>
-      </w:r>
-      <w:r>
-        <w:rPr>
-          <w:rFonts w:ascii="Courier New" w:hAnsi="Courier New" w:cs="Courier New"/>
-          <w:sz w:val="20"/>
-          <w:szCs w:val="20"/>
-          <w:lang w:val="ru-RU"/>
-        </w:rPr>
-        <w:t xml:space="preserve">; --Сортируем по популярности предмета среди игроков </w:t>
-      </w:r>
-    </w:p>
-    <w:p>
-      <w:pPr>
-        <w:rPr>
-          <w:rFonts w:ascii="Courier New" w:hAnsi="Courier New" w:cs="Courier New"/>
-          <w:sz w:val="20"/>
-          <w:szCs w:val="20"/>
-          <w:lang w:val="ru-RU"/>
-        </w:rPr>
-      </w:pPr>
-    </w:p>
-    <w:p>
-      <w:pPr>
-        <w:rPr>
-          <w:rFonts w:ascii="Courier New" w:hAnsi="Courier New" w:cs="Courier New"/>
-          <w:sz w:val="20"/>
-          <w:szCs w:val="20"/>
-          <w:lang w:val="ru-RU"/>
-        </w:rPr>
-      </w:pPr>
-      <w:r>
-        <w:rPr>
-          <w:rFonts w:ascii="Courier New" w:hAnsi="Courier New" w:cs="Courier New"/>
-          <w:sz w:val="20"/>
-          <w:szCs w:val="20"/>
-          <w:lang w:val="ru-RU"/>
-        </w:rPr>
-        <w:t xml:space="preserve">-- Часть 2. Решение </w:t>
-      </w:r>
-      <w:proofErr w:type="spellStart"/>
-      <w:r>
-        <w:rPr>
-          <w:rFonts w:ascii="Courier New" w:hAnsi="Courier New" w:cs="Courier New"/>
-          <w:sz w:val="20"/>
-          <w:szCs w:val="20"/>
-          <w:lang w:val="ru-RU"/>
-        </w:rPr>
-        <w:t>ad</w:t>
-      </w:r>
-      <w:proofErr w:type="spellEnd"/>
-      <w:r>
-        <w:rPr>
-          <w:rFonts w:ascii="Courier New" w:hAnsi="Courier New" w:cs="Courier New"/>
-          <w:sz w:val="20"/>
-          <w:szCs w:val="20"/>
-          <w:lang w:val="ru-RU"/>
-        </w:rPr>
-        <w:t xml:space="preserve"> </w:t>
-      </w:r>
-      <w:proofErr w:type="spellStart"/>
-      <w:r>
-        <w:rPr>
-          <w:rFonts w:ascii="Courier New" w:hAnsi="Courier New" w:cs="Courier New"/>
-          <w:sz w:val="20"/>
-          <w:szCs w:val="20"/>
-          <w:lang w:val="ru-RU"/>
-        </w:rPr>
-        <w:t>hoc</w:t>
-      </w:r>
-      <w:proofErr w:type="spellEnd"/>
-      <w:r>
-        <w:rPr>
-          <w:rFonts w:ascii="Courier New" w:hAnsi="Courier New" w:cs="Courier New"/>
-          <w:sz w:val="20"/>
-          <w:szCs w:val="20"/>
-          <w:lang w:val="ru-RU"/>
-        </w:rPr>
-        <w:t>-задачи</w:t>
-      </w:r>
-    </w:p>
-    <w:p>
-      <w:pPr>
-        <w:rPr>
-          <w:rFonts w:ascii="Courier New" w:hAnsi="Courier New" w:cs="Courier New"/>
-          <w:sz w:val="20"/>
-          <w:szCs w:val="20"/>
-          <w:lang w:val="ru-RU"/>
-        </w:rPr>
-      </w:pPr>
-      <w:r>
-        <w:rPr>
-          <w:rFonts w:ascii="Courier New" w:hAnsi="Courier New" w:cs="Courier New"/>
-          <w:sz w:val="20"/>
-          <w:szCs w:val="20"/>
-          <w:lang w:val="ru-RU"/>
-        </w:rPr>
-        <w:t>-- Задача: Зависимость активности игроков от расы персонажа:</w:t>
-      </w:r>
-    </w:p>
-    <w:p>
-      <w:pPr>
-        <w:rPr>
-          <w:rFonts w:ascii="Courier New" w:hAnsi="Courier New" w:cs="Courier New"/>
-          <w:sz w:val="20"/>
-          <w:szCs w:val="20"/>
-          <w:lang w:val="en-US"/>
-        </w:rPr>
-      </w:pPr>
-      <w:r>
-        <w:rPr>
-          <w:rFonts w:ascii="Courier New" w:hAnsi="Courier New" w:cs="Courier New"/>
-          <w:sz w:val="20"/>
-          <w:szCs w:val="20"/>
-          <w:lang w:val="en-US"/>
-        </w:rPr>
-        <w:t xml:space="preserve">-- </w:t>
-      </w:r>
-      <w:r>
-        <w:rPr>
-          <w:rFonts w:ascii="Courier New" w:hAnsi="Courier New" w:cs="Courier New"/>
-          <w:sz w:val="20"/>
-          <w:szCs w:val="20"/>
-          <w:lang w:val="ru-RU"/>
-        </w:rPr>
-        <w:t>ЗАПРОС</w:t>
-      </w:r>
-      <w:r>
-        <w:rPr>
-          <w:rFonts w:ascii="Courier New" w:hAnsi="Courier New" w:cs="Courier New"/>
-          <w:sz w:val="20"/>
-          <w:szCs w:val="20"/>
-          <w:lang w:val="en-US"/>
-        </w:rPr>
-        <w:t xml:space="preserve"> 2.4</w:t>
-      </w:r>
-    </w:p>
-    <w:p>
-      <w:pPr>
-        <w:rPr>
-          <w:rFonts w:ascii="Courier New" w:hAnsi="Courier New" w:cs="Courier New"/>
-          <w:sz w:val="20"/>
-          <w:szCs w:val="20"/>
-          <w:lang w:val="en-US"/>
-        </w:rPr>
-      </w:pPr>
-      <w:r>
-        <w:rPr>
-          <w:rFonts w:ascii="Courier New" w:hAnsi="Courier New" w:cs="Courier New"/>
-          <w:b/>
-          <w:bCs/>
-          <w:sz w:val="20"/>
-          <w:szCs w:val="20"/>
-          <w:lang w:val="en-US"/>
-        </w:rPr>
-        <w:t>WITH</w:t>
-      </w:r>
-      <w:r>
-        <w:rPr>
-          <w:rFonts w:ascii="Courier New" w:hAnsi="Courier New" w:cs="Courier New"/>
-          <w:sz w:val="20"/>
-          <w:szCs w:val="20"/>
-          <w:lang w:val="en-US"/>
-        </w:rPr>
-        <w:t xml:space="preserve"> </w:t>
-      </w:r>
-      <w:proofErr w:type="spellStart"/>
+        <w:t>tb</w:t>
+      </w:r>
+      <w:r>
+        <w:rPr>
+          <w:rFonts w:ascii="Courier New" w:hAnsi="Courier New" w:cs="Courier New"/>
+          <w:sz w:val="20"/>
+          <w:szCs w:val="20"/>
+          <w:lang w:val="en-US"/>
+        </w:rPr>
+        <w:t>.</w:t>
+      </w:r>
       <w:r>
         <w:rPr>
           <w:rFonts w:ascii="Courier New" w:hAnsi="Courier New" w:cs="Courier New"/>
@@ -12896,140 +13101,9 @@
           <w:szCs w:val="20"/>
           <w:lang w:val="en-US"/>
         </w:rPr>
-        <w:t>filtered_events</w:t>
-      </w:r>
-      <w:proofErr w:type="spellEnd"/>
-      <w:r>
-        <w:rPr>
-          <w:rFonts w:ascii="Courier New" w:hAnsi="Courier New" w:cs="Courier New"/>
-          <w:sz w:val="20"/>
-          <w:szCs w:val="20"/>
-          <w:lang w:val="en-US"/>
-        </w:rPr>
-        <w:t xml:space="preserve"> </w:t>
-      </w:r>
-      <w:r>
-        <w:rPr>
-          <w:rFonts w:ascii="Courier New" w:hAnsi="Courier New" w:cs="Courier New"/>
-          <w:b/>
-          <w:bCs/>
-          <w:sz w:val="20"/>
-          <w:szCs w:val="20"/>
-          <w:lang w:val="en-US"/>
-        </w:rPr>
-        <w:t>AS</w:t>
-      </w:r>
-      <w:r>
-        <w:rPr>
-          <w:rFonts w:ascii="Courier New" w:hAnsi="Courier New" w:cs="Courier New"/>
-          <w:sz w:val="20"/>
-          <w:szCs w:val="20"/>
-          <w:lang w:val="en-US"/>
-        </w:rPr>
-        <w:t xml:space="preserve"> (</w:t>
-      </w:r>
-      <w:r>
-        <w:rPr>
-          <w:rFonts w:ascii="Courier New" w:hAnsi="Courier New" w:cs="Courier New"/>
-          <w:b/>
-          <w:bCs/>
-          <w:sz w:val="20"/>
-          <w:szCs w:val="20"/>
-          <w:lang w:val="en-US"/>
-        </w:rPr>
-        <w:t>SELECT</w:t>
-      </w:r>
-      <w:r>
-        <w:rPr>
-          <w:rFonts w:ascii="Courier New" w:hAnsi="Courier New" w:cs="Courier New"/>
-          <w:sz w:val="20"/>
-          <w:szCs w:val="20"/>
-          <w:lang w:val="en-US"/>
-        </w:rPr>
-        <w:t xml:space="preserve"> id, amount</w:t>
-      </w:r>
-    </w:p>
-    <w:p>
-      <w:pPr>
-        <w:rPr>
-          <w:rFonts w:ascii="Courier New" w:hAnsi="Courier New" w:cs="Courier New"/>
-          <w:sz w:val="20"/>
-          <w:szCs w:val="20"/>
-          <w:lang w:val="en-US"/>
-        </w:rPr>
-      </w:pPr>
-      <w:r>
-        <w:rPr>
-          <w:rFonts w:ascii="Courier New" w:hAnsi="Courier New" w:cs="Courier New"/>
-          <w:b/>
-          <w:bCs/>
-          <w:sz w:val="20"/>
-          <w:szCs w:val="20"/>
-          <w:lang w:val="en-US"/>
-        </w:rPr>
-        <w:t>FROM</w:t>
-      </w:r>
-      <w:r>
-        <w:rPr>
-          <w:rFonts w:ascii="Courier New" w:hAnsi="Courier New" w:cs="Courier New"/>
-          <w:sz w:val="20"/>
-          <w:szCs w:val="20"/>
-          <w:lang w:val="en-US"/>
-        </w:rPr>
-        <w:t xml:space="preserve"> </w:t>
-      </w:r>
-      <w:proofErr w:type="spellStart"/>
-      <w:r>
-        <w:rPr>
-          <w:rFonts w:ascii="Courier New" w:hAnsi="Courier New" w:cs="Courier New"/>
-          <w:sz w:val="20"/>
-          <w:szCs w:val="20"/>
-          <w:lang w:val="en-US"/>
-        </w:rPr>
-        <w:t>fantasy.events</w:t>
-      </w:r>
-      <w:proofErr w:type="spellEnd"/>
-    </w:p>
-    <w:p>
-      <w:pPr>
-        <w:rPr>
-          <w:rFonts w:ascii="Courier New" w:hAnsi="Courier New" w:cs="Courier New"/>
-          <w:sz w:val="20"/>
-          <w:szCs w:val="20"/>
-          <w:lang w:val="en-US"/>
-        </w:rPr>
-      </w:pPr>
-      <w:r>
-        <w:rPr>
-          <w:rFonts w:ascii="Courier New" w:hAnsi="Courier New" w:cs="Courier New"/>
-          <w:b/>
-          <w:bCs/>
-          <w:sz w:val="20"/>
-          <w:szCs w:val="20"/>
-          <w:lang w:val="en-US"/>
-        </w:rPr>
-        <w:t>WHERE</w:t>
-      </w:r>
-      <w:r>
-        <w:rPr>
-          <w:rFonts w:ascii="Courier New" w:hAnsi="Courier New" w:cs="Courier New"/>
-          <w:sz w:val="20"/>
-          <w:szCs w:val="20"/>
-          <w:lang w:val="en-US"/>
-        </w:rPr>
-        <w:t xml:space="preserve"> amount &gt; 0),</w:t>
-      </w:r>
-    </w:p>
-    <w:p>
-      <w:pPr>
-        <w:rPr>
-          <w:rFonts w:ascii="Courier New" w:hAnsi="Courier New" w:cs="Courier New"/>
-          <w:sz w:val="20"/>
-          <w:szCs w:val="20"/>
-          <w:lang w:val="en-US"/>
-        </w:rPr>
-      </w:pPr>
-      <w:proofErr w:type="spellStart"/>
+        <w:t>total</w:t>
+      </w:r>
+      <w:proofErr w:type="gramEnd"/>
       <w:r>
         <w:rPr>
           <w:rFonts w:ascii="Courier New" w:hAnsi="Courier New" w:cs="Courier New"/>
@@ -13039,58 +13113,244 @@
           <w:szCs w:val="20"/>
           <w:lang w:val="en-US"/>
         </w:rPr>
-        <w:t>user_stats</w:t>
+        <w:t>_users</w:t>
       </w:r>
       <w:proofErr w:type="spellEnd"/>
-      <w:r>
-        <w:rPr>
-          <w:rFonts w:ascii="Courier New" w:hAnsi="Courier New" w:cs="Courier New"/>
-          <w:sz w:val="20"/>
-          <w:szCs w:val="20"/>
-          <w:lang w:val="en-US"/>
-        </w:rPr>
-        <w:t xml:space="preserve"> </w:t>
-      </w:r>
-      <w:r>
-        <w:rPr>
-          <w:rFonts w:ascii="Courier New" w:hAnsi="Courier New" w:cs="Courier New"/>
-          <w:b/>
-          <w:bCs/>
-          <w:sz w:val="20"/>
-          <w:szCs w:val="20"/>
-          <w:lang w:val="en-US"/>
-        </w:rPr>
-        <w:t>AS</w:t>
-      </w:r>
-      <w:r>
-        <w:rPr>
-          <w:rFonts w:ascii="Courier New" w:hAnsi="Courier New" w:cs="Courier New"/>
-          <w:sz w:val="20"/>
-          <w:szCs w:val="20"/>
-          <w:lang w:val="en-US"/>
-        </w:rPr>
-        <w:t xml:space="preserve"> (</w:t>
-      </w:r>
-    </w:p>
-    <w:p>
-      <w:pPr>
-        <w:rPr>
-          <w:rFonts w:ascii="Courier New" w:hAnsi="Courier New" w:cs="Courier New"/>
-          <w:sz w:val="20"/>
-          <w:szCs w:val="20"/>
-          <w:lang w:val="en-US"/>
-        </w:rPr>
-      </w:pPr>
-      <w:r>
-        <w:rPr>
-          <w:rFonts w:ascii="Courier New" w:hAnsi="Courier New" w:cs="Courier New"/>
-          <w:b/>
-          <w:bCs/>
-          <w:sz w:val="20"/>
-          <w:szCs w:val="20"/>
-          <w:lang w:val="en-US"/>
-        </w:rPr>
-        <w:t>SELECT</w:t>
+    </w:p>
+    <w:p>
+      <w:pPr>
+        <w:rPr>
+          <w:rFonts w:ascii="Courier New" w:hAnsi="Courier New" w:cs="Courier New"/>
+          <w:sz w:val="20"/>
+          <w:szCs w:val="20"/>
+          <w:lang w:val="ru-RU"/>
+        </w:rPr>
+      </w:pPr>
+      <w:r>
+        <w:rPr>
+          <w:rFonts w:ascii="Courier New" w:hAnsi="Courier New" w:cs="Courier New"/>
+          <w:b/>
+          <w:bCs/>
+          <w:sz w:val="20"/>
+          <w:szCs w:val="20"/>
+          <w:lang w:val="ru-RU"/>
+        </w:rPr>
+        <w:t>ORDER</w:t>
+      </w:r>
+      <w:r>
+        <w:rPr>
+          <w:rFonts w:ascii="Courier New" w:hAnsi="Courier New" w:cs="Courier New"/>
+          <w:sz w:val="20"/>
+          <w:szCs w:val="20"/>
+          <w:lang w:val="ru-RU"/>
+        </w:rPr>
+        <w:t xml:space="preserve"> </w:t>
+      </w:r>
+      <w:r>
+        <w:rPr>
+          <w:rFonts w:ascii="Courier New" w:hAnsi="Courier New" w:cs="Courier New"/>
+          <w:b/>
+          <w:bCs/>
+          <w:sz w:val="20"/>
+          <w:szCs w:val="20"/>
+          <w:lang w:val="ru-RU"/>
+        </w:rPr>
+        <w:t>BY</w:t>
+      </w:r>
+      <w:r>
+        <w:rPr>
+          <w:rFonts w:ascii="Courier New" w:hAnsi="Courier New" w:cs="Courier New"/>
+          <w:sz w:val="20"/>
+          <w:szCs w:val="20"/>
+          <w:lang w:val="ru-RU"/>
+        </w:rPr>
+        <w:t xml:space="preserve"> </w:t>
+      </w:r>
+      <w:proofErr w:type="spellStart"/>
+      <w:r>
+        <w:rPr>
+          <w:rFonts w:ascii="Courier New" w:hAnsi="Courier New" w:cs="Courier New"/>
+          <w:sz w:val="20"/>
+          <w:szCs w:val="20"/>
+          <w:lang w:val="ru-RU"/>
+        </w:rPr>
+        <w:t>buyers_share</w:t>
+      </w:r>
+      <w:proofErr w:type="spellEnd"/>
+      <w:r>
+        <w:rPr>
+          <w:rFonts w:ascii="Courier New" w:hAnsi="Courier New" w:cs="Courier New"/>
+          <w:sz w:val="20"/>
+          <w:szCs w:val="20"/>
+          <w:lang w:val="ru-RU"/>
+        </w:rPr>
+        <w:t xml:space="preserve"> </w:t>
+      </w:r>
+      <w:r>
+        <w:rPr>
+          <w:rFonts w:ascii="Courier New" w:hAnsi="Courier New" w:cs="Courier New"/>
+          <w:b/>
+          <w:bCs/>
+          <w:sz w:val="20"/>
+          <w:szCs w:val="20"/>
+          <w:lang w:val="ru-RU"/>
+        </w:rPr>
+        <w:t>DESC</w:t>
+      </w:r>
+      <w:r>
+        <w:rPr>
+          <w:rFonts w:ascii="Courier New" w:hAnsi="Courier New" w:cs="Courier New"/>
+          <w:sz w:val="20"/>
+          <w:szCs w:val="20"/>
+          <w:lang w:val="ru-RU"/>
+        </w:rPr>
+        <w:t xml:space="preserve">; --Сортируем по популярности предмета среди игроков </w:t>
+      </w:r>
+    </w:p>
+    <w:p>
+      <w:pPr>
+        <w:rPr>
+          <w:rFonts w:ascii="Courier New" w:hAnsi="Courier New" w:cs="Courier New"/>
+          <w:sz w:val="20"/>
+          <w:szCs w:val="20"/>
+          <w:lang w:val="ru-RU"/>
+        </w:rPr>
+      </w:pPr>
+    </w:p>
+    <w:p>
+      <w:pPr>
+        <w:rPr>
+          <w:rFonts w:ascii="Courier New" w:hAnsi="Courier New" w:cs="Courier New"/>
+          <w:sz w:val="20"/>
+          <w:szCs w:val="20"/>
+          <w:lang w:val="ru-RU"/>
+        </w:rPr>
+      </w:pPr>
+      <w:r>
+        <w:rPr>
+          <w:rFonts w:ascii="Courier New" w:hAnsi="Courier New" w:cs="Courier New"/>
+          <w:sz w:val="20"/>
+          <w:szCs w:val="20"/>
+          <w:lang w:val="ru-RU"/>
+        </w:rPr>
+        <w:t xml:space="preserve">-- Часть 2. Решение </w:t>
+      </w:r>
+      <w:proofErr w:type="spellStart"/>
+      <w:r>
+        <w:rPr>
+          <w:rFonts w:ascii="Courier New" w:hAnsi="Courier New" w:cs="Courier New"/>
+          <w:sz w:val="20"/>
+          <w:szCs w:val="20"/>
+          <w:lang w:val="ru-RU"/>
+        </w:rPr>
+        <w:t>ad</w:t>
+      </w:r>
+      <w:proofErr w:type="spellEnd"/>
+      <w:r>
+        <w:rPr>
+          <w:rFonts w:ascii="Courier New" w:hAnsi="Courier New" w:cs="Courier New"/>
+          <w:sz w:val="20"/>
+          <w:szCs w:val="20"/>
+          <w:lang w:val="ru-RU"/>
+        </w:rPr>
+        <w:t xml:space="preserve"> </w:t>
+      </w:r>
+      <w:proofErr w:type="spellStart"/>
+      <w:r>
+        <w:rPr>
+          <w:rFonts w:ascii="Courier New" w:hAnsi="Courier New" w:cs="Courier New"/>
+          <w:sz w:val="20"/>
+          <w:szCs w:val="20"/>
+          <w:lang w:val="ru-RU"/>
+        </w:rPr>
+        <w:t>hoc</w:t>
+      </w:r>
+      <w:proofErr w:type="spellEnd"/>
+      <w:r>
+        <w:rPr>
+          <w:rFonts w:ascii="Courier New" w:hAnsi="Courier New" w:cs="Courier New"/>
+          <w:sz w:val="20"/>
+          <w:szCs w:val="20"/>
+          <w:lang w:val="ru-RU"/>
+        </w:rPr>
+        <w:t>-задачи</w:t>
+      </w:r>
+    </w:p>
+    <w:p>
+      <w:pPr>
+        <w:rPr>
+          <w:rFonts w:ascii="Courier New" w:hAnsi="Courier New" w:cs="Courier New"/>
+          <w:sz w:val="20"/>
+          <w:szCs w:val="20"/>
+          <w:lang w:val="ru-RU"/>
+        </w:rPr>
+      </w:pPr>
+      <w:r>
+        <w:rPr>
+          <w:rFonts w:ascii="Courier New" w:hAnsi="Courier New" w:cs="Courier New"/>
+          <w:sz w:val="20"/>
+          <w:szCs w:val="20"/>
+          <w:lang w:val="ru-RU"/>
+        </w:rPr>
+        <w:t>-- Задача: Зависимость активности игроков от расы персонажа:</w:t>
+      </w:r>
+    </w:p>
+    <w:p>
+      <w:pPr>
+        <w:rPr>
+          <w:rFonts w:ascii="Courier New" w:hAnsi="Courier New" w:cs="Courier New"/>
+          <w:sz w:val="20"/>
+          <w:szCs w:val="20"/>
+          <w:lang w:val="en-US"/>
+        </w:rPr>
+      </w:pPr>
+      <w:r>
+        <w:rPr>
+          <w:rFonts w:ascii="Courier New" w:hAnsi="Courier New" w:cs="Courier New"/>
+          <w:sz w:val="20"/>
+          <w:szCs w:val="20"/>
+          <w:lang w:val="en-US"/>
+        </w:rPr>
+        <w:t xml:space="preserve">-- </w:t>
+      </w:r>
+      <w:r>
+        <w:rPr>
+          <w:rFonts w:ascii="Courier New" w:hAnsi="Courier New" w:cs="Courier New"/>
+          <w:sz w:val="20"/>
+          <w:szCs w:val="20"/>
+          <w:lang w:val="ru-RU"/>
+        </w:rPr>
+        <w:t>ЗАПРОС</w:t>
+      </w:r>
+      <w:r>
+        <w:rPr>
+          <w:rFonts w:ascii="Courier New" w:hAnsi="Courier New" w:cs="Courier New"/>
+          <w:sz w:val="20"/>
+          <w:szCs w:val="20"/>
+          <w:lang w:val="en-US"/>
+        </w:rPr>
+        <w:t xml:space="preserve"> 2.4</w:t>
+      </w:r>
+    </w:p>
+    <w:p>
+      <w:pPr>
+        <w:rPr>
+          <w:rFonts w:ascii="Courier New" w:hAnsi="Courier New" w:cs="Courier New"/>
+          <w:sz w:val="20"/>
+          <w:szCs w:val="20"/>
+          <w:lang w:val="en-US"/>
+        </w:rPr>
+      </w:pPr>
+      <w:r>
+        <w:rPr>
+          <w:rFonts w:ascii="Courier New" w:hAnsi="Courier New" w:cs="Courier New"/>
+          <w:b/>
+          <w:bCs/>
+          <w:sz w:val="20"/>
+          <w:szCs w:val="20"/>
+          <w:lang w:val="en-US"/>
+        </w:rPr>
+        <w:t>WITH</w:t>
       </w:r>
       <w:r>
         <w:rPr>
@@ -13111,16 +13371,7 @@
           <w:szCs w:val="20"/>
           <w:lang w:val="en-US"/>
         </w:rPr>
-        <w:t>u</w:t>
-      </w:r>
-      <w:r>
-        <w:rPr>
-          <w:rFonts w:ascii="Courier New" w:hAnsi="Courier New" w:cs="Courier New"/>
-          <w:sz w:val="20"/>
-          <w:szCs w:val="20"/>
-          <w:lang w:val="en-US"/>
-        </w:rPr>
-        <w:t>.race_id</w:t>
+        <w:t>filtered_events</w:t>
       </w:r>
       <w:proofErr w:type="spellEnd"/>
       <w:r>
@@ -13130,8 +13381,132 @@
           <w:szCs w:val="20"/>
           <w:lang w:val="en-US"/>
         </w:rPr>
-        <w:t xml:space="preserve">, </w:t>
-      </w:r>
+        <w:t xml:space="preserve"> </w:t>
+      </w:r>
+      <w:r>
+        <w:rPr>
+          <w:rFonts w:ascii="Courier New" w:hAnsi="Courier New" w:cs="Courier New"/>
+          <w:b/>
+          <w:bCs/>
+          <w:sz w:val="20"/>
+          <w:szCs w:val="20"/>
+          <w:lang w:val="en-US"/>
+        </w:rPr>
+        <w:t>AS</w:t>
+      </w:r>
+      <w:r>
+        <w:rPr>
+          <w:rFonts w:ascii="Courier New" w:hAnsi="Courier New" w:cs="Courier New"/>
+          <w:sz w:val="20"/>
+          <w:szCs w:val="20"/>
+          <w:lang w:val="en-US"/>
+        </w:rPr>
+        <w:t xml:space="preserve"> (</w:t>
+      </w:r>
+      <w:r>
+        <w:rPr>
+          <w:rFonts w:ascii="Courier New" w:hAnsi="Courier New" w:cs="Courier New"/>
+          <w:b/>
+          <w:bCs/>
+          <w:sz w:val="20"/>
+          <w:szCs w:val="20"/>
+          <w:lang w:val="en-US"/>
+        </w:rPr>
+        <w:t>SELECT</w:t>
+      </w:r>
+      <w:r>
+        <w:rPr>
+          <w:rFonts w:ascii="Courier New" w:hAnsi="Courier New" w:cs="Courier New"/>
+          <w:sz w:val="20"/>
+          <w:szCs w:val="20"/>
+          <w:lang w:val="en-US"/>
+        </w:rPr>
+        <w:t xml:space="preserve"> id, amount</w:t>
+      </w:r>
+    </w:p>
+    <w:p>
+      <w:pPr>
+        <w:rPr>
+          <w:rFonts w:ascii="Courier New" w:hAnsi="Courier New" w:cs="Courier New"/>
+          <w:sz w:val="20"/>
+          <w:szCs w:val="20"/>
+          <w:lang w:val="en-US"/>
+        </w:rPr>
+      </w:pPr>
+      <w:r>
+        <w:rPr>
+          <w:rFonts w:ascii="Courier New" w:hAnsi="Courier New" w:cs="Courier New"/>
+          <w:b/>
+          <w:bCs/>
+          <w:sz w:val="20"/>
+          <w:szCs w:val="20"/>
+          <w:lang w:val="en-US"/>
+        </w:rPr>
+        <w:t>FROM</w:t>
+      </w:r>
+      <w:r>
+        <w:rPr>
+          <w:rFonts w:ascii="Courier New" w:hAnsi="Courier New" w:cs="Courier New"/>
+          <w:sz w:val="20"/>
+          <w:szCs w:val="20"/>
+          <w:lang w:val="en-US"/>
+        </w:rPr>
+        <w:t xml:space="preserve"> </w:t>
+      </w:r>
+      <w:proofErr w:type="spellStart"/>
+      <w:proofErr w:type="gramStart"/>
+      <w:r>
+        <w:rPr>
+          <w:rFonts w:ascii="Courier New" w:hAnsi="Courier New" w:cs="Courier New"/>
+          <w:sz w:val="20"/>
+          <w:szCs w:val="20"/>
+          <w:lang w:val="en-US"/>
+        </w:rPr>
+        <w:t>fantasy.events</w:t>
+      </w:r>
+      <w:proofErr w:type="spellEnd"/>
+      <w:proofErr w:type="gramEnd"/>
+    </w:p>
+    <w:p>
+      <w:pPr>
+        <w:rPr>
+          <w:rFonts w:ascii="Courier New" w:hAnsi="Courier New" w:cs="Courier New"/>
+          <w:sz w:val="20"/>
+          <w:szCs w:val="20"/>
+          <w:lang w:val="en-US"/>
+        </w:rPr>
+      </w:pPr>
+      <w:r>
+        <w:rPr>
+          <w:rFonts w:ascii="Courier New" w:hAnsi="Courier New" w:cs="Courier New"/>
+          <w:b/>
+          <w:bCs/>
+          <w:sz w:val="20"/>
+          <w:szCs w:val="20"/>
+          <w:lang w:val="en-US"/>
+        </w:rPr>
+        <w:t>WHERE</w:t>
+      </w:r>
+      <w:r>
+        <w:rPr>
+          <w:rFonts w:ascii="Courier New" w:hAnsi="Courier New" w:cs="Courier New"/>
+          <w:sz w:val="20"/>
+          <w:szCs w:val="20"/>
+          <w:lang w:val="en-US"/>
+        </w:rPr>
+        <w:t xml:space="preserve"> amount &gt; 0),</w:t>
+      </w:r>
+    </w:p>
+    <w:p>
+      <w:pPr>
+        <w:rPr>
+          <w:rFonts w:ascii="Courier New" w:hAnsi="Courier New" w:cs="Courier New"/>
+          <w:sz w:val="20"/>
+          <w:szCs w:val="20"/>
+          <w:lang w:val="en-US"/>
+        </w:rPr>
+      </w:pPr>
+      <w:proofErr w:type="spellStart"/>
       <w:r>
         <w:rPr>
           <w:rFonts w:ascii="Courier New" w:hAnsi="Courier New" w:cs="Courier New"/>
@@ -13141,18 +13516,70 @@
           <w:szCs w:val="20"/>
           <w:lang w:val="en-US"/>
         </w:rPr>
-        <w:t>u</w:t>
-      </w:r>
-      <w:r>
-        <w:rPr>
-          <w:rFonts w:ascii="Courier New" w:hAnsi="Courier New" w:cs="Courier New"/>
-          <w:sz w:val="20"/>
-          <w:szCs w:val="20"/>
-          <w:lang w:val="en-US"/>
-        </w:rPr>
-        <w:t xml:space="preserve">.id, </w:t>
+        <w:t>user_stats</w:t>
+      </w:r>
+      <w:proofErr w:type="spellEnd"/>
+      <w:r>
+        <w:rPr>
+          <w:rFonts w:ascii="Courier New" w:hAnsi="Courier New" w:cs="Courier New"/>
+          <w:sz w:val="20"/>
+          <w:szCs w:val="20"/>
+          <w:lang w:val="en-US"/>
+        </w:rPr>
+        <w:t xml:space="preserve"> </w:t>
+      </w:r>
+      <w:r>
+        <w:rPr>
+          <w:rFonts w:ascii="Courier New" w:hAnsi="Courier New" w:cs="Courier New"/>
+          <w:b/>
+          <w:bCs/>
+          <w:sz w:val="20"/>
+          <w:szCs w:val="20"/>
+          <w:lang w:val="en-US"/>
+        </w:rPr>
+        <w:t>AS</w:t>
+      </w:r>
+      <w:r>
+        <w:rPr>
+          <w:rFonts w:ascii="Courier New" w:hAnsi="Courier New" w:cs="Courier New"/>
+          <w:sz w:val="20"/>
+          <w:szCs w:val="20"/>
+          <w:lang w:val="en-US"/>
+        </w:rPr>
+        <w:t xml:space="preserve"> (</w:t>
+      </w:r>
+    </w:p>
+    <w:p>
+      <w:pPr>
+        <w:rPr>
+          <w:rFonts w:ascii="Courier New" w:hAnsi="Courier New" w:cs="Courier New"/>
+          <w:sz w:val="20"/>
+          <w:szCs w:val="20"/>
+          <w:lang w:val="en-US"/>
+        </w:rPr>
+      </w:pPr>
+      <w:r>
+        <w:rPr>
+          <w:rFonts w:ascii="Courier New" w:hAnsi="Courier New" w:cs="Courier New"/>
+          <w:b/>
+          <w:bCs/>
+          <w:sz w:val="20"/>
+          <w:szCs w:val="20"/>
+          <w:lang w:val="en-US"/>
+        </w:rPr>
+        <w:t>SELECT</w:t>
+      </w:r>
+      <w:r>
+        <w:rPr>
+          <w:rFonts w:ascii="Courier New" w:hAnsi="Courier New" w:cs="Courier New"/>
+          <w:sz w:val="20"/>
+          <w:szCs w:val="20"/>
+          <w:lang w:val="en-US"/>
+        </w:rPr>
+        <w:t xml:space="preserve"> </w:t>
       </w:r>
       <w:proofErr w:type="spellStart"/>
+      <w:proofErr w:type="gramStart"/>
       <w:r>
         <w:rPr>
           <w:rFonts w:ascii="Courier New" w:hAnsi="Courier New" w:cs="Courier New"/>
@@ -13171,7 +13598,17 @@
           <w:szCs w:val="20"/>
           <w:lang w:val="en-US"/>
         </w:rPr>
-        <w:t>.payer</w:t>
+        <w:t>.race</w:t>
+      </w:r>
+      <w:proofErr w:type="gramEnd"/>
+      <w:r>
+        <w:rPr>
+          <w:rFonts w:ascii="Courier New" w:hAnsi="Courier New" w:cs="Courier New"/>
+          <w:sz w:val="20"/>
+          <w:szCs w:val="20"/>
+          <w:lang w:val="en-US"/>
+        </w:rPr>
+        <w:t>_id</w:t>
       </w:r>
       <w:proofErr w:type="spellEnd"/>
       <w:r>
@@ -13181,78 +13618,8 @@
           <w:szCs w:val="20"/>
           <w:lang w:val="en-US"/>
         </w:rPr>
-        <w:t>,</w:t>
-      </w:r>
-    </w:p>
-    <w:p>
-      <w:pPr>
-        <w:rPr>
-          <w:rFonts w:ascii="Courier New" w:hAnsi="Courier New" w:cs="Courier New"/>
-          <w:sz w:val="20"/>
-          <w:szCs w:val="20"/>
-          <w:lang w:val="ru-RU"/>
-        </w:rPr>
-      </w:pPr>
-      <w:r>
-        <w:rPr>
-          <w:rFonts w:ascii="Courier New" w:hAnsi="Courier New" w:cs="Courier New"/>
-          <w:sz w:val="20"/>
-          <w:szCs w:val="20"/>
-          <w:lang w:val="ru-RU"/>
-        </w:rPr>
-        <w:t>-- Количество покупок пользователя (0, если не покупал)</w:t>
-      </w:r>
-    </w:p>
-    <w:p>
-      <w:pPr>
-        <w:rPr>
-          <w:rFonts w:ascii="Courier New" w:hAnsi="Courier New" w:cs="Courier New"/>
-          <w:sz w:val="20"/>
-          <w:szCs w:val="20"/>
-          <w:lang w:val="en-US"/>
-        </w:rPr>
-      </w:pPr>
-      <w:r>
-        <w:rPr>
-          <w:rFonts w:ascii="Courier New" w:hAnsi="Courier New" w:cs="Courier New"/>
-          <w:b/>
-          <w:bCs/>
-          <w:sz w:val="20"/>
-          <w:szCs w:val="20"/>
-          <w:lang w:val="en-US"/>
-        </w:rPr>
-        <w:t>COALESCE</w:t>
-      </w:r>
-      <w:r>
-        <w:rPr>
-          <w:rFonts w:ascii="Courier New" w:hAnsi="Courier New" w:cs="Courier New"/>
-          <w:sz w:val="20"/>
-          <w:szCs w:val="20"/>
-          <w:lang w:val="en-US"/>
-        </w:rPr>
-        <w:t>(</w:t>
-      </w:r>
-      <w:r>
-        <w:rPr>
-          <w:rFonts w:ascii="Courier New" w:hAnsi="Courier New" w:cs="Courier New"/>
-          <w:b/>
-          <w:bCs/>
-          <w:sz w:val="20"/>
-          <w:szCs w:val="20"/>
-          <w:lang w:val="en-US"/>
-        </w:rPr>
-        <w:t>COUNT</w:t>
-      </w:r>
-      <w:r>
-        <w:rPr>
-          <w:rFonts w:ascii="Courier New" w:hAnsi="Courier New" w:cs="Courier New"/>
-          <w:sz w:val="20"/>
-          <w:szCs w:val="20"/>
-          <w:lang w:val="en-US"/>
-        </w:rPr>
-        <w:t>(</w:t>
-      </w:r>
-      <w:proofErr w:type="spellStart"/>
+        <w:t xml:space="preserve">, </w:t>
+      </w:r>
       <w:r>
         <w:rPr>
           <w:rFonts w:ascii="Courier New" w:hAnsi="Courier New" w:cs="Courier New"/>
@@ -13262,48 +13629,19 @@
           <w:szCs w:val="20"/>
           <w:lang w:val="en-US"/>
         </w:rPr>
-        <w:t>fe</w:t>
-      </w:r>
-      <w:r>
-        <w:rPr>
-          <w:rFonts w:ascii="Courier New" w:hAnsi="Courier New" w:cs="Courier New"/>
-          <w:sz w:val="20"/>
-          <w:szCs w:val="20"/>
-          <w:lang w:val="en-US"/>
-        </w:rPr>
-        <w:t>.amount</w:t>
-      </w:r>
-      <w:proofErr w:type="spellEnd"/>
-      <w:r>
-        <w:rPr>
-          <w:rFonts w:ascii="Courier New" w:hAnsi="Courier New" w:cs="Courier New"/>
-          <w:sz w:val="20"/>
-          <w:szCs w:val="20"/>
-          <w:lang w:val="en-US"/>
-        </w:rPr>
-        <w:t xml:space="preserve">), 0) </w:t>
-      </w:r>
-      <w:r>
-        <w:rPr>
-          <w:rFonts w:ascii="Courier New" w:hAnsi="Courier New" w:cs="Courier New"/>
-          <w:b/>
-          <w:bCs/>
-          <w:sz w:val="20"/>
-          <w:szCs w:val="20"/>
-          <w:lang w:val="en-US"/>
-        </w:rPr>
-        <w:t>AS</w:t>
-      </w:r>
-      <w:r>
-        <w:rPr>
-          <w:rFonts w:ascii="Courier New" w:hAnsi="Courier New" w:cs="Courier New"/>
-          <w:sz w:val="20"/>
-          <w:szCs w:val="20"/>
-          <w:lang w:val="en-US"/>
-        </w:rPr>
-        <w:t xml:space="preserve"> </w:t>
+        <w:t>u</w:t>
+      </w:r>
+      <w:r>
+        <w:rPr>
+          <w:rFonts w:ascii="Courier New" w:hAnsi="Courier New" w:cs="Courier New"/>
+          <w:sz w:val="20"/>
+          <w:szCs w:val="20"/>
+          <w:lang w:val="en-US"/>
+        </w:rPr>
+        <w:t xml:space="preserve">.id, </w:t>
       </w:r>
       <w:proofErr w:type="spellStart"/>
+      <w:proofErr w:type="gramStart"/>
       <w:r>
         <w:rPr>
           <w:rFonts w:ascii="Courier New" w:hAnsi="Courier New" w:cs="Courier New"/>
@@ -13313,9 +13651,19 @@
           <w:szCs w:val="20"/>
           <w:lang w:val="en-US"/>
         </w:rPr>
-        <w:t>user_purchases_count</w:t>
+        <w:t>u</w:t>
+      </w:r>
+      <w:r>
+        <w:rPr>
+          <w:rFonts w:ascii="Courier New" w:hAnsi="Courier New" w:cs="Courier New"/>
+          <w:sz w:val="20"/>
+          <w:szCs w:val="20"/>
+          <w:lang w:val="en-US"/>
+        </w:rPr>
+        <w:t>.payer</w:t>
       </w:r>
       <w:proofErr w:type="spellEnd"/>
+      <w:proofErr w:type="gramEnd"/>
       <w:r>
         <w:rPr>
           <w:rFonts w:ascii="Courier New" w:hAnsi="Courier New" w:cs="Courier New"/>
@@ -13342,7 +13690,7 @@
           <w:szCs w:val="20"/>
           <w:lang w:val="ru-RU"/>
         </w:rPr>
-        <w:t>-- Средняя стоимость одной покупки пользователя (0, если не покупал)</w:t>
+        <w:t>-- Количество покупок пользователя (0, если не покупал)</w:t>
       </w:r>
     </w:p>
     <w:p>
@@ -13374,16 +13722,17 @@
         </w:rPr>
         <w:t>(</w:t>
       </w:r>
-      <w:r>
-        <w:rPr>
-          <w:rFonts w:ascii="Courier New" w:hAnsi="Courier New" w:cs="Courier New"/>
-          <w:b/>
-          <w:bCs/>
-          <w:sz w:val="20"/>
-          <w:szCs w:val="20"/>
-          <w:lang w:val="en-US"/>
-        </w:rPr>
-        <w:t>AVG</w:t>
+      <w:proofErr w:type="gramStart"/>
+      <w:r>
+        <w:rPr>
+          <w:rFonts w:ascii="Courier New" w:hAnsi="Courier New" w:cs="Courier New"/>
+          <w:b/>
+          <w:bCs/>
+          <w:sz w:val="20"/>
+          <w:szCs w:val="20"/>
+          <w:lang w:val="en-US"/>
+        </w:rPr>
+        <w:t>COUNT</w:t>
       </w:r>
       <w:r>
         <w:rPr>
@@ -13416,6 +13765,7 @@
         <w:t>.amount</w:t>
       </w:r>
       <w:proofErr w:type="spellEnd"/>
+      <w:proofErr w:type="gramEnd"/>
       <w:r>
         <w:rPr>
           <w:rFonts w:ascii="Courier New" w:hAnsi="Courier New" w:cs="Courier New"/>
@@ -13455,7 +13805,7 @@
           <w:szCs w:val="20"/>
           <w:lang w:val="en-US"/>
         </w:rPr>
-        <w:t>user_avg_purchase_cost</w:t>
+        <w:t>user_purchases_count</w:t>
       </w:r>
       <w:proofErr w:type="spellEnd"/>
       <w:r>
@@ -13484,7 +13834,7 @@
           <w:szCs w:val="20"/>
           <w:lang w:val="ru-RU"/>
         </w:rPr>
-        <w:t>-- Суммарная стоимость покупок пользователя (0, если не покупал)</w:t>
+        <w:t>-- Средняя стоимость одной покупки пользователя (0, если не покупал)</w:t>
       </w:r>
     </w:p>
     <w:p>
@@ -13516,16 +13866,17 @@
         </w:rPr>
         <w:t>(</w:t>
       </w:r>
-      <w:r>
-        <w:rPr>
-          <w:rFonts w:ascii="Courier New" w:hAnsi="Courier New" w:cs="Courier New"/>
-          <w:b/>
-          <w:bCs/>
-          <w:sz w:val="20"/>
-          <w:szCs w:val="20"/>
-          <w:lang w:val="en-US"/>
-        </w:rPr>
-        <w:t>SUM</w:t>
+      <w:proofErr w:type="gramStart"/>
+      <w:r>
+        <w:rPr>
+          <w:rFonts w:ascii="Courier New" w:hAnsi="Courier New" w:cs="Courier New"/>
+          <w:b/>
+          <w:bCs/>
+          <w:sz w:val="20"/>
+          <w:szCs w:val="20"/>
+          <w:lang w:val="en-US"/>
+        </w:rPr>
+        <w:t>AVG</w:t>
       </w:r>
       <w:r>
         <w:rPr>
@@ -13558,6 +13909,7 @@
         <w:t>.amount</w:t>
       </w:r>
       <w:proofErr w:type="spellEnd"/>
+      <w:proofErr w:type="gramEnd"/>
       <w:r>
         <w:rPr>
           <w:rFonts w:ascii="Courier New" w:hAnsi="Courier New" w:cs="Courier New"/>
@@ -13597,6 +13949,150 @@
           <w:szCs w:val="20"/>
           <w:lang w:val="en-US"/>
         </w:rPr>
+        <w:t>user_avg_purchase_cost</w:t>
+      </w:r>
+      <w:proofErr w:type="spellEnd"/>
+      <w:r>
+        <w:rPr>
+          <w:rFonts w:ascii="Courier New" w:hAnsi="Courier New" w:cs="Courier New"/>
+          <w:sz w:val="20"/>
+          <w:szCs w:val="20"/>
+          <w:lang w:val="en-US"/>
+        </w:rPr>
+        <w:t>,</w:t>
+      </w:r>
+    </w:p>
+    <w:p>
+      <w:pPr>
+        <w:rPr>
+          <w:rFonts w:ascii="Courier New" w:hAnsi="Courier New" w:cs="Courier New"/>
+          <w:sz w:val="20"/>
+          <w:szCs w:val="20"/>
+          <w:lang w:val="ru-RU"/>
+        </w:rPr>
+      </w:pPr>
+      <w:r>
+        <w:rPr>
+          <w:rFonts w:ascii="Courier New" w:hAnsi="Courier New" w:cs="Courier New"/>
+          <w:sz w:val="20"/>
+          <w:szCs w:val="20"/>
+          <w:lang w:val="ru-RU"/>
+        </w:rPr>
+        <w:t>-- Суммарная стоимость покупок пользователя (0, если не покупал)</w:t>
+      </w:r>
+    </w:p>
+    <w:p>
+      <w:pPr>
+        <w:rPr>
+          <w:rFonts w:ascii="Courier New" w:hAnsi="Courier New" w:cs="Courier New"/>
+          <w:sz w:val="20"/>
+          <w:szCs w:val="20"/>
+          <w:lang w:val="en-US"/>
+        </w:rPr>
+      </w:pPr>
+      <w:r>
+        <w:rPr>
+          <w:rFonts w:ascii="Courier New" w:hAnsi="Courier New" w:cs="Courier New"/>
+          <w:b/>
+          <w:bCs/>
+          <w:sz w:val="20"/>
+          <w:szCs w:val="20"/>
+          <w:lang w:val="en-US"/>
+        </w:rPr>
+        <w:t>COALESCE</w:t>
+      </w:r>
+      <w:r>
+        <w:rPr>
+          <w:rFonts w:ascii="Courier New" w:hAnsi="Courier New" w:cs="Courier New"/>
+          <w:sz w:val="20"/>
+          <w:szCs w:val="20"/>
+          <w:lang w:val="en-US"/>
+        </w:rPr>
+        <w:t>(</w:t>
+      </w:r>
+      <w:proofErr w:type="gramStart"/>
+      <w:r>
+        <w:rPr>
+          <w:rFonts w:ascii="Courier New" w:hAnsi="Courier New" w:cs="Courier New"/>
+          <w:b/>
+          <w:bCs/>
+          <w:sz w:val="20"/>
+          <w:szCs w:val="20"/>
+          <w:lang w:val="en-US"/>
+        </w:rPr>
+        <w:t>SUM</w:t>
+      </w:r>
+      <w:r>
+        <w:rPr>
+          <w:rFonts w:ascii="Courier New" w:hAnsi="Courier New" w:cs="Courier New"/>
+          <w:sz w:val="20"/>
+          <w:szCs w:val="20"/>
+          <w:lang w:val="en-US"/>
+        </w:rPr>
+        <w:t>(</w:t>
+      </w:r>
+      <w:proofErr w:type="spellStart"/>
+      <w:r>
+        <w:rPr>
+          <w:rFonts w:ascii="Courier New" w:hAnsi="Courier New" w:cs="Courier New"/>
+          <w:i/>
+          <w:iCs/>
+          <w:sz w:val="20"/>
+          <w:szCs w:val="20"/>
+          <w:lang w:val="en-US"/>
+        </w:rPr>
+        <w:t>fe</w:t>
+      </w:r>
+      <w:r>
+        <w:rPr>
+          <w:rFonts w:ascii="Courier New" w:hAnsi="Courier New" w:cs="Courier New"/>
+          <w:sz w:val="20"/>
+          <w:szCs w:val="20"/>
+          <w:lang w:val="en-US"/>
+        </w:rPr>
+        <w:t>.amount</w:t>
+      </w:r>
+      <w:proofErr w:type="spellEnd"/>
+      <w:proofErr w:type="gramEnd"/>
+      <w:r>
+        <w:rPr>
+          <w:rFonts w:ascii="Courier New" w:hAnsi="Courier New" w:cs="Courier New"/>
+          <w:sz w:val="20"/>
+          <w:szCs w:val="20"/>
+          <w:lang w:val="en-US"/>
+        </w:rPr>
+        <w:t xml:space="preserve">), 0) </w:t>
+      </w:r>
+      <w:r>
+        <w:rPr>
+          <w:rFonts w:ascii="Courier New" w:hAnsi="Courier New" w:cs="Courier New"/>
+          <w:b/>
+          <w:bCs/>
+          <w:sz w:val="20"/>
+          <w:szCs w:val="20"/>
+          <w:lang w:val="en-US"/>
+        </w:rPr>
+        <w:t>AS</w:t>
+      </w:r>
+      <w:r>
+        <w:rPr>
+          <w:rFonts w:ascii="Courier New" w:hAnsi="Courier New" w:cs="Courier New"/>
+          <w:sz w:val="20"/>
+          <w:szCs w:val="20"/>
+          <w:lang w:val="en-US"/>
+        </w:rPr>
+        <w:t xml:space="preserve"> </w:t>
+      </w:r>
+      <w:proofErr w:type="spellStart"/>
+      <w:r>
+        <w:rPr>
+          <w:rFonts w:ascii="Courier New" w:hAnsi="Courier New" w:cs="Courier New"/>
+          <w:i/>
+          <w:iCs/>
+          <w:sz w:val="20"/>
+          <w:szCs w:val="20"/>
+          <w:lang w:val="en-US"/>
+        </w:rPr>
         <w:t>user_total_cost</w:t>
       </w:r>
       <w:proofErr w:type="spellEnd"/>
@@ -13632,6 +14128,7 @@
         <w:t xml:space="preserve"> </w:t>
       </w:r>
       <w:proofErr w:type="spellStart"/>
+      <w:proofErr w:type="gramStart"/>
       <w:r>
         <w:rPr>
           <w:rFonts w:ascii="Courier New" w:hAnsi="Courier New" w:cs="Courier New"/>
@@ -13642,6 +14139,7 @@
         <w:t>fantasy.users</w:t>
       </w:r>
       <w:proofErr w:type="spellEnd"/>
+      <w:proofErr w:type="gramEnd"/>
       <w:r>
         <w:rPr>
           <w:rFonts w:ascii="Courier New" w:hAnsi="Courier New" w:cs="Courier New"/>
@@ -13907,6 +14405,7 @@
         <w:t xml:space="preserve"> </w:t>
       </w:r>
       <w:proofErr w:type="spellStart"/>
+      <w:proofErr w:type="gramStart"/>
       <w:r>
         <w:rPr>
           <w:rFonts w:ascii="Courier New" w:hAnsi="Courier New" w:cs="Courier New"/>
@@ -13925,7 +14424,17 @@
           <w:szCs w:val="20"/>
           <w:lang w:val="en-US"/>
         </w:rPr>
-        <w:t>.race_id</w:t>
+        <w:t>.race</w:t>
+      </w:r>
+      <w:proofErr w:type="gramEnd"/>
+      <w:r>
+        <w:rPr>
+          <w:rFonts w:ascii="Courier New" w:hAnsi="Courier New" w:cs="Courier New"/>
+          <w:sz w:val="20"/>
+          <w:szCs w:val="20"/>
+          <w:lang w:val="en-US"/>
+        </w:rPr>
+        <w:t>_id</w:t>
       </w:r>
       <w:proofErr w:type="spellEnd"/>
       <w:r>
@@ -13958,6 +14467,7 @@
         <w:t xml:space="preserve">.id, </w:t>
       </w:r>
       <w:proofErr w:type="spellStart"/>
+      <w:proofErr w:type="gramStart"/>
       <w:r>
         <w:rPr>
           <w:rFonts w:ascii="Courier New" w:hAnsi="Courier New" w:cs="Courier New"/>
@@ -13979,6 +14489,7 @@
         <w:t>.payer</w:t>
       </w:r>
       <w:proofErr w:type="spellEnd"/>
+      <w:proofErr w:type="gramEnd"/>
       <w:r>
         <w:rPr>
           <w:rFonts w:ascii="Courier New" w:hAnsi="Courier New" w:cs="Courier New"/>
@@ -14029,6 +14540,7 @@
         </w:rPr>
       </w:pPr>
       <w:proofErr w:type="spellStart"/>
+      <w:proofErr w:type="gramStart"/>
       <w:r>
         <w:rPr>
           <w:rFonts w:ascii="Courier New" w:hAnsi="Courier New" w:cs="Courier New"/>
@@ -14047,7 +14559,17 @@
           <w:szCs w:val="20"/>
           <w:lang w:val="en-US"/>
         </w:rPr>
-        <w:t>.race_id</w:t>
+        <w:t>.race</w:t>
+      </w:r>
+      <w:proofErr w:type="gramEnd"/>
+      <w:r>
+        <w:rPr>
+          <w:rFonts w:ascii="Courier New" w:hAnsi="Courier New" w:cs="Courier New"/>
+          <w:sz w:val="20"/>
+          <w:szCs w:val="20"/>
+          <w:lang w:val="en-US"/>
+        </w:rPr>
+        <w:t>_id</w:t>
       </w:r>
       <w:proofErr w:type="spellEnd"/>
       <w:r>
@@ -14060,6 +14582,7 @@
         <w:t xml:space="preserve">, </w:t>
       </w:r>
       <w:proofErr w:type="spellStart"/>
+      <w:proofErr w:type="gramStart"/>
       <w:r>
         <w:rPr>
           <w:rFonts w:ascii="Courier New" w:hAnsi="Courier New" w:cs="Courier New"/>
@@ -14081,6 +14604,7 @@
         <w:t>.race</w:t>
       </w:r>
       <w:proofErr w:type="spellEnd"/>
+      <w:proofErr w:type="gramEnd"/>
       <w:r>
         <w:rPr>
           <w:rFonts w:ascii="Courier New" w:hAnsi="Courier New" w:cs="Courier New"/>
@@ -14119,6 +14643,7 @@
           <w:lang w:val="ru-RU"/>
         </w:rPr>
       </w:pPr>
+      <w:proofErr w:type="gramStart"/>
       <w:r>
         <w:rPr>
           <w:rFonts w:ascii="Courier New" w:hAnsi="Courier New" w:cs="Courier New"/>
@@ -14140,6 +14665,7 @@
         <w:t>(</w:t>
       </w:r>
       <w:proofErr w:type="spellStart"/>
+      <w:proofErr w:type="gramEnd"/>
       <w:r>
         <w:rPr>
           <w:rFonts w:ascii="Courier New" w:hAnsi="Courier New" w:cs="Courier New"/>
@@ -14293,6 +14819,7 @@
           <w:lang w:val="en-US"/>
         </w:rPr>
       </w:pPr>
+      <w:proofErr w:type="gramStart"/>
       <w:r>
         <w:rPr>
           <w:rFonts w:ascii="Courier New" w:hAnsi="Courier New" w:cs="Courier New"/>
@@ -14311,7 +14838,17 @@
           <w:szCs w:val="20"/>
           <w:lang w:val="en-US"/>
         </w:rPr>
-        <w:t xml:space="preserve">(id) </w:t>
+        <w:t>(</w:t>
+      </w:r>
+      <w:proofErr w:type="gramEnd"/>
+      <w:r>
+        <w:rPr>
+          <w:rFonts w:ascii="Courier New" w:hAnsi="Courier New" w:cs="Courier New"/>
+          <w:sz w:val="20"/>
+          <w:szCs w:val="20"/>
+          <w:lang w:val="en-US"/>
+        </w:rPr>
+        <w:t xml:space="preserve">id) </w:t>
       </w:r>
       <w:r>
         <w:rPr>
@@ -14466,6 +15003,7 @@
         </w:rPr>
         <w:t>(</w:t>
       </w:r>
+      <w:proofErr w:type="gramStart"/>
       <w:r>
         <w:rPr>
           <w:rFonts w:ascii="Courier New" w:hAnsi="Courier New" w:cs="Courier New"/>
@@ -14484,7 +15022,17 @@
           <w:szCs w:val="20"/>
           <w:lang w:val="en-US"/>
         </w:rPr>
-        <w:t xml:space="preserve">(id) </w:t>
+        <w:t>(</w:t>
+      </w:r>
+      <w:proofErr w:type="gramEnd"/>
+      <w:r>
+        <w:rPr>
+          <w:rFonts w:ascii="Courier New" w:hAnsi="Courier New" w:cs="Courier New"/>
+          <w:sz w:val="20"/>
+          <w:szCs w:val="20"/>
+          <w:lang w:val="en-US"/>
+        </w:rPr>
+        <w:t xml:space="preserve">id) </w:t>
       </w:r>
       <w:r>
         <w:rPr>
@@ -14546,8 +15094,19 @@
           <w:szCs w:val="20"/>
           <w:lang w:val="en-US"/>
         </w:rPr>
-        <w:t>&gt;0)::</w:t>
-      </w:r>
+        <w:t>&gt;0</w:t>
+      </w:r>
+      <w:proofErr w:type="gramStart"/>
+      <w:r>
+        <w:rPr>
+          <w:rFonts w:ascii="Courier New" w:hAnsi="Courier New" w:cs="Courier New"/>
+          <w:sz w:val="20"/>
+          <w:szCs w:val="20"/>
+          <w:lang w:val="en-US"/>
+        </w:rPr>
+        <w:t>)::</w:t>
+      </w:r>
+      <w:proofErr w:type="gramEnd"/>
       <w:r>
         <w:rPr>
           <w:rFonts w:ascii="Courier New" w:hAnsi="Courier New" w:cs="Courier New"/>
@@ -14568,6 +15127,7 @@
         </w:rPr>
         <w:t>/</w:t>
       </w:r>
+      <w:proofErr w:type="gramStart"/>
       <w:r>
         <w:rPr>
           <w:rFonts w:ascii="Courier New" w:hAnsi="Courier New" w:cs="Courier New"/>
@@ -14586,7 +15146,17 @@
           <w:szCs w:val="20"/>
           <w:lang w:val="en-US"/>
         </w:rPr>
-        <w:t xml:space="preserve">(id),4) </w:t>
+        <w:t>(</w:t>
+      </w:r>
+      <w:proofErr w:type="gramEnd"/>
+      <w:r>
+        <w:rPr>
+          <w:rFonts w:ascii="Courier New" w:hAnsi="Courier New" w:cs="Courier New"/>
+          <w:sz w:val="20"/>
+          <w:szCs w:val="20"/>
+          <w:lang w:val="en-US"/>
+        </w:rPr>
+        <w:t xml:space="preserve">id),4) </w:t>
       </w:r>
       <w:r>
         <w:rPr>
@@ -14679,6 +15249,7 @@
         </w:rPr>
         <w:t>(</w:t>
       </w:r>
+      <w:proofErr w:type="gramStart"/>
       <w:r>
         <w:rPr>
           <w:rFonts w:ascii="Courier New" w:hAnsi="Courier New" w:cs="Courier New"/>
@@ -14697,7 +15268,17 @@
           <w:szCs w:val="20"/>
           <w:lang w:val="en-US"/>
         </w:rPr>
-        <w:t xml:space="preserve">(id) </w:t>
+        <w:t>(</w:t>
+      </w:r>
+      <w:proofErr w:type="gramEnd"/>
+      <w:r>
+        <w:rPr>
+          <w:rFonts w:ascii="Courier New" w:hAnsi="Courier New" w:cs="Courier New"/>
+          <w:sz w:val="20"/>
+          <w:szCs w:val="20"/>
+          <w:lang w:val="en-US"/>
+        </w:rPr>
+        <w:t xml:space="preserve">id) </w:t>
       </w:r>
       <w:r>
         <w:rPr>
@@ -14779,8 +15360,19 @@
           <w:szCs w:val="20"/>
           <w:lang w:val="en-US"/>
         </w:rPr>
-        <w:t>&gt;0)::</w:t>
-      </w:r>
+        <w:t>&gt;0</w:t>
+      </w:r>
+      <w:proofErr w:type="gramStart"/>
+      <w:r>
+        <w:rPr>
+          <w:rFonts w:ascii="Courier New" w:hAnsi="Courier New" w:cs="Courier New"/>
+          <w:sz w:val="20"/>
+          <w:szCs w:val="20"/>
+          <w:lang w:val="en-US"/>
+        </w:rPr>
+        <w:t>)::</w:t>
+      </w:r>
+      <w:proofErr w:type="gramEnd"/>
       <w:r>
         <w:rPr>
           <w:rFonts w:ascii="Courier New" w:hAnsi="Courier New" w:cs="Courier New"/>
@@ -14821,6 +15413,7 @@
         </w:rPr>
         <w:t>(</w:t>
       </w:r>
+      <w:proofErr w:type="gramStart"/>
       <w:r>
         <w:rPr>
           <w:rFonts w:ascii="Courier New" w:hAnsi="Courier New" w:cs="Courier New"/>
@@ -14839,7 +15432,17 @@
           <w:szCs w:val="20"/>
           <w:lang w:val="en-US"/>
         </w:rPr>
-        <w:t xml:space="preserve">(id) </w:t>
+        <w:t>(</w:t>
+      </w:r>
+      <w:proofErr w:type="gramEnd"/>
+      <w:r>
+        <w:rPr>
+          <w:rFonts w:ascii="Courier New" w:hAnsi="Courier New" w:cs="Courier New"/>
+          <w:sz w:val="20"/>
+          <w:szCs w:val="20"/>
+          <w:lang w:val="en-US"/>
+        </w:rPr>
+        <w:t xml:space="preserve">id) </w:t>
       </w:r>
       <w:r>
         <w:rPr>
@@ -14994,6 +15597,7 @@
         </w:rPr>
         <w:t>(</w:t>
       </w:r>
+      <w:proofErr w:type="gramStart"/>
       <w:r>
         <w:rPr>
           <w:rFonts w:ascii="Courier New" w:hAnsi="Courier New" w:cs="Courier New"/>
@@ -15015,6 +15619,7 @@
         <w:t>(</w:t>
       </w:r>
       <w:proofErr w:type="spellStart"/>
+      <w:proofErr w:type="gramEnd"/>
       <w:r>
         <w:rPr>
           <w:rFonts w:ascii="Courier New" w:hAnsi="Courier New" w:cs="Courier New"/>
@@ -15096,8 +15701,19 @@
           <w:szCs w:val="20"/>
           <w:lang w:val="en-US"/>
         </w:rPr>
-        <w:t>&gt;0)::</w:t>
-      </w:r>
+        <w:t>&gt;0</w:t>
+      </w:r>
+      <w:proofErr w:type="gramStart"/>
+      <w:r>
+        <w:rPr>
+          <w:rFonts w:ascii="Courier New" w:hAnsi="Courier New" w:cs="Courier New"/>
+          <w:sz w:val="20"/>
+          <w:szCs w:val="20"/>
+          <w:lang w:val="en-US"/>
+        </w:rPr>
+        <w:t>)::</w:t>
+      </w:r>
+      <w:proofErr w:type="gramEnd"/>
       <w:r>
         <w:rPr>
           <w:rFonts w:ascii="Courier New" w:hAnsi="Courier New" w:cs="Courier New"/>
@@ -15209,6 +15825,7 @@
         </w:rPr>
         <w:t>(</w:t>
       </w:r>
+      <w:proofErr w:type="gramStart"/>
       <w:r>
         <w:rPr>
           <w:rFonts w:ascii="Courier New" w:hAnsi="Courier New" w:cs="Courier New"/>
@@ -15230,6 +15847,7 @@
         <w:t>(</w:t>
       </w:r>
       <w:proofErr w:type="spellStart"/>
+      <w:proofErr w:type="gramEnd"/>
       <w:r>
         <w:rPr>
           <w:rFonts w:ascii="Courier New" w:hAnsi="Courier New" w:cs="Courier New"/>
@@ -15311,8 +15929,19 @@
           <w:szCs w:val="20"/>
           <w:lang w:val="en-US"/>
         </w:rPr>
-        <w:t>&gt;0)::</w:t>
-      </w:r>
+        <w:t>&gt;0</w:t>
+      </w:r>
+      <w:proofErr w:type="gramStart"/>
+      <w:r>
+        <w:rPr>
+          <w:rFonts w:ascii="Courier New" w:hAnsi="Courier New" w:cs="Courier New"/>
+          <w:sz w:val="20"/>
+          <w:szCs w:val="20"/>
+          <w:lang w:val="en-US"/>
+        </w:rPr>
+        <w:t>)::</w:t>
+      </w:r>
+      <w:proofErr w:type="gramEnd"/>
       <w:r>
         <w:rPr>
           <w:rFonts w:ascii="Courier New" w:hAnsi="Courier New" w:cs="Courier New"/>
@@ -15404,6 +16033,7 @@
           <w:lang w:val="en-US"/>
         </w:rPr>
       </w:pPr>
+      <w:proofErr w:type="gramStart"/>
       <w:r>
         <w:rPr>
           <w:rFonts w:ascii="Courier New" w:hAnsi="Courier New" w:cs="Courier New"/>
@@ -15445,6 +16075,7 @@
         <w:t>(</w:t>
       </w:r>
       <w:proofErr w:type="spellStart"/>
+      <w:proofErr w:type="gramEnd"/>
       <w:r>
         <w:rPr>
           <w:rFonts w:ascii="Courier New" w:hAnsi="Courier New" w:cs="Courier New"/>
@@ -15457,6 +16088,7 @@
         <w:t>user_total_cost</w:t>
       </w:r>
       <w:proofErr w:type="spellEnd"/>
+      <w:proofErr w:type="gramStart"/>
       <w:r>
         <w:rPr>
           <w:rFonts w:ascii="Courier New" w:hAnsi="Courier New" w:cs="Courier New"/>
@@ -15466,6 +16098,7 @@
         </w:rPr>
         <w:t>)::</w:t>
       </w:r>
+      <w:proofErr w:type="gramEnd"/>
       <w:r>
         <w:rPr>
           <w:rFonts w:ascii="Courier New" w:hAnsi="Courier New" w:cs="Courier New"/>
@@ -15506,6 +16139,7 @@
         </w:rPr>
         <w:t>(</w:t>
       </w:r>
+      <w:proofErr w:type="gramStart"/>
       <w:r>
         <w:rPr>
           <w:rFonts w:ascii="Courier New" w:hAnsi="Courier New" w:cs="Courier New"/>
@@ -15527,6 +16161,7 @@
         <w:t>(</w:t>
       </w:r>
       <w:proofErr w:type="spellStart"/>
+      <w:proofErr w:type="gramEnd"/>
       <w:r>
         <w:rPr>
           <w:rFonts w:ascii="Courier New" w:hAnsi="Courier New" w:cs="Courier New"/>
@@ -15639,6 +16274,7 @@
         </w:rPr>
         <w:t>(</w:t>
       </w:r>
+      <w:proofErr w:type="gramStart"/>
       <w:r>
         <w:rPr>
           <w:rFonts w:ascii="Courier New" w:hAnsi="Courier New" w:cs="Courier New"/>
@@ -15660,6 +16296,7 @@
         <w:t>(</w:t>
       </w:r>
       <w:proofErr w:type="spellStart"/>
+      <w:proofErr w:type="gramEnd"/>
       <w:r>
         <w:rPr>
           <w:rFonts w:ascii="Courier New" w:hAnsi="Courier New" w:cs="Courier New"/>
@@ -15741,8 +16378,19 @@
           <w:szCs w:val="20"/>
           <w:lang w:val="en-US"/>
         </w:rPr>
-        <w:t>&gt;0)::</w:t>
-      </w:r>
+        <w:t>&gt;0</w:t>
+      </w:r>
+      <w:proofErr w:type="gramStart"/>
+      <w:r>
+        <w:rPr>
+          <w:rFonts w:ascii="Courier New" w:hAnsi="Courier New" w:cs="Courier New"/>
+          <w:sz w:val="20"/>
+          <w:szCs w:val="20"/>
+          <w:lang w:val="en-US"/>
+        </w:rPr>
+        <w:t>)::</w:t>
+      </w:r>
+      <w:proofErr w:type="gramEnd"/>
       <w:r>
         <w:rPr>
           <w:rFonts w:ascii="Courier New" w:hAnsi="Courier New" w:cs="Courier New"/>
@@ -15930,6 +16578,7 @@
         <w:t xml:space="preserve"> </w:t>
       </w:r>
       <w:proofErr w:type="spellStart"/>
+      <w:proofErr w:type="gramStart"/>
       <w:r>
         <w:rPr>
           <w:rFonts w:ascii="Courier New" w:hAnsi="Courier New" w:cs="Courier New"/>
@@ -15940,6 +16589,7 @@
         <w:t>fantasy.race</w:t>
       </w:r>
       <w:proofErr w:type="spellEnd"/>
+      <w:proofErr w:type="gramEnd"/>
       <w:r>
         <w:rPr>
           <w:rFonts w:ascii="Courier New" w:hAnsi="Courier New" w:cs="Courier New"/>
@@ -16010,6 +16660,7 @@
         <w:t xml:space="preserve"> </w:t>
       </w:r>
       <w:proofErr w:type="spellStart"/>
+      <w:proofErr w:type="gramStart"/>
       <w:r>
         <w:rPr>
           <w:rFonts w:ascii="Courier New" w:hAnsi="Courier New" w:cs="Courier New"/>
@@ -16028,7 +16679,17 @@
           <w:szCs w:val="20"/>
           <w:lang w:val="en-US"/>
         </w:rPr>
-        <w:t>.race_id</w:t>
+        <w:t>.race</w:t>
+      </w:r>
+      <w:proofErr w:type="gramEnd"/>
+      <w:r>
+        <w:rPr>
+          <w:rFonts w:ascii="Courier New" w:hAnsi="Courier New" w:cs="Courier New"/>
+          <w:sz w:val="20"/>
+          <w:szCs w:val="20"/>
+          <w:lang w:val="en-US"/>
+        </w:rPr>
+        <w:t>_id</w:t>
       </w:r>
       <w:proofErr w:type="spellEnd"/>
       <w:r>
@@ -16041,6 +16702,7 @@
         <w:t xml:space="preserve"> = </w:t>
       </w:r>
       <w:proofErr w:type="spellStart"/>
+      <w:proofErr w:type="gramStart"/>
       <w:r>
         <w:rPr>
           <w:rFonts w:ascii="Courier New" w:hAnsi="Courier New" w:cs="Courier New"/>
@@ -16059,7 +16721,17 @@
           <w:szCs w:val="20"/>
           <w:lang w:val="en-US"/>
         </w:rPr>
-        <w:t>.race_id</w:t>
+        <w:t>.race</w:t>
+      </w:r>
+      <w:proofErr w:type="gramEnd"/>
+      <w:r>
+        <w:rPr>
+          <w:rFonts w:ascii="Courier New" w:hAnsi="Courier New" w:cs="Courier New"/>
+          <w:sz w:val="20"/>
+          <w:szCs w:val="20"/>
+          <w:lang w:val="en-US"/>
+        </w:rPr>
+        <w:t>_id</w:t>
       </w:r>
       <w:proofErr w:type="spellEnd"/>
     </w:p>
@@ -16113,6 +16785,7 @@
         <w:t xml:space="preserve"> </w:t>
       </w:r>
       <w:proofErr w:type="spellStart"/>
+      <w:proofErr w:type="gramStart"/>
       <w:r>
         <w:rPr>
           <w:rFonts w:ascii="Courier New" w:hAnsi="Courier New" w:cs="Courier New"/>
@@ -16131,7 +16804,17 @@
           <w:szCs w:val="20"/>
           <w:lang w:val="en-US"/>
         </w:rPr>
-        <w:t>.race_id</w:t>
+        <w:t>.race</w:t>
+      </w:r>
+      <w:proofErr w:type="gramEnd"/>
+      <w:r>
+        <w:rPr>
+          <w:rFonts w:ascii="Courier New" w:hAnsi="Courier New" w:cs="Courier New"/>
+          <w:sz w:val="20"/>
+          <w:szCs w:val="20"/>
+          <w:lang w:val="en-US"/>
+        </w:rPr>
+        <w:t>_id</w:t>
       </w:r>
       <w:proofErr w:type="spellEnd"/>
       <w:r>
@@ -16144,6 +16827,7 @@
         <w:t xml:space="preserve">, </w:t>
       </w:r>
       <w:proofErr w:type="spellStart"/>
+      <w:proofErr w:type="gramStart"/>
       <w:r>
         <w:rPr>
           <w:rFonts w:ascii="Courier New" w:hAnsi="Courier New" w:cs="Courier New"/>
@@ -16165,6 +16849,7 @@
         <w:t>.race</w:t>
       </w:r>
       <w:proofErr w:type="spellEnd"/>
+      <w:proofErr w:type="gramEnd"/>
       <w:r>
         <w:rPr>
           <w:rFonts w:ascii="Courier New" w:hAnsi="Courier New" w:cs="Courier New"/>
@@ -16225,6 +16910,7 @@
         <w:t xml:space="preserve"> </w:t>
       </w:r>
       <w:proofErr w:type="spellStart"/>
+      <w:proofErr w:type="gramStart"/>
       <w:r>
         <w:rPr>
           <w:rFonts w:ascii="Courier New" w:hAnsi="Courier New" w:cs="Courier New"/>
@@ -16246,6 +16932,7 @@
         <w:t>.race</w:t>
       </w:r>
       <w:proofErr w:type="spellEnd"/>
+      <w:proofErr w:type="gramEnd"/>
       <w:r>
         <w:rPr>
           <w:rFonts w:ascii="Courier New" w:hAnsi="Courier New" w:cs="Courier New"/>
@@ -17142,6 +17829,7 @@
   <w:style w:type="character" w:default="1" w:styleId="a0">
     <w:name w:val="Default Paragraph Font"/>
     <w:uiPriority w:val="1"/>
+    <w:semiHidden/>
     <w:unhideWhenUsed/>
   </w:style>
   <w:style w:type="table" w:default="1" w:styleId="a1">

--- a/Fantasy_data-analyst/reports/Fantasy_Data_Analysis_Report.docx
+++ b/Fantasy_data-analyst/reports/Fantasy_Data_Analysis_Report.docx
@@ -151,7 +151,7 @@
         <w:rPr>
           <w:lang w:val="ru-RU"/>
         </w:rPr>
-        <w:t>Выводы и аналитические комментарии</w:t>
+        <w:t>Часть 3. Выводы и аналитические комментарии</w:t>
       </w:r>
     </w:p>
     <w:p>
@@ -607,25 +607,7 @@
           <w:szCs w:val="24"/>
           <w:lang w:val="ru-RU"/>
         </w:rPr>
-        <w:t xml:space="preserve">общее кол-во игроков, зарегистрированных </w:t>
-      </w:r>
-      <w:proofErr w:type="gramStart"/>
-      <w:r>
-        <w:rPr>
-          <w:sz w:val="24"/>
-          <w:szCs w:val="24"/>
-          <w:lang w:val="ru-RU"/>
-        </w:rPr>
-        <w:t>в игре</w:t>
-      </w:r>
-      <w:proofErr w:type="gramEnd"/>
-      <w:r>
-        <w:rPr>
-          <w:sz w:val="24"/>
-          <w:szCs w:val="24"/>
-          <w:lang w:val="ru-RU"/>
-        </w:rPr>
-        <w:t xml:space="preserve"> составляет </w:t>
+        <w:t xml:space="preserve">общее кол-во игроков, зарегистрированных в игре составляет </w:t>
       </w:r>
       <w:r>
         <w:rPr>
@@ -2878,27 +2860,7 @@
           <w:color w:val="0B5394"/>
           <w:lang w:val="ru-RU"/>
         </w:rPr>
-        <w:t xml:space="preserve">Опишите результаты изучения продажи эпических предметов. Укажите, какие это предметы, какой процент покупок приходится на них от общего числа </w:t>
-      </w:r>
-      <w:proofErr w:type="gramStart"/>
-      <w:r>
-        <w:rPr>
-          <w:i/>
-          <w:iCs/>
-          <w:color w:val="0B5394"/>
-          <w:lang w:val="ru-RU"/>
-        </w:rPr>
-        <w:t>покупок</w:t>
-      </w:r>
-      <w:proofErr w:type="gramEnd"/>
-      <w:r>
-        <w:rPr>
-          <w:i/>
-          <w:iCs/>
-          <w:color w:val="0B5394"/>
-          <w:lang w:val="ru-RU"/>
-        </w:rPr>
-        <w:t xml:space="preserve"> и какая доля игроков хоть раз купила такой предмет.</w:t>
+        <w:t>Опишите результаты изучения продажи эпических предметов. Укажите, какие это предметы, какой процент покупок приходится на них от общего числа покупок и какая доля игроков хоть раз купила такой предмет.</w:t>
       </w:r>
     </w:p>
     <w:p>
@@ -5490,33 +5452,19 @@
         <w:rPr>
           <w:lang w:val="ru-RU"/>
         </w:rPr>
-        <w:t>Рекомендация разработчикам</w:t>
-      </w:r>
-      <w:proofErr w:type="gramStart"/>
-      <w:r>
-        <w:rPr>
-          <w:lang w:val="ru-RU"/>
-        </w:rPr>
-        <w:t>:</w:t>
-      </w:r>
-      <w:r>
-        <w:rPr>
-          <w:lang w:val="ru-RU"/>
-        </w:rPr>
-        <w:t xml:space="preserve"> </w:t>
-      </w:r>
-      <w:r>
-        <w:rPr>
-          <w:lang w:val="ru-RU"/>
-        </w:rPr>
-        <w:t>Стоит</w:t>
-      </w:r>
-      <w:proofErr w:type="gramEnd"/>
-      <w:r>
-        <w:rPr>
-          <w:lang w:val="ru-RU"/>
-        </w:rPr>
-        <w:t xml:space="preserve"> обратить внимание на баланс рас </w:t>
+        <w:t>Рекомендация разработчикам:</w:t>
+      </w:r>
+      <w:r>
+        <w:rPr>
+          <w:lang w:val="ru-RU"/>
+        </w:rPr>
+        <w:t xml:space="preserve"> </w:t>
+      </w:r>
+      <w:r>
+        <w:rPr>
+          <w:lang w:val="ru-RU"/>
+        </w:rPr>
+        <w:t xml:space="preserve">Стоит обратить внимание на баланс рас </w:t>
       </w:r>
       <w:r>
         <w:rPr>
@@ -6410,25 +6358,7 @@
           <w:bCs/>
           <w:lang w:val="ru-RU"/>
         </w:rPr>
-        <w:t>Итоговая рекомендация</w:t>
-      </w:r>
-      <w:proofErr w:type="gramStart"/>
-      <w:r>
-        <w:rPr>
-          <w:b/>
-          <w:bCs/>
-          <w:lang w:val="ru-RU"/>
-        </w:rPr>
-        <w:t>: Сфокусировать</w:t>
-      </w:r>
-      <w:proofErr w:type="gramEnd"/>
-      <w:r>
-        <w:rPr>
-          <w:b/>
-          <w:bCs/>
-          <w:lang w:val="ru-RU"/>
-        </w:rPr>
-        <w:t xml:space="preserve"> маркетинговые усилия на удержании </w:t>
+        <w:t xml:space="preserve">Итоговая рекомендация: Сфокусировать маркетинговые усилия на удержании </w:t>
       </w:r>
       <w:r>
         <w:rPr>
@@ -6880,7 +6810,6 @@
         </w:rPr>
         <w:t xml:space="preserve"> </w:t>
       </w:r>
-      <w:proofErr w:type="gramStart"/>
       <w:r>
         <w:rPr>
           <w:rFonts w:ascii="Courier New" w:hAnsi="Courier New" w:cs="Courier New"/>
@@ -6902,7 +6831,6 @@
         <w:t>(</w:t>
       </w:r>
       <w:proofErr w:type="spellStart"/>
-      <w:proofErr w:type="gramEnd"/>
       <w:r>
         <w:rPr>
           <w:rFonts w:ascii="Courier New" w:hAnsi="Courier New" w:cs="Courier New"/>
@@ -6974,7 +6902,6 @@
           <w:lang w:val="en-US"/>
         </w:rPr>
       </w:pPr>
-      <w:proofErr w:type="gramStart"/>
       <w:r>
         <w:rPr>
           <w:rFonts w:ascii="Courier New" w:hAnsi="Courier New" w:cs="Courier New"/>
@@ -6993,17 +6920,7 @@
           <w:szCs w:val="20"/>
           <w:lang w:val="en-US"/>
         </w:rPr>
-        <w:t>(</w:t>
-      </w:r>
-      <w:proofErr w:type="gramEnd"/>
-      <w:r>
-        <w:rPr>
-          <w:rFonts w:ascii="Courier New" w:hAnsi="Courier New" w:cs="Courier New"/>
-          <w:sz w:val="20"/>
-          <w:szCs w:val="20"/>
-          <w:lang w:val="en-US"/>
-        </w:rPr>
-        <w:t xml:space="preserve">id) </w:t>
+        <w:t xml:space="preserve">(id) </w:t>
       </w:r>
       <w:r>
         <w:rPr>
@@ -7171,7 +7088,6 @@
         </w:rPr>
         <w:t>(</w:t>
       </w:r>
-      <w:proofErr w:type="gramStart"/>
       <w:r>
         <w:rPr>
           <w:rFonts w:ascii="Courier New" w:hAnsi="Courier New" w:cs="Courier New"/>
@@ -7190,17 +7106,7 @@
           <w:szCs w:val="20"/>
           <w:lang w:val="en-US"/>
         </w:rPr>
-        <w:t>(</w:t>
-      </w:r>
-      <w:proofErr w:type="gramEnd"/>
-      <w:r>
-        <w:rPr>
-          <w:rFonts w:ascii="Courier New" w:hAnsi="Courier New" w:cs="Courier New"/>
-          <w:sz w:val="20"/>
-          <w:szCs w:val="20"/>
-          <w:lang w:val="en-US"/>
-        </w:rPr>
-        <w:t xml:space="preserve">id) </w:t>
+        <w:t xml:space="preserve">(id) </w:t>
       </w:r>
       <w:r>
         <w:rPr>
@@ -7240,19 +7146,8 @@
           <w:szCs w:val="20"/>
           <w:lang w:val="en-US"/>
         </w:rPr>
-        <w:t xml:space="preserve"> payer = 1</w:t>
-      </w:r>
-      <w:proofErr w:type="gramStart"/>
-      <w:r>
-        <w:rPr>
-          <w:rFonts w:ascii="Courier New" w:hAnsi="Courier New" w:cs="Courier New"/>
-          <w:sz w:val="20"/>
-          <w:szCs w:val="20"/>
-          <w:lang w:val="en-US"/>
-        </w:rPr>
-        <w:t>)::</w:t>
-      </w:r>
-      <w:proofErr w:type="gramEnd"/>
+        <w:t xml:space="preserve"> payer = 1)::</w:t>
+      </w:r>
       <w:r>
         <w:rPr>
           <w:rFonts w:ascii="Courier New" w:hAnsi="Courier New" w:cs="Courier New"/>
@@ -7273,7 +7168,6 @@
         </w:rPr>
         <w:t xml:space="preserve"> / </w:t>
       </w:r>
-      <w:proofErr w:type="gramStart"/>
       <w:r>
         <w:rPr>
           <w:rFonts w:ascii="Courier New" w:hAnsi="Courier New" w:cs="Courier New"/>
@@ -7292,17 +7186,7 @@
           <w:szCs w:val="20"/>
           <w:lang w:val="en-US"/>
         </w:rPr>
-        <w:t>(</w:t>
-      </w:r>
-      <w:proofErr w:type="gramEnd"/>
-      <w:r>
-        <w:rPr>
-          <w:rFonts w:ascii="Courier New" w:hAnsi="Courier New" w:cs="Courier New"/>
-          <w:sz w:val="20"/>
-          <w:szCs w:val="20"/>
-          <w:lang w:val="en-US"/>
-        </w:rPr>
-        <w:t xml:space="preserve">id),3) </w:t>
+        <w:t xml:space="preserve">(id),3) </w:t>
       </w:r>
       <w:r>
         <w:rPr>
@@ -7557,7 +7441,6 @@
         <w:t xml:space="preserve"> </w:t>
       </w:r>
       <w:proofErr w:type="spellStart"/>
-      <w:proofErr w:type="gramStart"/>
       <w:r>
         <w:rPr>
           <w:rFonts w:ascii="Courier New" w:hAnsi="Courier New" w:cs="Courier New"/>
@@ -7568,7 +7451,6 @@
         <w:t>fantasy.users</w:t>
       </w:r>
       <w:proofErr w:type="spellEnd"/>
-      <w:proofErr w:type="gramEnd"/>
       <w:r>
         <w:rPr>
           <w:rFonts w:ascii="Courier New" w:hAnsi="Courier New" w:cs="Courier New"/>
@@ -7657,7 +7539,6 @@
         <w:t xml:space="preserve"> </w:t>
       </w:r>
       <w:proofErr w:type="spellStart"/>
-      <w:proofErr w:type="gramStart"/>
       <w:r>
         <w:rPr>
           <w:rFonts w:ascii="Courier New" w:hAnsi="Courier New" w:cs="Courier New"/>
@@ -7679,7 +7560,6 @@
         <w:t>.race</w:t>
       </w:r>
       <w:proofErr w:type="spellEnd"/>
-      <w:proofErr w:type="gramEnd"/>
       <w:r>
         <w:rPr>
           <w:rFonts w:ascii="Courier New" w:hAnsi="Courier New" w:cs="Courier New"/>
@@ -7700,7 +7580,6 @@
         </w:rPr>
       </w:pPr>
       <w:proofErr w:type="spellStart"/>
-      <w:proofErr w:type="gramStart"/>
       <w:r>
         <w:rPr>
           <w:rFonts w:ascii="Courier New" w:hAnsi="Courier New" w:cs="Courier New"/>
@@ -7719,17 +7598,7 @@
           <w:szCs w:val="20"/>
           <w:lang w:val="ru-RU"/>
         </w:rPr>
-        <w:t>.race</w:t>
-      </w:r>
-      <w:proofErr w:type="gramEnd"/>
-      <w:r>
-        <w:rPr>
-          <w:rFonts w:ascii="Courier New" w:hAnsi="Courier New" w:cs="Courier New"/>
-          <w:sz w:val="20"/>
-          <w:szCs w:val="20"/>
-          <w:lang w:val="ru-RU"/>
-        </w:rPr>
-        <w:t>_id</w:t>
+        <w:t>.race_id</w:t>
       </w:r>
       <w:proofErr w:type="spellEnd"/>
       <w:r>
@@ -7751,7 +7620,6 @@
           <w:lang w:val="en-US"/>
         </w:rPr>
       </w:pPr>
-      <w:proofErr w:type="gramStart"/>
       <w:r>
         <w:rPr>
           <w:rFonts w:ascii="Courier New" w:hAnsi="Courier New" w:cs="Courier New"/>
@@ -7770,17 +7638,7 @@
           <w:szCs w:val="20"/>
           <w:lang w:val="en-US"/>
         </w:rPr>
-        <w:t>(</w:t>
-      </w:r>
-      <w:proofErr w:type="gramEnd"/>
-      <w:r>
-        <w:rPr>
-          <w:rFonts w:ascii="Courier New" w:hAnsi="Courier New" w:cs="Courier New"/>
-          <w:sz w:val="20"/>
-          <w:szCs w:val="20"/>
-          <w:lang w:val="en-US"/>
-        </w:rPr>
-        <w:t xml:space="preserve">id) </w:t>
+        <w:t xml:space="preserve">(id) </w:t>
       </w:r>
       <w:r>
         <w:rPr>
@@ -7964,7 +7822,6 @@
           <w:lang w:val="ru-RU"/>
         </w:rPr>
       </w:pPr>
-      <w:proofErr w:type="gramStart"/>
       <w:r>
         <w:rPr>
           <w:rFonts w:ascii="Courier New" w:hAnsi="Courier New" w:cs="Courier New"/>
@@ -7986,7 +7843,6 @@
         <w:t>(</w:t>
       </w:r>
       <w:proofErr w:type="spellStart"/>
-      <w:proofErr w:type="gramEnd"/>
       <w:r>
         <w:rPr>
           <w:rFonts w:ascii="Courier New" w:hAnsi="Courier New" w:cs="Courier New"/>
@@ -8078,7 +7934,6 @@
         </w:rPr>
         <w:t>(</w:t>
       </w:r>
-      <w:proofErr w:type="gramStart"/>
       <w:r>
         <w:rPr>
           <w:rFonts w:ascii="Courier New" w:hAnsi="Courier New" w:cs="Courier New"/>
@@ -8100,7 +7955,6 @@
         <w:t>(</w:t>
       </w:r>
       <w:proofErr w:type="spellStart"/>
-      <w:proofErr w:type="gramEnd"/>
       <w:r>
         <w:rPr>
           <w:rFonts w:ascii="Courier New" w:hAnsi="Courier New" w:cs="Courier New"/>
@@ -8178,20 +8032,9 @@
           <w:szCs w:val="20"/>
           <w:lang w:val="ru-RU"/>
         </w:rPr>
-        <w:t xml:space="preserve"> = 1</w:t>
-      </w:r>
-      <w:proofErr w:type="gramStart"/>
-      <w:r>
-        <w:rPr>
-          <w:rFonts w:ascii="Courier New" w:hAnsi="Courier New" w:cs="Courier New"/>
-          <w:sz w:val="20"/>
-          <w:szCs w:val="20"/>
-          <w:lang w:val="ru-RU"/>
-        </w:rPr>
-        <w:t>)::</w:t>
+        <w:t xml:space="preserve"> = 1)::</w:t>
       </w:r>
       <w:proofErr w:type="spellStart"/>
-      <w:proofErr w:type="gramEnd"/>
       <w:r>
         <w:rPr>
           <w:rFonts w:ascii="Courier New" w:hAnsi="Courier New" w:cs="Courier New"/>
@@ -8213,7 +8056,6 @@
         </w:rPr>
         <w:t xml:space="preserve"> / </w:t>
       </w:r>
-      <w:proofErr w:type="gramStart"/>
       <w:r>
         <w:rPr>
           <w:rFonts w:ascii="Courier New" w:hAnsi="Courier New" w:cs="Courier New"/>
@@ -8235,7 +8077,6 @@
         <w:t>(</w:t>
       </w:r>
       <w:proofErr w:type="spellStart"/>
-      <w:proofErr w:type="gramEnd"/>
       <w:r>
         <w:rPr>
           <w:rFonts w:ascii="Courier New" w:hAnsi="Courier New" w:cs="Courier New"/>
@@ -8328,7 +8169,6 @@
         <w:t xml:space="preserve"> </w:t>
       </w:r>
       <w:proofErr w:type="spellStart"/>
-      <w:proofErr w:type="gramStart"/>
       <w:r>
         <w:rPr>
           <w:rFonts w:ascii="Courier New" w:hAnsi="Courier New" w:cs="Courier New"/>
@@ -8339,7 +8179,6 @@
         <w:t>fantasy.users</w:t>
       </w:r>
       <w:proofErr w:type="spellEnd"/>
-      <w:proofErr w:type="gramEnd"/>
       <w:r>
         <w:rPr>
           <w:rFonts w:ascii="Courier New" w:hAnsi="Courier New" w:cs="Courier New"/>
@@ -8431,7 +8270,6 @@
         <w:t xml:space="preserve"> </w:t>
       </w:r>
       <w:proofErr w:type="spellStart"/>
-      <w:proofErr w:type="gramStart"/>
       <w:r>
         <w:rPr>
           <w:rFonts w:ascii="Courier New" w:hAnsi="Courier New" w:cs="Courier New"/>
@@ -8442,7 +8280,6 @@
         <w:t>fantasy.race</w:t>
       </w:r>
       <w:proofErr w:type="spellEnd"/>
-      <w:proofErr w:type="gramEnd"/>
       <w:r>
         <w:rPr>
           <w:rFonts w:ascii="Courier New" w:hAnsi="Courier New" w:cs="Courier New"/>
@@ -8513,7 +8350,6 @@
         <w:t xml:space="preserve"> </w:t>
       </w:r>
       <w:proofErr w:type="spellStart"/>
-      <w:proofErr w:type="gramStart"/>
       <w:r>
         <w:rPr>
           <w:rFonts w:ascii="Courier New" w:hAnsi="Courier New" w:cs="Courier New"/>
@@ -8532,17 +8368,7 @@
           <w:szCs w:val="20"/>
           <w:lang w:val="en-US"/>
         </w:rPr>
-        <w:t>.race</w:t>
-      </w:r>
-      <w:proofErr w:type="gramEnd"/>
-      <w:r>
-        <w:rPr>
-          <w:rFonts w:ascii="Courier New" w:hAnsi="Courier New" w:cs="Courier New"/>
-          <w:sz w:val="20"/>
-          <w:szCs w:val="20"/>
-          <w:lang w:val="en-US"/>
-        </w:rPr>
-        <w:t>_id</w:t>
+        <w:t>.race_id</w:t>
       </w:r>
       <w:proofErr w:type="spellEnd"/>
       <w:r>
@@ -8555,7 +8381,6 @@
         <w:t xml:space="preserve"> = </w:t>
       </w:r>
       <w:proofErr w:type="spellStart"/>
-      <w:proofErr w:type="gramStart"/>
       <w:r>
         <w:rPr>
           <w:rFonts w:ascii="Courier New" w:hAnsi="Courier New" w:cs="Courier New"/>
@@ -8574,17 +8399,7 @@
           <w:szCs w:val="20"/>
           <w:lang w:val="en-US"/>
         </w:rPr>
-        <w:t>.race</w:t>
-      </w:r>
-      <w:proofErr w:type="gramEnd"/>
-      <w:r>
-        <w:rPr>
-          <w:rFonts w:ascii="Courier New" w:hAnsi="Courier New" w:cs="Courier New"/>
-          <w:sz w:val="20"/>
-          <w:szCs w:val="20"/>
-          <w:lang w:val="en-US"/>
-        </w:rPr>
-        <w:t>_id</w:t>
+        <w:t>.race_id</w:t>
       </w:r>
       <w:proofErr w:type="spellEnd"/>
       <w:r>
@@ -8746,7 +8561,6 @@
         <w:t xml:space="preserve"> </w:t>
       </w:r>
       <w:proofErr w:type="spellStart"/>
-      <w:proofErr w:type="gramStart"/>
       <w:r>
         <w:rPr>
           <w:rFonts w:ascii="Courier New" w:hAnsi="Courier New" w:cs="Courier New"/>
@@ -8768,7 +8582,6 @@
         <w:t>.race</w:t>
       </w:r>
       <w:proofErr w:type="spellEnd"/>
-      <w:proofErr w:type="gramEnd"/>
       <w:r>
         <w:rPr>
           <w:rFonts w:ascii="Courier New" w:hAnsi="Courier New" w:cs="Courier New"/>
@@ -8779,7 +8592,6 @@
         <w:t xml:space="preserve">, </w:t>
       </w:r>
       <w:proofErr w:type="spellStart"/>
-      <w:proofErr w:type="gramStart"/>
       <w:r>
         <w:rPr>
           <w:rFonts w:ascii="Courier New" w:hAnsi="Courier New" w:cs="Courier New"/>
@@ -8798,17 +8610,7 @@
           <w:szCs w:val="20"/>
           <w:lang w:val="en-US"/>
         </w:rPr>
-        <w:t>.race</w:t>
-      </w:r>
-      <w:proofErr w:type="gramEnd"/>
-      <w:r>
-        <w:rPr>
-          <w:rFonts w:ascii="Courier New" w:hAnsi="Courier New" w:cs="Courier New"/>
-          <w:sz w:val="20"/>
-          <w:szCs w:val="20"/>
-          <w:lang w:val="en-US"/>
-        </w:rPr>
-        <w:t>_id</w:t>
+        <w:t>.race_id</w:t>
       </w:r>
       <w:proofErr w:type="spellEnd"/>
     </w:p>
@@ -9026,7 +8828,6 @@
         </w:rPr>
         <w:t xml:space="preserve"> </w:t>
       </w:r>
-      <w:proofErr w:type="gramStart"/>
       <w:r>
         <w:rPr>
           <w:rFonts w:ascii="Courier New" w:hAnsi="Courier New" w:cs="Courier New"/>
@@ -9045,17 +8846,7 @@
           <w:szCs w:val="20"/>
           <w:lang w:val="en-US"/>
         </w:rPr>
-        <w:t>(</w:t>
-      </w:r>
-      <w:proofErr w:type="gramEnd"/>
-      <w:r>
-        <w:rPr>
-          <w:rFonts w:ascii="Courier New" w:hAnsi="Courier New" w:cs="Courier New"/>
-          <w:sz w:val="20"/>
-          <w:szCs w:val="20"/>
-          <w:lang w:val="en-US"/>
-        </w:rPr>
-        <w:t xml:space="preserve">*) </w:t>
+        <w:t xml:space="preserve">(*) </w:t>
       </w:r>
       <w:r>
         <w:rPr>
@@ -9172,7 +8963,6 @@
           <w:lang w:val="en-US"/>
         </w:rPr>
       </w:pPr>
-      <w:proofErr w:type="gramStart"/>
       <w:r>
         <w:rPr>
           <w:rFonts w:ascii="Courier New" w:hAnsi="Courier New" w:cs="Courier New"/>
@@ -9191,17 +8981,7 @@
           <w:szCs w:val="20"/>
           <w:lang w:val="en-US"/>
         </w:rPr>
-        <w:t>(</w:t>
-      </w:r>
-      <w:proofErr w:type="gramEnd"/>
-      <w:r>
-        <w:rPr>
-          <w:rFonts w:ascii="Courier New" w:hAnsi="Courier New" w:cs="Courier New"/>
-          <w:sz w:val="20"/>
-          <w:szCs w:val="20"/>
-          <w:lang w:val="en-US"/>
-        </w:rPr>
-        <w:t xml:space="preserve">amount) </w:t>
+        <w:t xml:space="preserve">(amount) </w:t>
       </w:r>
       <w:r>
         <w:rPr>
@@ -9318,7 +9098,6 @@
           <w:lang w:val="en-US"/>
         </w:rPr>
       </w:pPr>
-      <w:proofErr w:type="gramStart"/>
       <w:r>
         <w:rPr>
           <w:rFonts w:ascii="Courier New" w:hAnsi="Courier New" w:cs="Courier New"/>
@@ -9337,17 +9116,7 @@
           <w:szCs w:val="20"/>
           <w:lang w:val="en-US"/>
         </w:rPr>
-        <w:t>(</w:t>
-      </w:r>
-      <w:proofErr w:type="gramEnd"/>
-      <w:r>
-        <w:rPr>
-          <w:rFonts w:ascii="Courier New" w:hAnsi="Courier New" w:cs="Courier New"/>
-          <w:sz w:val="20"/>
-          <w:szCs w:val="20"/>
-          <w:lang w:val="en-US"/>
-        </w:rPr>
-        <w:t xml:space="preserve">amount) </w:t>
+        <w:t xml:space="preserve">(amount) </w:t>
       </w:r>
       <w:r>
         <w:rPr>
@@ -9446,7 +9215,6 @@
           <w:lang w:val="ru-RU"/>
         </w:rPr>
       </w:pPr>
-      <w:proofErr w:type="gramStart"/>
       <w:r>
         <w:rPr>
           <w:rFonts w:ascii="Courier New" w:hAnsi="Courier New" w:cs="Courier New"/>
@@ -9468,7 +9236,6 @@
         <w:t>(</w:t>
       </w:r>
       <w:proofErr w:type="spellStart"/>
-      <w:proofErr w:type="gramEnd"/>
       <w:r>
         <w:rPr>
           <w:rFonts w:ascii="Courier New" w:hAnsi="Courier New" w:cs="Courier New"/>
@@ -9540,7 +9307,6 @@
           <w:lang w:val="ru-RU"/>
         </w:rPr>
       </w:pPr>
-      <w:proofErr w:type="gramStart"/>
       <w:r>
         <w:rPr>
           <w:rFonts w:ascii="Courier New" w:hAnsi="Courier New" w:cs="Courier New"/>
@@ -9562,7 +9328,6 @@
         <w:t>(</w:t>
       </w:r>
       <w:proofErr w:type="spellStart"/>
-      <w:proofErr w:type="gramEnd"/>
       <w:r>
         <w:rPr>
           <w:rFonts w:ascii="Courier New" w:hAnsi="Courier New" w:cs="Courier New"/>
@@ -9643,38 +9408,16 @@
           <w:szCs w:val="20"/>
           <w:lang w:val="en-US"/>
         </w:rPr>
-        <w:t>PERCENTILE_</w:t>
-      </w:r>
-      <w:proofErr w:type="gramStart"/>
-      <w:r>
-        <w:rPr>
-          <w:rFonts w:ascii="Courier New" w:hAnsi="Courier New" w:cs="Courier New"/>
-          <w:b/>
-          <w:bCs/>
-          <w:sz w:val="20"/>
-          <w:szCs w:val="20"/>
-          <w:lang w:val="en-US"/>
-        </w:rPr>
-        <w:t>CONT</w:t>
-      </w:r>
-      <w:r>
-        <w:rPr>
-          <w:rFonts w:ascii="Courier New" w:hAnsi="Courier New" w:cs="Courier New"/>
-          <w:sz w:val="20"/>
-          <w:szCs w:val="20"/>
-          <w:lang w:val="en-US"/>
-        </w:rPr>
-        <w:t>(</w:t>
-      </w:r>
-      <w:proofErr w:type="gramEnd"/>
-      <w:r>
-        <w:rPr>
-          <w:rFonts w:ascii="Courier New" w:hAnsi="Courier New" w:cs="Courier New"/>
-          <w:sz w:val="20"/>
-          <w:szCs w:val="20"/>
-          <w:lang w:val="en-US"/>
-        </w:rPr>
-        <w:t xml:space="preserve">0.5) </w:t>
+        <w:t>PERCENTILE_CONT</w:t>
+      </w:r>
+      <w:r>
+        <w:rPr>
+          <w:rFonts w:ascii="Courier New" w:hAnsi="Courier New" w:cs="Courier New"/>
+          <w:sz w:val="20"/>
+          <w:szCs w:val="20"/>
+          <w:lang w:val="en-US"/>
+        </w:rPr>
+        <w:t xml:space="preserve">(0.5) </w:t>
       </w:r>
       <w:r>
         <w:rPr>
@@ -9853,7 +9596,6 @@
           <w:lang w:val="ru-RU"/>
         </w:rPr>
       </w:pPr>
-      <w:proofErr w:type="gramStart"/>
       <w:r>
         <w:rPr>
           <w:rFonts w:ascii="Courier New" w:hAnsi="Courier New" w:cs="Courier New"/>
@@ -9876,7 +9618,6 @@
         <w:t>(</w:t>
       </w:r>
       <w:proofErr w:type="spellStart"/>
-      <w:proofErr w:type="gramEnd"/>
       <w:r>
         <w:rPr>
           <w:rFonts w:ascii="Courier New" w:hAnsi="Courier New" w:cs="Courier New"/>
@@ -9969,7 +9710,6 @@
         <w:t xml:space="preserve"> </w:t>
       </w:r>
       <w:proofErr w:type="spellStart"/>
-      <w:proofErr w:type="gramStart"/>
       <w:r>
         <w:rPr>
           <w:rFonts w:ascii="Courier New" w:hAnsi="Courier New" w:cs="Courier New"/>
@@ -9980,7 +9720,6 @@
         <w:t>fantasy.events</w:t>
       </w:r>
       <w:proofErr w:type="spellEnd"/>
-      <w:proofErr w:type="gramEnd"/>
       <w:r>
         <w:rPr>
           <w:rFonts w:ascii="Courier New" w:hAnsi="Courier New" w:cs="Courier New"/>
@@ -10076,7 +9815,6 @@
         </w:rPr>
         <w:t xml:space="preserve"> </w:t>
       </w:r>
-      <w:proofErr w:type="gramStart"/>
       <w:r>
         <w:rPr>
           <w:rFonts w:ascii="Courier New" w:hAnsi="Courier New" w:cs="Courier New"/>
@@ -10095,17 +9833,7 @@
           <w:szCs w:val="20"/>
           <w:lang w:val="en-US"/>
         </w:rPr>
-        <w:t>(</w:t>
-      </w:r>
-      <w:proofErr w:type="gramEnd"/>
-      <w:r>
-        <w:rPr>
-          <w:rFonts w:ascii="Courier New" w:hAnsi="Courier New" w:cs="Courier New"/>
-          <w:sz w:val="20"/>
-          <w:szCs w:val="20"/>
-          <w:lang w:val="en-US"/>
-        </w:rPr>
-        <w:t xml:space="preserve">*) </w:t>
+        <w:t xml:space="preserve">(*) </w:t>
       </w:r>
       <w:r>
         <w:rPr>
@@ -10287,7 +10015,6 @@
         </w:rPr>
         <w:t>ROUND(</w:t>
       </w:r>
-      <w:proofErr w:type="gramStart"/>
       <w:r>
         <w:rPr>
           <w:rFonts w:ascii="Courier New" w:hAnsi="Courier New" w:cs="Courier New"/>
@@ -10306,17 +10033,7 @@
           <w:szCs w:val="20"/>
           <w:lang w:val="en-US"/>
         </w:rPr>
-        <w:t>(</w:t>
-      </w:r>
-      <w:proofErr w:type="gramEnd"/>
-      <w:r>
-        <w:rPr>
-          <w:rFonts w:ascii="Courier New" w:hAnsi="Courier New" w:cs="Courier New"/>
-          <w:sz w:val="20"/>
-          <w:szCs w:val="20"/>
-          <w:lang w:val="en-US"/>
-        </w:rPr>
-        <w:t xml:space="preserve">*) </w:t>
+        <w:t xml:space="preserve">(*) </w:t>
       </w:r>
       <w:r>
         <w:rPr>
@@ -10356,19 +10073,8 @@
           <w:szCs w:val="20"/>
           <w:lang w:val="en-US"/>
         </w:rPr>
-        <w:t xml:space="preserve"> amount = 0</w:t>
-      </w:r>
-      <w:proofErr w:type="gramStart"/>
-      <w:r>
-        <w:rPr>
-          <w:rFonts w:ascii="Courier New" w:hAnsi="Courier New" w:cs="Courier New"/>
-          <w:sz w:val="20"/>
-          <w:szCs w:val="20"/>
-          <w:lang w:val="en-US"/>
-        </w:rPr>
-        <w:t>)::</w:t>
-      </w:r>
-      <w:proofErr w:type="gramEnd"/>
+        <w:t xml:space="preserve"> amount = 0)::</w:t>
+      </w:r>
       <w:r>
         <w:rPr>
           <w:rFonts w:ascii="Courier New" w:hAnsi="Courier New" w:cs="Courier New"/>
@@ -10389,7 +10095,6 @@
         </w:rPr>
         <w:t xml:space="preserve"> / </w:t>
       </w:r>
-      <w:proofErr w:type="gramStart"/>
       <w:r>
         <w:rPr>
           <w:rFonts w:ascii="Courier New" w:hAnsi="Courier New" w:cs="Courier New"/>
@@ -10408,27 +10113,7 @@
           <w:szCs w:val="20"/>
           <w:lang w:val="en-US"/>
         </w:rPr>
-        <w:t>(</w:t>
-      </w:r>
-      <w:proofErr w:type="gramEnd"/>
-      <w:r>
-        <w:rPr>
-          <w:rFonts w:ascii="Courier New" w:hAnsi="Courier New" w:cs="Courier New"/>
-          <w:sz w:val="20"/>
-          <w:szCs w:val="20"/>
-          <w:lang w:val="en-US"/>
-        </w:rPr>
-        <w:t>*),6</w:t>
-      </w:r>
-      <w:proofErr w:type="gramStart"/>
-      <w:r>
-        <w:rPr>
-          <w:rFonts w:ascii="Courier New" w:hAnsi="Courier New" w:cs="Courier New"/>
-          <w:sz w:val="20"/>
-          <w:szCs w:val="20"/>
-          <w:lang w:val="en-US"/>
-        </w:rPr>
-        <w:t xml:space="preserve">)  </w:t>
+        <w:t xml:space="preserve">(*),6)  </w:t>
       </w:r>
       <w:r>
         <w:rPr>
@@ -10441,7 +10126,6 @@
         </w:rPr>
         <w:t>AS</w:t>
       </w:r>
-      <w:proofErr w:type="gramEnd"/>
       <w:r>
         <w:rPr>
           <w:rFonts w:ascii="Courier New" w:hAnsi="Courier New" w:cs="Courier New"/>
@@ -10641,7 +10325,6 @@
         <w:t xml:space="preserve"> </w:t>
       </w:r>
       <w:proofErr w:type="spellStart"/>
-      <w:proofErr w:type="gramStart"/>
       <w:r>
         <w:rPr>
           <w:rFonts w:ascii="Courier New" w:hAnsi="Courier New" w:cs="Courier New"/>
@@ -10652,7 +10335,6 @@
         <w:t>fantasy.events</w:t>
       </w:r>
       <w:proofErr w:type="spellEnd"/>
-      <w:proofErr w:type="gramEnd"/>
       <w:r>
         <w:rPr>
           <w:rFonts w:ascii="Courier New" w:hAnsi="Courier New" w:cs="Courier New"/>
@@ -10831,7 +10513,6 @@
         <w:t xml:space="preserve">.id, </w:t>
       </w:r>
       <w:proofErr w:type="spellStart"/>
-      <w:proofErr w:type="gramStart"/>
       <w:r>
         <w:rPr>
           <w:rFonts w:ascii="Courier New" w:hAnsi="Courier New" w:cs="Courier New"/>
@@ -10850,17 +10531,7 @@
           <w:szCs w:val="20"/>
           <w:lang w:val="en-US"/>
         </w:rPr>
-        <w:t>.item</w:t>
-      </w:r>
-      <w:proofErr w:type="gramEnd"/>
-      <w:r>
-        <w:rPr>
-          <w:rFonts w:ascii="Courier New" w:hAnsi="Courier New" w:cs="Courier New"/>
-          <w:sz w:val="20"/>
-          <w:szCs w:val="20"/>
-          <w:lang w:val="en-US"/>
-        </w:rPr>
-        <w:t>_code</w:t>
+        <w:t>.item_code</w:t>
       </w:r>
       <w:proofErr w:type="spellEnd"/>
     </w:p>
@@ -10894,7 +10565,6 @@
         <w:t xml:space="preserve"> </w:t>
       </w:r>
       <w:proofErr w:type="spellStart"/>
-      <w:proofErr w:type="gramStart"/>
       <w:r>
         <w:rPr>
           <w:rFonts w:ascii="Courier New" w:hAnsi="Courier New" w:cs="Courier New"/>
@@ -10905,7 +10575,6 @@
         <w:t>fantasy.events</w:t>
       </w:r>
       <w:proofErr w:type="spellEnd"/>
-      <w:proofErr w:type="gramEnd"/>
       <w:r>
         <w:rPr>
           <w:rFonts w:ascii="Courier New" w:hAnsi="Courier New" w:cs="Courier New"/>
@@ -10977,7 +10646,6 @@
         <w:t xml:space="preserve"> </w:t>
       </w:r>
       <w:proofErr w:type="spellStart"/>
-      <w:proofErr w:type="gramStart"/>
       <w:r>
         <w:rPr>
           <w:rFonts w:ascii="Courier New" w:hAnsi="Courier New" w:cs="Courier New"/>
@@ -10999,7 +10667,6 @@
         <w:t>.amount</w:t>
       </w:r>
       <w:proofErr w:type="spellEnd"/>
-      <w:proofErr w:type="gramEnd"/>
       <w:r>
         <w:rPr>
           <w:rFonts w:ascii="Courier New" w:hAnsi="Courier New" w:cs="Courier New"/>
@@ -11126,7 +10793,6 @@
         </w:rPr>
         <w:t xml:space="preserve"> </w:t>
       </w:r>
-      <w:proofErr w:type="gramStart"/>
       <w:r>
         <w:rPr>
           <w:rFonts w:ascii="Courier New" w:hAnsi="Courier New" w:cs="Courier New"/>
@@ -11145,17 +10811,7 @@
           <w:szCs w:val="20"/>
           <w:lang w:val="en-US"/>
         </w:rPr>
-        <w:t>(</w:t>
-      </w:r>
-      <w:proofErr w:type="gramEnd"/>
-      <w:r>
-        <w:rPr>
-          <w:rFonts w:ascii="Courier New" w:hAnsi="Courier New" w:cs="Courier New"/>
-          <w:sz w:val="20"/>
-          <w:szCs w:val="20"/>
-          <w:lang w:val="en-US"/>
-        </w:rPr>
-        <w:t xml:space="preserve">*) </w:t>
+        <w:t xml:space="preserve">(*) </w:t>
       </w:r>
       <w:r>
         <w:rPr>
@@ -11209,7 +10865,6 @@
           <w:lang w:val="ru-RU"/>
         </w:rPr>
       </w:pPr>
-      <w:proofErr w:type="gramStart"/>
       <w:r>
         <w:rPr>
           <w:rFonts w:ascii="Courier New" w:hAnsi="Courier New" w:cs="Courier New"/>
@@ -11250,17 +10905,7 @@
           <w:szCs w:val="20"/>
           <w:lang w:val="ru-RU"/>
         </w:rPr>
-        <w:t xml:space="preserve">), -- </w:t>
-      </w:r>
-      <w:proofErr w:type="gramEnd"/>
-      <w:r>
-        <w:rPr>
-          <w:rFonts w:ascii="Courier New" w:hAnsi="Courier New" w:cs="Courier New"/>
-          <w:sz w:val="20"/>
-          <w:szCs w:val="20"/>
-          <w:lang w:val="ru-RU"/>
-        </w:rPr>
-        <w:t>Считаем общее кол-во продаж, исключив нулевые</w:t>
+        <w:t>), -- Считаем общее кол-во продаж, исключив нулевые</w:t>
       </w:r>
     </w:p>
     <w:p>
@@ -11334,7 +10979,6 @@
         </w:rPr>
         <w:t xml:space="preserve"> </w:t>
       </w:r>
-      <w:proofErr w:type="gramStart"/>
       <w:r>
         <w:rPr>
           <w:rFonts w:ascii="Courier New" w:hAnsi="Courier New" w:cs="Courier New"/>
@@ -11355,7 +10999,6 @@
         </w:rPr>
         <w:t>(</w:t>
       </w:r>
-      <w:proofErr w:type="gramEnd"/>
       <w:r>
         <w:rPr>
           <w:rFonts w:ascii="Courier New" w:hAnsi="Courier New" w:cs="Courier New"/>
@@ -11583,7 +11226,6 @@
           <w:lang w:val="ru-RU"/>
         </w:rPr>
       </w:pPr>
-      <w:proofErr w:type="gramStart"/>
       <w:r>
         <w:rPr>
           <w:rFonts w:ascii="Courier New" w:hAnsi="Courier New" w:cs="Courier New"/>
@@ -11602,17 +11244,7 @@
           <w:szCs w:val="20"/>
           <w:lang w:val="ru-RU"/>
         </w:rPr>
-        <w:t>(</w:t>
-      </w:r>
-      <w:proofErr w:type="gramEnd"/>
-      <w:r>
-        <w:rPr>
-          <w:rFonts w:ascii="Courier New" w:hAnsi="Courier New" w:cs="Courier New"/>
-          <w:sz w:val="20"/>
-          <w:szCs w:val="20"/>
-          <w:lang w:val="ru-RU"/>
-        </w:rPr>
-        <w:t xml:space="preserve">*) </w:t>
+        <w:t xml:space="preserve">(*) </w:t>
       </w:r>
       <w:r>
         <w:rPr>
@@ -11666,7 +11298,6 @@
           <w:lang w:val="en-US"/>
         </w:rPr>
       </w:pPr>
-      <w:proofErr w:type="gramStart"/>
       <w:r>
         <w:rPr>
           <w:rFonts w:ascii="Courier New" w:hAnsi="Courier New" w:cs="Courier New"/>
@@ -11705,29 +11336,8 @@
           <w:szCs w:val="20"/>
           <w:lang w:val="en-US"/>
         </w:rPr>
-        <w:t>(</w:t>
-      </w:r>
-      <w:proofErr w:type="gramEnd"/>
-      <w:r>
-        <w:rPr>
-          <w:rFonts w:ascii="Courier New" w:hAnsi="Courier New" w:cs="Courier New"/>
-          <w:sz w:val="20"/>
-          <w:szCs w:val="20"/>
-          <w:lang w:val="en-US"/>
-        </w:rPr>
-        <w:t>*</w:t>
-      </w:r>
-      <w:proofErr w:type="gramStart"/>
-      <w:r>
-        <w:rPr>
-          <w:rFonts w:ascii="Courier New" w:hAnsi="Courier New" w:cs="Courier New"/>
-          <w:sz w:val="20"/>
-          <w:szCs w:val="20"/>
-          <w:lang w:val="en-US"/>
-        </w:rPr>
-        <w:t>)::</w:t>
-      </w:r>
-      <w:proofErr w:type="gramEnd"/>
+        <w:t>(*)::</w:t>
+      </w:r>
       <w:r>
         <w:rPr>
           <w:rFonts w:ascii="Courier New" w:hAnsi="Courier New" w:cs="Courier New"/>
@@ -11905,7 +11515,6 @@
           <w:lang w:val="en-US"/>
         </w:rPr>
       </w:pPr>
-      <w:proofErr w:type="gramStart"/>
       <w:r>
         <w:rPr>
           <w:rFonts w:ascii="Courier New" w:hAnsi="Courier New" w:cs="Courier New"/>
@@ -11946,7 +11555,6 @@
         </w:rPr>
         <w:t>(</w:t>
       </w:r>
-      <w:proofErr w:type="gramEnd"/>
       <w:r>
         <w:rPr>
           <w:rFonts w:ascii="Courier New" w:hAnsi="Courier New" w:cs="Courier New"/>
@@ -11985,19 +11593,8 @@
           <w:szCs w:val="20"/>
           <w:lang w:val="en-US"/>
         </w:rPr>
-        <w:t>.id</w:t>
-      </w:r>
-      <w:proofErr w:type="gramStart"/>
-      <w:r>
-        <w:rPr>
-          <w:rFonts w:ascii="Courier New" w:hAnsi="Courier New" w:cs="Courier New"/>
-          <w:sz w:val="20"/>
-          <w:szCs w:val="20"/>
-          <w:lang w:val="en-US"/>
-        </w:rPr>
-        <w:t>)::</w:t>
-      </w:r>
-      <w:proofErr w:type="gramEnd"/>
+        <w:t>.id)::</w:t>
+      </w:r>
       <w:r>
         <w:rPr>
           <w:rFonts w:ascii="Courier New" w:hAnsi="Courier New" w:cs="Courier New"/>
@@ -12454,7 +12051,6 @@
         <w:t xml:space="preserve"> </w:t>
       </w:r>
       <w:proofErr w:type="spellStart"/>
-      <w:proofErr w:type="gramStart"/>
       <w:r>
         <w:rPr>
           <w:rFonts w:ascii="Courier New" w:hAnsi="Courier New" w:cs="Courier New"/>
@@ -12465,7 +12061,6 @@
         <w:t>fantasy.items</w:t>
       </w:r>
       <w:proofErr w:type="spellEnd"/>
-      <w:proofErr w:type="gramEnd"/>
       <w:r>
         <w:rPr>
           <w:rFonts w:ascii="Courier New" w:hAnsi="Courier New" w:cs="Courier New"/>
@@ -12539,7 +12134,6 @@
         <w:t xml:space="preserve"> </w:t>
       </w:r>
       <w:proofErr w:type="spellStart"/>
-      <w:proofErr w:type="gramStart"/>
       <w:r>
         <w:rPr>
           <w:rFonts w:ascii="Courier New" w:hAnsi="Courier New" w:cs="Courier New"/>
@@ -12558,17 +12152,7 @@
           <w:szCs w:val="20"/>
           <w:lang w:val="en-US"/>
         </w:rPr>
-        <w:t>.item</w:t>
-      </w:r>
-      <w:proofErr w:type="gramEnd"/>
-      <w:r>
-        <w:rPr>
-          <w:rFonts w:ascii="Courier New" w:hAnsi="Courier New" w:cs="Courier New"/>
-          <w:sz w:val="20"/>
-          <w:szCs w:val="20"/>
-          <w:lang w:val="en-US"/>
-        </w:rPr>
-        <w:t>_code</w:t>
+        <w:t>.item_code</w:t>
       </w:r>
       <w:proofErr w:type="spellEnd"/>
       <w:r>
@@ -12581,7 +12165,6 @@
         <w:t xml:space="preserve"> = </w:t>
       </w:r>
       <w:proofErr w:type="spellStart"/>
-      <w:proofErr w:type="gramStart"/>
       <w:r>
         <w:rPr>
           <w:rFonts w:ascii="Courier New" w:hAnsi="Courier New" w:cs="Courier New"/>
@@ -12600,17 +12183,7 @@
           <w:szCs w:val="20"/>
           <w:lang w:val="en-US"/>
         </w:rPr>
-        <w:t>.item</w:t>
-      </w:r>
-      <w:proofErr w:type="gramEnd"/>
-      <w:r>
-        <w:rPr>
-          <w:rFonts w:ascii="Courier New" w:hAnsi="Courier New" w:cs="Courier New"/>
-          <w:sz w:val="20"/>
-          <w:szCs w:val="20"/>
-          <w:lang w:val="en-US"/>
-        </w:rPr>
-        <w:t>_code</w:t>
+        <w:t>.item_code</w:t>
       </w:r>
       <w:proofErr w:type="spellEnd"/>
     </w:p>
@@ -12932,7 +12505,6 @@
         <w:t xml:space="preserve"> </w:t>
       </w:r>
       <w:proofErr w:type="spellStart"/>
-      <w:proofErr w:type="gramStart"/>
       <w:r>
         <w:rPr>
           <w:rFonts w:ascii="Courier New" w:hAnsi="Courier New" w:cs="Courier New"/>
@@ -12951,17 +12523,7 @@
           <w:szCs w:val="20"/>
           <w:lang w:val="en-US"/>
         </w:rPr>
-        <w:t>.game</w:t>
-      </w:r>
-      <w:proofErr w:type="gramEnd"/>
-      <w:r>
-        <w:rPr>
-          <w:rFonts w:ascii="Courier New" w:hAnsi="Courier New" w:cs="Courier New"/>
-          <w:sz w:val="20"/>
-          <w:szCs w:val="20"/>
-          <w:lang w:val="en-US"/>
-        </w:rPr>
-        <w:t>_items</w:t>
+        <w:t>.game_items</w:t>
       </w:r>
       <w:proofErr w:type="spellEnd"/>
       <w:r>
@@ -12974,7 +12536,6 @@
         <w:t xml:space="preserve">, </w:t>
       </w:r>
       <w:proofErr w:type="spellStart"/>
-      <w:proofErr w:type="gramStart"/>
       <w:r>
         <w:rPr>
           <w:rFonts w:ascii="Courier New" w:hAnsi="Courier New" w:cs="Courier New"/>
@@ -12993,17 +12554,7 @@
           <w:szCs w:val="20"/>
           <w:lang w:val="en-US"/>
         </w:rPr>
-        <w:t>.item</w:t>
-      </w:r>
-      <w:proofErr w:type="gramEnd"/>
-      <w:r>
-        <w:rPr>
-          <w:rFonts w:ascii="Courier New" w:hAnsi="Courier New" w:cs="Courier New"/>
-          <w:sz w:val="20"/>
-          <w:szCs w:val="20"/>
-          <w:lang w:val="en-US"/>
-        </w:rPr>
-        <w:t>_code</w:t>
+        <w:t>.item_code</w:t>
       </w:r>
       <w:proofErr w:type="spellEnd"/>
       <w:r>
@@ -13016,7 +12567,6 @@
         <w:t xml:space="preserve">, </w:t>
       </w:r>
       <w:proofErr w:type="spellStart"/>
-      <w:proofErr w:type="gramStart"/>
       <w:r>
         <w:rPr>
           <w:rFonts w:ascii="Courier New" w:hAnsi="Courier New" w:cs="Courier New"/>
@@ -13046,9 +12596,19 @@
           <w:szCs w:val="20"/>
           <w:lang w:val="en-US"/>
         </w:rPr>
-        <w:t>total</w:t>
-      </w:r>
-      <w:proofErr w:type="gramEnd"/>
+        <w:t>total_count</w:t>
+      </w:r>
+      <w:proofErr w:type="spellEnd"/>
+      <w:r>
+        <w:rPr>
+          <w:rFonts w:ascii="Courier New" w:hAnsi="Courier New" w:cs="Courier New"/>
+          <w:sz w:val="20"/>
+          <w:szCs w:val="20"/>
+          <w:lang w:val="en-US"/>
+        </w:rPr>
+        <w:t xml:space="preserve">, </w:t>
+      </w:r>
+      <w:proofErr w:type="spellStart"/>
       <w:r>
         <w:rPr>
           <w:rFonts w:ascii="Courier New" w:hAnsi="Courier New" w:cs="Courier New"/>
@@ -13058,20 +12618,17 @@
           <w:szCs w:val="20"/>
           <w:lang w:val="en-US"/>
         </w:rPr>
-        <w:t>_count</w:t>
-      </w:r>
-      <w:proofErr w:type="spellEnd"/>
-      <w:r>
-        <w:rPr>
-          <w:rFonts w:ascii="Courier New" w:hAnsi="Courier New" w:cs="Courier New"/>
-          <w:sz w:val="20"/>
-          <w:szCs w:val="20"/>
-          <w:lang w:val="en-US"/>
-        </w:rPr>
-        <w:t xml:space="preserve">, </w:t>
-      </w:r>
-      <w:proofErr w:type="spellStart"/>
-      <w:proofErr w:type="gramStart"/>
+        <w:t>tb</w:t>
+      </w:r>
+      <w:r>
+        <w:rPr>
+          <w:rFonts w:ascii="Courier New" w:hAnsi="Courier New" w:cs="Courier New"/>
+          <w:sz w:val="20"/>
+          <w:szCs w:val="20"/>
+          <w:lang w:val="en-US"/>
+        </w:rPr>
+        <w:t>.</w:t>
+      </w:r>
       <w:r>
         <w:rPr>
           <w:rFonts w:ascii="Courier New" w:hAnsi="Courier New" w:cs="Courier New"/>
@@ -13081,17 +12638,255 @@
           <w:szCs w:val="20"/>
           <w:lang w:val="en-US"/>
         </w:rPr>
-        <w:t>tb</w:t>
-      </w:r>
-      <w:r>
-        <w:rPr>
-          <w:rFonts w:ascii="Courier New" w:hAnsi="Courier New" w:cs="Courier New"/>
-          <w:sz w:val="20"/>
-          <w:szCs w:val="20"/>
-          <w:lang w:val="en-US"/>
-        </w:rPr>
-        <w:t>.</w:t>
-      </w:r>
+        <w:t>total_users</w:t>
+      </w:r>
+      <w:proofErr w:type="spellEnd"/>
+    </w:p>
+    <w:p>
+      <w:pPr>
+        <w:rPr>
+          <w:rFonts w:ascii="Courier New" w:hAnsi="Courier New" w:cs="Courier New"/>
+          <w:sz w:val="20"/>
+          <w:szCs w:val="20"/>
+          <w:lang w:val="ru-RU"/>
+        </w:rPr>
+      </w:pPr>
+      <w:r>
+        <w:rPr>
+          <w:rFonts w:ascii="Courier New" w:hAnsi="Courier New" w:cs="Courier New"/>
+          <w:b/>
+          <w:bCs/>
+          <w:sz w:val="20"/>
+          <w:szCs w:val="20"/>
+          <w:lang w:val="ru-RU"/>
+        </w:rPr>
+        <w:t>ORDER</w:t>
+      </w:r>
+      <w:r>
+        <w:rPr>
+          <w:rFonts w:ascii="Courier New" w:hAnsi="Courier New" w:cs="Courier New"/>
+          <w:sz w:val="20"/>
+          <w:szCs w:val="20"/>
+          <w:lang w:val="ru-RU"/>
+        </w:rPr>
+        <w:t xml:space="preserve"> </w:t>
+      </w:r>
+      <w:r>
+        <w:rPr>
+          <w:rFonts w:ascii="Courier New" w:hAnsi="Courier New" w:cs="Courier New"/>
+          <w:b/>
+          <w:bCs/>
+          <w:sz w:val="20"/>
+          <w:szCs w:val="20"/>
+          <w:lang w:val="ru-RU"/>
+        </w:rPr>
+        <w:t>BY</w:t>
+      </w:r>
+      <w:r>
+        <w:rPr>
+          <w:rFonts w:ascii="Courier New" w:hAnsi="Courier New" w:cs="Courier New"/>
+          <w:sz w:val="20"/>
+          <w:szCs w:val="20"/>
+          <w:lang w:val="ru-RU"/>
+        </w:rPr>
+        <w:t xml:space="preserve"> </w:t>
+      </w:r>
+      <w:proofErr w:type="spellStart"/>
+      <w:r>
+        <w:rPr>
+          <w:rFonts w:ascii="Courier New" w:hAnsi="Courier New" w:cs="Courier New"/>
+          <w:sz w:val="20"/>
+          <w:szCs w:val="20"/>
+          <w:lang w:val="ru-RU"/>
+        </w:rPr>
+        <w:t>buyers_share</w:t>
+      </w:r>
+      <w:proofErr w:type="spellEnd"/>
+      <w:r>
+        <w:rPr>
+          <w:rFonts w:ascii="Courier New" w:hAnsi="Courier New" w:cs="Courier New"/>
+          <w:sz w:val="20"/>
+          <w:szCs w:val="20"/>
+          <w:lang w:val="ru-RU"/>
+        </w:rPr>
+        <w:t xml:space="preserve"> </w:t>
+      </w:r>
+      <w:r>
+        <w:rPr>
+          <w:rFonts w:ascii="Courier New" w:hAnsi="Courier New" w:cs="Courier New"/>
+          <w:b/>
+          <w:bCs/>
+          <w:sz w:val="20"/>
+          <w:szCs w:val="20"/>
+          <w:lang w:val="ru-RU"/>
+        </w:rPr>
+        <w:t>DESC</w:t>
+      </w:r>
+      <w:r>
+        <w:rPr>
+          <w:rFonts w:ascii="Courier New" w:hAnsi="Courier New" w:cs="Courier New"/>
+          <w:sz w:val="20"/>
+          <w:szCs w:val="20"/>
+          <w:lang w:val="ru-RU"/>
+        </w:rPr>
+        <w:t xml:space="preserve">; --Сортируем по популярности предмета среди игроков </w:t>
+      </w:r>
+    </w:p>
+    <w:p>
+      <w:pPr>
+        <w:rPr>
+          <w:rFonts w:ascii="Courier New" w:hAnsi="Courier New" w:cs="Courier New"/>
+          <w:sz w:val="20"/>
+          <w:szCs w:val="20"/>
+          <w:lang w:val="ru-RU"/>
+        </w:rPr>
+      </w:pPr>
+    </w:p>
+    <w:p>
+      <w:pPr>
+        <w:rPr>
+          <w:rFonts w:ascii="Courier New" w:hAnsi="Courier New" w:cs="Courier New"/>
+          <w:sz w:val="20"/>
+          <w:szCs w:val="20"/>
+          <w:lang w:val="ru-RU"/>
+        </w:rPr>
+      </w:pPr>
+      <w:r>
+        <w:rPr>
+          <w:rFonts w:ascii="Courier New" w:hAnsi="Courier New" w:cs="Courier New"/>
+          <w:sz w:val="20"/>
+          <w:szCs w:val="20"/>
+          <w:lang w:val="ru-RU"/>
+        </w:rPr>
+        <w:t xml:space="preserve">-- Часть 2. Решение </w:t>
+      </w:r>
+      <w:proofErr w:type="spellStart"/>
+      <w:r>
+        <w:rPr>
+          <w:rFonts w:ascii="Courier New" w:hAnsi="Courier New" w:cs="Courier New"/>
+          <w:sz w:val="20"/>
+          <w:szCs w:val="20"/>
+          <w:lang w:val="ru-RU"/>
+        </w:rPr>
+        <w:t>ad</w:t>
+      </w:r>
+      <w:proofErr w:type="spellEnd"/>
+      <w:r>
+        <w:rPr>
+          <w:rFonts w:ascii="Courier New" w:hAnsi="Courier New" w:cs="Courier New"/>
+          <w:sz w:val="20"/>
+          <w:szCs w:val="20"/>
+          <w:lang w:val="ru-RU"/>
+        </w:rPr>
+        <w:t xml:space="preserve"> </w:t>
+      </w:r>
+      <w:proofErr w:type="spellStart"/>
+      <w:r>
+        <w:rPr>
+          <w:rFonts w:ascii="Courier New" w:hAnsi="Courier New" w:cs="Courier New"/>
+          <w:sz w:val="20"/>
+          <w:szCs w:val="20"/>
+          <w:lang w:val="ru-RU"/>
+        </w:rPr>
+        <w:t>hoc</w:t>
+      </w:r>
+      <w:proofErr w:type="spellEnd"/>
+      <w:r>
+        <w:rPr>
+          <w:rFonts w:ascii="Courier New" w:hAnsi="Courier New" w:cs="Courier New"/>
+          <w:sz w:val="20"/>
+          <w:szCs w:val="20"/>
+          <w:lang w:val="ru-RU"/>
+        </w:rPr>
+        <w:t>-задачи</w:t>
+      </w:r>
+    </w:p>
+    <w:p>
+      <w:pPr>
+        <w:rPr>
+          <w:rFonts w:ascii="Courier New" w:hAnsi="Courier New" w:cs="Courier New"/>
+          <w:sz w:val="20"/>
+          <w:szCs w:val="20"/>
+          <w:lang w:val="ru-RU"/>
+        </w:rPr>
+      </w:pPr>
+      <w:r>
+        <w:rPr>
+          <w:rFonts w:ascii="Courier New" w:hAnsi="Courier New" w:cs="Courier New"/>
+          <w:sz w:val="20"/>
+          <w:szCs w:val="20"/>
+          <w:lang w:val="ru-RU"/>
+        </w:rPr>
+        <w:t>-- Задача: Зависимость активности игроков от расы персонажа:</w:t>
+      </w:r>
+    </w:p>
+    <w:p>
+      <w:pPr>
+        <w:rPr>
+          <w:rFonts w:ascii="Courier New" w:hAnsi="Courier New" w:cs="Courier New"/>
+          <w:sz w:val="20"/>
+          <w:szCs w:val="20"/>
+          <w:lang w:val="en-US"/>
+        </w:rPr>
+      </w:pPr>
+      <w:r>
+        <w:rPr>
+          <w:rFonts w:ascii="Courier New" w:hAnsi="Courier New" w:cs="Courier New"/>
+          <w:sz w:val="20"/>
+          <w:szCs w:val="20"/>
+          <w:lang w:val="en-US"/>
+        </w:rPr>
+        <w:t xml:space="preserve">-- </w:t>
+      </w:r>
+      <w:r>
+        <w:rPr>
+          <w:rFonts w:ascii="Courier New" w:hAnsi="Courier New" w:cs="Courier New"/>
+          <w:sz w:val="20"/>
+          <w:szCs w:val="20"/>
+          <w:lang w:val="ru-RU"/>
+        </w:rPr>
+        <w:t>ЗАПРОС</w:t>
+      </w:r>
+      <w:r>
+        <w:rPr>
+          <w:rFonts w:ascii="Courier New" w:hAnsi="Courier New" w:cs="Courier New"/>
+          <w:sz w:val="20"/>
+          <w:szCs w:val="20"/>
+          <w:lang w:val="en-US"/>
+        </w:rPr>
+        <w:t xml:space="preserve"> 2.4</w:t>
+      </w:r>
+    </w:p>
+    <w:p>
+      <w:pPr>
+        <w:rPr>
+          <w:rFonts w:ascii="Courier New" w:hAnsi="Courier New" w:cs="Courier New"/>
+          <w:sz w:val="20"/>
+          <w:szCs w:val="20"/>
+          <w:lang w:val="en-US"/>
+        </w:rPr>
+      </w:pPr>
+      <w:r>
+        <w:rPr>
+          <w:rFonts w:ascii="Courier New" w:hAnsi="Courier New" w:cs="Courier New"/>
+          <w:b/>
+          <w:bCs/>
+          <w:sz w:val="20"/>
+          <w:szCs w:val="20"/>
+          <w:lang w:val="en-US"/>
+        </w:rPr>
+        <w:t>WITH</w:t>
+      </w:r>
+      <w:r>
+        <w:rPr>
+          <w:rFonts w:ascii="Courier New" w:hAnsi="Courier New" w:cs="Courier New"/>
+          <w:sz w:val="20"/>
+          <w:szCs w:val="20"/>
+          <w:lang w:val="en-US"/>
+        </w:rPr>
+        <w:t xml:space="preserve"> </w:t>
+      </w:r>
+      <w:proofErr w:type="spellStart"/>
       <w:r>
         <w:rPr>
           <w:rFonts w:ascii="Courier New" w:hAnsi="Courier New" w:cs="Courier New"/>
@@ -13101,9 +12896,140 @@
           <w:szCs w:val="20"/>
           <w:lang w:val="en-US"/>
         </w:rPr>
-        <w:t>total</w:t>
-      </w:r>
-      <w:proofErr w:type="gramEnd"/>
+        <w:t>filtered_events</w:t>
+      </w:r>
+      <w:proofErr w:type="spellEnd"/>
+      <w:r>
+        <w:rPr>
+          <w:rFonts w:ascii="Courier New" w:hAnsi="Courier New" w:cs="Courier New"/>
+          <w:sz w:val="20"/>
+          <w:szCs w:val="20"/>
+          <w:lang w:val="en-US"/>
+        </w:rPr>
+        <w:t xml:space="preserve"> </w:t>
+      </w:r>
+      <w:r>
+        <w:rPr>
+          <w:rFonts w:ascii="Courier New" w:hAnsi="Courier New" w:cs="Courier New"/>
+          <w:b/>
+          <w:bCs/>
+          <w:sz w:val="20"/>
+          <w:szCs w:val="20"/>
+          <w:lang w:val="en-US"/>
+        </w:rPr>
+        <w:t>AS</w:t>
+      </w:r>
+      <w:r>
+        <w:rPr>
+          <w:rFonts w:ascii="Courier New" w:hAnsi="Courier New" w:cs="Courier New"/>
+          <w:sz w:val="20"/>
+          <w:szCs w:val="20"/>
+          <w:lang w:val="en-US"/>
+        </w:rPr>
+        <w:t xml:space="preserve"> (</w:t>
+      </w:r>
+      <w:r>
+        <w:rPr>
+          <w:rFonts w:ascii="Courier New" w:hAnsi="Courier New" w:cs="Courier New"/>
+          <w:b/>
+          <w:bCs/>
+          <w:sz w:val="20"/>
+          <w:szCs w:val="20"/>
+          <w:lang w:val="en-US"/>
+        </w:rPr>
+        <w:t>SELECT</w:t>
+      </w:r>
+      <w:r>
+        <w:rPr>
+          <w:rFonts w:ascii="Courier New" w:hAnsi="Courier New" w:cs="Courier New"/>
+          <w:sz w:val="20"/>
+          <w:szCs w:val="20"/>
+          <w:lang w:val="en-US"/>
+        </w:rPr>
+        <w:t xml:space="preserve"> id, amount</w:t>
+      </w:r>
+    </w:p>
+    <w:p>
+      <w:pPr>
+        <w:rPr>
+          <w:rFonts w:ascii="Courier New" w:hAnsi="Courier New" w:cs="Courier New"/>
+          <w:sz w:val="20"/>
+          <w:szCs w:val="20"/>
+          <w:lang w:val="en-US"/>
+        </w:rPr>
+      </w:pPr>
+      <w:r>
+        <w:rPr>
+          <w:rFonts w:ascii="Courier New" w:hAnsi="Courier New" w:cs="Courier New"/>
+          <w:b/>
+          <w:bCs/>
+          <w:sz w:val="20"/>
+          <w:szCs w:val="20"/>
+          <w:lang w:val="en-US"/>
+        </w:rPr>
+        <w:t>FROM</w:t>
+      </w:r>
+      <w:r>
+        <w:rPr>
+          <w:rFonts w:ascii="Courier New" w:hAnsi="Courier New" w:cs="Courier New"/>
+          <w:sz w:val="20"/>
+          <w:szCs w:val="20"/>
+          <w:lang w:val="en-US"/>
+        </w:rPr>
+        <w:t xml:space="preserve"> </w:t>
+      </w:r>
+      <w:proofErr w:type="spellStart"/>
+      <w:r>
+        <w:rPr>
+          <w:rFonts w:ascii="Courier New" w:hAnsi="Courier New" w:cs="Courier New"/>
+          <w:sz w:val="20"/>
+          <w:szCs w:val="20"/>
+          <w:lang w:val="en-US"/>
+        </w:rPr>
+        <w:t>fantasy.events</w:t>
+      </w:r>
+      <w:proofErr w:type="spellEnd"/>
+    </w:p>
+    <w:p>
+      <w:pPr>
+        <w:rPr>
+          <w:rFonts w:ascii="Courier New" w:hAnsi="Courier New" w:cs="Courier New"/>
+          <w:sz w:val="20"/>
+          <w:szCs w:val="20"/>
+          <w:lang w:val="en-US"/>
+        </w:rPr>
+      </w:pPr>
+      <w:r>
+        <w:rPr>
+          <w:rFonts w:ascii="Courier New" w:hAnsi="Courier New" w:cs="Courier New"/>
+          <w:b/>
+          <w:bCs/>
+          <w:sz w:val="20"/>
+          <w:szCs w:val="20"/>
+          <w:lang w:val="en-US"/>
+        </w:rPr>
+        <w:t>WHERE</w:t>
+      </w:r>
+      <w:r>
+        <w:rPr>
+          <w:rFonts w:ascii="Courier New" w:hAnsi="Courier New" w:cs="Courier New"/>
+          <w:sz w:val="20"/>
+          <w:szCs w:val="20"/>
+          <w:lang w:val="en-US"/>
+        </w:rPr>
+        <w:t xml:space="preserve"> amount &gt; 0),</w:t>
+      </w:r>
+    </w:p>
+    <w:p>
+      <w:pPr>
+        <w:rPr>
+          <w:rFonts w:ascii="Courier New" w:hAnsi="Courier New" w:cs="Courier New"/>
+          <w:sz w:val="20"/>
+          <w:szCs w:val="20"/>
+          <w:lang w:val="en-US"/>
+        </w:rPr>
+      </w:pPr>
+      <w:proofErr w:type="spellStart"/>
       <w:r>
         <w:rPr>
           <w:rFonts w:ascii="Courier New" w:hAnsi="Courier New" w:cs="Courier New"/>
@@ -13113,244 +13039,58 @@
           <w:szCs w:val="20"/>
           <w:lang w:val="en-US"/>
         </w:rPr>
-        <w:t>_users</w:t>
+        <w:t>user_stats</w:t>
       </w:r>
       <w:proofErr w:type="spellEnd"/>
-    </w:p>
-    <w:p>
-      <w:pPr>
-        <w:rPr>
-          <w:rFonts w:ascii="Courier New" w:hAnsi="Courier New" w:cs="Courier New"/>
-          <w:sz w:val="20"/>
-          <w:szCs w:val="20"/>
-          <w:lang w:val="ru-RU"/>
-        </w:rPr>
-      </w:pPr>
-      <w:r>
-        <w:rPr>
-          <w:rFonts w:ascii="Courier New" w:hAnsi="Courier New" w:cs="Courier New"/>
-          <w:b/>
-          <w:bCs/>
-          <w:sz w:val="20"/>
-          <w:szCs w:val="20"/>
-          <w:lang w:val="ru-RU"/>
-        </w:rPr>
-        <w:t>ORDER</w:t>
-      </w:r>
-      <w:r>
-        <w:rPr>
-          <w:rFonts w:ascii="Courier New" w:hAnsi="Courier New" w:cs="Courier New"/>
-          <w:sz w:val="20"/>
-          <w:szCs w:val="20"/>
-          <w:lang w:val="ru-RU"/>
-        </w:rPr>
-        <w:t xml:space="preserve"> </w:t>
-      </w:r>
-      <w:r>
-        <w:rPr>
-          <w:rFonts w:ascii="Courier New" w:hAnsi="Courier New" w:cs="Courier New"/>
-          <w:b/>
-          <w:bCs/>
-          <w:sz w:val="20"/>
-          <w:szCs w:val="20"/>
-          <w:lang w:val="ru-RU"/>
-        </w:rPr>
-        <w:t>BY</w:t>
-      </w:r>
-      <w:r>
-        <w:rPr>
-          <w:rFonts w:ascii="Courier New" w:hAnsi="Courier New" w:cs="Courier New"/>
-          <w:sz w:val="20"/>
-          <w:szCs w:val="20"/>
-          <w:lang w:val="ru-RU"/>
-        </w:rPr>
-        <w:t xml:space="preserve"> </w:t>
-      </w:r>
-      <w:proofErr w:type="spellStart"/>
-      <w:r>
-        <w:rPr>
-          <w:rFonts w:ascii="Courier New" w:hAnsi="Courier New" w:cs="Courier New"/>
-          <w:sz w:val="20"/>
-          <w:szCs w:val="20"/>
-          <w:lang w:val="ru-RU"/>
-        </w:rPr>
-        <w:t>buyers_share</w:t>
-      </w:r>
-      <w:proofErr w:type="spellEnd"/>
-      <w:r>
-        <w:rPr>
-          <w:rFonts w:ascii="Courier New" w:hAnsi="Courier New" w:cs="Courier New"/>
-          <w:sz w:val="20"/>
-          <w:szCs w:val="20"/>
-          <w:lang w:val="ru-RU"/>
-        </w:rPr>
-        <w:t xml:space="preserve"> </w:t>
-      </w:r>
-      <w:r>
-        <w:rPr>
-          <w:rFonts w:ascii="Courier New" w:hAnsi="Courier New" w:cs="Courier New"/>
-          <w:b/>
-          <w:bCs/>
-          <w:sz w:val="20"/>
-          <w:szCs w:val="20"/>
-          <w:lang w:val="ru-RU"/>
-        </w:rPr>
-        <w:t>DESC</w:t>
-      </w:r>
-      <w:r>
-        <w:rPr>
-          <w:rFonts w:ascii="Courier New" w:hAnsi="Courier New" w:cs="Courier New"/>
-          <w:sz w:val="20"/>
-          <w:szCs w:val="20"/>
-          <w:lang w:val="ru-RU"/>
-        </w:rPr>
-        <w:t xml:space="preserve">; --Сортируем по популярности предмета среди игроков </w:t>
-      </w:r>
-    </w:p>
-    <w:p>
-      <w:pPr>
-        <w:rPr>
-          <w:rFonts w:ascii="Courier New" w:hAnsi="Courier New" w:cs="Courier New"/>
-          <w:sz w:val="20"/>
-          <w:szCs w:val="20"/>
-          <w:lang w:val="ru-RU"/>
-        </w:rPr>
-      </w:pPr>
-    </w:p>
-    <w:p>
-      <w:pPr>
-        <w:rPr>
-          <w:rFonts w:ascii="Courier New" w:hAnsi="Courier New" w:cs="Courier New"/>
-          <w:sz w:val="20"/>
-          <w:szCs w:val="20"/>
-          <w:lang w:val="ru-RU"/>
-        </w:rPr>
-      </w:pPr>
-      <w:r>
-        <w:rPr>
-          <w:rFonts w:ascii="Courier New" w:hAnsi="Courier New" w:cs="Courier New"/>
-          <w:sz w:val="20"/>
-          <w:szCs w:val="20"/>
-          <w:lang w:val="ru-RU"/>
-        </w:rPr>
-        <w:t xml:space="preserve">-- Часть 2. Решение </w:t>
-      </w:r>
-      <w:proofErr w:type="spellStart"/>
-      <w:r>
-        <w:rPr>
-          <w:rFonts w:ascii="Courier New" w:hAnsi="Courier New" w:cs="Courier New"/>
-          <w:sz w:val="20"/>
-          <w:szCs w:val="20"/>
-          <w:lang w:val="ru-RU"/>
-        </w:rPr>
-        <w:t>ad</w:t>
-      </w:r>
-      <w:proofErr w:type="spellEnd"/>
-      <w:r>
-        <w:rPr>
-          <w:rFonts w:ascii="Courier New" w:hAnsi="Courier New" w:cs="Courier New"/>
-          <w:sz w:val="20"/>
-          <w:szCs w:val="20"/>
-          <w:lang w:val="ru-RU"/>
-        </w:rPr>
-        <w:t xml:space="preserve"> </w:t>
-      </w:r>
-      <w:proofErr w:type="spellStart"/>
-      <w:r>
-        <w:rPr>
-          <w:rFonts w:ascii="Courier New" w:hAnsi="Courier New" w:cs="Courier New"/>
-          <w:sz w:val="20"/>
-          <w:szCs w:val="20"/>
-          <w:lang w:val="ru-RU"/>
-        </w:rPr>
-        <w:t>hoc</w:t>
-      </w:r>
-      <w:proofErr w:type="spellEnd"/>
-      <w:r>
-        <w:rPr>
-          <w:rFonts w:ascii="Courier New" w:hAnsi="Courier New" w:cs="Courier New"/>
-          <w:sz w:val="20"/>
-          <w:szCs w:val="20"/>
-          <w:lang w:val="ru-RU"/>
-        </w:rPr>
-        <w:t>-задачи</w:t>
-      </w:r>
-    </w:p>
-    <w:p>
-      <w:pPr>
-        <w:rPr>
-          <w:rFonts w:ascii="Courier New" w:hAnsi="Courier New" w:cs="Courier New"/>
-          <w:sz w:val="20"/>
-          <w:szCs w:val="20"/>
-          <w:lang w:val="ru-RU"/>
-        </w:rPr>
-      </w:pPr>
-      <w:r>
-        <w:rPr>
-          <w:rFonts w:ascii="Courier New" w:hAnsi="Courier New" w:cs="Courier New"/>
-          <w:sz w:val="20"/>
-          <w:szCs w:val="20"/>
-          <w:lang w:val="ru-RU"/>
-        </w:rPr>
-        <w:t>-- Задача: Зависимость активности игроков от расы персонажа:</w:t>
-      </w:r>
-    </w:p>
-    <w:p>
-      <w:pPr>
-        <w:rPr>
-          <w:rFonts w:ascii="Courier New" w:hAnsi="Courier New" w:cs="Courier New"/>
-          <w:sz w:val="20"/>
-          <w:szCs w:val="20"/>
-          <w:lang w:val="en-US"/>
-        </w:rPr>
-      </w:pPr>
-      <w:r>
-        <w:rPr>
-          <w:rFonts w:ascii="Courier New" w:hAnsi="Courier New" w:cs="Courier New"/>
-          <w:sz w:val="20"/>
-          <w:szCs w:val="20"/>
-          <w:lang w:val="en-US"/>
-        </w:rPr>
-        <w:t xml:space="preserve">-- </w:t>
-      </w:r>
-      <w:r>
-        <w:rPr>
-          <w:rFonts w:ascii="Courier New" w:hAnsi="Courier New" w:cs="Courier New"/>
-          <w:sz w:val="20"/>
-          <w:szCs w:val="20"/>
-          <w:lang w:val="ru-RU"/>
-        </w:rPr>
-        <w:t>ЗАПРОС</w:t>
-      </w:r>
-      <w:r>
-        <w:rPr>
-          <w:rFonts w:ascii="Courier New" w:hAnsi="Courier New" w:cs="Courier New"/>
-          <w:sz w:val="20"/>
-          <w:szCs w:val="20"/>
-          <w:lang w:val="en-US"/>
-        </w:rPr>
-        <w:t xml:space="preserve"> 2.4</w:t>
-      </w:r>
-    </w:p>
-    <w:p>
-      <w:pPr>
-        <w:rPr>
-          <w:rFonts w:ascii="Courier New" w:hAnsi="Courier New" w:cs="Courier New"/>
-          <w:sz w:val="20"/>
-          <w:szCs w:val="20"/>
-          <w:lang w:val="en-US"/>
-        </w:rPr>
-      </w:pPr>
-      <w:r>
-        <w:rPr>
-          <w:rFonts w:ascii="Courier New" w:hAnsi="Courier New" w:cs="Courier New"/>
-          <w:b/>
-          <w:bCs/>
-          <w:sz w:val="20"/>
-          <w:szCs w:val="20"/>
-          <w:lang w:val="en-US"/>
-        </w:rPr>
-        <w:t>WITH</w:t>
+      <w:r>
+        <w:rPr>
+          <w:rFonts w:ascii="Courier New" w:hAnsi="Courier New" w:cs="Courier New"/>
+          <w:sz w:val="20"/>
+          <w:szCs w:val="20"/>
+          <w:lang w:val="en-US"/>
+        </w:rPr>
+        <w:t xml:space="preserve"> </w:t>
+      </w:r>
+      <w:r>
+        <w:rPr>
+          <w:rFonts w:ascii="Courier New" w:hAnsi="Courier New" w:cs="Courier New"/>
+          <w:b/>
+          <w:bCs/>
+          <w:sz w:val="20"/>
+          <w:szCs w:val="20"/>
+          <w:lang w:val="en-US"/>
+        </w:rPr>
+        <w:t>AS</w:t>
+      </w:r>
+      <w:r>
+        <w:rPr>
+          <w:rFonts w:ascii="Courier New" w:hAnsi="Courier New" w:cs="Courier New"/>
+          <w:sz w:val="20"/>
+          <w:szCs w:val="20"/>
+          <w:lang w:val="en-US"/>
+        </w:rPr>
+        <w:t xml:space="preserve"> (</w:t>
+      </w:r>
+    </w:p>
+    <w:p>
+      <w:pPr>
+        <w:rPr>
+          <w:rFonts w:ascii="Courier New" w:hAnsi="Courier New" w:cs="Courier New"/>
+          <w:sz w:val="20"/>
+          <w:szCs w:val="20"/>
+          <w:lang w:val="en-US"/>
+        </w:rPr>
+      </w:pPr>
+      <w:r>
+        <w:rPr>
+          <w:rFonts w:ascii="Courier New" w:hAnsi="Courier New" w:cs="Courier New"/>
+          <w:b/>
+          <w:bCs/>
+          <w:sz w:val="20"/>
+          <w:szCs w:val="20"/>
+          <w:lang w:val="en-US"/>
+        </w:rPr>
+        <w:t>SELECT</w:t>
       </w:r>
       <w:r>
         <w:rPr>
@@ -13371,7 +13111,16 @@
           <w:szCs w:val="20"/>
           <w:lang w:val="en-US"/>
         </w:rPr>
-        <w:t>filtered_events</w:t>
+        <w:t>u</w:t>
+      </w:r>
+      <w:r>
+        <w:rPr>
+          <w:rFonts w:ascii="Courier New" w:hAnsi="Courier New" w:cs="Courier New"/>
+          <w:sz w:val="20"/>
+          <w:szCs w:val="20"/>
+          <w:lang w:val="en-US"/>
+        </w:rPr>
+        <w:t>.race_id</w:t>
       </w:r>
       <w:proofErr w:type="spellEnd"/>
       <w:r>
@@ -13381,132 +13130,8 @@
           <w:szCs w:val="20"/>
           <w:lang w:val="en-US"/>
         </w:rPr>
-        <w:t xml:space="preserve"> </w:t>
-      </w:r>
-      <w:r>
-        <w:rPr>
-          <w:rFonts w:ascii="Courier New" w:hAnsi="Courier New" w:cs="Courier New"/>
-          <w:b/>
-          <w:bCs/>
-          <w:sz w:val="20"/>
-          <w:szCs w:val="20"/>
-          <w:lang w:val="en-US"/>
-        </w:rPr>
-        <w:t>AS</w:t>
-      </w:r>
-      <w:r>
-        <w:rPr>
-          <w:rFonts w:ascii="Courier New" w:hAnsi="Courier New" w:cs="Courier New"/>
-          <w:sz w:val="20"/>
-          <w:szCs w:val="20"/>
-          <w:lang w:val="en-US"/>
-        </w:rPr>
-        <w:t xml:space="preserve"> (</w:t>
-      </w:r>
-      <w:r>
-        <w:rPr>
-          <w:rFonts w:ascii="Courier New" w:hAnsi="Courier New" w:cs="Courier New"/>
-          <w:b/>
-          <w:bCs/>
-          <w:sz w:val="20"/>
-          <w:szCs w:val="20"/>
-          <w:lang w:val="en-US"/>
-        </w:rPr>
-        <w:t>SELECT</w:t>
-      </w:r>
-      <w:r>
-        <w:rPr>
-          <w:rFonts w:ascii="Courier New" w:hAnsi="Courier New" w:cs="Courier New"/>
-          <w:sz w:val="20"/>
-          <w:szCs w:val="20"/>
-          <w:lang w:val="en-US"/>
-        </w:rPr>
-        <w:t xml:space="preserve"> id, amount</w:t>
-      </w:r>
-    </w:p>
-    <w:p>
-      <w:pPr>
-        <w:rPr>
-          <w:rFonts w:ascii="Courier New" w:hAnsi="Courier New" w:cs="Courier New"/>
-          <w:sz w:val="20"/>
-          <w:szCs w:val="20"/>
-          <w:lang w:val="en-US"/>
-        </w:rPr>
-      </w:pPr>
-      <w:r>
-        <w:rPr>
-          <w:rFonts w:ascii="Courier New" w:hAnsi="Courier New" w:cs="Courier New"/>
-          <w:b/>
-          <w:bCs/>
-          <w:sz w:val="20"/>
-          <w:szCs w:val="20"/>
-          <w:lang w:val="en-US"/>
-        </w:rPr>
-        <w:t>FROM</w:t>
-      </w:r>
-      <w:r>
-        <w:rPr>
-          <w:rFonts w:ascii="Courier New" w:hAnsi="Courier New" w:cs="Courier New"/>
-          <w:sz w:val="20"/>
-          <w:szCs w:val="20"/>
-          <w:lang w:val="en-US"/>
-        </w:rPr>
-        <w:t xml:space="preserve"> </w:t>
-      </w:r>
-      <w:proofErr w:type="spellStart"/>
-      <w:proofErr w:type="gramStart"/>
-      <w:r>
-        <w:rPr>
-          <w:rFonts w:ascii="Courier New" w:hAnsi="Courier New" w:cs="Courier New"/>
-          <w:sz w:val="20"/>
-          <w:szCs w:val="20"/>
-          <w:lang w:val="en-US"/>
-        </w:rPr>
-        <w:t>fantasy.events</w:t>
-      </w:r>
-      <w:proofErr w:type="spellEnd"/>
-      <w:proofErr w:type="gramEnd"/>
-    </w:p>
-    <w:p>
-      <w:pPr>
-        <w:rPr>
-          <w:rFonts w:ascii="Courier New" w:hAnsi="Courier New" w:cs="Courier New"/>
-          <w:sz w:val="20"/>
-          <w:szCs w:val="20"/>
-          <w:lang w:val="en-US"/>
-        </w:rPr>
-      </w:pPr>
-      <w:r>
-        <w:rPr>
-          <w:rFonts w:ascii="Courier New" w:hAnsi="Courier New" w:cs="Courier New"/>
-          <w:b/>
-          <w:bCs/>
-          <w:sz w:val="20"/>
-          <w:szCs w:val="20"/>
-          <w:lang w:val="en-US"/>
-        </w:rPr>
-        <w:t>WHERE</w:t>
-      </w:r>
-      <w:r>
-        <w:rPr>
-          <w:rFonts w:ascii="Courier New" w:hAnsi="Courier New" w:cs="Courier New"/>
-          <w:sz w:val="20"/>
-          <w:szCs w:val="20"/>
-          <w:lang w:val="en-US"/>
-        </w:rPr>
-        <w:t xml:space="preserve"> amount &gt; 0),</w:t>
-      </w:r>
-    </w:p>
-    <w:p>
-      <w:pPr>
-        <w:rPr>
-          <w:rFonts w:ascii="Courier New" w:hAnsi="Courier New" w:cs="Courier New"/>
-          <w:sz w:val="20"/>
-          <w:szCs w:val="20"/>
-          <w:lang w:val="en-US"/>
-        </w:rPr>
-      </w:pPr>
-      <w:proofErr w:type="spellStart"/>
+        <w:t xml:space="preserve">, </w:t>
+      </w:r>
       <w:r>
         <w:rPr>
           <w:rFonts w:ascii="Courier New" w:hAnsi="Courier New" w:cs="Courier New"/>
@@ -13516,70 +13141,18 @@
           <w:szCs w:val="20"/>
           <w:lang w:val="en-US"/>
         </w:rPr>
-        <w:t>user_stats</w:t>
-      </w:r>
-      <w:proofErr w:type="spellEnd"/>
-      <w:r>
-        <w:rPr>
-          <w:rFonts w:ascii="Courier New" w:hAnsi="Courier New" w:cs="Courier New"/>
-          <w:sz w:val="20"/>
-          <w:szCs w:val="20"/>
-          <w:lang w:val="en-US"/>
-        </w:rPr>
-        <w:t xml:space="preserve"> </w:t>
-      </w:r>
-      <w:r>
-        <w:rPr>
-          <w:rFonts w:ascii="Courier New" w:hAnsi="Courier New" w:cs="Courier New"/>
-          <w:b/>
-          <w:bCs/>
-          <w:sz w:val="20"/>
-          <w:szCs w:val="20"/>
-          <w:lang w:val="en-US"/>
-        </w:rPr>
-        <w:t>AS</w:t>
-      </w:r>
-      <w:r>
-        <w:rPr>
-          <w:rFonts w:ascii="Courier New" w:hAnsi="Courier New" w:cs="Courier New"/>
-          <w:sz w:val="20"/>
-          <w:szCs w:val="20"/>
-          <w:lang w:val="en-US"/>
-        </w:rPr>
-        <w:t xml:space="preserve"> (</w:t>
-      </w:r>
-    </w:p>
-    <w:p>
-      <w:pPr>
-        <w:rPr>
-          <w:rFonts w:ascii="Courier New" w:hAnsi="Courier New" w:cs="Courier New"/>
-          <w:sz w:val="20"/>
-          <w:szCs w:val="20"/>
-          <w:lang w:val="en-US"/>
-        </w:rPr>
-      </w:pPr>
-      <w:r>
-        <w:rPr>
-          <w:rFonts w:ascii="Courier New" w:hAnsi="Courier New" w:cs="Courier New"/>
-          <w:b/>
-          <w:bCs/>
-          <w:sz w:val="20"/>
-          <w:szCs w:val="20"/>
-          <w:lang w:val="en-US"/>
-        </w:rPr>
-        <w:t>SELECT</w:t>
-      </w:r>
-      <w:r>
-        <w:rPr>
-          <w:rFonts w:ascii="Courier New" w:hAnsi="Courier New" w:cs="Courier New"/>
-          <w:sz w:val="20"/>
-          <w:szCs w:val="20"/>
-          <w:lang w:val="en-US"/>
-        </w:rPr>
-        <w:t xml:space="preserve"> </w:t>
+        <w:t>u</w:t>
+      </w:r>
+      <w:r>
+        <w:rPr>
+          <w:rFonts w:ascii="Courier New" w:hAnsi="Courier New" w:cs="Courier New"/>
+          <w:sz w:val="20"/>
+          <w:szCs w:val="20"/>
+          <w:lang w:val="en-US"/>
+        </w:rPr>
+        <w:t xml:space="preserve">.id, </w:t>
       </w:r>
       <w:proofErr w:type="spellStart"/>
-      <w:proofErr w:type="gramStart"/>
       <w:r>
         <w:rPr>
           <w:rFonts w:ascii="Courier New" w:hAnsi="Courier New" w:cs="Courier New"/>
@@ -13598,17 +13171,7 @@
           <w:szCs w:val="20"/>
           <w:lang w:val="en-US"/>
         </w:rPr>
-        <w:t>.race</w:t>
-      </w:r>
-      <w:proofErr w:type="gramEnd"/>
-      <w:r>
-        <w:rPr>
-          <w:rFonts w:ascii="Courier New" w:hAnsi="Courier New" w:cs="Courier New"/>
-          <w:sz w:val="20"/>
-          <w:szCs w:val="20"/>
-          <w:lang w:val="en-US"/>
-        </w:rPr>
-        <w:t>_id</w:t>
+        <w:t>.payer</w:t>
       </w:r>
       <w:proofErr w:type="spellEnd"/>
       <w:r>
@@ -13618,8 +13181,78 @@
           <w:szCs w:val="20"/>
           <w:lang w:val="en-US"/>
         </w:rPr>
-        <w:t xml:space="preserve">, </w:t>
-      </w:r>
+        <w:t>,</w:t>
+      </w:r>
+    </w:p>
+    <w:p>
+      <w:pPr>
+        <w:rPr>
+          <w:rFonts w:ascii="Courier New" w:hAnsi="Courier New" w:cs="Courier New"/>
+          <w:sz w:val="20"/>
+          <w:szCs w:val="20"/>
+          <w:lang w:val="ru-RU"/>
+        </w:rPr>
+      </w:pPr>
+      <w:r>
+        <w:rPr>
+          <w:rFonts w:ascii="Courier New" w:hAnsi="Courier New" w:cs="Courier New"/>
+          <w:sz w:val="20"/>
+          <w:szCs w:val="20"/>
+          <w:lang w:val="ru-RU"/>
+        </w:rPr>
+        <w:t>-- Количество покупок пользователя (0, если не покупал)</w:t>
+      </w:r>
+    </w:p>
+    <w:p>
+      <w:pPr>
+        <w:rPr>
+          <w:rFonts w:ascii="Courier New" w:hAnsi="Courier New" w:cs="Courier New"/>
+          <w:sz w:val="20"/>
+          <w:szCs w:val="20"/>
+          <w:lang w:val="en-US"/>
+        </w:rPr>
+      </w:pPr>
+      <w:r>
+        <w:rPr>
+          <w:rFonts w:ascii="Courier New" w:hAnsi="Courier New" w:cs="Courier New"/>
+          <w:b/>
+          <w:bCs/>
+          <w:sz w:val="20"/>
+          <w:szCs w:val="20"/>
+          <w:lang w:val="en-US"/>
+        </w:rPr>
+        <w:t>COALESCE</w:t>
+      </w:r>
+      <w:r>
+        <w:rPr>
+          <w:rFonts w:ascii="Courier New" w:hAnsi="Courier New" w:cs="Courier New"/>
+          <w:sz w:val="20"/>
+          <w:szCs w:val="20"/>
+          <w:lang w:val="en-US"/>
+        </w:rPr>
+        <w:t>(</w:t>
+      </w:r>
+      <w:r>
+        <w:rPr>
+          <w:rFonts w:ascii="Courier New" w:hAnsi="Courier New" w:cs="Courier New"/>
+          <w:b/>
+          <w:bCs/>
+          <w:sz w:val="20"/>
+          <w:szCs w:val="20"/>
+          <w:lang w:val="en-US"/>
+        </w:rPr>
+        <w:t>COUNT</w:t>
+      </w:r>
+      <w:r>
+        <w:rPr>
+          <w:rFonts w:ascii="Courier New" w:hAnsi="Courier New" w:cs="Courier New"/>
+          <w:sz w:val="20"/>
+          <w:szCs w:val="20"/>
+          <w:lang w:val="en-US"/>
+        </w:rPr>
+        <w:t>(</w:t>
+      </w:r>
+      <w:proofErr w:type="spellStart"/>
       <w:r>
         <w:rPr>
           <w:rFonts w:ascii="Courier New" w:hAnsi="Courier New" w:cs="Courier New"/>
@@ -13629,19 +13262,48 @@
           <w:szCs w:val="20"/>
           <w:lang w:val="en-US"/>
         </w:rPr>
-        <w:t>u</w:t>
-      </w:r>
-      <w:r>
-        <w:rPr>
-          <w:rFonts w:ascii="Courier New" w:hAnsi="Courier New" w:cs="Courier New"/>
-          <w:sz w:val="20"/>
-          <w:szCs w:val="20"/>
-          <w:lang w:val="en-US"/>
-        </w:rPr>
-        <w:t xml:space="preserve">.id, </w:t>
+        <w:t>fe</w:t>
+      </w:r>
+      <w:r>
+        <w:rPr>
+          <w:rFonts w:ascii="Courier New" w:hAnsi="Courier New" w:cs="Courier New"/>
+          <w:sz w:val="20"/>
+          <w:szCs w:val="20"/>
+          <w:lang w:val="en-US"/>
+        </w:rPr>
+        <w:t>.amount</w:t>
+      </w:r>
+      <w:proofErr w:type="spellEnd"/>
+      <w:r>
+        <w:rPr>
+          <w:rFonts w:ascii="Courier New" w:hAnsi="Courier New" w:cs="Courier New"/>
+          <w:sz w:val="20"/>
+          <w:szCs w:val="20"/>
+          <w:lang w:val="en-US"/>
+        </w:rPr>
+        <w:t xml:space="preserve">), 0) </w:t>
+      </w:r>
+      <w:r>
+        <w:rPr>
+          <w:rFonts w:ascii="Courier New" w:hAnsi="Courier New" w:cs="Courier New"/>
+          <w:b/>
+          <w:bCs/>
+          <w:sz w:val="20"/>
+          <w:szCs w:val="20"/>
+          <w:lang w:val="en-US"/>
+        </w:rPr>
+        <w:t>AS</w:t>
+      </w:r>
+      <w:r>
+        <w:rPr>
+          <w:rFonts w:ascii="Courier New" w:hAnsi="Courier New" w:cs="Courier New"/>
+          <w:sz w:val="20"/>
+          <w:szCs w:val="20"/>
+          <w:lang w:val="en-US"/>
+        </w:rPr>
+        <w:t xml:space="preserve"> </w:t>
       </w:r>
       <w:proofErr w:type="spellStart"/>
-      <w:proofErr w:type="gramStart"/>
       <w:r>
         <w:rPr>
           <w:rFonts w:ascii="Courier New" w:hAnsi="Courier New" w:cs="Courier New"/>
@@ -13651,19 +13313,9 @@
           <w:szCs w:val="20"/>
           <w:lang w:val="en-US"/>
         </w:rPr>
-        <w:t>u</w:t>
-      </w:r>
-      <w:r>
-        <w:rPr>
-          <w:rFonts w:ascii="Courier New" w:hAnsi="Courier New" w:cs="Courier New"/>
-          <w:sz w:val="20"/>
-          <w:szCs w:val="20"/>
-          <w:lang w:val="en-US"/>
-        </w:rPr>
-        <w:t>.payer</w:t>
+        <w:t>user_purchases_count</w:t>
       </w:r>
       <w:proofErr w:type="spellEnd"/>
-      <w:proofErr w:type="gramEnd"/>
       <w:r>
         <w:rPr>
           <w:rFonts w:ascii="Courier New" w:hAnsi="Courier New" w:cs="Courier New"/>
@@ -13690,7 +13342,7 @@
           <w:szCs w:val="20"/>
           <w:lang w:val="ru-RU"/>
         </w:rPr>
-        <w:t>-- Количество покупок пользователя (0, если не покупал)</w:t>
+        <w:t>-- Средняя стоимость одной покупки пользователя (0, если не покупал)</w:t>
       </w:r>
     </w:p>
     <w:p>
@@ -13722,17 +13374,16 @@
         </w:rPr>
         <w:t>(</w:t>
       </w:r>
-      <w:proofErr w:type="gramStart"/>
-      <w:r>
-        <w:rPr>
-          <w:rFonts w:ascii="Courier New" w:hAnsi="Courier New" w:cs="Courier New"/>
-          <w:b/>
-          <w:bCs/>
-          <w:sz w:val="20"/>
-          <w:szCs w:val="20"/>
-          <w:lang w:val="en-US"/>
-        </w:rPr>
-        <w:t>COUNT</w:t>
+      <w:r>
+        <w:rPr>
+          <w:rFonts w:ascii="Courier New" w:hAnsi="Courier New" w:cs="Courier New"/>
+          <w:b/>
+          <w:bCs/>
+          <w:sz w:val="20"/>
+          <w:szCs w:val="20"/>
+          <w:lang w:val="en-US"/>
+        </w:rPr>
+        <w:t>AVG</w:t>
       </w:r>
       <w:r>
         <w:rPr>
@@ -13765,7 +13416,6 @@
         <w:t>.amount</w:t>
       </w:r>
       <w:proofErr w:type="spellEnd"/>
-      <w:proofErr w:type="gramEnd"/>
       <w:r>
         <w:rPr>
           <w:rFonts w:ascii="Courier New" w:hAnsi="Courier New" w:cs="Courier New"/>
@@ -13805,7 +13455,7 @@
           <w:szCs w:val="20"/>
           <w:lang w:val="en-US"/>
         </w:rPr>
-        <w:t>user_purchases_count</w:t>
+        <w:t>user_avg_purchase_cost</w:t>
       </w:r>
       <w:proofErr w:type="spellEnd"/>
       <w:r>
@@ -13834,7 +13484,7 @@
           <w:szCs w:val="20"/>
           <w:lang w:val="ru-RU"/>
         </w:rPr>
-        <w:t>-- Средняя стоимость одной покупки пользователя (0, если не покупал)</w:t>
+        <w:t>-- Суммарная стоимость покупок пользователя (0, если не покупал)</w:t>
       </w:r>
     </w:p>
     <w:p>
@@ -13866,17 +13516,16 @@
         </w:rPr>
         <w:t>(</w:t>
       </w:r>
-      <w:proofErr w:type="gramStart"/>
-      <w:r>
-        <w:rPr>
-          <w:rFonts w:ascii="Courier New" w:hAnsi="Courier New" w:cs="Courier New"/>
-          <w:b/>
-          <w:bCs/>
-          <w:sz w:val="20"/>
-          <w:szCs w:val="20"/>
-          <w:lang w:val="en-US"/>
-        </w:rPr>
-        <w:t>AVG</w:t>
+      <w:r>
+        <w:rPr>
+          <w:rFonts w:ascii="Courier New" w:hAnsi="Courier New" w:cs="Courier New"/>
+          <w:b/>
+          <w:bCs/>
+          <w:sz w:val="20"/>
+          <w:szCs w:val="20"/>
+          <w:lang w:val="en-US"/>
+        </w:rPr>
+        <w:t>SUM</w:t>
       </w:r>
       <w:r>
         <w:rPr>
@@ -13909,7 +13558,6 @@
         <w:t>.amount</w:t>
       </w:r>
       <w:proofErr w:type="spellEnd"/>
-      <w:proofErr w:type="gramEnd"/>
       <w:r>
         <w:rPr>
           <w:rFonts w:ascii="Courier New" w:hAnsi="Courier New" w:cs="Courier New"/>
@@ -13949,89 +13597,80 @@
           <w:szCs w:val="20"/>
           <w:lang w:val="en-US"/>
         </w:rPr>
-        <w:t>user_avg_purchase_cost</w:t>
+        <w:t>user_total_cost</w:t>
       </w:r>
       <w:proofErr w:type="spellEnd"/>
-      <w:r>
-        <w:rPr>
-          <w:rFonts w:ascii="Courier New" w:hAnsi="Courier New" w:cs="Courier New"/>
-          <w:sz w:val="20"/>
-          <w:szCs w:val="20"/>
-          <w:lang w:val="en-US"/>
-        </w:rPr>
-        <w:t>,</w:t>
-      </w:r>
-    </w:p>
-    <w:p>
-      <w:pPr>
-        <w:rPr>
-          <w:rFonts w:ascii="Courier New" w:hAnsi="Courier New" w:cs="Courier New"/>
-          <w:sz w:val="20"/>
-          <w:szCs w:val="20"/>
-          <w:lang w:val="ru-RU"/>
-        </w:rPr>
-      </w:pPr>
-      <w:r>
-        <w:rPr>
-          <w:rFonts w:ascii="Courier New" w:hAnsi="Courier New" w:cs="Courier New"/>
-          <w:sz w:val="20"/>
-          <w:szCs w:val="20"/>
-          <w:lang w:val="ru-RU"/>
-        </w:rPr>
-        <w:t>-- Суммарная стоимость покупок пользователя (0, если не покупал)</w:t>
-      </w:r>
-    </w:p>
-    <w:p>
-      <w:pPr>
-        <w:rPr>
-          <w:rFonts w:ascii="Courier New" w:hAnsi="Courier New" w:cs="Courier New"/>
-          <w:sz w:val="20"/>
-          <w:szCs w:val="20"/>
-          <w:lang w:val="en-US"/>
-        </w:rPr>
-      </w:pPr>
-      <w:r>
-        <w:rPr>
-          <w:rFonts w:ascii="Courier New" w:hAnsi="Courier New" w:cs="Courier New"/>
-          <w:b/>
-          <w:bCs/>
-          <w:sz w:val="20"/>
-          <w:szCs w:val="20"/>
-          <w:lang w:val="en-US"/>
-        </w:rPr>
-        <w:t>COALESCE</w:t>
-      </w:r>
-      <w:r>
-        <w:rPr>
-          <w:rFonts w:ascii="Courier New" w:hAnsi="Courier New" w:cs="Courier New"/>
-          <w:sz w:val="20"/>
-          <w:szCs w:val="20"/>
-          <w:lang w:val="en-US"/>
-        </w:rPr>
-        <w:t>(</w:t>
-      </w:r>
-      <w:proofErr w:type="gramStart"/>
-      <w:r>
-        <w:rPr>
-          <w:rFonts w:ascii="Courier New" w:hAnsi="Courier New" w:cs="Courier New"/>
-          <w:b/>
-          <w:bCs/>
-          <w:sz w:val="20"/>
-          <w:szCs w:val="20"/>
-          <w:lang w:val="en-US"/>
-        </w:rPr>
-        <w:t>SUM</w:t>
-      </w:r>
-      <w:r>
-        <w:rPr>
-          <w:rFonts w:ascii="Courier New" w:hAnsi="Courier New" w:cs="Courier New"/>
-          <w:sz w:val="20"/>
-          <w:szCs w:val="20"/>
-          <w:lang w:val="en-US"/>
-        </w:rPr>
-        <w:t>(</w:t>
+    </w:p>
+    <w:p>
+      <w:pPr>
+        <w:rPr>
+          <w:rFonts w:ascii="Courier New" w:hAnsi="Courier New" w:cs="Courier New"/>
+          <w:sz w:val="20"/>
+          <w:szCs w:val="20"/>
+          <w:lang w:val="en-US"/>
+        </w:rPr>
+      </w:pPr>
+      <w:r>
+        <w:rPr>
+          <w:rFonts w:ascii="Courier New" w:hAnsi="Courier New" w:cs="Courier New"/>
+          <w:b/>
+          <w:bCs/>
+          <w:sz w:val="20"/>
+          <w:szCs w:val="20"/>
+          <w:lang w:val="en-US"/>
+        </w:rPr>
+        <w:lastRenderedPageBreak/>
+        <w:t>FROM</w:t>
+      </w:r>
+      <w:r>
+        <w:rPr>
+          <w:rFonts w:ascii="Courier New" w:hAnsi="Courier New" w:cs="Courier New"/>
+          <w:sz w:val="20"/>
+          <w:szCs w:val="20"/>
+          <w:lang w:val="en-US"/>
+        </w:rPr>
+        <w:t xml:space="preserve"> </w:t>
       </w:r>
       <w:proofErr w:type="spellStart"/>
+      <w:r>
+        <w:rPr>
+          <w:rFonts w:ascii="Courier New" w:hAnsi="Courier New" w:cs="Courier New"/>
+          <w:sz w:val="20"/>
+          <w:szCs w:val="20"/>
+          <w:lang w:val="en-US"/>
+        </w:rPr>
+        <w:t>fantasy.users</w:t>
+      </w:r>
+      <w:proofErr w:type="spellEnd"/>
+      <w:r>
+        <w:rPr>
+          <w:rFonts w:ascii="Courier New" w:hAnsi="Courier New" w:cs="Courier New"/>
+          <w:sz w:val="20"/>
+          <w:szCs w:val="20"/>
+          <w:lang w:val="en-US"/>
+        </w:rPr>
+        <w:t xml:space="preserve"> </w:t>
+      </w:r>
+      <w:r>
+        <w:rPr>
+          <w:rFonts w:ascii="Courier New" w:hAnsi="Courier New" w:cs="Courier New"/>
+          <w:b/>
+          <w:bCs/>
+          <w:sz w:val="20"/>
+          <w:szCs w:val="20"/>
+          <w:lang w:val="en-US"/>
+        </w:rPr>
+        <w:t>AS</w:t>
+      </w:r>
+      <w:r>
+        <w:rPr>
+          <w:rFonts w:ascii="Courier New" w:hAnsi="Courier New" w:cs="Courier New"/>
+          <w:sz w:val="20"/>
+          <w:szCs w:val="20"/>
+          <w:lang w:val="en-US"/>
+        </w:rPr>
+        <w:t xml:space="preserve"> </w:t>
+      </w:r>
       <w:r>
         <w:rPr>
           <w:rFonts w:ascii="Courier New" w:hAnsi="Courier New" w:cs="Courier New"/>
@@ -14041,38 +13680,48 @@
           <w:szCs w:val="20"/>
           <w:lang w:val="en-US"/>
         </w:rPr>
-        <w:t>fe</w:t>
-      </w:r>
-      <w:r>
-        <w:rPr>
-          <w:rFonts w:ascii="Courier New" w:hAnsi="Courier New" w:cs="Courier New"/>
-          <w:sz w:val="20"/>
-          <w:szCs w:val="20"/>
-          <w:lang w:val="en-US"/>
-        </w:rPr>
-        <w:t>.amount</w:t>
-      </w:r>
-      <w:proofErr w:type="spellEnd"/>
-      <w:proofErr w:type="gramEnd"/>
-      <w:r>
-        <w:rPr>
-          <w:rFonts w:ascii="Courier New" w:hAnsi="Courier New" w:cs="Courier New"/>
-          <w:sz w:val="20"/>
-          <w:szCs w:val="20"/>
-          <w:lang w:val="en-US"/>
-        </w:rPr>
-        <w:t xml:space="preserve">), 0) </w:t>
-      </w:r>
-      <w:r>
-        <w:rPr>
-          <w:rFonts w:ascii="Courier New" w:hAnsi="Courier New" w:cs="Courier New"/>
-          <w:b/>
-          <w:bCs/>
-          <w:sz w:val="20"/>
-          <w:szCs w:val="20"/>
-          <w:lang w:val="en-US"/>
-        </w:rPr>
-        <w:t>AS</w:t>
+        <w:t>u</w:t>
+      </w:r>
+    </w:p>
+    <w:p>
+      <w:pPr>
+        <w:rPr>
+          <w:rFonts w:ascii="Courier New" w:hAnsi="Courier New" w:cs="Courier New"/>
+          <w:sz w:val="20"/>
+          <w:szCs w:val="20"/>
+          <w:lang w:val="en-US"/>
+        </w:rPr>
+      </w:pPr>
+      <w:r>
+        <w:rPr>
+          <w:rFonts w:ascii="Courier New" w:hAnsi="Courier New" w:cs="Courier New"/>
+          <w:b/>
+          <w:bCs/>
+          <w:sz w:val="20"/>
+          <w:szCs w:val="20"/>
+          <w:lang w:val="en-US"/>
+        </w:rPr>
+        <w:t>LEFT</w:t>
+      </w:r>
+      <w:r>
+        <w:rPr>
+          <w:rFonts w:ascii="Courier New" w:hAnsi="Courier New" w:cs="Courier New"/>
+          <w:sz w:val="20"/>
+          <w:szCs w:val="20"/>
+          <w:lang w:val="en-US"/>
+        </w:rPr>
+        <w:t xml:space="preserve"> </w:t>
+      </w:r>
+      <w:r>
+        <w:rPr>
+          <w:rFonts w:ascii="Courier New" w:hAnsi="Courier New" w:cs="Courier New"/>
+          <w:b/>
+          <w:bCs/>
+          <w:sz w:val="20"/>
+          <w:szCs w:val="20"/>
+          <w:lang w:val="en-US"/>
+        </w:rPr>
+        <w:t>JOIN</w:t>
       </w:r>
       <w:r>
         <w:rPr>
@@ -14093,30 +13742,28 @@
           <w:szCs w:val="20"/>
           <w:lang w:val="en-US"/>
         </w:rPr>
-        <w:t>user_total_cost</w:t>
+        <w:t>filtered_events</w:t>
       </w:r>
       <w:proofErr w:type="spellEnd"/>
-    </w:p>
-    <w:p>
-      <w:pPr>
-        <w:rPr>
-          <w:rFonts w:ascii="Courier New" w:hAnsi="Courier New" w:cs="Courier New"/>
-          <w:sz w:val="20"/>
-          <w:szCs w:val="20"/>
-          <w:lang w:val="en-US"/>
-        </w:rPr>
-      </w:pPr>
-      <w:r>
-        <w:rPr>
-          <w:rFonts w:ascii="Courier New" w:hAnsi="Courier New" w:cs="Courier New"/>
-          <w:b/>
-          <w:bCs/>
-          <w:sz w:val="20"/>
-          <w:szCs w:val="20"/>
-          <w:lang w:val="en-US"/>
-        </w:rPr>
-        <w:lastRenderedPageBreak/>
-        <w:t>FROM</w:t>
+      <w:r>
+        <w:rPr>
+          <w:rFonts w:ascii="Courier New" w:hAnsi="Courier New" w:cs="Courier New"/>
+          <w:sz w:val="20"/>
+          <w:szCs w:val="20"/>
+          <w:lang w:val="en-US"/>
+        </w:rPr>
+        <w:t xml:space="preserve"> </w:t>
+      </w:r>
+      <w:r>
+        <w:rPr>
+          <w:rFonts w:ascii="Courier New" w:hAnsi="Courier New" w:cs="Courier New"/>
+          <w:b/>
+          <w:bCs/>
+          <w:sz w:val="20"/>
+          <w:szCs w:val="20"/>
+          <w:lang w:val="en-US"/>
+        </w:rPr>
+        <w:t>AS</w:t>
       </w:r>
       <w:r>
         <w:rPr>
@@ -14128,47 +13775,6 @@
         <w:t xml:space="preserve"> </w:t>
       </w:r>
       <w:proofErr w:type="spellStart"/>
-      <w:proofErr w:type="gramStart"/>
-      <w:r>
-        <w:rPr>
-          <w:rFonts w:ascii="Courier New" w:hAnsi="Courier New" w:cs="Courier New"/>
-          <w:sz w:val="20"/>
-          <w:szCs w:val="20"/>
-          <w:lang w:val="en-US"/>
-        </w:rPr>
-        <w:t>fantasy.users</w:t>
-      </w:r>
-      <w:proofErr w:type="spellEnd"/>
-      <w:proofErr w:type="gramEnd"/>
-      <w:r>
-        <w:rPr>
-          <w:rFonts w:ascii="Courier New" w:hAnsi="Courier New" w:cs="Courier New"/>
-          <w:sz w:val="20"/>
-          <w:szCs w:val="20"/>
-          <w:lang w:val="en-US"/>
-        </w:rPr>
-        <w:t xml:space="preserve"> </w:t>
-      </w:r>
-      <w:r>
-        <w:rPr>
-          <w:rFonts w:ascii="Courier New" w:hAnsi="Courier New" w:cs="Courier New"/>
-          <w:b/>
-          <w:bCs/>
-          <w:sz w:val="20"/>
-          <w:szCs w:val="20"/>
-          <w:lang w:val="en-US"/>
-        </w:rPr>
-        <w:t>AS</w:t>
-      </w:r>
-      <w:r>
-        <w:rPr>
-          <w:rFonts w:ascii="Courier New" w:hAnsi="Courier New" w:cs="Courier New"/>
-          <w:sz w:val="20"/>
-          <w:szCs w:val="20"/>
-          <w:lang w:val="en-US"/>
-        </w:rPr>
-        <w:t xml:space="preserve"> </w:t>
-      </w:r>
       <w:r>
         <w:rPr>
           <w:rFonts w:ascii="Courier New" w:hAnsi="Courier New" w:cs="Courier New"/>
@@ -14178,59 +13784,38 @@
           <w:szCs w:val="20"/>
           <w:lang w:val="en-US"/>
         </w:rPr>
-        <w:t>u</w:t>
-      </w:r>
-    </w:p>
-    <w:p>
-      <w:pPr>
-        <w:rPr>
-          <w:rFonts w:ascii="Courier New" w:hAnsi="Courier New" w:cs="Courier New"/>
-          <w:sz w:val="20"/>
-          <w:szCs w:val="20"/>
-          <w:lang w:val="en-US"/>
-        </w:rPr>
-      </w:pPr>
-      <w:r>
-        <w:rPr>
-          <w:rFonts w:ascii="Courier New" w:hAnsi="Courier New" w:cs="Courier New"/>
-          <w:b/>
-          <w:bCs/>
-          <w:sz w:val="20"/>
-          <w:szCs w:val="20"/>
-          <w:lang w:val="en-US"/>
-        </w:rPr>
-        <w:t>LEFT</w:t>
-      </w:r>
-      <w:r>
-        <w:rPr>
-          <w:rFonts w:ascii="Courier New" w:hAnsi="Courier New" w:cs="Courier New"/>
-          <w:sz w:val="20"/>
-          <w:szCs w:val="20"/>
-          <w:lang w:val="en-US"/>
-        </w:rPr>
-        <w:t xml:space="preserve"> </w:t>
-      </w:r>
-      <w:r>
-        <w:rPr>
-          <w:rFonts w:ascii="Courier New" w:hAnsi="Courier New" w:cs="Courier New"/>
-          <w:b/>
-          <w:bCs/>
-          <w:sz w:val="20"/>
-          <w:szCs w:val="20"/>
-          <w:lang w:val="en-US"/>
-        </w:rPr>
-        <w:t>JOIN</w:t>
-      </w:r>
-      <w:r>
-        <w:rPr>
-          <w:rFonts w:ascii="Courier New" w:hAnsi="Courier New" w:cs="Courier New"/>
-          <w:sz w:val="20"/>
-          <w:szCs w:val="20"/>
-          <w:lang w:val="en-US"/>
-        </w:rPr>
-        <w:t xml:space="preserve"> </w:t>
-      </w:r>
-      <w:proofErr w:type="spellStart"/>
+        <w:t>fe</w:t>
+      </w:r>
+      <w:proofErr w:type="spellEnd"/>
+      <w:r>
+        <w:rPr>
+          <w:rFonts w:ascii="Courier New" w:hAnsi="Courier New" w:cs="Courier New"/>
+          <w:sz w:val="20"/>
+          <w:szCs w:val="20"/>
+          <w:lang w:val="en-US"/>
+        </w:rPr>
+        <w:t xml:space="preserve"> </w:t>
+      </w:r>
+      <w:r>
+        <w:rPr>
+          <w:rFonts w:ascii="Courier New" w:hAnsi="Courier New" w:cs="Courier New"/>
+          <w:b/>
+          <w:bCs/>
+          <w:sz w:val="20"/>
+          <w:szCs w:val="20"/>
+          <w:lang w:val="en-US"/>
+        </w:rPr>
+        <w:t>ON</w:t>
+      </w:r>
+      <w:r>
+        <w:rPr>
+          <w:rFonts w:ascii="Courier New" w:hAnsi="Courier New" w:cs="Courier New"/>
+          <w:sz w:val="20"/>
+          <w:szCs w:val="20"/>
+          <w:lang w:val="en-US"/>
+        </w:rPr>
+        <w:t xml:space="preserve"> </w:t>
+      </w:r>
       <w:r>
         <w:rPr>
           <w:rFonts w:ascii="Courier New" w:hAnsi="Courier New" w:cs="Courier New"/>
@@ -14240,39 +13825,17 @@
           <w:szCs w:val="20"/>
           <w:lang w:val="en-US"/>
         </w:rPr>
-        <w:t>filtered_events</w:t>
-      </w:r>
-      <w:proofErr w:type="spellEnd"/>
-      <w:r>
-        <w:rPr>
-          <w:rFonts w:ascii="Courier New" w:hAnsi="Courier New" w:cs="Courier New"/>
-          <w:sz w:val="20"/>
-          <w:szCs w:val="20"/>
-          <w:lang w:val="en-US"/>
-        </w:rPr>
-        <w:t xml:space="preserve"> </w:t>
-      </w:r>
-      <w:r>
-        <w:rPr>
-          <w:rFonts w:ascii="Courier New" w:hAnsi="Courier New" w:cs="Courier New"/>
-          <w:b/>
-          <w:bCs/>
-          <w:sz w:val="20"/>
-          <w:szCs w:val="20"/>
-          <w:lang w:val="en-US"/>
-        </w:rPr>
-        <w:t>AS</w:t>
-      </w:r>
-      <w:r>
-        <w:rPr>
-          <w:rFonts w:ascii="Courier New" w:hAnsi="Courier New" w:cs="Courier New"/>
-          <w:sz w:val="20"/>
-          <w:szCs w:val="20"/>
-          <w:lang w:val="en-US"/>
-        </w:rPr>
-        <w:t xml:space="preserve"> </w:t>
-      </w:r>
-      <w:proofErr w:type="spellStart"/>
+        <w:t>u</w:t>
+      </w:r>
+      <w:r>
+        <w:rPr>
+          <w:rFonts w:ascii="Courier New" w:hAnsi="Courier New" w:cs="Courier New"/>
+          <w:sz w:val="20"/>
+          <w:szCs w:val="20"/>
+          <w:lang w:val="en-US"/>
+        </w:rPr>
+        <w:t xml:space="preserve">.id = </w:t>
+      </w:r>
       <w:r>
         <w:rPr>
           <w:rFonts w:ascii="Courier New" w:hAnsi="Courier New" w:cs="Courier New"/>
@@ -14284,36 +13847,66 @@
         </w:rPr>
         <w:t>fe</w:t>
       </w:r>
-      <w:proofErr w:type="spellEnd"/>
-      <w:r>
-        <w:rPr>
-          <w:rFonts w:ascii="Courier New" w:hAnsi="Courier New" w:cs="Courier New"/>
-          <w:sz w:val="20"/>
-          <w:szCs w:val="20"/>
-          <w:lang w:val="en-US"/>
-        </w:rPr>
-        <w:t xml:space="preserve"> </w:t>
-      </w:r>
-      <w:r>
-        <w:rPr>
-          <w:rFonts w:ascii="Courier New" w:hAnsi="Courier New" w:cs="Courier New"/>
-          <w:b/>
-          <w:bCs/>
-          <w:sz w:val="20"/>
-          <w:szCs w:val="20"/>
-          <w:lang w:val="en-US"/>
-        </w:rPr>
-        <w:t>ON</w:t>
-      </w:r>
-      <w:r>
-        <w:rPr>
-          <w:rFonts w:ascii="Courier New" w:hAnsi="Courier New" w:cs="Courier New"/>
-          <w:sz w:val="20"/>
-          <w:szCs w:val="20"/>
-          <w:lang w:val="en-US"/>
-        </w:rPr>
-        <w:t xml:space="preserve"> </w:t>
-      </w:r>
+      <w:r>
+        <w:rPr>
+          <w:rFonts w:ascii="Courier New" w:hAnsi="Courier New" w:cs="Courier New"/>
+          <w:sz w:val="20"/>
+          <w:szCs w:val="20"/>
+          <w:lang w:val="en-US"/>
+        </w:rPr>
+        <w:t>.id</w:t>
+      </w:r>
+    </w:p>
+    <w:p>
+      <w:pPr>
+        <w:rPr>
+          <w:rFonts w:ascii="Courier New" w:hAnsi="Courier New" w:cs="Courier New"/>
+          <w:sz w:val="20"/>
+          <w:szCs w:val="20"/>
+          <w:lang w:val="en-US"/>
+        </w:rPr>
+      </w:pPr>
+      <w:r>
+        <w:rPr>
+          <w:rFonts w:ascii="Courier New" w:hAnsi="Courier New" w:cs="Courier New"/>
+          <w:b/>
+          <w:bCs/>
+          <w:sz w:val="20"/>
+          <w:szCs w:val="20"/>
+          <w:lang w:val="en-US"/>
+        </w:rPr>
+        <w:t>GROUP</w:t>
+      </w:r>
+      <w:r>
+        <w:rPr>
+          <w:rFonts w:ascii="Courier New" w:hAnsi="Courier New" w:cs="Courier New"/>
+          <w:sz w:val="20"/>
+          <w:szCs w:val="20"/>
+          <w:lang w:val="en-US"/>
+        </w:rPr>
+        <w:t xml:space="preserve"> </w:t>
+      </w:r>
+      <w:r>
+        <w:rPr>
+          <w:rFonts w:ascii="Courier New" w:hAnsi="Courier New" w:cs="Courier New"/>
+          <w:b/>
+          <w:bCs/>
+          <w:sz w:val="20"/>
+          <w:szCs w:val="20"/>
+          <w:lang w:val="en-US"/>
+        </w:rPr>
+        <w:t>BY</w:t>
+      </w:r>
+      <w:r>
+        <w:rPr>
+          <w:rFonts w:ascii="Courier New" w:hAnsi="Courier New" w:cs="Courier New"/>
+          <w:sz w:val="20"/>
+          <w:szCs w:val="20"/>
+          <w:lang w:val="en-US"/>
+        </w:rPr>
+        <w:t xml:space="preserve"> </w:t>
+      </w:r>
+      <w:proofErr w:type="spellStart"/>
       <w:r>
         <w:rPr>
           <w:rFonts w:ascii="Courier New" w:hAnsi="Courier New" w:cs="Courier New"/>
@@ -14332,7 +13925,17 @@
           <w:szCs w:val="20"/>
           <w:lang w:val="en-US"/>
         </w:rPr>
-        <w:t xml:space="preserve">.id = </w:t>
+        <w:t>.race_id</w:t>
+      </w:r>
+      <w:proofErr w:type="spellEnd"/>
+      <w:r>
+        <w:rPr>
+          <w:rFonts w:ascii="Courier New" w:hAnsi="Courier New" w:cs="Courier New"/>
+          <w:sz w:val="20"/>
+          <w:szCs w:val="20"/>
+          <w:lang w:val="en-US"/>
+        </w:rPr>
+        <w:t xml:space="preserve">, </w:t>
       </w:r>
       <w:r>
         <w:rPr>
@@ -14343,69 +13946,18 @@
           <w:szCs w:val="20"/>
           <w:lang w:val="en-US"/>
         </w:rPr>
-        <w:t>fe</w:t>
-      </w:r>
-      <w:r>
-        <w:rPr>
-          <w:rFonts w:ascii="Courier New" w:hAnsi="Courier New" w:cs="Courier New"/>
-          <w:sz w:val="20"/>
-          <w:szCs w:val="20"/>
-          <w:lang w:val="en-US"/>
-        </w:rPr>
-        <w:t>.id</w:t>
-      </w:r>
-    </w:p>
-    <w:p>
-      <w:pPr>
-        <w:rPr>
-          <w:rFonts w:ascii="Courier New" w:hAnsi="Courier New" w:cs="Courier New"/>
-          <w:sz w:val="20"/>
-          <w:szCs w:val="20"/>
-          <w:lang w:val="en-US"/>
-        </w:rPr>
-      </w:pPr>
-      <w:r>
-        <w:rPr>
-          <w:rFonts w:ascii="Courier New" w:hAnsi="Courier New" w:cs="Courier New"/>
-          <w:b/>
-          <w:bCs/>
-          <w:sz w:val="20"/>
-          <w:szCs w:val="20"/>
-          <w:lang w:val="en-US"/>
-        </w:rPr>
-        <w:t>GROUP</w:t>
-      </w:r>
-      <w:r>
-        <w:rPr>
-          <w:rFonts w:ascii="Courier New" w:hAnsi="Courier New" w:cs="Courier New"/>
-          <w:sz w:val="20"/>
-          <w:szCs w:val="20"/>
-          <w:lang w:val="en-US"/>
-        </w:rPr>
-        <w:t xml:space="preserve"> </w:t>
-      </w:r>
-      <w:r>
-        <w:rPr>
-          <w:rFonts w:ascii="Courier New" w:hAnsi="Courier New" w:cs="Courier New"/>
-          <w:b/>
-          <w:bCs/>
-          <w:sz w:val="20"/>
-          <w:szCs w:val="20"/>
-          <w:lang w:val="en-US"/>
-        </w:rPr>
-        <w:t>BY</w:t>
-      </w:r>
-      <w:r>
-        <w:rPr>
-          <w:rFonts w:ascii="Courier New" w:hAnsi="Courier New" w:cs="Courier New"/>
-          <w:sz w:val="20"/>
-          <w:szCs w:val="20"/>
-          <w:lang w:val="en-US"/>
-        </w:rPr>
-        <w:t xml:space="preserve"> </w:t>
+        <w:t>u</w:t>
+      </w:r>
+      <w:r>
+        <w:rPr>
+          <w:rFonts w:ascii="Courier New" w:hAnsi="Courier New" w:cs="Courier New"/>
+          <w:sz w:val="20"/>
+          <w:szCs w:val="20"/>
+          <w:lang w:val="en-US"/>
+        </w:rPr>
+        <w:t xml:space="preserve">.id, </w:t>
       </w:r>
       <w:proofErr w:type="spellStart"/>
-      <w:proofErr w:type="gramStart"/>
       <w:r>
         <w:rPr>
           <w:rFonts w:ascii="Courier New" w:hAnsi="Courier New" w:cs="Courier New"/>
@@ -14424,17 +13976,7 @@
           <w:szCs w:val="20"/>
           <w:lang w:val="en-US"/>
         </w:rPr>
-        <w:t>.race</w:t>
-      </w:r>
-      <w:proofErr w:type="gramEnd"/>
-      <w:r>
-        <w:rPr>
-          <w:rFonts w:ascii="Courier New" w:hAnsi="Courier New" w:cs="Courier New"/>
-          <w:sz w:val="20"/>
-          <w:szCs w:val="20"/>
-          <w:lang w:val="en-US"/>
-        </w:rPr>
-        <w:t>_id</w:t>
+        <w:t>.payer</w:t>
       </w:r>
       <w:proofErr w:type="spellEnd"/>
       <w:r>
@@ -14444,8 +13986,49 @@
           <w:szCs w:val="20"/>
           <w:lang w:val="en-US"/>
         </w:rPr>
-        <w:t xml:space="preserve">, </w:t>
-      </w:r>
+        <w:t>)</w:t>
+      </w:r>
+    </w:p>
+    <w:p>
+      <w:pPr>
+        <w:rPr>
+          <w:rFonts w:ascii="Courier New" w:hAnsi="Courier New" w:cs="Courier New"/>
+          <w:sz w:val="20"/>
+          <w:szCs w:val="20"/>
+          <w:lang w:val="en-US"/>
+        </w:rPr>
+      </w:pPr>
+      <w:r>
+        <w:rPr>
+          <w:rFonts w:ascii="Courier New" w:hAnsi="Courier New" w:cs="Courier New"/>
+          <w:b/>
+          <w:bCs/>
+          <w:sz w:val="20"/>
+          <w:szCs w:val="20"/>
+          <w:lang w:val="en-US"/>
+        </w:rPr>
+        <w:t>SELECT</w:t>
+      </w:r>
+      <w:r>
+        <w:rPr>
+          <w:rFonts w:ascii="Courier New" w:hAnsi="Courier New" w:cs="Courier New"/>
+          <w:sz w:val="20"/>
+          <w:szCs w:val="20"/>
+          <w:lang w:val="en-US"/>
+        </w:rPr>
+        <w:t xml:space="preserve"> </w:t>
+      </w:r>
+    </w:p>
+    <w:p>
+      <w:pPr>
+        <w:rPr>
+          <w:rFonts w:ascii="Courier New" w:hAnsi="Courier New" w:cs="Courier New"/>
+          <w:sz w:val="20"/>
+          <w:szCs w:val="20"/>
+          <w:lang w:val="en-US"/>
+        </w:rPr>
+      </w:pPr>
+      <w:proofErr w:type="spellStart"/>
       <w:r>
         <w:rPr>
           <w:rFonts w:ascii="Courier New" w:hAnsi="Courier New" w:cs="Courier New"/>
@@ -14455,19 +14038,28 @@
           <w:szCs w:val="20"/>
           <w:lang w:val="en-US"/>
         </w:rPr>
-        <w:t>u</w:t>
-      </w:r>
-      <w:r>
-        <w:rPr>
-          <w:rFonts w:ascii="Courier New" w:hAnsi="Courier New" w:cs="Courier New"/>
-          <w:sz w:val="20"/>
-          <w:szCs w:val="20"/>
-          <w:lang w:val="en-US"/>
-        </w:rPr>
-        <w:t xml:space="preserve">.id, </w:t>
+        <w:t>us</w:t>
+      </w:r>
+      <w:r>
+        <w:rPr>
+          <w:rFonts w:ascii="Courier New" w:hAnsi="Courier New" w:cs="Courier New"/>
+          <w:sz w:val="20"/>
+          <w:szCs w:val="20"/>
+          <w:lang w:val="en-US"/>
+        </w:rPr>
+        <w:t>.race_id</w:t>
+      </w:r>
+      <w:proofErr w:type="spellEnd"/>
+      <w:r>
+        <w:rPr>
+          <w:rFonts w:ascii="Courier New" w:hAnsi="Courier New" w:cs="Courier New"/>
+          <w:sz w:val="20"/>
+          <w:szCs w:val="20"/>
+          <w:lang w:val="en-US"/>
+        </w:rPr>
+        <w:t xml:space="preserve">, </w:t>
       </w:r>
       <w:proofErr w:type="spellStart"/>
-      <w:proofErr w:type="gramStart"/>
       <w:r>
         <w:rPr>
           <w:rFonts w:ascii="Courier New" w:hAnsi="Courier New" w:cs="Courier New"/>
@@ -14477,70 +14069,117 @@
           <w:szCs w:val="20"/>
           <w:lang w:val="en-US"/>
         </w:rPr>
-        <w:t>u</w:t>
-      </w:r>
-      <w:r>
-        <w:rPr>
-          <w:rFonts w:ascii="Courier New" w:hAnsi="Courier New" w:cs="Courier New"/>
-          <w:sz w:val="20"/>
-          <w:szCs w:val="20"/>
-          <w:lang w:val="en-US"/>
-        </w:rPr>
-        <w:t>.payer</w:t>
+        <w:t>r</w:t>
+      </w:r>
+      <w:r>
+        <w:rPr>
+          <w:rFonts w:ascii="Courier New" w:hAnsi="Courier New" w:cs="Courier New"/>
+          <w:sz w:val="20"/>
+          <w:szCs w:val="20"/>
+          <w:lang w:val="en-US"/>
+        </w:rPr>
+        <w:t>.race</w:t>
       </w:r>
       <w:proofErr w:type="spellEnd"/>
-      <w:proofErr w:type="gramEnd"/>
-      <w:r>
-        <w:rPr>
-          <w:rFonts w:ascii="Courier New" w:hAnsi="Courier New" w:cs="Courier New"/>
-          <w:sz w:val="20"/>
-          <w:szCs w:val="20"/>
-          <w:lang w:val="en-US"/>
-        </w:rPr>
-        <w:t>)</w:t>
-      </w:r>
-    </w:p>
-    <w:p>
-      <w:pPr>
-        <w:rPr>
-          <w:rFonts w:ascii="Courier New" w:hAnsi="Courier New" w:cs="Courier New"/>
-          <w:sz w:val="20"/>
-          <w:szCs w:val="20"/>
-          <w:lang w:val="en-US"/>
-        </w:rPr>
-      </w:pPr>
-      <w:r>
-        <w:rPr>
-          <w:rFonts w:ascii="Courier New" w:hAnsi="Courier New" w:cs="Courier New"/>
-          <w:b/>
-          <w:bCs/>
-          <w:sz w:val="20"/>
-          <w:szCs w:val="20"/>
-          <w:lang w:val="en-US"/>
-        </w:rPr>
-        <w:t>SELECT</w:t>
-      </w:r>
-      <w:r>
-        <w:rPr>
-          <w:rFonts w:ascii="Courier New" w:hAnsi="Courier New" w:cs="Courier New"/>
-          <w:sz w:val="20"/>
-          <w:szCs w:val="20"/>
-          <w:lang w:val="en-US"/>
-        </w:rPr>
-        <w:t xml:space="preserve"> </w:t>
-      </w:r>
-    </w:p>
-    <w:p>
-      <w:pPr>
-        <w:rPr>
-          <w:rFonts w:ascii="Courier New" w:hAnsi="Courier New" w:cs="Courier New"/>
-          <w:sz w:val="20"/>
-          <w:szCs w:val="20"/>
-          <w:lang w:val="en-US"/>
-        </w:rPr>
-      </w:pPr>
+      <w:r>
+        <w:rPr>
+          <w:rFonts w:ascii="Courier New" w:hAnsi="Courier New" w:cs="Courier New"/>
+          <w:sz w:val="20"/>
+          <w:szCs w:val="20"/>
+          <w:lang w:val="en-US"/>
+        </w:rPr>
+        <w:t>,</w:t>
+      </w:r>
+    </w:p>
+    <w:p>
+      <w:pPr>
+        <w:rPr>
+          <w:rFonts w:ascii="Courier New" w:hAnsi="Courier New" w:cs="Courier New"/>
+          <w:sz w:val="20"/>
+          <w:szCs w:val="20"/>
+          <w:lang w:val="ru-RU"/>
+        </w:rPr>
+      </w:pPr>
+      <w:r>
+        <w:rPr>
+          <w:rFonts w:ascii="Courier New" w:hAnsi="Courier New" w:cs="Courier New"/>
+          <w:sz w:val="20"/>
+          <w:szCs w:val="20"/>
+          <w:lang w:val="ru-RU"/>
+        </w:rPr>
+        <w:t>-- 1. Общее количество зарегистрированных игроков</w:t>
+      </w:r>
+    </w:p>
+    <w:p>
+      <w:pPr>
+        <w:rPr>
+          <w:rFonts w:ascii="Courier New" w:hAnsi="Courier New" w:cs="Courier New"/>
+          <w:sz w:val="20"/>
+          <w:szCs w:val="20"/>
+          <w:lang w:val="ru-RU"/>
+        </w:rPr>
+      </w:pPr>
+      <w:r>
+        <w:rPr>
+          <w:rFonts w:ascii="Courier New" w:hAnsi="Courier New" w:cs="Courier New"/>
+          <w:b/>
+          <w:bCs/>
+          <w:sz w:val="20"/>
+          <w:szCs w:val="20"/>
+          <w:lang w:val="ru-RU"/>
+        </w:rPr>
+        <w:t>COUNT</w:t>
+      </w:r>
+      <w:r>
+        <w:rPr>
+          <w:rFonts w:ascii="Courier New" w:hAnsi="Courier New" w:cs="Courier New"/>
+          <w:sz w:val="20"/>
+          <w:szCs w:val="20"/>
+          <w:lang w:val="ru-RU"/>
+        </w:rPr>
+        <w:t>(</w:t>
+      </w:r>
       <w:proofErr w:type="spellStart"/>
-      <w:proofErr w:type="gramStart"/>
+      <w:r>
+        <w:rPr>
+          <w:rFonts w:ascii="Courier New" w:hAnsi="Courier New" w:cs="Courier New"/>
+          <w:sz w:val="20"/>
+          <w:szCs w:val="20"/>
+          <w:lang w:val="ru-RU"/>
+        </w:rPr>
+        <w:t>id</w:t>
+      </w:r>
+      <w:proofErr w:type="spellEnd"/>
+      <w:r>
+        <w:rPr>
+          <w:rFonts w:ascii="Courier New" w:hAnsi="Courier New" w:cs="Courier New"/>
+          <w:sz w:val="20"/>
+          <w:szCs w:val="20"/>
+          <w:lang w:val="ru-RU"/>
+        </w:rPr>
+        <w:t xml:space="preserve">) </w:t>
+      </w:r>
+      <w:r>
+        <w:rPr>
+          <w:rFonts w:ascii="Courier New" w:hAnsi="Courier New" w:cs="Courier New"/>
+          <w:b/>
+          <w:bCs/>
+          <w:sz w:val="20"/>
+          <w:szCs w:val="20"/>
+          <w:lang w:val="ru-RU"/>
+        </w:rPr>
+        <w:t>AS</w:t>
+      </w:r>
+      <w:r>
+        <w:rPr>
+          <w:rFonts w:ascii="Courier New" w:hAnsi="Courier New" w:cs="Courier New"/>
+          <w:sz w:val="20"/>
+          <w:szCs w:val="20"/>
+          <w:lang w:val="ru-RU"/>
+        </w:rPr>
+        <w:t xml:space="preserve"> </w:t>
+      </w:r>
+      <w:proofErr w:type="spellStart"/>
       <w:r>
         <w:rPr>
           <w:rFonts w:ascii="Courier New" w:hAnsi="Courier New" w:cs="Courier New"/>
@@ -14548,28 +14187,9 @@
           <w:iCs/>
           <w:sz w:val="20"/>
           <w:szCs w:val="20"/>
-          <w:lang w:val="en-US"/>
-        </w:rPr>
-        <w:t>us</w:t>
-      </w:r>
-      <w:r>
-        <w:rPr>
-          <w:rFonts w:ascii="Courier New" w:hAnsi="Courier New" w:cs="Courier New"/>
-          <w:sz w:val="20"/>
-          <w:szCs w:val="20"/>
-          <w:lang w:val="en-US"/>
-        </w:rPr>
-        <w:t>.race</w:t>
-      </w:r>
-      <w:proofErr w:type="gramEnd"/>
-      <w:r>
-        <w:rPr>
-          <w:rFonts w:ascii="Courier New" w:hAnsi="Courier New" w:cs="Courier New"/>
-          <w:sz w:val="20"/>
-          <w:szCs w:val="20"/>
-          <w:lang w:val="en-US"/>
-        </w:rPr>
-        <w:t>_id</w:t>
+          <w:lang w:val="ru-RU"/>
+        </w:rPr>
+        <w:t>total_users</w:t>
       </w:r>
       <w:proofErr w:type="spellEnd"/>
       <w:r>
@@ -14577,12 +14197,163 @@
           <w:rFonts w:ascii="Courier New" w:hAnsi="Courier New" w:cs="Courier New"/>
           <w:sz w:val="20"/>
           <w:szCs w:val="20"/>
+          <w:lang w:val="ru-RU"/>
+        </w:rPr>
+        <w:t xml:space="preserve">,   </w:t>
+      </w:r>
+    </w:p>
+    <w:p>
+      <w:pPr>
+        <w:rPr>
+          <w:rFonts w:ascii="Courier New" w:hAnsi="Courier New" w:cs="Courier New"/>
+          <w:sz w:val="20"/>
+          <w:szCs w:val="20"/>
+          <w:lang w:val="en-US"/>
+        </w:rPr>
+      </w:pPr>
+      <w:r>
+        <w:rPr>
+          <w:rFonts w:ascii="Courier New" w:hAnsi="Courier New" w:cs="Courier New"/>
+          <w:sz w:val="20"/>
+          <w:szCs w:val="20"/>
+          <w:lang w:val="en-US"/>
+        </w:rPr>
+        <w:t xml:space="preserve">-- 2. </w:t>
+      </w:r>
+      <w:r>
+        <w:rPr>
+          <w:rFonts w:ascii="Courier New" w:hAnsi="Courier New" w:cs="Courier New"/>
+          <w:sz w:val="20"/>
+          <w:szCs w:val="20"/>
+          <w:lang w:val="ru-RU"/>
+        </w:rPr>
+        <w:t>Количество</w:t>
+      </w:r>
+      <w:r>
+        <w:rPr>
+          <w:rFonts w:ascii="Courier New" w:hAnsi="Courier New" w:cs="Courier New"/>
+          <w:sz w:val="20"/>
+          <w:szCs w:val="20"/>
+          <w:lang w:val="en-US"/>
+        </w:rPr>
+        <w:t xml:space="preserve"> </w:t>
+      </w:r>
+      <w:r>
+        <w:rPr>
+          <w:rFonts w:ascii="Courier New" w:hAnsi="Courier New" w:cs="Courier New"/>
+          <w:sz w:val="20"/>
+          <w:szCs w:val="20"/>
+          <w:lang w:val="ru-RU"/>
+        </w:rPr>
+        <w:t>игроков</w:t>
+      </w:r>
+      <w:r>
+        <w:rPr>
+          <w:rFonts w:ascii="Courier New" w:hAnsi="Courier New" w:cs="Courier New"/>
+          <w:sz w:val="20"/>
+          <w:szCs w:val="20"/>
           <w:lang w:val="en-US"/>
         </w:rPr>
         <w:t xml:space="preserve">, </w:t>
       </w:r>
+      <w:r>
+        <w:rPr>
+          <w:rFonts w:ascii="Courier New" w:hAnsi="Courier New" w:cs="Courier New"/>
+          <w:sz w:val="20"/>
+          <w:szCs w:val="20"/>
+          <w:lang w:val="ru-RU"/>
+        </w:rPr>
+        <w:t>совершающих</w:t>
+      </w:r>
+      <w:r>
+        <w:rPr>
+          <w:rFonts w:ascii="Courier New" w:hAnsi="Courier New" w:cs="Courier New"/>
+          <w:sz w:val="20"/>
+          <w:szCs w:val="20"/>
+          <w:lang w:val="en-US"/>
+        </w:rPr>
+        <w:t xml:space="preserve"> </w:t>
+      </w:r>
+      <w:r>
+        <w:rPr>
+          <w:rFonts w:ascii="Courier New" w:hAnsi="Courier New" w:cs="Courier New"/>
+          <w:sz w:val="20"/>
+          <w:szCs w:val="20"/>
+          <w:lang w:val="ru-RU"/>
+        </w:rPr>
+        <w:t>покупки</w:t>
+      </w:r>
+    </w:p>
+    <w:p>
+      <w:pPr>
+        <w:rPr>
+          <w:rFonts w:ascii="Courier New" w:hAnsi="Courier New" w:cs="Courier New"/>
+          <w:sz w:val="20"/>
+          <w:szCs w:val="20"/>
+          <w:lang w:val="en-US"/>
+        </w:rPr>
+      </w:pPr>
+      <w:r>
+        <w:rPr>
+          <w:rFonts w:ascii="Courier New" w:hAnsi="Courier New" w:cs="Courier New"/>
+          <w:b/>
+          <w:bCs/>
+          <w:sz w:val="20"/>
+          <w:szCs w:val="20"/>
+          <w:lang w:val="en-US"/>
+        </w:rPr>
+        <w:t>COUNT</w:t>
+      </w:r>
+      <w:r>
+        <w:rPr>
+          <w:rFonts w:ascii="Courier New" w:hAnsi="Courier New" w:cs="Courier New"/>
+          <w:sz w:val="20"/>
+          <w:szCs w:val="20"/>
+          <w:lang w:val="en-US"/>
+        </w:rPr>
+        <w:t xml:space="preserve">(id) </w:t>
+      </w:r>
+      <w:r>
+        <w:rPr>
+          <w:rFonts w:ascii="Courier New" w:hAnsi="Courier New" w:cs="Courier New"/>
+          <w:b/>
+          <w:bCs/>
+          <w:sz w:val="20"/>
+          <w:szCs w:val="20"/>
+          <w:lang w:val="en-US"/>
+        </w:rPr>
+        <w:t>FILTER</w:t>
+      </w:r>
+      <w:r>
+        <w:rPr>
+          <w:rFonts w:ascii="Courier New" w:hAnsi="Courier New" w:cs="Courier New"/>
+          <w:sz w:val="20"/>
+          <w:szCs w:val="20"/>
+          <w:lang w:val="en-US"/>
+        </w:rPr>
+        <w:t xml:space="preserve"> (</w:t>
+      </w:r>
+      <w:r>
+        <w:rPr>
+          <w:rFonts w:ascii="Courier New" w:hAnsi="Courier New" w:cs="Courier New"/>
+          <w:b/>
+          <w:bCs/>
+          <w:sz w:val="20"/>
+          <w:szCs w:val="20"/>
+          <w:lang w:val="en-US"/>
+        </w:rPr>
+        <w:t>WHERE</w:t>
+      </w:r>
+      <w:r>
+        <w:rPr>
+          <w:rFonts w:ascii="Courier New" w:hAnsi="Courier New" w:cs="Courier New"/>
+          <w:sz w:val="20"/>
+          <w:szCs w:val="20"/>
+          <w:lang w:val="en-US"/>
+        </w:rPr>
+        <w:t xml:space="preserve"> </w:t>
+      </w:r>
       <w:proofErr w:type="spellStart"/>
-      <w:proofErr w:type="gramStart"/>
       <w:r>
         <w:rPr>
           <w:rFonts w:ascii="Courier New" w:hAnsi="Courier New" w:cs="Courier New"/>
@@ -14592,107 +14363,26 @@
           <w:szCs w:val="20"/>
           <w:lang w:val="en-US"/>
         </w:rPr>
-        <w:t>r</w:t>
-      </w:r>
-      <w:r>
-        <w:rPr>
-          <w:rFonts w:ascii="Courier New" w:hAnsi="Courier New" w:cs="Courier New"/>
-          <w:sz w:val="20"/>
-          <w:szCs w:val="20"/>
-          <w:lang w:val="en-US"/>
-        </w:rPr>
-        <w:t>.race</w:t>
+        <w:t>user_purchases_count</w:t>
       </w:r>
       <w:proofErr w:type="spellEnd"/>
-      <w:proofErr w:type="gramEnd"/>
-      <w:r>
-        <w:rPr>
-          <w:rFonts w:ascii="Courier New" w:hAnsi="Courier New" w:cs="Courier New"/>
-          <w:sz w:val="20"/>
-          <w:szCs w:val="20"/>
-          <w:lang w:val="en-US"/>
-        </w:rPr>
-        <w:t>,</w:t>
-      </w:r>
-    </w:p>
-    <w:p>
-      <w:pPr>
-        <w:rPr>
-          <w:rFonts w:ascii="Courier New" w:hAnsi="Courier New" w:cs="Courier New"/>
-          <w:sz w:val="20"/>
-          <w:szCs w:val="20"/>
-          <w:lang w:val="ru-RU"/>
-        </w:rPr>
-      </w:pPr>
-      <w:r>
-        <w:rPr>
-          <w:rFonts w:ascii="Courier New" w:hAnsi="Courier New" w:cs="Courier New"/>
-          <w:sz w:val="20"/>
-          <w:szCs w:val="20"/>
-          <w:lang w:val="ru-RU"/>
-        </w:rPr>
-        <w:t>-- 1. Общее количество зарегистрированных игроков</w:t>
-      </w:r>
-    </w:p>
-    <w:p>
-      <w:pPr>
-        <w:rPr>
-          <w:rFonts w:ascii="Courier New" w:hAnsi="Courier New" w:cs="Courier New"/>
-          <w:sz w:val="20"/>
-          <w:szCs w:val="20"/>
-          <w:lang w:val="ru-RU"/>
-        </w:rPr>
-      </w:pPr>
-      <w:proofErr w:type="gramStart"/>
-      <w:r>
-        <w:rPr>
-          <w:rFonts w:ascii="Courier New" w:hAnsi="Courier New" w:cs="Courier New"/>
-          <w:b/>
-          <w:bCs/>
-          <w:sz w:val="20"/>
-          <w:szCs w:val="20"/>
-          <w:lang w:val="ru-RU"/>
-        </w:rPr>
-        <w:t>COUNT</w:t>
-      </w:r>
-      <w:r>
-        <w:rPr>
-          <w:rFonts w:ascii="Courier New" w:hAnsi="Courier New" w:cs="Courier New"/>
-          <w:sz w:val="20"/>
-          <w:szCs w:val="20"/>
-          <w:lang w:val="ru-RU"/>
-        </w:rPr>
-        <w:t>(</w:t>
-      </w:r>
-      <w:proofErr w:type="spellStart"/>
-      <w:proofErr w:type="gramEnd"/>
-      <w:r>
-        <w:rPr>
-          <w:rFonts w:ascii="Courier New" w:hAnsi="Courier New" w:cs="Courier New"/>
-          <w:sz w:val="20"/>
-          <w:szCs w:val="20"/>
-          <w:lang w:val="ru-RU"/>
-        </w:rPr>
-        <w:t>id</w:t>
-      </w:r>
-      <w:proofErr w:type="spellEnd"/>
-      <w:r>
-        <w:rPr>
-          <w:rFonts w:ascii="Courier New" w:hAnsi="Courier New" w:cs="Courier New"/>
-          <w:sz w:val="20"/>
-          <w:szCs w:val="20"/>
-          <w:lang w:val="ru-RU"/>
-        </w:rPr>
-        <w:t xml:space="preserve">) </w:t>
-      </w:r>
-      <w:r>
-        <w:rPr>
-          <w:rFonts w:ascii="Courier New" w:hAnsi="Courier New" w:cs="Courier New"/>
-          <w:b/>
-          <w:bCs/>
-          <w:sz w:val="20"/>
-          <w:szCs w:val="20"/>
-          <w:lang w:val="ru-RU"/>
+      <w:r>
+        <w:rPr>
+          <w:rFonts w:ascii="Courier New" w:hAnsi="Courier New" w:cs="Courier New"/>
+          <w:sz w:val="20"/>
+          <w:szCs w:val="20"/>
+          <w:lang w:val="en-US"/>
+        </w:rPr>
+        <w:t xml:space="preserve">&gt;0) </w:t>
+      </w:r>
+      <w:r>
+        <w:rPr>
+          <w:rFonts w:ascii="Courier New" w:hAnsi="Courier New" w:cs="Courier New"/>
+          <w:b/>
+          <w:bCs/>
+          <w:sz w:val="20"/>
+          <w:szCs w:val="20"/>
+          <w:lang w:val="en-US"/>
         </w:rPr>
         <w:t>AS</w:t>
       </w:r>
@@ -14701,7 +14391,7 @@
           <w:rFonts w:ascii="Courier New" w:hAnsi="Courier New" w:cs="Courier New"/>
           <w:sz w:val="20"/>
           <w:szCs w:val="20"/>
-          <w:lang w:val="ru-RU"/>
+          <w:lang w:val="en-US"/>
         </w:rPr>
         <w:t xml:space="preserve"> </w:t>
       </w:r>
@@ -14713,9 +14403,9 @@
           <w:iCs/>
           <w:sz w:val="20"/>
           <w:szCs w:val="20"/>
-          <w:lang w:val="ru-RU"/>
-        </w:rPr>
-        <w:t>total_users</w:t>
+          <w:lang w:val="en-US"/>
+        </w:rPr>
+        <w:t>buying_users_count</w:t>
       </w:r>
       <w:proofErr w:type="spellEnd"/>
       <w:r>
@@ -14723,103 +14413,59 @@
           <w:rFonts w:ascii="Courier New" w:hAnsi="Courier New" w:cs="Courier New"/>
           <w:sz w:val="20"/>
           <w:szCs w:val="20"/>
-          <w:lang w:val="ru-RU"/>
-        </w:rPr>
-        <w:t xml:space="preserve">,   </w:t>
-      </w:r>
-    </w:p>
-    <w:p>
-      <w:pPr>
-        <w:rPr>
-          <w:rFonts w:ascii="Courier New" w:hAnsi="Courier New" w:cs="Courier New"/>
-          <w:sz w:val="20"/>
-          <w:szCs w:val="20"/>
-          <w:lang w:val="en-US"/>
-        </w:rPr>
-      </w:pPr>
-      <w:r>
-        <w:rPr>
-          <w:rFonts w:ascii="Courier New" w:hAnsi="Courier New" w:cs="Courier New"/>
-          <w:sz w:val="20"/>
-          <w:szCs w:val="20"/>
-          <w:lang w:val="en-US"/>
-        </w:rPr>
-        <w:t xml:space="preserve">-- 2. </w:t>
-      </w:r>
-      <w:r>
-        <w:rPr>
-          <w:rFonts w:ascii="Courier New" w:hAnsi="Courier New" w:cs="Courier New"/>
-          <w:sz w:val="20"/>
-          <w:szCs w:val="20"/>
-          <w:lang w:val="ru-RU"/>
-        </w:rPr>
-        <w:t>Количество</w:t>
-      </w:r>
-      <w:r>
-        <w:rPr>
-          <w:rFonts w:ascii="Courier New" w:hAnsi="Courier New" w:cs="Courier New"/>
-          <w:sz w:val="20"/>
-          <w:szCs w:val="20"/>
-          <w:lang w:val="en-US"/>
-        </w:rPr>
-        <w:t xml:space="preserve"> </w:t>
-      </w:r>
-      <w:r>
-        <w:rPr>
-          <w:rFonts w:ascii="Courier New" w:hAnsi="Courier New" w:cs="Courier New"/>
-          <w:sz w:val="20"/>
-          <w:szCs w:val="20"/>
-          <w:lang w:val="ru-RU"/>
-        </w:rPr>
-        <w:t>игроков</w:t>
-      </w:r>
-      <w:r>
-        <w:rPr>
-          <w:rFonts w:ascii="Courier New" w:hAnsi="Courier New" w:cs="Courier New"/>
-          <w:sz w:val="20"/>
-          <w:szCs w:val="20"/>
-          <w:lang w:val="en-US"/>
-        </w:rPr>
-        <w:t xml:space="preserve">, </w:t>
-      </w:r>
-      <w:r>
-        <w:rPr>
-          <w:rFonts w:ascii="Courier New" w:hAnsi="Courier New" w:cs="Courier New"/>
-          <w:sz w:val="20"/>
-          <w:szCs w:val="20"/>
-          <w:lang w:val="ru-RU"/>
-        </w:rPr>
-        <w:t>совершающих</w:t>
-      </w:r>
-      <w:r>
-        <w:rPr>
-          <w:rFonts w:ascii="Courier New" w:hAnsi="Courier New" w:cs="Courier New"/>
-          <w:sz w:val="20"/>
-          <w:szCs w:val="20"/>
-          <w:lang w:val="en-US"/>
-        </w:rPr>
-        <w:t xml:space="preserve"> </w:t>
-      </w:r>
-      <w:r>
-        <w:rPr>
-          <w:rFonts w:ascii="Courier New" w:hAnsi="Courier New" w:cs="Courier New"/>
-          <w:sz w:val="20"/>
-          <w:szCs w:val="20"/>
-          <w:lang w:val="ru-RU"/>
-        </w:rPr>
-        <w:t>покупки</w:t>
-      </w:r>
-    </w:p>
-    <w:p>
-      <w:pPr>
-        <w:rPr>
-          <w:rFonts w:ascii="Courier New" w:hAnsi="Courier New" w:cs="Courier New"/>
-          <w:sz w:val="20"/>
-          <w:szCs w:val="20"/>
-          <w:lang w:val="en-US"/>
-        </w:rPr>
-      </w:pPr>
-      <w:proofErr w:type="gramStart"/>
+          <w:lang w:val="en-US"/>
+        </w:rPr>
+        <w:t>,</w:t>
+      </w:r>
+    </w:p>
+    <w:p>
+      <w:pPr>
+        <w:rPr>
+          <w:rFonts w:ascii="Courier New" w:hAnsi="Courier New" w:cs="Courier New"/>
+          <w:sz w:val="20"/>
+          <w:szCs w:val="20"/>
+          <w:lang w:val="ru-RU"/>
+        </w:rPr>
+      </w:pPr>
+      <w:r>
+        <w:rPr>
+          <w:rFonts w:ascii="Courier New" w:hAnsi="Courier New" w:cs="Courier New"/>
+          <w:sz w:val="20"/>
+          <w:szCs w:val="20"/>
+          <w:lang w:val="ru-RU"/>
+        </w:rPr>
+        <w:t>-- Доля покупателей от общего числа зарегистрированных игроков</w:t>
+      </w:r>
+    </w:p>
+    <w:p>
+      <w:pPr>
+        <w:rPr>
+          <w:rFonts w:ascii="Courier New" w:hAnsi="Courier New" w:cs="Courier New"/>
+          <w:sz w:val="20"/>
+          <w:szCs w:val="20"/>
+          <w:lang w:val="en-US"/>
+        </w:rPr>
+      </w:pPr>
+      <w:r>
+        <w:rPr>
+          <w:rFonts w:ascii="Courier New" w:hAnsi="Courier New" w:cs="Courier New"/>
+          <w:b/>
+          <w:bCs/>
+          <w:sz w:val="20"/>
+          <w:szCs w:val="20"/>
+          <w:lang w:val="en-US"/>
+        </w:rPr>
+        <w:t>ROUND</w:t>
+      </w:r>
+      <w:r>
+        <w:rPr>
+          <w:rFonts w:ascii="Courier New" w:hAnsi="Courier New" w:cs="Courier New"/>
+          <w:sz w:val="20"/>
+          <w:szCs w:val="20"/>
+          <w:lang w:val="en-US"/>
+        </w:rPr>
+        <w:t>(</w:t>
+      </w:r>
       <w:r>
         <w:rPr>
           <w:rFonts w:ascii="Courier New" w:hAnsi="Courier New" w:cs="Courier New"/>
@@ -14838,17 +14484,7 @@
           <w:szCs w:val="20"/>
           <w:lang w:val="en-US"/>
         </w:rPr>
-        <w:t>(</w:t>
-      </w:r>
-      <w:proofErr w:type="gramEnd"/>
-      <w:r>
-        <w:rPr>
-          <w:rFonts w:ascii="Courier New" w:hAnsi="Courier New" w:cs="Courier New"/>
-          <w:sz w:val="20"/>
-          <w:szCs w:val="20"/>
-          <w:lang w:val="en-US"/>
-        </w:rPr>
-        <w:t xml:space="preserve">id) </w:t>
+        <w:t xml:space="preserve">(id) </w:t>
       </w:r>
       <w:r>
         <w:rPr>
@@ -14910,7 +14546,47 @@
           <w:szCs w:val="20"/>
           <w:lang w:val="en-US"/>
         </w:rPr>
-        <w:t xml:space="preserve">&gt;0) </w:t>
+        <w:t>&gt;0)::</w:t>
+      </w:r>
+      <w:r>
+        <w:rPr>
+          <w:rFonts w:ascii="Courier New" w:hAnsi="Courier New" w:cs="Courier New"/>
+          <w:b/>
+          <w:bCs/>
+          <w:sz w:val="20"/>
+          <w:szCs w:val="20"/>
+          <w:lang w:val="en-US"/>
+        </w:rPr>
+        <w:t>numeric</w:t>
+      </w:r>
+      <w:r>
+        <w:rPr>
+          <w:rFonts w:ascii="Courier New" w:hAnsi="Courier New" w:cs="Courier New"/>
+          <w:sz w:val="20"/>
+          <w:szCs w:val="20"/>
+          <w:lang w:val="en-US"/>
+        </w:rPr>
+        <w:t>/</w:t>
+      </w:r>
+      <w:r>
+        <w:rPr>
+          <w:rFonts w:ascii="Courier New" w:hAnsi="Courier New" w:cs="Courier New"/>
+          <w:b/>
+          <w:bCs/>
+          <w:sz w:val="20"/>
+          <w:szCs w:val="20"/>
+          <w:lang w:val="en-US"/>
+        </w:rPr>
+        <w:t>COUNT</w:t>
+      </w:r>
+      <w:r>
+        <w:rPr>
+          <w:rFonts w:ascii="Courier New" w:hAnsi="Courier New" w:cs="Courier New"/>
+          <w:sz w:val="20"/>
+          <w:szCs w:val="20"/>
+          <w:lang w:val="en-US"/>
+        </w:rPr>
+        <w:t xml:space="preserve">(id),4) </w:t>
       </w:r>
       <w:r>
         <w:rPr>
@@ -14942,7 +14618,7 @@
           <w:szCs w:val="20"/>
           <w:lang w:val="en-US"/>
         </w:rPr>
-        <w:t>buying_users_count</w:t>
+        <w:t>buying_users_share</w:t>
       </w:r>
       <w:proofErr w:type="spellEnd"/>
       <w:r>
@@ -14971,7 +14647,7 @@
           <w:szCs w:val="20"/>
           <w:lang w:val="ru-RU"/>
         </w:rPr>
-        <w:t>-- Доля покупателей от общего числа зарегистрированных игроков</w:t>
+        <w:t>-- 3. Доля платящих игроков среди тех, кто совершил покупки (NULLIF помогает избежать деления на 0 в случае, если в какой-то из рас никто не совершил покупку)</w:t>
       </w:r>
     </w:p>
     <w:p>
@@ -15003,7 +14679,6 @@
         </w:rPr>
         <w:t>(</w:t>
       </w:r>
-      <w:proofErr w:type="gramStart"/>
       <w:r>
         <w:rPr>
           <w:rFonts w:ascii="Courier New" w:hAnsi="Courier New" w:cs="Courier New"/>
@@ -15022,17 +14697,7 @@
           <w:szCs w:val="20"/>
           <w:lang w:val="en-US"/>
         </w:rPr>
-        <w:t>(</w:t>
-      </w:r>
-      <w:proofErr w:type="gramEnd"/>
-      <w:r>
-        <w:rPr>
-          <w:rFonts w:ascii="Courier New" w:hAnsi="Courier New" w:cs="Courier New"/>
-          <w:sz w:val="20"/>
-          <w:szCs w:val="20"/>
-          <w:lang w:val="en-US"/>
-        </w:rPr>
-        <w:t xml:space="preserve">id) </w:t>
+        <w:t xml:space="preserve">(id) </w:t>
       </w:r>
       <w:r>
         <w:rPr>
@@ -15064,6 +14729,26 @@
           <w:lang w:val="en-US"/>
         </w:rPr>
         <w:t>WHERE</w:t>
+      </w:r>
+      <w:r>
+        <w:rPr>
+          <w:rFonts w:ascii="Courier New" w:hAnsi="Courier New" w:cs="Courier New"/>
+          <w:sz w:val="20"/>
+          <w:szCs w:val="20"/>
+          <w:lang w:val="en-US"/>
+        </w:rPr>
+        <w:t xml:space="preserve"> payer = 1 </w:t>
+      </w:r>
+      <w:r>
+        <w:rPr>
+          <w:rFonts w:ascii="Courier New" w:hAnsi="Courier New" w:cs="Courier New"/>
+          <w:b/>
+          <w:bCs/>
+          <w:sz w:val="20"/>
+          <w:szCs w:val="20"/>
+          <w:lang w:val="en-US"/>
+        </w:rPr>
+        <w:t>AND</w:t>
       </w:r>
       <w:r>
         <w:rPr>
@@ -15094,19 +14779,8 @@
           <w:szCs w:val="20"/>
           <w:lang w:val="en-US"/>
         </w:rPr>
-        <w:t>&gt;0</w:t>
-      </w:r>
-      <w:proofErr w:type="gramStart"/>
-      <w:r>
-        <w:rPr>
-          <w:rFonts w:ascii="Courier New" w:hAnsi="Courier New" w:cs="Courier New"/>
-          <w:sz w:val="20"/>
-          <w:szCs w:val="20"/>
-          <w:lang w:val="en-US"/>
-        </w:rPr>
-        <w:t>)::</w:t>
-      </w:r>
-      <w:proofErr w:type="gramEnd"/>
+        <w:t>&gt;0)::</w:t>
+      </w:r>
       <w:r>
         <w:rPr>
           <w:rFonts w:ascii="Courier New" w:hAnsi="Courier New" w:cs="Courier New"/>
@@ -15127,7 +14801,26 @@
         </w:rPr>
         <w:t>/</w:t>
       </w:r>
-      <w:proofErr w:type="gramStart"/>
+      <w:r>
+        <w:rPr>
+          <w:rFonts w:ascii="Courier New" w:hAnsi="Courier New" w:cs="Courier New"/>
+          <w:b/>
+          <w:bCs/>
+          <w:sz w:val="20"/>
+          <w:szCs w:val="20"/>
+          <w:lang w:val="en-US"/>
+        </w:rPr>
+        <w:t>NULLIF</w:t>
+      </w:r>
+      <w:r>
+        <w:rPr>
+          <w:rFonts w:ascii="Courier New" w:hAnsi="Courier New" w:cs="Courier New"/>
+          <w:sz w:val="20"/>
+          <w:szCs w:val="20"/>
+          <w:lang w:val="en-US"/>
+        </w:rPr>
+        <w:t>(</w:t>
+      </w:r>
       <w:r>
         <w:rPr>
           <w:rFonts w:ascii="Courier New" w:hAnsi="Courier New" w:cs="Courier New"/>
@@ -15146,28 +14839,38 @@
           <w:szCs w:val="20"/>
           <w:lang w:val="en-US"/>
         </w:rPr>
-        <w:t>(</w:t>
-      </w:r>
-      <w:proofErr w:type="gramEnd"/>
-      <w:r>
-        <w:rPr>
-          <w:rFonts w:ascii="Courier New" w:hAnsi="Courier New" w:cs="Courier New"/>
-          <w:sz w:val="20"/>
-          <w:szCs w:val="20"/>
-          <w:lang w:val="en-US"/>
-        </w:rPr>
-        <w:t xml:space="preserve">id),4) </w:t>
-      </w:r>
-      <w:r>
-        <w:rPr>
-          <w:rFonts w:ascii="Courier New" w:hAnsi="Courier New" w:cs="Courier New"/>
-          <w:b/>
-          <w:bCs/>
-          <w:sz w:val="20"/>
-          <w:szCs w:val="20"/>
-          <w:lang w:val="en-US"/>
-        </w:rPr>
-        <w:t>AS</w:t>
+        <w:t xml:space="preserve">(id) </w:t>
+      </w:r>
+      <w:r>
+        <w:rPr>
+          <w:rFonts w:ascii="Courier New" w:hAnsi="Courier New" w:cs="Courier New"/>
+          <w:b/>
+          <w:bCs/>
+          <w:sz w:val="20"/>
+          <w:szCs w:val="20"/>
+          <w:lang w:val="en-US"/>
+        </w:rPr>
+        <w:t>FILTER</w:t>
+      </w:r>
+      <w:r>
+        <w:rPr>
+          <w:rFonts w:ascii="Courier New" w:hAnsi="Courier New" w:cs="Courier New"/>
+          <w:sz w:val="20"/>
+          <w:szCs w:val="20"/>
+          <w:lang w:val="en-US"/>
+        </w:rPr>
+        <w:t xml:space="preserve"> (</w:t>
+      </w:r>
+      <w:r>
+        <w:rPr>
+          <w:rFonts w:ascii="Courier New" w:hAnsi="Courier New" w:cs="Courier New"/>
+          <w:b/>
+          <w:bCs/>
+          <w:sz w:val="20"/>
+          <w:szCs w:val="20"/>
+          <w:lang w:val="en-US"/>
+        </w:rPr>
+        <w:t>WHERE</w:t>
       </w:r>
       <w:r>
         <w:rPr>
@@ -15188,7 +14891,7 @@
           <w:szCs w:val="20"/>
           <w:lang w:val="en-US"/>
         </w:rPr>
-        <w:t>buying_users_share</w:t>
+        <w:t>user_purchases_count</w:t>
       </w:r>
       <w:proofErr w:type="spellEnd"/>
       <w:r>
@@ -15198,138 +14901,18 @@
           <w:szCs w:val="20"/>
           <w:lang w:val="en-US"/>
         </w:rPr>
-        <w:t>,</w:t>
-      </w:r>
-    </w:p>
-    <w:p>
-      <w:pPr>
-        <w:rPr>
-          <w:rFonts w:ascii="Courier New" w:hAnsi="Courier New" w:cs="Courier New"/>
-          <w:sz w:val="20"/>
-          <w:szCs w:val="20"/>
-          <w:lang w:val="ru-RU"/>
-        </w:rPr>
-      </w:pPr>
-      <w:r>
-        <w:rPr>
-          <w:rFonts w:ascii="Courier New" w:hAnsi="Courier New" w:cs="Courier New"/>
-          <w:sz w:val="20"/>
-          <w:szCs w:val="20"/>
-          <w:lang w:val="ru-RU"/>
-        </w:rPr>
-        <w:t>-- 3. Доля платящих игроков среди тех, кто совершил покупки (NULLIF помогает избежать деления на 0 в случае, если в какой-то из рас никто не совершил покупку)</w:t>
-      </w:r>
-    </w:p>
-    <w:p>
-      <w:pPr>
-        <w:rPr>
-          <w:rFonts w:ascii="Courier New" w:hAnsi="Courier New" w:cs="Courier New"/>
-          <w:sz w:val="20"/>
-          <w:szCs w:val="20"/>
-          <w:lang w:val="en-US"/>
-        </w:rPr>
-      </w:pPr>
-      <w:r>
-        <w:rPr>
-          <w:rFonts w:ascii="Courier New" w:hAnsi="Courier New" w:cs="Courier New"/>
-          <w:b/>
-          <w:bCs/>
-          <w:sz w:val="20"/>
-          <w:szCs w:val="20"/>
-          <w:lang w:val="en-US"/>
-        </w:rPr>
-        <w:t>ROUND</w:t>
-      </w:r>
-      <w:r>
-        <w:rPr>
-          <w:rFonts w:ascii="Courier New" w:hAnsi="Courier New" w:cs="Courier New"/>
-          <w:sz w:val="20"/>
-          <w:szCs w:val="20"/>
-          <w:lang w:val="en-US"/>
-        </w:rPr>
-        <w:t>(</w:t>
-      </w:r>
-      <w:proofErr w:type="gramStart"/>
-      <w:r>
-        <w:rPr>
-          <w:rFonts w:ascii="Courier New" w:hAnsi="Courier New" w:cs="Courier New"/>
-          <w:b/>
-          <w:bCs/>
-          <w:sz w:val="20"/>
-          <w:szCs w:val="20"/>
-          <w:lang w:val="en-US"/>
-        </w:rPr>
-        <w:t>COUNT</w:t>
-      </w:r>
-      <w:r>
-        <w:rPr>
-          <w:rFonts w:ascii="Courier New" w:hAnsi="Courier New" w:cs="Courier New"/>
-          <w:sz w:val="20"/>
-          <w:szCs w:val="20"/>
-          <w:lang w:val="en-US"/>
-        </w:rPr>
-        <w:t>(</w:t>
-      </w:r>
-      <w:proofErr w:type="gramEnd"/>
-      <w:r>
-        <w:rPr>
-          <w:rFonts w:ascii="Courier New" w:hAnsi="Courier New" w:cs="Courier New"/>
-          <w:sz w:val="20"/>
-          <w:szCs w:val="20"/>
-          <w:lang w:val="en-US"/>
-        </w:rPr>
-        <w:t xml:space="preserve">id) </w:t>
-      </w:r>
-      <w:r>
-        <w:rPr>
-          <w:rFonts w:ascii="Courier New" w:hAnsi="Courier New" w:cs="Courier New"/>
-          <w:b/>
-          <w:bCs/>
-          <w:sz w:val="20"/>
-          <w:szCs w:val="20"/>
-          <w:lang w:val="en-US"/>
-        </w:rPr>
-        <w:t>FILTER</w:t>
-      </w:r>
-      <w:r>
-        <w:rPr>
-          <w:rFonts w:ascii="Courier New" w:hAnsi="Courier New" w:cs="Courier New"/>
-          <w:sz w:val="20"/>
-          <w:szCs w:val="20"/>
-          <w:lang w:val="en-US"/>
-        </w:rPr>
-        <w:t xml:space="preserve"> (</w:t>
-      </w:r>
-      <w:r>
-        <w:rPr>
-          <w:rFonts w:ascii="Courier New" w:hAnsi="Courier New" w:cs="Courier New"/>
-          <w:b/>
-          <w:bCs/>
-          <w:sz w:val="20"/>
-          <w:szCs w:val="20"/>
-          <w:lang w:val="en-US"/>
-        </w:rPr>
-        <w:t>WHERE</w:t>
-      </w:r>
-      <w:r>
-        <w:rPr>
-          <w:rFonts w:ascii="Courier New" w:hAnsi="Courier New" w:cs="Courier New"/>
-          <w:sz w:val="20"/>
-          <w:szCs w:val="20"/>
-          <w:lang w:val="en-US"/>
-        </w:rPr>
-        <w:t xml:space="preserve"> payer = 1 </w:t>
-      </w:r>
-      <w:r>
-        <w:rPr>
-          <w:rFonts w:ascii="Courier New" w:hAnsi="Courier New" w:cs="Courier New"/>
-          <w:b/>
-          <w:bCs/>
-          <w:sz w:val="20"/>
-          <w:szCs w:val="20"/>
-          <w:lang w:val="en-US"/>
-        </w:rPr>
-        <w:t>AND</w:t>
+        <w:t xml:space="preserve">&gt;0),0),4) </w:t>
+      </w:r>
+      <w:r>
+        <w:rPr>
+          <w:rFonts w:ascii="Courier New" w:hAnsi="Courier New" w:cs="Courier New"/>
+          <w:b/>
+          <w:bCs/>
+          <w:sz w:val="20"/>
+          <w:szCs w:val="20"/>
+          <w:lang w:val="en-US"/>
+        </w:rPr>
+        <w:t>AS</w:t>
       </w:r>
       <w:r>
         <w:rPr>
@@ -15350,7 +14933,7 @@
           <w:szCs w:val="20"/>
           <w:lang w:val="en-US"/>
         </w:rPr>
-        <w:t>user_purchases_count</w:t>
+        <w:t>payers_share_among_buyers</w:t>
       </w:r>
       <w:proofErr w:type="spellEnd"/>
       <w:r>
@@ -15360,49 +14943,47 @@
           <w:szCs w:val="20"/>
           <w:lang w:val="en-US"/>
         </w:rPr>
-        <w:t>&gt;0</w:t>
-      </w:r>
-      <w:proofErr w:type="gramStart"/>
-      <w:r>
-        <w:rPr>
-          <w:rFonts w:ascii="Courier New" w:hAnsi="Courier New" w:cs="Courier New"/>
-          <w:sz w:val="20"/>
-          <w:szCs w:val="20"/>
-          <w:lang w:val="en-US"/>
-        </w:rPr>
-        <w:t>)::</w:t>
-      </w:r>
-      <w:proofErr w:type="gramEnd"/>
-      <w:r>
-        <w:rPr>
-          <w:rFonts w:ascii="Courier New" w:hAnsi="Courier New" w:cs="Courier New"/>
-          <w:b/>
-          <w:bCs/>
-          <w:sz w:val="20"/>
-          <w:szCs w:val="20"/>
-          <w:lang w:val="en-US"/>
-        </w:rPr>
-        <w:t>numeric</w:t>
-      </w:r>
-      <w:r>
-        <w:rPr>
-          <w:rFonts w:ascii="Courier New" w:hAnsi="Courier New" w:cs="Courier New"/>
-          <w:sz w:val="20"/>
-          <w:szCs w:val="20"/>
-          <w:lang w:val="en-US"/>
-        </w:rPr>
-        <w:t>/</w:t>
-      </w:r>
-      <w:r>
-        <w:rPr>
-          <w:rFonts w:ascii="Courier New" w:hAnsi="Courier New" w:cs="Courier New"/>
-          <w:b/>
-          <w:bCs/>
-          <w:sz w:val="20"/>
-          <w:szCs w:val="20"/>
-          <w:lang w:val="en-US"/>
-        </w:rPr>
-        <w:t>NULLIF</w:t>
+        <w:t>,</w:t>
+      </w:r>
+    </w:p>
+    <w:p>
+      <w:pPr>
+        <w:rPr>
+          <w:rFonts w:ascii="Courier New" w:hAnsi="Courier New" w:cs="Courier New"/>
+          <w:sz w:val="20"/>
+          <w:szCs w:val="20"/>
+          <w:lang w:val="ru-RU"/>
+        </w:rPr>
+      </w:pPr>
+      <w:r>
+        <w:rPr>
+          <w:rFonts w:ascii="Courier New" w:hAnsi="Courier New" w:cs="Courier New"/>
+          <w:sz w:val="20"/>
+          <w:szCs w:val="20"/>
+          <w:lang w:val="ru-RU"/>
+        </w:rPr>
+        <w:t>-- 4. Среднее количество покупок на одного покупателя</w:t>
+      </w:r>
+    </w:p>
+    <w:p>
+      <w:pPr>
+        <w:rPr>
+          <w:rFonts w:ascii="Courier New" w:hAnsi="Courier New" w:cs="Courier New"/>
+          <w:sz w:val="20"/>
+          <w:szCs w:val="20"/>
+          <w:lang w:val="en-US"/>
+        </w:rPr>
+      </w:pPr>
+      <w:r>
+        <w:rPr>
+          <w:rFonts w:ascii="Courier New" w:hAnsi="Courier New" w:cs="Courier New"/>
+          <w:b/>
+          <w:bCs/>
+          <w:sz w:val="20"/>
+          <w:szCs w:val="20"/>
+          <w:lang w:val="en-US"/>
+        </w:rPr>
+        <w:t>ROUND</w:t>
       </w:r>
       <w:r>
         <w:rPr>
@@ -15413,17 +14994,16 @@
         </w:rPr>
         <w:t>(</w:t>
       </w:r>
-      <w:proofErr w:type="gramStart"/>
-      <w:r>
-        <w:rPr>
-          <w:rFonts w:ascii="Courier New" w:hAnsi="Courier New" w:cs="Courier New"/>
-          <w:b/>
-          <w:bCs/>
-          <w:sz w:val="20"/>
-          <w:szCs w:val="20"/>
-          <w:lang w:val="en-US"/>
-        </w:rPr>
-        <w:t>COUNT</w:t>
+      <w:r>
+        <w:rPr>
+          <w:rFonts w:ascii="Courier New" w:hAnsi="Courier New" w:cs="Courier New"/>
+          <w:b/>
+          <w:bCs/>
+          <w:sz w:val="20"/>
+          <w:szCs w:val="20"/>
+          <w:lang w:val="en-US"/>
+        </w:rPr>
+        <w:t>AVG</w:t>
       </w:r>
       <w:r>
         <w:rPr>
@@ -15433,56 +15013,6 @@
           <w:lang w:val="en-US"/>
         </w:rPr>
         <w:t>(</w:t>
-      </w:r>
-      <w:proofErr w:type="gramEnd"/>
-      <w:r>
-        <w:rPr>
-          <w:rFonts w:ascii="Courier New" w:hAnsi="Courier New" w:cs="Courier New"/>
-          <w:sz w:val="20"/>
-          <w:szCs w:val="20"/>
-          <w:lang w:val="en-US"/>
-        </w:rPr>
-        <w:t xml:space="preserve">id) </w:t>
-      </w:r>
-      <w:r>
-        <w:rPr>
-          <w:rFonts w:ascii="Courier New" w:hAnsi="Courier New" w:cs="Courier New"/>
-          <w:b/>
-          <w:bCs/>
-          <w:sz w:val="20"/>
-          <w:szCs w:val="20"/>
-          <w:lang w:val="en-US"/>
-        </w:rPr>
-        <w:t>FILTER</w:t>
-      </w:r>
-      <w:r>
-        <w:rPr>
-          <w:rFonts w:ascii="Courier New" w:hAnsi="Courier New" w:cs="Courier New"/>
-          <w:sz w:val="20"/>
-          <w:szCs w:val="20"/>
-          <w:lang w:val="en-US"/>
-        </w:rPr>
-        <w:t xml:space="preserve"> (</w:t>
-      </w:r>
-      <w:r>
-        <w:rPr>
-          <w:rFonts w:ascii="Courier New" w:hAnsi="Courier New" w:cs="Courier New"/>
-          <w:b/>
-          <w:bCs/>
-          <w:sz w:val="20"/>
-          <w:szCs w:val="20"/>
-          <w:lang w:val="en-US"/>
-        </w:rPr>
-        <w:t>WHERE</w:t>
-      </w:r>
-      <w:r>
-        <w:rPr>
-          <w:rFonts w:ascii="Courier New" w:hAnsi="Courier New" w:cs="Courier New"/>
-          <w:sz w:val="20"/>
-          <w:szCs w:val="20"/>
-          <w:lang w:val="en-US"/>
-        </w:rPr>
-        <w:t xml:space="preserve"> </w:t>
       </w:r>
       <w:proofErr w:type="spellStart"/>
       <w:r>
@@ -15504,18 +15034,38 @@
           <w:szCs w:val="20"/>
           <w:lang w:val="en-US"/>
         </w:rPr>
-        <w:t xml:space="preserve">&gt;0),0),4) </w:t>
-      </w:r>
-      <w:r>
-        <w:rPr>
-          <w:rFonts w:ascii="Courier New" w:hAnsi="Courier New" w:cs="Courier New"/>
-          <w:b/>
-          <w:bCs/>
-          <w:sz w:val="20"/>
-          <w:szCs w:val="20"/>
-          <w:lang w:val="en-US"/>
-        </w:rPr>
-        <w:t>AS</w:t>
+        <w:t xml:space="preserve">) </w:t>
+      </w:r>
+      <w:r>
+        <w:rPr>
+          <w:rFonts w:ascii="Courier New" w:hAnsi="Courier New" w:cs="Courier New"/>
+          <w:b/>
+          <w:bCs/>
+          <w:sz w:val="20"/>
+          <w:szCs w:val="20"/>
+          <w:lang w:val="en-US"/>
+        </w:rPr>
+        <w:t>FILTER</w:t>
+      </w:r>
+      <w:r>
+        <w:rPr>
+          <w:rFonts w:ascii="Courier New" w:hAnsi="Courier New" w:cs="Courier New"/>
+          <w:sz w:val="20"/>
+          <w:szCs w:val="20"/>
+          <w:lang w:val="en-US"/>
+        </w:rPr>
+        <w:t xml:space="preserve"> (</w:t>
+      </w:r>
+      <w:r>
+        <w:rPr>
+          <w:rFonts w:ascii="Courier New" w:hAnsi="Courier New" w:cs="Courier New"/>
+          <w:b/>
+          <w:bCs/>
+          <w:sz w:val="20"/>
+          <w:szCs w:val="20"/>
+          <w:lang w:val="en-US"/>
+        </w:rPr>
+        <w:t>WHERE</w:t>
       </w:r>
       <w:r>
         <w:rPr>
@@ -15536,7 +15086,7 @@
           <w:szCs w:val="20"/>
           <w:lang w:val="en-US"/>
         </w:rPr>
-        <w:t>payers_share_among_buyers</w:t>
+        <w:t>user_purchases_count</w:t>
       </w:r>
       <w:proofErr w:type="spellEnd"/>
       <w:r>
@@ -15546,80 +15096,49 @@
           <w:szCs w:val="20"/>
           <w:lang w:val="en-US"/>
         </w:rPr>
-        <w:t>,</w:t>
-      </w:r>
-    </w:p>
-    <w:p>
-      <w:pPr>
-        <w:rPr>
-          <w:rFonts w:ascii="Courier New" w:hAnsi="Courier New" w:cs="Courier New"/>
-          <w:sz w:val="20"/>
-          <w:szCs w:val="20"/>
-          <w:lang w:val="ru-RU"/>
-        </w:rPr>
-      </w:pPr>
-      <w:r>
-        <w:rPr>
-          <w:rFonts w:ascii="Courier New" w:hAnsi="Courier New" w:cs="Courier New"/>
-          <w:sz w:val="20"/>
-          <w:szCs w:val="20"/>
-          <w:lang w:val="ru-RU"/>
-        </w:rPr>
-        <w:t>-- 4. Среднее количество покупок на одного покупателя</w:t>
-      </w:r>
-    </w:p>
-    <w:p>
-      <w:pPr>
-        <w:rPr>
-          <w:rFonts w:ascii="Courier New" w:hAnsi="Courier New" w:cs="Courier New"/>
-          <w:sz w:val="20"/>
-          <w:szCs w:val="20"/>
-          <w:lang w:val="en-US"/>
-        </w:rPr>
-      </w:pPr>
-      <w:r>
-        <w:rPr>
-          <w:rFonts w:ascii="Courier New" w:hAnsi="Courier New" w:cs="Courier New"/>
-          <w:b/>
-          <w:bCs/>
-          <w:sz w:val="20"/>
-          <w:szCs w:val="20"/>
-          <w:lang w:val="en-US"/>
-        </w:rPr>
-        <w:t>ROUND</w:t>
-      </w:r>
-      <w:r>
-        <w:rPr>
-          <w:rFonts w:ascii="Courier New" w:hAnsi="Courier New" w:cs="Courier New"/>
-          <w:sz w:val="20"/>
-          <w:szCs w:val="20"/>
-          <w:lang w:val="en-US"/>
-        </w:rPr>
-        <w:t>(</w:t>
-      </w:r>
-      <w:proofErr w:type="gramStart"/>
-      <w:r>
-        <w:rPr>
-          <w:rFonts w:ascii="Courier New" w:hAnsi="Courier New" w:cs="Courier New"/>
-          <w:b/>
-          <w:bCs/>
-          <w:sz w:val="20"/>
-          <w:szCs w:val="20"/>
-          <w:lang w:val="en-US"/>
-        </w:rPr>
-        <w:t>AVG</w:t>
-      </w:r>
-      <w:r>
-        <w:rPr>
-          <w:rFonts w:ascii="Courier New" w:hAnsi="Courier New" w:cs="Courier New"/>
-          <w:sz w:val="20"/>
-          <w:szCs w:val="20"/>
-          <w:lang w:val="en-US"/>
-        </w:rPr>
-        <w:t>(</w:t>
+        <w:t>&gt;0)::</w:t>
+      </w:r>
+      <w:r>
+        <w:rPr>
+          <w:rFonts w:ascii="Courier New" w:hAnsi="Courier New" w:cs="Courier New"/>
+          <w:b/>
+          <w:bCs/>
+          <w:sz w:val="20"/>
+          <w:szCs w:val="20"/>
+          <w:lang w:val="en-US"/>
+        </w:rPr>
+        <w:t>numeric</w:t>
+      </w:r>
+      <w:r>
+        <w:rPr>
+          <w:rFonts w:ascii="Courier New" w:hAnsi="Courier New" w:cs="Courier New"/>
+          <w:sz w:val="20"/>
+          <w:szCs w:val="20"/>
+          <w:lang w:val="en-US"/>
+        </w:rPr>
+        <w:t xml:space="preserve">,2) </w:t>
+      </w:r>
+      <w:r>
+        <w:rPr>
+          <w:rFonts w:ascii="Courier New" w:hAnsi="Courier New" w:cs="Courier New"/>
+          <w:b/>
+          <w:bCs/>
+          <w:sz w:val="20"/>
+          <w:szCs w:val="20"/>
+          <w:lang w:val="en-US"/>
+        </w:rPr>
+        <w:t>AS</w:t>
+      </w:r>
+      <w:r>
+        <w:rPr>
+          <w:rFonts w:ascii="Courier New" w:hAnsi="Courier New" w:cs="Courier New"/>
+          <w:sz w:val="20"/>
+          <w:szCs w:val="20"/>
+          <w:lang w:val="en-US"/>
+        </w:rPr>
+        <w:t xml:space="preserve"> </w:t>
       </w:r>
       <w:proofErr w:type="spellStart"/>
-      <w:proofErr w:type="gramEnd"/>
       <w:r>
         <w:rPr>
           <w:rFonts w:ascii="Courier New" w:hAnsi="Courier New" w:cs="Courier New"/>
@@ -15629,7 +15148,7 @@
           <w:szCs w:val="20"/>
           <w:lang w:val="en-US"/>
         </w:rPr>
-        <w:t>user_purchases_count</w:t>
+        <w:t>avg_purchases_per_buyer</w:t>
       </w:r>
       <w:proofErr w:type="spellEnd"/>
       <w:r>
@@ -15639,47 +15158,76 @@
           <w:szCs w:val="20"/>
           <w:lang w:val="en-US"/>
         </w:rPr>
-        <w:t xml:space="preserve">) </w:t>
-      </w:r>
-      <w:r>
-        <w:rPr>
-          <w:rFonts w:ascii="Courier New" w:hAnsi="Courier New" w:cs="Courier New"/>
-          <w:b/>
-          <w:bCs/>
-          <w:sz w:val="20"/>
-          <w:szCs w:val="20"/>
-          <w:lang w:val="en-US"/>
-        </w:rPr>
-        <w:t>FILTER</w:t>
-      </w:r>
-      <w:r>
-        <w:rPr>
-          <w:rFonts w:ascii="Courier New" w:hAnsi="Courier New" w:cs="Courier New"/>
-          <w:sz w:val="20"/>
-          <w:szCs w:val="20"/>
-          <w:lang w:val="en-US"/>
-        </w:rPr>
-        <w:t xml:space="preserve"> (</w:t>
-      </w:r>
-      <w:r>
-        <w:rPr>
-          <w:rFonts w:ascii="Courier New" w:hAnsi="Courier New" w:cs="Courier New"/>
-          <w:b/>
-          <w:bCs/>
-          <w:sz w:val="20"/>
-          <w:szCs w:val="20"/>
-          <w:lang w:val="en-US"/>
-        </w:rPr>
-        <w:t>WHERE</w:t>
-      </w:r>
-      <w:r>
-        <w:rPr>
-          <w:rFonts w:ascii="Courier New" w:hAnsi="Courier New" w:cs="Courier New"/>
-          <w:sz w:val="20"/>
-          <w:szCs w:val="20"/>
-          <w:lang w:val="en-US"/>
-        </w:rPr>
-        <w:t xml:space="preserve"> </w:t>
+        <w:t>,</w:t>
+      </w:r>
+    </w:p>
+    <w:p>
+      <w:pPr>
+        <w:rPr>
+          <w:rFonts w:ascii="Courier New" w:hAnsi="Courier New" w:cs="Courier New"/>
+          <w:sz w:val="20"/>
+          <w:szCs w:val="20"/>
+          <w:lang w:val="ru-RU"/>
+        </w:rPr>
+      </w:pPr>
+      <w:r>
+        <w:rPr>
+          <w:rFonts w:ascii="Courier New" w:hAnsi="Courier New" w:cs="Courier New"/>
+          <w:sz w:val="20"/>
+          <w:szCs w:val="20"/>
+          <w:lang w:val="ru-RU"/>
+        </w:rPr>
+        <w:t>-- 5. Средняя стоимость одной покупки на одного покупателя (Суммарные траты / Число покупок расы)</w:t>
+      </w:r>
+    </w:p>
+    <w:p>
+      <w:pPr>
+        <w:rPr>
+          <w:rFonts w:ascii="Courier New" w:hAnsi="Courier New" w:cs="Courier New"/>
+          <w:sz w:val="20"/>
+          <w:szCs w:val="20"/>
+          <w:lang w:val="en-US"/>
+        </w:rPr>
+      </w:pPr>
+      <w:r>
+        <w:rPr>
+          <w:rFonts w:ascii="Courier New" w:hAnsi="Courier New" w:cs="Courier New"/>
+          <w:b/>
+          <w:bCs/>
+          <w:sz w:val="20"/>
+          <w:szCs w:val="20"/>
+          <w:lang w:val="en-US"/>
+        </w:rPr>
+        <w:t>ROUND</w:t>
+      </w:r>
+      <w:r>
+        <w:rPr>
+          <w:rFonts w:ascii="Courier New" w:hAnsi="Courier New" w:cs="Courier New"/>
+          <w:sz w:val="20"/>
+          <w:szCs w:val="20"/>
+          <w:lang w:val="en-US"/>
+        </w:rPr>
+        <w:t>(</w:t>
+      </w:r>
+      <w:r>
+        <w:rPr>
+          <w:rFonts w:ascii="Courier New" w:hAnsi="Courier New" w:cs="Courier New"/>
+          <w:b/>
+          <w:bCs/>
+          <w:sz w:val="20"/>
+          <w:szCs w:val="20"/>
+          <w:lang w:val="en-US"/>
+        </w:rPr>
+        <w:t>AVG</w:t>
+      </w:r>
+      <w:r>
+        <w:rPr>
+          <w:rFonts w:ascii="Courier New" w:hAnsi="Courier New" w:cs="Courier New"/>
+          <w:sz w:val="20"/>
+          <w:szCs w:val="20"/>
+          <w:lang w:val="en-US"/>
+        </w:rPr>
+        <w:t>(</w:t>
       </w:r>
       <w:proofErr w:type="spellStart"/>
       <w:r>
@@ -15691,7 +15239,7 @@
           <w:szCs w:val="20"/>
           <w:lang w:val="en-US"/>
         </w:rPr>
-        <w:t>user_purchases_count</w:t>
+        <w:t>user_avg_purchase_cost</w:t>
       </w:r>
       <w:proofErr w:type="spellEnd"/>
       <w:r>
@@ -15701,49 +15249,38 @@
           <w:szCs w:val="20"/>
           <w:lang w:val="en-US"/>
         </w:rPr>
-        <w:t>&gt;0</w:t>
-      </w:r>
-      <w:proofErr w:type="gramStart"/>
-      <w:r>
-        <w:rPr>
-          <w:rFonts w:ascii="Courier New" w:hAnsi="Courier New" w:cs="Courier New"/>
-          <w:sz w:val="20"/>
-          <w:szCs w:val="20"/>
-          <w:lang w:val="en-US"/>
-        </w:rPr>
-        <w:t>)::</w:t>
-      </w:r>
-      <w:proofErr w:type="gramEnd"/>
-      <w:r>
-        <w:rPr>
-          <w:rFonts w:ascii="Courier New" w:hAnsi="Courier New" w:cs="Courier New"/>
-          <w:b/>
-          <w:bCs/>
-          <w:sz w:val="20"/>
-          <w:szCs w:val="20"/>
-          <w:lang w:val="en-US"/>
-        </w:rPr>
-        <w:t>numeric</w:t>
-      </w:r>
-      <w:r>
-        <w:rPr>
-          <w:rFonts w:ascii="Courier New" w:hAnsi="Courier New" w:cs="Courier New"/>
-          <w:sz w:val="20"/>
-          <w:szCs w:val="20"/>
-          <w:lang w:val="en-US"/>
-        </w:rPr>
-        <w:t xml:space="preserve">,2) </w:t>
-      </w:r>
-      <w:r>
-        <w:rPr>
-          <w:rFonts w:ascii="Courier New" w:hAnsi="Courier New" w:cs="Courier New"/>
-          <w:b/>
-          <w:bCs/>
-          <w:sz w:val="20"/>
-          <w:szCs w:val="20"/>
-          <w:lang w:val="en-US"/>
-        </w:rPr>
-        <w:t>AS</w:t>
+        <w:t xml:space="preserve">) </w:t>
+      </w:r>
+      <w:r>
+        <w:rPr>
+          <w:rFonts w:ascii="Courier New" w:hAnsi="Courier New" w:cs="Courier New"/>
+          <w:b/>
+          <w:bCs/>
+          <w:sz w:val="20"/>
+          <w:szCs w:val="20"/>
+          <w:lang w:val="en-US"/>
+        </w:rPr>
+        <w:t>FILTER</w:t>
+      </w:r>
+      <w:r>
+        <w:rPr>
+          <w:rFonts w:ascii="Courier New" w:hAnsi="Courier New" w:cs="Courier New"/>
+          <w:sz w:val="20"/>
+          <w:szCs w:val="20"/>
+          <w:lang w:val="en-US"/>
+        </w:rPr>
+        <w:t xml:space="preserve"> (</w:t>
+      </w:r>
+      <w:r>
+        <w:rPr>
+          <w:rFonts w:ascii="Courier New" w:hAnsi="Courier New" w:cs="Courier New"/>
+          <w:b/>
+          <w:bCs/>
+          <w:sz w:val="20"/>
+          <w:szCs w:val="20"/>
+          <w:lang w:val="en-US"/>
+        </w:rPr>
+        <w:t>WHERE</w:t>
       </w:r>
       <w:r>
         <w:rPr>
@@ -15764,7 +15301,7 @@
           <w:szCs w:val="20"/>
           <w:lang w:val="en-US"/>
         </w:rPr>
-        <w:t>avg_purchases_per_buyer</w:t>
+        <w:t>user_purchases_count</w:t>
       </w:r>
       <w:proofErr w:type="spellEnd"/>
       <w:r>
@@ -15774,80 +15311,49 @@
           <w:szCs w:val="20"/>
           <w:lang w:val="en-US"/>
         </w:rPr>
-        <w:t>,</w:t>
-      </w:r>
-    </w:p>
-    <w:p>
-      <w:pPr>
-        <w:rPr>
-          <w:rFonts w:ascii="Courier New" w:hAnsi="Courier New" w:cs="Courier New"/>
-          <w:sz w:val="20"/>
-          <w:szCs w:val="20"/>
-          <w:lang w:val="ru-RU"/>
-        </w:rPr>
-      </w:pPr>
-      <w:r>
-        <w:rPr>
-          <w:rFonts w:ascii="Courier New" w:hAnsi="Courier New" w:cs="Courier New"/>
-          <w:sz w:val="20"/>
-          <w:szCs w:val="20"/>
-          <w:lang w:val="ru-RU"/>
-        </w:rPr>
-        <w:t>-- 5. Средняя стоимость одной покупки на одного покупателя (Суммарные траты / Число покупок расы)</w:t>
-      </w:r>
-    </w:p>
-    <w:p>
-      <w:pPr>
-        <w:rPr>
-          <w:rFonts w:ascii="Courier New" w:hAnsi="Courier New" w:cs="Courier New"/>
-          <w:sz w:val="20"/>
-          <w:szCs w:val="20"/>
-          <w:lang w:val="en-US"/>
-        </w:rPr>
-      </w:pPr>
-      <w:r>
-        <w:rPr>
-          <w:rFonts w:ascii="Courier New" w:hAnsi="Courier New" w:cs="Courier New"/>
-          <w:b/>
-          <w:bCs/>
-          <w:sz w:val="20"/>
-          <w:szCs w:val="20"/>
-          <w:lang w:val="en-US"/>
-        </w:rPr>
-        <w:t>ROUND</w:t>
-      </w:r>
-      <w:r>
-        <w:rPr>
-          <w:rFonts w:ascii="Courier New" w:hAnsi="Courier New" w:cs="Courier New"/>
-          <w:sz w:val="20"/>
-          <w:szCs w:val="20"/>
-          <w:lang w:val="en-US"/>
-        </w:rPr>
-        <w:t>(</w:t>
-      </w:r>
-      <w:proofErr w:type="gramStart"/>
-      <w:r>
-        <w:rPr>
-          <w:rFonts w:ascii="Courier New" w:hAnsi="Courier New" w:cs="Courier New"/>
-          <w:b/>
-          <w:bCs/>
-          <w:sz w:val="20"/>
-          <w:szCs w:val="20"/>
-          <w:lang w:val="en-US"/>
-        </w:rPr>
-        <w:t>AVG</w:t>
-      </w:r>
-      <w:r>
-        <w:rPr>
-          <w:rFonts w:ascii="Courier New" w:hAnsi="Courier New" w:cs="Courier New"/>
-          <w:sz w:val="20"/>
-          <w:szCs w:val="20"/>
-          <w:lang w:val="en-US"/>
-        </w:rPr>
-        <w:t>(</w:t>
+        <w:t>&gt;0)::</w:t>
+      </w:r>
+      <w:r>
+        <w:rPr>
+          <w:rFonts w:ascii="Courier New" w:hAnsi="Courier New" w:cs="Courier New"/>
+          <w:b/>
+          <w:bCs/>
+          <w:sz w:val="20"/>
+          <w:szCs w:val="20"/>
+          <w:lang w:val="en-US"/>
+        </w:rPr>
+        <w:t>numeric</w:t>
+      </w:r>
+      <w:r>
+        <w:rPr>
+          <w:rFonts w:ascii="Courier New" w:hAnsi="Courier New" w:cs="Courier New"/>
+          <w:sz w:val="20"/>
+          <w:szCs w:val="20"/>
+          <w:lang w:val="en-US"/>
+        </w:rPr>
+        <w:t xml:space="preserve">,2) </w:t>
+      </w:r>
+      <w:r>
+        <w:rPr>
+          <w:rFonts w:ascii="Courier New" w:hAnsi="Courier New" w:cs="Courier New"/>
+          <w:b/>
+          <w:bCs/>
+          <w:sz w:val="20"/>
+          <w:szCs w:val="20"/>
+          <w:lang w:val="en-US"/>
+        </w:rPr>
+        <w:t>AS</w:t>
+      </w:r>
+      <w:r>
+        <w:rPr>
+          <w:rFonts w:ascii="Courier New" w:hAnsi="Courier New" w:cs="Courier New"/>
+          <w:sz w:val="20"/>
+          <w:szCs w:val="20"/>
+          <w:lang w:val="en-US"/>
+        </w:rPr>
+        <w:t xml:space="preserve"> </w:t>
       </w:r>
       <w:proofErr w:type="spellStart"/>
-      <w:proofErr w:type="gramEnd"/>
       <w:r>
         <w:rPr>
           <w:rFonts w:ascii="Courier New" w:hAnsi="Courier New" w:cs="Courier New"/>
@@ -15857,7 +15363,7 @@
           <w:szCs w:val="20"/>
           <w:lang w:val="en-US"/>
         </w:rPr>
-        <w:t>user_avg_purchase_cost</w:t>
+        <w:t>avg_purchase_cost_per_buyer</w:t>
       </w:r>
       <w:proofErr w:type="spellEnd"/>
       <w:r>
@@ -15867,47 +15373,76 @@
           <w:szCs w:val="20"/>
           <w:lang w:val="en-US"/>
         </w:rPr>
-        <w:t xml:space="preserve">) </w:t>
-      </w:r>
-      <w:r>
-        <w:rPr>
-          <w:rFonts w:ascii="Courier New" w:hAnsi="Courier New" w:cs="Courier New"/>
-          <w:b/>
-          <w:bCs/>
-          <w:sz w:val="20"/>
-          <w:szCs w:val="20"/>
-          <w:lang w:val="en-US"/>
-        </w:rPr>
-        <w:t>FILTER</w:t>
-      </w:r>
-      <w:r>
-        <w:rPr>
-          <w:rFonts w:ascii="Courier New" w:hAnsi="Courier New" w:cs="Courier New"/>
-          <w:sz w:val="20"/>
-          <w:szCs w:val="20"/>
-          <w:lang w:val="en-US"/>
-        </w:rPr>
-        <w:t xml:space="preserve"> (</w:t>
-      </w:r>
-      <w:r>
-        <w:rPr>
-          <w:rFonts w:ascii="Courier New" w:hAnsi="Courier New" w:cs="Courier New"/>
-          <w:b/>
-          <w:bCs/>
-          <w:sz w:val="20"/>
-          <w:szCs w:val="20"/>
-          <w:lang w:val="en-US"/>
-        </w:rPr>
-        <w:t>WHERE</w:t>
-      </w:r>
-      <w:r>
-        <w:rPr>
-          <w:rFonts w:ascii="Courier New" w:hAnsi="Courier New" w:cs="Courier New"/>
-          <w:sz w:val="20"/>
-          <w:szCs w:val="20"/>
-          <w:lang w:val="en-US"/>
-        </w:rPr>
-        <w:t xml:space="preserve"> </w:t>
+        <w:t>,</w:t>
+      </w:r>
+    </w:p>
+    <w:p>
+      <w:pPr>
+        <w:rPr>
+          <w:rFonts w:ascii="Courier New" w:hAnsi="Courier New" w:cs="Courier New"/>
+          <w:sz w:val="20"/>
+          <w:szCs w:val="20"/>
+          <w:lang w:val="ru-RU"/>
+        </w:rPr>
+      </w:pPr>
+      <w:r>
+        <w:rPr>
+          <w:rFonts w:ascii="Courier New" w:hAnsi="Courier New" w:cs="Courier New"/>
+          <w:sz w:val="20"/>
+          <w:szCs w:val="20"/>
+          <w:lang w:val="ru-RU"/>
+        </w:rPr>
+        <w:t>-- 5.1. Средний чек транзакции (Траты расы / число её покупок)</w:t>
+      </w:r>
+    </w:p>
+    <w:p>
+      <w:pPr>
+        <w:rPr>
+          <w:rFonts w:ascii="Courier New" w:hAnsi="Courier New" w:cs="Courier New"/>
+          <w:sz w:val="20"/>
+          <w:szCs w:val="20"/>
+          <w:lang w:val="en-US"/>
+        </w:rPr>
+      </w:pPr>
+      <w:r>
+        <w:rPr>
+          <w:rFonts w:ascii="Courier New" w:hAnsi="Courier New" w:cs="Courier New"/>
+          <w:b/>
+          <w:bCs/>
+          <w:sz w:val="20"/>
+          <w:szCs w:val="20"/>
+          <w:lang w:val="en-US"/>
+        </w:rPr>
+        <w:t>ROUND</w:t>
+      </w:r>
+      <w:r>
+        <w:rPr>
+          <w:rFonts w:ascii="Courier New" w:hAnsi="Courier New" w:cs="Courier New"/>
+          <w:sz w:val="20"/>
+          <w:szCs w:val="20"/>
+          <w:lang w:val="en-US"/>
+        </w:rPr>
+        <w:t>(</w:t>
+      </w:r>
+      <w:r>
+        <w:rPr>
+          <w:rFonts w:ascii="Courier New" w:hAnsi="Courier New" w:cs="Courier New"/>
+          <w:b/>
+          <w:bCs/>
+          <w:sz w:val="20"/>
+          <w:szCs w:val="20"/>
+          <w:lang w:val="en-US"/>
+        </w:rPr>
+        <w:t>SUM</w:t>
+      </w:r>
+      <w:r>
+        <w:rPr>
+          <w:rFonts w:ascii="Courier New" w:hAnsi="Courier New" w:cs="Courier New"/>
+          <w:sz w:val="20"/>
+          <w:szCs w:val="20"/>
+          <w:lang w:val="en-US"/>
+        </w:rPr>
+        <w:t>(</w:t>
       </w:r>
       <w:proofErr w:type="spellStart"/>
       <w:r>
@@ -15919,7 +15454,7 @@
           <w:szCs w:val="20"/>
           <w:lang w:val="en-US"/>
         </w:rPr>
-        <w:t>user_purchases_count</w:t>
+        <w:t>user_total_cost</w:t>
       </w:r>
       <w:proofErr w:type="spellEnd"/>
       <w:r>
@@ -15929,19 +15464,8 @@
           <w:szCs w:val="20"/>
           <w:lang w:val="en-US"/>
         </w:rPr>
-        <w:t>&gt;0</w:t>
-      </w:r>
-      <w:proofErr w:type="gramStart"/>
-      <w:r>
-        <w:rPr>
-          <w:rFonts w:ascii="Courier New" w:hAnsi="Courier New" w:cs="Courier New"/>
-          <w:sz w:val="20"/>
-          <w:szCs w:val="20"/>
-          <w:lang w:val="en-US"/>
-        </w:rPr>
         <w:t>)::</w:t>
       </w:r>
-      <w:proofErr w:type="gramEnd"/>
       <w:r>
         <w:rPr>
           <w:rFonts w:ascii="Courier New" w:hAnsi="Courier New" w:cs="Courier New"/>
@@ -15960,27 +15484,47 @@
           <w:szCs w:val="20"/>
           <w:lang w:val="en-US"/>
         </w:rPr>
-        <w:t xml:space="preserve">,2) </w:t>
-      </w:r>
-      <w:r>
-        <w:rPr>
-          <w:rFonts w:ascii="Courier New" w:hAnsi="Courier New" w:cs="Courier New"/>
-          <w:b/>
-          <w:bCs/>
-          <w:sz w:val="20"/>
-          <w:szCs w:val="20"/>
-          <w:lang w:val="en-US"/>
-        </w:rPr>
-        <w:t>AS</w:t>
-      </w:r>
-      <w:r>
-        <w:rPr>
-          <w:rFonts w:ascii="Courier New" w:hAnsi="Courier New" w:cs="Courier New"/>
-          <w:sz w:val="20"/>
-          <w:szCs w:val="20"/>
-          <w:lang w:val="en-US"/>
-        </w:rPr>
-        <w:t xml:space="preserve"> </w:t>
+        <w:t xml:space="preserve"> / </w:t>
+      </w:r>
+      <w:r>
+        <w:rPr>
+          <w:rFonts w:ascii="Courier New" w:hAnsi="Courier New" w:cs="Courier New"/>
+          <w:b/>
+          <w:bCs/>
+          <w:sz w:val="20"/>
+          <w:szCs w:val="20"/>
+          <w:lang w:val="en-US"/>
+        </w:rPr>
+        <w:t>NULLIF</w:t>
+      </w:r>
+      <w:r>
+        <w:rPr>
+          <w:rFonts w:ascii="Courier New" w:hAnsi="Courier New" w:cs="Courier New"/>
+          <w:sz w:val="20"/>
+          <w:szCs w:val="20"/>
+          <w:lang w:val="en-US"/>
+        </w:rPr>
+        <w:t>(</w:t>
+      </w:r>
+      <w:r>
+        <w:rPr>
+          <w:rFonts w:ascii="Courier New" w:hAnsi="Courier New" w:cs="Courier New"/>
+          <w:b/>
+          <w:bCs/>
+          <w:sz w:val="20"/>
+          <w:szCs w:val="20"/>
+          <w:lang w:val="en-US"/>
+        </w:rPr>
+        <w:t>SUM</w:t>
+      </w:r>
+      <w:r>
+        <w:rPr>
+          <w:rFonts w:ascii="Courier New" w:hAnsi="Courier New" w:cs="Courier New"/>
+          <w:sz w:val="20"/>
+          <w:szCs w:val="20"/>
+          <w:lang w:val="en-US"/>
+        </w:rPr>
+        <w:t>(</w:t>
       </w:r>
       <w:proofErr w:type="spellStart"/>
       <w:r>
@@ -15992,7 +15536,7 @@
           <w:szCs w:val="20"/>
           <w:lang w:val="en-US"/>
         </w:rPr>
-        <w:t>avg_purchase_cost_per_buyer</w:t>
+        <w:t>user_purchases_count</w:t>
       </w:r>
       <w:proofErr w:type="spellEnd"/>
       <w:r>
@@ -16002,80 +15546,29 @@
           <w:szCs w:val="20"/>
           <w:lang w:val="en-US"/>
         </w:rPr>
-        <w:t>,</w:t>
-      </w:r>
-    </w:p>
-    <w:p>
-      <w:pPr>
-        <w:rPr>
-          <w:rFonts w:ascii="Courier New" w:hAnsi="Courier New" w:cs="Courier New"/>
-          <w:sz w:val="20"/>
-          <w:szCs w:val="20"/>
-          <w:lang w:val="ru-RU"/>
-        </w:rPr>
-      </w:pPr>
-      <w:r>
-        <w:rPr>
-          <w:rFonts w:ascii="Courier New" w:hAnsi="Courier New" w:cs="Courier New"/>
-          <w:sz w:val="20"/>
-          <w:szCs w:val="20"/>
-          <w:lang w:val="ru-RU"/>
-        </w:rPr>
-        <w:t>-- 5.1. Средний чек транзакции (Траты расы / число её покупок)</w:t>
-      </w:r>
-    </w:p>
-    <w:p>
-      <w:pPr>
-        <w:rPr>
-          <w:rFonts w:ascii="Courier New" w:hAnsi="Courier New" w:cs="Courier New"/>
-          <w:sz w:val="20"/>
-          <w:szCs w:val="20"/>
-          <w:lang w:val="en-US"/>
-        </w:rPr>
-      </w:pPr>
-      <w:proofErr w:type="gramStart"/>
-      <w:r>
-        <w:rPr>
-          <w:rFonts w:ascii="Courier New" w:hAnsi="Courier New" w:cs="Courier New"/>
-          <w:b/>
-          <w:bCs/>
-          <w:sz w:val="20"/>
-          <w:szCs w:val="20"/>
-          <w:lang w:val="en-US"/>
-        </w:rPr>
-        <w:t>ROUND</w:t>
-      </w:r>
-      <w:r>
-        <w:rPr>
-          <w:rFonts w:ascii="Courier New" w:hAnsi="Courier New" w:cs="Courier New"/>
-          <w:sz w:val="20"/>
-          <w:szCs w:val="20"/>
-          <w:lang w:val="en-US"/>
-        </w:rPr>
-        <w:t>(</w:t>
-      </w:r>
-      <w:r>
-        <w:rPr>
-          <w:rFonts w:ascii="Courier New" w:hAnsi="Courier New" w:cs="Courier New"/>
-          <w:b/>
-          <w:bCs/>
-          <w:sz w:val="20"/>
-          <w:szCs w:val="20"/>
-          <w:lang w:val="en-US"/>
-        </w:rPr>
-        <w:t>SUM</w:t>
-      </w:r>
-      <w:r>
-        <w:rPr>
-          <w:rFonts w:ascii="Courier New" w:hAnsi="Courier New" w:cs="Courier New"/>
-          <w:sz w:val="20"/>
-          <w:szCs w:val="20"/>
-          <w:lang w:val="en-US"/>
-        </w:rPr>
-        <w:t>(</w:t>
+        <w:t xml:space="preserve">),0),2) </w:t>
+      </w:r>
+      <w:r>
+        <w:rPr>
+          <w:rFonts w:ascii="Courier New" w:hAnsi="Courier New" w:cs="Courier New"/>
+          <w:b/>
+          <w:bCs/>
+          <w:sz w:val="20"/>
+          <w:szCs w:val="20"/>
+          <w:lang w:val="en-US"/>
+        </w:rPr>
+        <w:t>AS</w:t>
+      </w:r>
+      <w:r>
+        <w:rPr>
+          <w:rFonts w:ascii="Courier New" w:hAnsi="Courier New" w:cs="Courier New"/>
+          <w:sz w:val="20"/>
+          <w:szCs w:val="20"/>
+          <w:lang w:val="en-US"/>
+        </w:rPr>
+        <w:t xml:space="preserve"> </w:t>
       </w:r>
       <w:proofErr w:type="spellStart"/>
-      <w:proofErr w:type="gramEnd"/>
       <w:r>
         <w:rPr>
           <w:rFonts w:ascii="Courier New" w:hAnsi="Courier New" w:cs="Courier New"/>
@@ -16085,50 +15578,57 @@
           <w:szCs w:val="20"/>
           <w:lang w:val="en-US"/>
         </w:rPr>
-        <w:t>user_total_cost</w:t>
+        <w:t>avg_purchase_cost_per_transaction</w:t>
       </w:r>
       <w:proofErr w:type="spellEnd"/>
-      <w:proofErr w:type="gramStart"/>
-      <w:r>
-        <w:rPr>
-          <w:rFonts w:ascii="Courier New" w:hAnsi="Courier New" w:cs="Courier New"/>
-          <w:sz w:val="20"/>
-          <w:szCs w:val="20"/>
-          <w:lang w:val="en-US"/>
-        </w:rPr>
-        <w:t>)::</w:t>
-      </w:r>
-      <w:proofErr w:type="gramEnd"/>
-      <w:r>
-        <w:rPr>
-          <w:rFonts w:ascii="Courier New" w:hAnsi="Courier New" w:cs="Courier New"/>
-          <w:b/>
-          <w:bCs/>
-          <w:sz w:val="20"/>
-          <w:szCs w:val="20"/>
-          <w:lang w:val="en-US"/>
-        </w:rPr>
-        <w:t>numeric</w:t>
-      </w:r>
-      <w:r>
-        <w:rPr>
-          <w:rFonts w:ascii="Courier New" w:hAnsi="Courier New" w:cs="Courier New"/>
-          <w:sz w:val="20"/>
-          <w:szCs w:val="20"/>
-          <w:lang w:val="en-US"/>
-        </w:rPr>
-        <w:t xml:space="preserve"> / </w:t>
-      </w:r>
-      <w:r>
-        <w:rPr>
-          <w:rFonts w:ascii="Courier New" w:hAnsi="Courier New" w:cs="Courier New"/>
-          <w:b/>
-          <w:bCs/>
-          <w:sz w:val="20"/>
-          <w:szCs w:val="20"/>
-          <w:lang w:val="en-US"/>
-        </w:rPr>
-        <w:t>NULLIF</w:t>
+      <w:r>
+        <w:rPr>
+          <w:rFonts w:ascii="Courier New" w:hAnsi="Courier New" w:cs="Courier New"/>
+          <w:sz w:val="20"/>
+          <w:szCs w:val="20"/>
+          <w:lang w:val="en-US"/>
+        </w:rPr>
+        <w:t>,</w:t>
+      </w:r>
+    </w:p>
+    <w:p>
+      <w:pPr>
+        <w:rPr>
+          <w:rFonts w:ascii="Courier New" w:hAnsi="Courier New" w:cs="Courier New"/>
+          <w:sz w:val="20"/>
+          <w:szCs w:val="20"/>
+          <w:lang w:val="ru-RU"/>
+        </w:rPr>
+      </w:pPr>
+      <w:r>
+        <w:rPr>
+          <w:rFonts w:ascii="Courier New" w:hAnsi="Courier New" w:cs="Courier New"/>
+          <w:sz w:val="20"/>
+          <w:szCs w:val="20"/>
+          <w:lang w:val="ru-RU"/>
+        </w:rPr>
+        <w:t>-- 6. Средняя суммарная стоимость всех покупок на одного покупателя</w:t>
+      </w:r>
+    </w:p>
+    <w:p>
+      <w:pPr>
+        <w:rPr>
+          <w:rFonts w:ascii="Courier New" w:hAnsi="Courier New" w:cs="Courier New"/>
+          <w:sz w:val="20"/>
+          <w:szCs w:val="20"/>
+          <w:lang w:val="en-US"/>
+        </w:rPr>
+      </w:pPr>
+      <w:r>
+        <w:rPr>
+          <w:rFonts w:ascii="Courier New" w:hAnsi="Courier New" w:cs="Courier New"/>
+          <w:b/>
+          <w:bCs/>
+          <w:sz w:val="20"/>
+          <w:szCs w:val="20"/>
+          <w:lang w:val="en-US"/>
+        </w:rPr>
+        <w:t>ROUND</w:t>
       </w:r>
       <w:r>
         <w:rPr>
@@ -16139,17 +15639,16 @@
         </w:rPr>
         <w:t>(</w:t>
       </w:r>
-      <w:proofErr w:type="gramStart"/>
-      <w:r>
-        <w:rPr>
-          <w:rFonts w:ascii="Courier New" w:hAnsi="Courier New" w:cs="Courier New"/>
-          <w:b/>
-          <w:bCs/>
-          <w:sz w:val="20"/>
-          <w:szCs w:val="20"/>
-          <w:lang w:val="en-US"/>
-        </w:rPr>
-        <w:t>SUM</w:t>
+      <w:r>
+        <w:rPr>
+          <w:rFonts w:ascii="Courier New" w:hAnsi="Courier New" w:cs="Courier New"/>
+          <w:b/>
+          <w:bCs/>
+          <w:sz w:val="20"/>
+          <w:szCs w:val="20"/>
+          <w:lang w:val="en-US"/>
+        </w:rPr>
+        <w:t>AVG</w:t>
       </w:r>
       <w:r>
         <w:rPr>
@@ -16161,7 +15660,6 @@
         <w:t>(</w:t>
       </w:r>
       <w:proofErr w:type="spellStart"/>
-      <w:proofErr w:type="gramEnd"/>
       <w:r>
         <w:rPr>
           <w:rFonts w:ascii="Courier New" w:hAnsi="Courier New" w:cs="Courier New"/>
@@ -16171,7 +15669,7 @@
           <w:szCs w:val="20"/>
           <w:lang w:val="en-US"/>
         </w:rPr>
-        <w:t>user_purchases_count</w:t>
+        <w:t>user_total_cost</w:t>
       </w:r>
       <w:proofErr w:type="spellEnd"/>
       <w:r>
@@ -16181,18 +15679,38 @@
           <w:szCs w:val="20"/>
           <w:lang w:val="en-US"/>
         </w:rPr>
-        <w:t xml:space="preserve">),0),2) </w:t>
-      </w:r>
-      <w:r>
-        <w:rPr>
-          <w:rFonts w:ascii="Courier New" w:hAnsi="Courier New" w:cs="Courier New"/>
-          <w:b/>
-          <w:bCs/>
-          <w:sz w:val="20"/>
-          <w:szCs w:val="20"/>
-          <w:lang w:val="en-US"/>
-        </w:rPr>
-        <w:t>AS</w:t>
+        <w:t xml:space="preserve">) </w:t>
+      </w:r>
+      <w:r>
+        <w:rPr>
+          <w:rFonts w:ascii="Courier New" w:hAnsi="Courier New" w:cs="Courier New"/>
+          <w:b/>
+          <w:bCs/>
+          <w:sz w:val="20"/>
+          <w:szCs w:val="20"/>
+          <w:lang w:val="en-US"/>
+        </w:rPr>
+        <w:t>FILTER</w:t>
+      </w:r>
+      <w:r>
+        <w:rPr>
+          <w:rFonts w:ascii="Courier New" w:hAnsi="Courier New" w:cs="Courier New"/>
+          <w:sz w:val="20"/>
+          <w:szCs w:val="20"/>
+          <w:lang w:val="en-US"/>
+        </w:rPr>
+        <w:t xml:space="preserve"> (</w:t>
+      </w:r>
+      <w:r>
+        <w:rPr>
+          <w:rFonts w:ascii="Courier New" w:hAnsi="Courier New" w:cs="Courier New"/>
+          <w:b/>
+          <w:bCs/>
+          <w:sz w:val="20"/>
+          <w:szCs w:val="20"/>
+          <w:lang w:val="en-US"/>
+        </w:rPr>
+        <w:t>WHERE</w:t>
       </w:r>
       <w:r>
         <w:rPr>
@@ -16213,7 +15731,7 @@
           <w:szCs w:val="20"/>
           <w:lang w:val="en-US"/>
         </w:rPr>
-        <w:t>avg_purchase_cost_per_transaction</w:t>
+        <w:t>user_purchases_count</w:t>
       </w:r>
       <w:proofErr w:type="spellEnd"/>
       <w:r>
@@ -16223,80 +15741,49 @@
           <w:szCs w:val="20"/>
           <w:lang w:val="en-US"/>
         </w:rPr>
-        <w:t>,</w:t>
-      </w:r>
-    </w:p>
-    <w:p>
-      <w:pPr>
-        <w:rPr>
-          <w:rFonts w:ascii="Courier New" w:hAnsi="Courier New" w:cs="Courier New"/>
-          <w:sz w:val="20"/>
-          <w:szCs w:val="20"/>
-          <w:lang w:val="ru-RU"/>
-        </w:rPr>
-      </w:pPr>
-      <w:r>
-        <w:rPr>
-          <w:rFonts w:ascii="Courier New" w:hAnsi="Courier New" w:cs="Courier New"/>
-          <w:sz w:val="20"/>
-          <w:szCs w:val="20"/>
-          <w:lang w:val="ru-RU"/>
-        </w:rPr>
-        <w:t>-- 6. Средняя суммарная стоимость всех покупок на одного покупателя</w:t>
-      </w:r>
-    </w:p>
-    <w:p>
-      <w:pPr>
-        <w:rPr>
-          <w:rFonts w:ascii="Courier New" w:hAnsi="Courier New" w:cs="Courier New"/>
-          <w:sz w:val="20"/>
-          <w:szCs w:val="20"/>
-          <w:lang w:val="en-US"/>
-        </w:rPr>
-      </w:pPr>
-      <w:r>
-        <w:rPr>
-          <w:rFonts w:ascii="Courier New" w:hAnsi="Courier New" w:cs="Courier New"/>
-          <w:b/>
-          <w:bCs/>
-          <w:sz w:val="20"/>
-          <w:szCs w:val="20"/>
-          <w:lang w:val="en-US"/>
-        </w:rPr>
-        <w:t>ROUND</w:t>
-      </w:r>
-      <w:r>
-        <w:rPr>
-          <w:rFonts w:ascii="Courier New" w:hAnsi="Courier New" w:cs="Courier New"/>
-          <w:sz w:val="20"/>
-          <w:szCs w:val="20"/>
-          <w:lang w:val="en-US"/>
-        </w:rPr>
-        <w:t>(</w:t>
-      </w:r>
-      <w:proofErr w:type="gramStart"/>
-      <w:r>
-        <w:rPr>
-          <w:rFonts w:ascii="Courier New" w:hAnsi="Courier New" w:cs="Courier New"/>
-          <w:b/>
-          <w:bCs/>
-          <w:sz w:val="20"/>
-          <w:szCs w:val="20"/>
-          <w:lang w:val="en-US"/>
-        </w:rPr>
-        <w:t>AVG</w:t>
-      </w:r>
-      <w:r>
-        <w:rPr>
-          <w:rFonts w:ascii="Courier New" w:hAnsi="Courier New" w:cs="Courier New"/>
-          <w:sz w:val="20"/>
-          <w:szCs w:val="20"/>
-          <w:lang w:val="en-US"/>
-        </w:rPr>
-        <w:t>(</w:t>
+        <w:t>&gt;0)::</w:t>
+      </w:r>
+      <w:r>
+        <w:rPr>
+          <w:rFonts w:ascii="Courier New" w:hAnsi="Courier New" w:cs="Courier New"/>
+          <w:b/>
+          <w:bCs/>
+          <w:sz w:val="20"/>
+          <w:szCs w:val="20"/>
+          <w:lang w:val="en-US"/>
+        </w:rPr>
+        <w:t>numeric</w:t>
+      </w:r>
+      <w:r>
+        <w:rPr>
+          <w:rFonts w:ascii="Courier New" w:hAnsi="Courier New" w:cs="Courier New"/>
+          <w:sz w:val="20"/>
+          <w:szCs w:val="20"/>
+          <w:lang w:val="en-US"/>
+        </w:rPr>
+        <w:t xml:space="preserve">,2) </w:t>
+      </w:r>
+      <w:r>
+        <w:rPr>
+          <w:rFonts w:ascii="Courier New" w:hAnsi="Courier New" w:cs="Courier New"/>
+          <w:b/>
+          <w:bCs/>
+          <w:sz w:val="20"/>
+          <w:szCs w:val="20"/>
+          <w:lang w:val="en-US"/>
+        </w:rPr>
+        <w:t>AS</w:t>
+      </w:r>
+      <w:r>
+        <w:rPr>
+          <w:rFonts w:ascii="Courier New" w:hAnsi="Courier New" w:cs="Courier New"/>
+          <w:sz w:val="20"/>
+          <w:szCs w:val="20"/>
+          <w:lang w:val="en-US"/>
+        </w:rPr>
+        <w:t xml:space="preserve"> </w:t>
       </w:r>
       <w:proofErr w:type="spellStart"/>
-      <w:proofErr w:type="gramEnd"/>
       <w:r>
         <w:rPr>
           <w:rFonts w:ascii="Courier New" w:hAnsi="Courier New" w:cs="Courier New"/>
@@ -16306,48 +15793,29 @@
           <w:szCs w:val="20"/>
           <w:lang w:val="en-US"/>
         </w:rPr>
-        <w:t>user_total_cost</w:t>
+        <w:t>avg_total_cost_per_buyer</w:t>
       </w:r>
       <w:proofErr w:type="spellEnd"/>
-      <w:r>
-        <w:rPr>
-          <w:rFonts w:ascii="Courier New" w:hAnsi="Courier New" w:cs="Courier New"/>
-          <w:sz w:val="20"/>
-          <w:szCs w:val="20"/>
-          <w:lang w:val="en-US"/>
-        </w:rPr>
-        <w:t xml:space="preserve">) </w:t>
-      </w:r>
-      <w:r>
-        <w:rPr>
-          <w:rFonts w:ascii="Courier New" w:hAnsi="Courier New" w:cs="Courier New"/>
-          <w:b/>
-          <w:bCs/>
-          <w:sz w:val="20"/>
-          <w:szCs w:val="20"/>
-          <w:lang w:val="en-US"/>
-        </w:rPr>
-        <w:t>FILTER</w:t>
-      </w:r>
-      <w:r>
-        <w:rPr>
-          <w:rFonts w:ascii="Courier New" w:hAnsi="Courier New" w:cs="Courier New"/>
-          <w:sz w:val="20"/>
-          <w:szCs w:val="20"/>
-          <w:lang w:val="en-US"/>
-        </w:rPr>
-        <w:t xml:space="preserve"> (</w:t>
-      </w:r>
-      <w:r>
-        <w:rPr>
-          <w:rFonts w:ascii="Courier New" w:hAnsi="Courier New" w:cs="Courier New"/>
-          <w:b/>
-          <w:bCs/>
-          <w:sz w:val="20"/>
-          <w:szCs w:val="20"/>
-          <w:lang w:val="en-US"/>
-        </w:rPr>
-        <w:t>WHERE</w:t>
+    </w:p>
+    <w:p>
+      <w:pPr>
+        <w:rPr>
+          <w:rFonts w:ascii="Courier New" w:hAnsi="Courier New" w:cs="Courier New"/>
+          <w:sz w:val="20"/>
+          <w:szCs w:val="20"/>
+          <w:lang w:val="en-US"/>
+        </w:rPr>
+      </w:pPr>
+      <w:r>
+        <w:rPr>
+          <w:rFonts w:ascii="Courier New" w:hAnsi="Courier New" w:cs="Courier New"/>
+          <w:b/>
+          <w:bCs/>
+          <w:sz w:val="20"/>
+          <w:szCs w:val="20"/>
+          <w:lang w:val="en-US"/>
+        </w:rPr>
+        <w:t>FROM</w:t>
       </w:r>
       <w:r>
         <w:rPr>
@@ -16368,7 +15836,7 @@
           <w:szCs w:val="20"/>
           <w:lang w:val="en-US"/>
         </w:rPr>
-        <w:t>user_purchases_count</w:t>
+        <w:t>user_stats</w:t>
       </w:r>
       <w:proofErr w:type="spellEnd"/>
       <w:r>
@@ -16378,38 +15846,7 @@
           <w:szCs w:val="20"/>
           <w:lang w:val="en-US"/>
         </w:rPr>
-        <w:t>&gt;0</w:t>
-      </w:r>
-      <w:proofErr w:type="gramStart"/>
-      <w:r>
-        <w:rPr>
-          <w:rFonts w:ascii="Courier New" w:hAnsi="Courier New" w:cs="Courier New"/>
-          <w:sz w:val="20"/>
-          <w:szCs w:val="20"/>
-          <w:lang w:val="en-US"/>
-        </w:rPr>
-        <w:t>)::</w:t>
-      </w:r>
-      <w:proofErr w:type="gramEnd"/>
-      <w:r>
-        <w:rPr>
-          <w:rFonts w:ascii="Courier New" w:hAnsi="Courier New" w:cs="Courier New"/>
-          <w:b/>
-          <w:bCs/>
-          <w:sz w:val="20"/>
-          <w:szCs w:val="20"/>
-          <w:lang w:val="en-US"/>
-        </w:rPr>
-        <w:t>numeric</w:t>
-      </w:r>
-      <w:r>
-        <w:rPr>
-          <w:rFonts w:ascii="Courier New" w:hAnsi="Courier New" w:cs="Courier New"/>
-          <w:sz w:val="20"/>
-          <w:szCs w:val="20"/>
-          <w:lang w:val="en-US"/>
-        </w:rPr>
-        <w:t xml:space="preserve">,2) </w:t>
+        <w:t xml:space="preserve"> </w:t>
       </w:r>
       <w:r>
         <w:rPr>
@@ -16431,7 +15868,6 @@
         </w:rPr>
         <w:t xml:space="preserve"> </w:t>
       </w:r>
-      <w:proofErr w:type="spellStart"/>
       <w:r>
         <w:rPr>
           <w:rFonts w:ascii="Courier New" w:hAnsi="Courier New" w:cs="Courier New"/>
@@ -16441,40 +15877,98 @@
           <w:szCs w:val="20"/>
           <w:lang w:val="en-US"/>
         </w:rPr>
-        <w:t>avg_total_cost_per_buyer</w:t>
+        <w:t>us</w:t>
+      </w:r>
+    </w:p>
+    <w:p>
+      <w:pPr>
+        <w:rPr>
+          <w:rFonts w:ascii="Courier New" w:hAnsi="Courier New" w:cs="Courier New"/>
+          <w:sz w:val="20"/>
+          <w:szCs w:val="20"/>
+          <w:lang w:val="en-US"/>
+        </w:rPr>
+      </w:pPr>
+      <w:r>
+        <w:rPr>
+          <w:rFonts w:ascii="Courier New" w:hAnsi="Courier New" w:cs="Courier New"/>
+          <w:b/>
+          <w:bCs/>
+          <w:sz w:val="20"/>
+          <w:szCs w:val="20"/>
+          <w:lang w:val="en-US"/>
+        </w:rPr>
+        <w:t>INNER</w:t>
+      </w:r>
+      <w:r>
+        <w:rPr>
+          <w:rFonts w:ascii="Courier New" w:hAnsi="Courier New" w:cs="Courier New"/>
+          <w:sz w:val="20"/>
+          <w:szCs w:val="20"/>
+          <w:lang w:val="en-US"/>
+        </w:rPr>
+        <w:t xml:space="preserve"> </w:t>
+      </w:r>
+      <w:r>
+        <w:rPr>
+          <w:rFonts w:ascii="Courier New" w:hAnsi="Courier New" w:cs="Courier New"/>
+          <w:b/>
+          <w:bCs/>
+          <w:sz w:val="20"/>
+          <w:szCs w:val="20"/>
+          <w:lang w:val="en-US"/>
+        </w:rPr>
+        <w:t>JOIN</w:t>
+      </w:r>
+      <w:r>
+        <w:rPr>
+          <w:rFonts w:ascii="Courier New" w:hAnsi="Courier New" w:cs="Courier New"/>
+          <w:sz w:val="20"/>
+          <w:szCs w:val="20"/>
+          <w:lang w:val="en-US"/>
+        </w:rPr>
+        <w:t xml:space="preserve"> </w:t>
+      </w:r>
+      <w:proofErr w:type="spellStart"/>
+      <w:r>
+        <w:rPr>
+          <w:rFonts w:ascii="Courier New" w:hAnsi="Courier New" w:cs="Courier New"/>
+          <w:sz w:val="20"/>
+          <w:szCs w:val="20"/>
+          <w:lang w:val="en-US"/>
+        </w:rPr>
+        <w:t>fantasy.race</w:t>
       </w:r>
       <w:proofErr w:type="spellEnd"/>
-    </w:p>
-    <w:p>
-      <w:pPr>
-        <w:rPr>
-          <w:rFonts w:ascii="Courier New" w:hAnsi="Courier New" w:cs="Courier New"/>
-          <w:sz w:val="20"/>
-          <w:szCs w:val="20"/>
-          <w:lang w:val="en-US"/>
-        </w:rPr>
-      </w:pPr>
-      <w:r>
-        <w:rPr>
-          <w:rFonts w:ascii="Courier New" w:hAnsi="Courier New" w:cs="Courier New"/>
-          <w:b/>
-          <w:bCs/>
-          <w:sz w:val="20"/>
-          <w:szCs w:val="20"/>
-          <w:lang w:val="en-US"/>
-        </w:rPr>
-        <w:t>FROM</w:t>
-      </w:r>
-      <w:r>
-        <w:rPr>
-          <w:rFonts w:ascii="Courier New" w:hAnsi="Courier New" w:cs="Courier New"/>
-          <w:sz w:val="20"/>
-          <w:szCs w:val="20"/>
-          <w:lang w:val="en-US"/>
-        </w:rPr>
-        <w:t xml:space="preserve"> </w:t>
-      </w:r>
-      <w:proofErr w:type="spellStart"/>
+      <w:r>
+        <w:rPr>
+          <w:rFonts w:ascii="Courier New" w:hAnsi="Courier New" w:cs="Courier New"/>
+          <w:sz w:val="20"/>
+          <w:szCs w:val="20"/>
+          <w:lang w:val="en-US"/>
+        </w:rPr>
+        <w:t xml:space="preserve"> </w:t>
+      </w:r>
+      <w:r>
+        <w:rPr>
+          <w:rFonts w:ascii="Courier New" w:hAnsi="Courier New" w:cs="Courier New"/>
+          <w:b/>
+          <w:bCs/>
+          <w:sz w:val="20"/>
+          <w:szCs w:val="20"/>
+          <w:lang w:val="en-US"/>
+        </w:rPr>
+        <w:t>AS</w:t>
+      </w:r>
+      <w:r>
+        <w:rPr>
+          <w:rFonts w:ascii="Courier New" w:hAnsi="Courier New" w:cs="Courier New"/>
+          <w:sz w:val="20"/>
+          <w:szCs w:val="20"/>
+          <w:lang w:val="en-US"/>
+        </w:rPr>
+        <w:t xml:space="preserve"> </w:t>
+      </w:r>
       <w:r>
         <w:rPr>
           <w:rFonts w:ascii="Courier New" w:hAnsi="Courier New" w:cs="Courier New"/>
@@ -16484,38 +15978,38 @@
           <w:szCs w:val="20"/>
           <w:lang w:val="en-US"/>
         </w:rPr>
-        <w:t>user_stats</w:t>
-      </w:r>
-      <w:proofErr w:type="spellEnd"/>
-      <w:r>
-        <w:rPr>
-          <w:rFonts w:ascii="Courier New" w:hAnsi="Courier New" w:cs="Courier New"/>
-          <w:sz w:val="20"/>
-          <w:szCs w:val="20"/>
-          <w:lang w:val="en-US"/>
-        </w:rPr>
-        <w:t xml:space="preserve"> </w:t>
-      </w:r>
-      <w:r>
-        <w:rPr>
-          <w:rFonts w:ascii="Courier New" w:hAnsi="Courier New" w:cs="Courier New"/>
-          <w:b/>
-          <w:bCs/>
-          <w:sz w:val="20"/>
-          <w:szCs w:val="20"/>
-          <w:lang w:val="en-US"/>
-        </w:rPr>
-        <w:t>AS</w:t>
-      </w:r>
-      <w:r>
-        <w:rPr>
-          <w:rFonts w:ascii="Courier New" w:hAnsi="Courier New" w:cs="Courier New"/>
-          <w:sz w:val="20"/>
-          <w:szCs w:val="20"/>
-          <w:lang w:val="en-US"/>
-        </w:rPr>
-        <w:t xml:space="preserve"> </w:t>
-      </w:r>
+        <w:t>r</w:t>
+      </w:r>
+      <w:r>
+        <w:rPr>
+          <w:rFonts w:ascii="Courier New" w:hAnsi="Courier New" w:cs="Courier New"/>
+          <w:sz w:val="20"/>
+          <w:szCs w:val="20"/>
+          <w:lang w:val="en-US"/>
+        </w:rPr>
+        <w:t xml:space="preserve"> </w:t>
+      </w:r>
+      <w:r>
+        <w:rPr>
+          <w:rFonts w:ascii="Courier New" w:hAnsi="Courier New" w:cs="Courier New"/>
+          <w:b/>
+          <w:bCs/>
+          <w:sz w:val="20"/>
+          <w:szCs w:val="20"/>
+          <w:lang w:val="en-US"/>
+        </w:rPr>
+        <w:t>ON</w:t>
+      </w:r>
+      <w:r>
+        <w:rPr>
+          <w:rFonts w:ascii="Courier New" w:hAnsi="Courier New" w:cs="Courier New"/>
+          <w:sz w:val="20"/>
+          <w:szCs w:val="20"/>
+          <w:lang w:val="en-US"/>
+        </w:rPr>
+        <w:t xml:space="preserve"> </w:t>
+      </w:r>
+      <w:proofErr w:type="spellStart"/>
       <w:r>
         <w:rPr>
           <w:rFonts w:ascii="Courier New" w:hAnsi="Courier New" w:cs="Courier New"/>
@@ -16527,98 +16021,26 @@
         </w:rPr>
         <w:t>us</w:t>
       </w:r>
-    </w:p>
-    <w:p>
-      <w:pPr>
-        <w:rPr>
-          <w:rFonts w:ascii="Courier New" w:hAnsi="Courier New" w:cs="Courier New"/>
-          <w:sz w:val="20"/>
-          <w:szCs w:val="20"/>
-          <w:lang w:val="en-US"/>
-        </w:rPr>
-      </w:pPr>
-      <w:r>
-        <w:rPr>
-          <w:rFonts w:ascii="Courier New" w:hAnsi="Courier New" w:cs="Courier New"/>
-          <w:b/>
-          <w:bCs/>
-          <w:sz w:val="20"/>
-          <w:szCs w:val="20"/>
-          <w:lang w:val="en-US"/>
-        </w:rPr>
-        <w:t>INNER</w:t>
-      </w:r>
-      <w:r>
-        <w:rPr>
-          <w:rFonts w:ascii="Courier New" w:hAnsi="Courier New" w:cs="Courier New"/>
-          <w:sz w:val="20"/>
-          <w:szCs w:val="20"/>
-          <w:lang w:val="en-US"/>
-        </w:rPr>
-        <w:t xml:space="preserve"> </w:t>
-      </w:r>
-      <w:r>
-        <w:rPr>
-          <w:rFonts w:ascii="Courier New" w:hAnsi="Courier New" w:cs="Courier New"/>
-          <w:b/>
-          <w:bCs/>
-          <w:sz w:val="20"/>
-          <w:szCs w:val="20"/>
-          <w:lang w:val="en-US"/>
-        </w:rPr>
-        <w:t>JOIN</w:t>
-      </w:r>
-      <w:r>
-        <w:rPr>
-          <w:rFonts w:ascii="Courier New" w:hAnsi="Courier New" w:cs="Courier New"/>
-          <w:sz w:val="20"/>
-          <w:szCs w:val="20"/>
-          <w:lang w:val="en-US"/>
-        </w:rPr>
-        <w:t xml:space="preserve"> </w:t>
+      <w:r>
+        <w:rPr>
+          <w:rFonts w:ascii="Courier New" w:hAnsi="Courier New" w:cs="Courier New"/>
+          <w:sz w:val="20"/>
+          <w:szCs w:val="20"/>
+          <w:lang w:val="en-US"/>
+        </w:rPr>
+        <w:t>.race_id</w:t>
+      </w:r>
+      <w:proofErr w:type="spellEnd"/>
+      <w:r>
+        <w:rPr>
+          <w:rFonts w:ascii="Courier New" w:hAnsi="Courier New" w:cs="Courier New"/>
+          <w:sz w:val="20"/>
+          <w:szCs w:val="20"/>
+          <w:lang w:val="en-US"/>
+        </w:rPr>
+        <w:t xml:space="preserve"> = </w:t>
       </w:r>
       <w:proofErr w:type="spellStart"/>
-      <w:proofErr w:type="gramStart"/>
-      <w:r>
-        <w:rPr>
-          <w:rFonts w:ascii="Courier New" w:hAnsi="Courier New" w:cs="Courier New"/>
-          <w:sz w:val="20"/>
-          <w:szCs w:val="20"/>
-          <w:lang w:val="en-US"/>
-        </w:rPr>
-        <w:t>fantasy.race</w:t>
-      </w:r>
-      <w:proofErr w:type="spellEnd"/>
-      <w:proofErr w:type="gramEnd"/>
-      <w:r>
-        <w:rPr>
-          <w:rFonts w:ascii="Courier New" w:hAnsi="Courier New" w:cs="Courier New"/>
-          <w:sz w:val="20"/>
-          <w:szCs w:val="20"/>
-          <w:lang w:val="en-US"/>
-        </w:rPr>
-        <w:t xml:space="preserve"> </w:t>
-      </w:r>
-      <w:r>
-        <w:rPr>
-          <w:rFonts w:ascii="Courier New" w:hAnsi="Courier New" w:cs="Courier New"/>
-          <w:b/>
-          <w:bCs/>
-          <w:sz w:val="20"/>
-          <w:szCs w:val="20"/>
-          <w:lang w:val="en-US"/>
-        </w:rPr>
-        <w:t>AS</w:t>
-      </w:r>
-      <w:r>
-        <w:rPr>
-          <w:rFonts w:ascii="Courier New" w:hAnsi="Courier New" w:cs="Courier New"/>
-          <w:sz w:val="20"/>
-          <w:szCs w:val="20"/>
-          <w:lang w:val="en-US"/>
-        </w:rPr>
-        <w:t xml:space="preserve"> </w:t>
-      </w:r>
       <w:r>
         <w:rPr>
           <w:rFonts w:ascii="Courier New" w:hAnsi="Courier New" w:cs="Courier New"/>
@@ -16637,18 +16059,49 @@
           <w:szCs w:val="20"/>
           <w:lang w:val="en-US"/>
         </w:rPr>
-        <w:t xml:space="preserve"> </w:t>
-      </w:r>
-      <w:r>
-        <w:rPr>
-          <w:rFonts w:ascii="Courier New" w:hAnsi="Courier New" w:cs="Courier New"/>
-          <w:b/>
-          <w:bCs/>
-          <w:sz w:val="20"/>
-          <w:szCs w:val="20"/>
-          <w:lang w:val="en-US"/>
-        </w:rPr>
-        <w:t>ON</w:t>
+        <w:t>.race_id</w:t>
+      </w:r>
+      <w:proofErr w:type="spellEnd"/>
+    </w:p>
+    <w:p>
+      <w:pPr>
+        <w:rPr>
+          <w:rFonts w:ascii="Courier New" w:hAnsi="Courier New" w:cs="Courier New"/>
+          <w:sz w:val="20"/>
+          <w:szCs w:val="20"/>
+          <w:lang w:val="en-US"/>
+        </w:rPr>
+      </w:pPr>
+      <w:r>
+        <w:rPr>
+          <w:rFonts w:ascii="Courier New" w:hAnsi="Courier New" w:cs="Courier New"/>
+          <w:b/>
+          <w:bCs/>
+          <w:sz w:val="20"/>
+          <w:szCs w:val="20"/>
+          <w:lang w:val="en-US"/>
+        </w:rPr>
+        <w:t>GROUP</w:t>
+      </w:r>
+      <w:r>
+        <w:rPr>
+          <w:rFonts w:ascii="Courier New" w:hAnsi="Courier New" w:cs="Courier New"/>
+          <w:sz w:val="20"/>
+          <w:szCs w:val="20"/>
+          <w:lang w:val="en-US"/>
+        </w:rPr>
+        <w:t xml:space="preserve"> </w:t>
+      </w:r>
+      <w:r>
+        <w:rPr>
+          <w:rFonts w:ascii="Courier New" w:hAnsi="Courier New" w:cs="Courier New"/>
+          <w:b/>
+          <w:bCs/>
+          <w:sz w:val="20"/>
+          <w:szCs w:val="20"/>
+          <w:lang w:val="en-US"/>
+        </w:rPr>
+        <w:t>BY</w:t>
       </w:r>
       <w:r>
         <w:rPr>
@@ -16660,7 +16113,6 @@
         <w:t xml:space="preserve"> </w:t>
       </w:r>
       <w:proofErr w:type="spellStart"/>
-      <w:proofErr w:type="gramStart"/>
       <w:r>
         <w:rPr>
           <w:rFonts w:ascii="Courier New" w:hAnsi="Courier New" w:cs="Courier New"/>
@@ -16679,17 +16131,7 @@
           <w:szCs w:val="20"/>
           <w:lang w:val="en-US"/>
         </w:rPr>
-        <w:t>.race</w:t>
-      </w:r>
-      <w:proofErr w:type="gramEnd"/>
-      <w:r>
-        <w:rPr>
-          <w:rFonts w:ascii="Courier New" w:hAnsi="Courier New" w:cs="Courier New"/>
-          <w:sz w:val="20"/>
-          <w:szCs w:val="20"/>
-          <w:lang w:val="en-US"/>
-        </w:rPr>
-        <w:t>_id</w:t>
+        <w:t>.race_id</w:t>
       </w:r>
       <w:proofErr w:type="spellEnd"/>
       <w:r>
@@ -16699,10 +16141,9 @@
           <w:szCs w:val="20"/>
           <w:lang w:val="en-US"/>
         </w:rPr>
-        <w:t xml:space="preserve"> = </w:t>
+        <w:t xml:space="preserve">, </w:t>
       </w:r>
       <w:proofErr w:type="spellStart"/>
-      <w:proofErr w:type="gramStart"/>
       <w:r>
         <w:rPr>
           <w:rFonts w:ascii="Courier New" w:hAnsi="Courier New" w:cs="Courier New"/>
@@ -16723,55 +16164,54 @@
         </w:rPr>
         <w:t>.race</w:t>
       </w:r>
-      <w:proofErr w:type="gramEnd"/>
-      <w:r>
-        <w:rPr>
-          <w:rFonts w:ascii="Courier New" w:hAnsi="Courier New" w:cs="Courier New"/>
-          <w:sz w:val="20"/>
-          <w:szCs w:val="20"/>
-          <w:lang w:val="en-US"/>
-        </w:rPr>
-        <w:t>_id</w:t>
-      </w:r>
       <w:proofErr w:type="spellEnd"/>
-    </w:p>
-    <w:p>
-      <w:pPr>
-        <w:rPr>
-          <w:rFonts w:ascii="Courier New" w:hAnsi="Courier New" w:cs="Courier New"/>
-          <w:sz w:val="20"/>
-          <w:szCs w:val="20"/>
-          <w:lang w:val="en-US"/>
-        </w:rPr>
-      </w:pPr>
-      <w:r>
-        <w:rPr>
-          <w:rFonts w:ascii="Courier New" w:hAnsi="Courier New" w:cs="Courier New"/>
-          <w:b/>
-          <w:bCs/>
-          <w:sz w:val="20"/>
-          <w:szCs w:val="20"/>
-          <w:lang w:val="en-US"/>
-        </w:rPr>
-        <w:t>GROUP</w:t>
-      </w:r>
-      <w:r>
-        <w:rPr>
-          <w:rFonts w:ascii="Courier New" w:hAnsi="Courier New" w:cs="Courier New"/>
-          <w:sz w:val="20"/>
-          <w:szCs w:val="20"/>
-          <w:lang w:val="en-US"/>
-        </w:rPr>
-        <w:t xml:space="preserve"> </w:t>
-      </w:r>
-      <w:r>
-        <w:rPr>
-          <w:rFonts w:ascii="Courier New" w:hAnsi="Courier New" w:cs="Courier New"/>
-          <w:b/>
-          <w:bCs/>
-          <w:sz w:val="20"/>
-          <w:szCs w:val="20"/>
-          <w:lang w:val="en-US"/>
+      <w:r>
+        <w:rPr>
+          <w:rFonts w:ascii="Courier New" w:hAnsi="Courier New" w:cs="Courier New"/>
+          <w:sz w:val="20"/>
+          <w:szCs w:val="20"/>
+          <w:lang w:val="en-US"/>
+        </w:rPr>
+        <w:t xml:space="preserve"> </w:t>
+      </w:r>
+    </w:p>
+    <w:p>
+      <w:pPr>
+        <w:rPr>
+          <w:rFonts w:ascii="Courier New" w:hAnsi="Courier New" w:cs="Courier New"/>
+          <w:sz w:val="20"/>
+          <w:szCs w:val="20"/>
+          <w:lang w:val="ru-RU"/>
+        </w:rPr>
+      </w:pPr>
+      <w:r>
+        <w:rPr>
+          <w:rFonts w:ascii="Courier New" w:hAnsi="Courier New" w:cs="Courier New"/>
+          <w:b/>
+          <w:bCs/>
+          <w:sz w:val="20"/>
+          <w:szCs w:val="20"/>
+          <w:lang w:val="ru-RU"/>
+        </w:rPr>
+        <w:t>ORDER</w:t>
+      </w:r>
+      <w:r>
+        <w:rPr>
+          <w:rFonts w:ascii="Courier New" w:hAnsi="Courier New" w:cs="Courier New"/>
+          <w:sz w:val="20"/>
+          <w:szCs w:val="20"/>
+          <w:lang w:val="ru-RU"/>
+        </w:rPr>
+        <w:t xml:space="preserve"> </w:t>
+      </w:r>
+      <w:r>
+        <w:rPr>
+          <w:rFonts w:ascii="Courier New" w:hAnsi="Courier New" w:cs="Courier New"/>
+          <w:b/>
+          <w:bCs/>
+          <w:sz w:val="20"/>
+          <w:szCs w:val="20"/>
+          <w:lang w:val="ru-RU"/>
         </w:rPr>
         <w:t>BY</w:t>
       </w:r>
@@ -16780,12 +16220,11 @@
           <w:rFonts w:ascii="Courier New" w:hAnsi="Courier New" w:cs="Courier New"/>
           <w:sz w:val="20"/>
           <w:szCs w:val="20"/>
-          <w:lang w:val="en-US"/>
+          <w:lang w:val="ru-RU"/>
         </w:rPr>
         <w:t xml:space="preserve"> </w:t>
       </w:r>
       <w:proofErr w:type="spellStart"/>
-      <w:proofErr w:type="gramStart"/>
       <w:r>
         <w:rPr>
           <w:rFonts w:ascii="Courier New" w:hAnsi="Courier New" w:cs="Courier New"/>
@@ -16793,146 +16232,20 @@
           <w:iCs/>
           <w:sz w:val="20"/>
           <w:szCs w:val="20"/>
-          <w:lang w:val="en-US"/>
-        </w:rPr>
-        <w:t>us</w:t>
-      </w:r>
-      <w:r>
-        <w:rPr>
-          <w:rFonts w:ascii="Courier New" w:hAnsi="Courier New" w:cs="Courier New"/>
-          <w:sz w:val="20"/>
-          <w:szCs w:val="20"/>
-          <w:lang w:val="en-US"/>
+          <w:lang w:val="ru-RU"/>
+        </w:rPr>
+        <w:t>r</w:t>
+      </w:r>
+      <w:r>
+        <w:rPr>
+          <w:rFonts w:ascii="Courier New" w:hAnsi="Courier New" w:cs="Courier New"/>
+          <w:sz w:val="20"/>
+          <w:szCs w:val="20"/>
+          <w:lang w:val="ru-RU"/>
         </w:rPr>
         <w:t>.race</w:t>
       </w:r>
-      <w:proofErr w:type="gramEnd"/>
-      <w:r>
-        <w:rPr>
-          <w:rFonts w:ascii="Courier New" w:hAnsi="Courier New" w:cs="Courier New"/>
-          <w:sz w:val="20"/>
-          <w:szCs w:val="20"/>
-          <w:lang w:val="en-US"/>
-        </w:rPr>
-        <w:t>_id</w:t>
-      </w:r>
       <w:proofErr w:type="spellEnd"/>
-      <w:r>
-        <w:rPr>
-          <w:rFonts w:ascii="Courier New" w:hAnsi="Courier New" w:cs="Courier New"/>
-          <w:sz w:val="20"/>
-          <w:szCs w:val="20"/>
-          <w:lang w:val="en-US"/>
-        </w:rPr>
-        <w:t xml:space="preserve">, </w:t>
-      </w:r>
-      <w:proofErr w:type="spellStart"/>
-      <w:proofErr w:type="gramStart"/>
-      <w:r>
-        <w:rPr>
-          <w:rFonts w:ascii="Courier New" w:hAnsi="Courier New" w:cs="Courier New"/>
-          <w:i/>
-          <w:iCs/>
-          <w:sz w:val="20"/>
-          <w:szCs w:val="20"/>
-          <w:lang w:val="en-US"/>
-        </w:rPr>
-        <w:t>r</w:t>
-      </w:r>
-      <w:r>
-        <w:rPr>
-          <w:rFonts w:ascii="Courier New" w:hAnsi="Courier New" w:cs="Courier New"/>
-          <w:sz w:val="20"/>
-          <w:szCs w:val="20"/>
-          <w:lang w:val="en-US"/>
-        </w:rPr>
-        <w:t>.race</w:t>
-      </w:r>
-      <w:proofErr w:type="spellEnd"/>
-      <w:proofErr w:type="gramEnd"/>
-      <w:r>
-        <w:rPr>
-          <w:rFonts w:ascii="Courier New" w:hAnsi="Courier New" w:cs="Courier New"/>
-          <w:sz w:val="20"/>
-          <w:szCs w:val="20"/>
-          <w:lang w:val="en-US"/>
-        </w:rPr>
-        <w:t xml:space="preserve"> </w:t>
-      </w:r>
-    </w:p>
-    <w:p>
-      <w:pPr>
-        <w:rPr>
-          <w:rFonts w:ascii="Courier New" w:hAnsi="Courier New" w:cs="Courier New"/>
-          <w:sz w:val="20"/>
-          <w:szCs w:val="20"/>
-          <w:lang w:val="ru-RU"/>
-        </w:rPr>
-      </w:pPr>
-      <w:r>
-        <w:rPr>
-          <w:rFonts w:ascii="Courier New" w:hAnsi="Courier New" w:cs="Courier New"/>
-          <w:b/>
-          <w:bCs/>
-          <w:sz w:val="20"/>
-          <w:szCs w:val="20"/>
-          <w:lang w:val="ru-RU"/>
-        </w:rPr>
-        <w:t>ORDER</w:t>
-      </w:r>
-      <w:r>
-        <w:rPr>
-          <w:rFonts w:ascii="Courier New" w:hAnsi="Courier New" w:cs="Courier New"/>
-          <w:sz w:val="20"/>
-          <w:szCs w:val="20"/>
-          <w:lang w:val="ru-RU"/>
-        </w:rPr>
-        <w:t xml:space="preserve"> </w:t>
-      </w:r>
-      <w:r>
-        <w:rPr>
-          <w:rFonts w:ascii="Courier New" w:hAnsi="Courier New" w:cs="Courier New"/>
-          <w:b/>
-          <w:bCs/>
-          <w:sz w:val="20"/>
-          <w:szCs w:val="20"/>
-          <w:lang w:val="ru-RU"/>
-        </w:rPr>
-        <w:t>BY</w:t>
-      </w:r>
-      <w:r>
-        <w:rPr>
-          <w:rFonts w:ascii="Courier New" w:hAnsi="Courier New" w:cs="Courier New"/>
-          <w:sz w:val="20"/>
-          <w:szCs w:val="20"/>
-          <w:lang w:val="ru-RU"/>
-        </w:rPr>
-        <w:t xml:space="preserve"> </w:t>
-      </w:r>
-      <w:proofErr w:type="spellStart"/>
-      <w:proofErr w:type="gramStart"/>
-      <w:r>
-        <w:rPr>
-          <w:rFonts w:ascii="Courier New" w:hAnsi="Courier New" w:cs="Courier New"/>
-          <w:i/>
-          <w:iCs/>
-          <w:sz w:val="20"/>
-          <w:szCs w:val="20"/>
-          <w:lang w:val="ru-RU"/>
-        </w:rPr>
-        <w:t>r</w:t>
-      </w:r>
-      <w:r>
-        <w:rPr>
-          <w:rFonts w:ascii="Courier New" w:hAnsi="Courier New" w:cs="Courier New"/>
-          <w:sz w:val="20"/>
-          <w:szCs w:val="20"/>
-          <w:lang w:val="ru-RU"/>
-        </w:rPr>
-        <w:t>.race</w:t>
-      </w:r>
-      <w:proofErr w:type="spellEnd"/>
-      <w:proofErr w:type="gramEnd"/>
       <w:r>
         <w:rPr>
           <w:rFonts w:ascii="Courier New" w:hAnsi="Courier New" w:cs="Courier New"/>
@@ -17829,7 +17142,6 @@
   <w:style w:type="character" w:default="1" w:styleId="a0">
     <w:name w:val="Default Paragraph Font"/>
     <w:uiPriority w:val="1"/>
-    <w:semiHidden/>
     <w:unhideWhenUsed/>
   </w:style>
   <w:style w:type="table" w:default="1" w:styleId="a1">

--- a/Fantasy_data-analyst/reports/Fantasy_Data_Analysis_Report.docx
+++ b/Fantasy_data-analyst/reports/Fantasy_Data_Analysis_Report.docx
@@ -15,21 +15,7 @@
         <w:rPr>
           <w:lang w:val="ru-RU"/>
         </w:rPr>
-        <w:t xml:space="preserve">Спринт 4. Проект «Секреты </w:t>
-      </w:r>
-      <w:proofErr w:type="spellStart"/>
-      <w:r>
-        <w:rPr>
-          <w:lang w:val="ru-RU"/>
-        </w:rPr>
-        <w:t>Темнолесья</w:t>
-      </w:r>
-      <w:proofErr w:type="spellEnd"/>
-      <w:r>
-        <w:rPr>
-          <w:lang w:val="ru-RU"/>
-        </w:rPr>
-        <w:t>»</w:t>
+        <w:t>Спринт 4. Проект «Секреты Темнолесья»</w:t>
       </w:r>
     </w:p>
     <w:p>
@@ -56,7 +42,7 @@
     <w:p>
       <w:pPr>
         <w:rPr>
-          <w:lang w:val="ru-RU"/>
+          <w:lang w:val="en-US"/>
         </w:rPr>
       </w:pPr>
       <w:r>
@@ -73,19 +59,17 @@
         </w:rPr>
         <w:t xml:space="preserve"> </w:t>
       </w:r>
-      <w:proofErr w:type="spellStart"/>
-      <w:r>
-        <w:rPr>
-          <w:lang w:val="ru-RU"/>
-        </w:rPr>
-        <w:t>Холодилина</w:t>
-      </w:r>
-      <w:proofErr w:type="spellEnd"/>
-      <w:r>
-        <w:rPr>
-          <w:lang w:val="ru-RU"/>
-        </w:rPr>
-        <w:t xml:space="preserve"> Александра Романовна</w:t>
+      <w:r>
+        <w:rPr>
+          <w:lang w:val="ru-RU"/>
+        </w:rPr>
+        <w:t>Холодилина Александра Романовна</w:t>
+      </w:r>
+      <w:r>
+        <w:rPr>
+          <w:lang w:val="en-US"/>
+        </w:rPr>
+        <w:t xml:space="preserve"> </w:t>
       </w:r>
     </w:p>
     <w:p>
@@ -1498,25 +1482,7 @@
           <w:szCs w:val="24"/>
           <w:lang w:val="ru-RU"/>
         </w:rPr>
-        <w:t xml:space="preserve"> Если смотреть на данные в общем, то видно, что доля платящих игроков в каждой расе колеблется около общего </w:t>
-      </w:r>
-      <w:proofErr w:type="spellStart"/>
-      <w:r>
-        <w:rPr>
-          <w:sz w:val="24"/>
-          <w:szCs w:val="24"/>
-          <w:lang w:val="ru-RU"/>
-        </w:rPr>
-        <w:t>процентажа</w:t>
-      </w:r>
-      <w:proofErr w:type="spellEnd"/>
-      <w:r>
-        <w:rPr>
-          <w:sz w:val="24"/>
-          <w:szCs w:val="24"/>
-          <w:lang w:val="ru-RU"/>
-        </w:rPr>
-        <w:t>, поэтому выбор расы игроком не влияет на то, что он будет совершать покупки в игре, то есть выбор расы не влияет на долю платящих игроков.</w:t>
+        <w:t xml:space="preserve"> Если смотреть на данные в общем, то видно, что доля платящих игроков в каждой расе колеблется около общего процентажа, поэтому выбор расы игроком не влияет на то, что он будет совершать покупки в игре, то есть выбор расы не влияет на долю платящих игроков.</w:t>
       </w:r>
     </w:p>
     <w:p>
@@ -1959,14 +1925,12 @@
           <w:lang w:val="ru-RU"/>
         </w:rPr>
       </w:pPr>
-      <w:proofErr w:type="spellStart"/>
       <w:r>
         <w:rPr>
           <w:lang w:val="en-US"/>
         </w:rPr>
         <w:t>stddev</w:t>
       </w:r>
-      <w:proofErr w:type="spellEnd"/>
       <w:r>
         <w:rPr>
           <w:lang w:val="ru-RU"/>
@@ -2805,25 +2769,7 @@
           <w:szCs w:val="24"/>
           <w:lang w:val="ru-RU"/>
         </w:rPr>
-        <w:t xml:space="preserve">поэтому эти аномалии не </w:t>
-      </w:r>
-      <w:proofErr w:type="spellStart"/>
-      <w:r>
-        <w:rPr>
-          <w:sz w:val="24"/>
-          <w:szCs w:val="24"/>
-          <w:lang w:val="ru-RU"/>
-        </w:rPr>
-        <w:t>зашумляют</w:t>
-      </w:r>
-      <w:proofErr w:type="spellEnd"/>
-      <w:r>
-        <w:rPr>
-          <w:sz w:val="24"/>
-          <w:szCs w:val="24"/>
-          <w:lang w:val="ru-RU"/>
-        </w:rPr>
-        <w:t xml:space="preserve"> итоговый результат).</w:t>
+        <w:t>поэтому эти аномалии не зашумляют итоговый результат).</w:t>
       </w:r>
     </w:p>
     <w:p>
@@ -5731,9 +5677,8 @@
           <w:color w:val="0B5394"/>
           <w:lang w:val="ru-RU"/>
         </w:rPr>
-        <w:t xml:space="preserve">По результатам решения </w:t>
-      </w:r>
-      <w:proofErr w:type="spellStart"/>
+        <w:t>По результатам решения ad</w:t>
+      </w:r>
       <w:r>
         <w:rPr>
           <w:i/>
@@ -5741,7 +5686,7 @@
           <w:color w:val="0B5394"/>
           <w:lang w:val="ru-RU"/>
         </w:rPr>
-        <w:t>ad</w:t>
+        <w:t>-</w:t>
       </w:r>
       <w:r>
         <w:rPr>
@@ -5750,26 +5695,7 @@
           <w:color w:val="0B5394"/>
           <w:lang w:val="ru-RU"/>
         </w:rPr>
-        <w:t>-</w:t>
-      </w:r>
-      <w:r>
-        <w:rPr>
-          <w:i/>
-          <w:iCs/>
-          <w:color w:val="0B5394"/>
-          <w:lang w:val="ru-RU"/>
-        </w:rPr>
-        <w:t>hoc</w:t>
-      </w:r>
-      <w:proofErr w:type="spellEnd"/>
-      <w:r>
-        <w:rPr>
-          <w:i/>
-          <w:iCs/>
-          <w:color w:val="0B5394"/>
-          <w:lang w:val="ru-RU"/>
-        </w:rPr>
-        <w:t xml:space="preserve"> задачи ответьте на вопрос: как активность игроков по покупке эпических предметов зависит от расы? Подтверждается ли предположение разработчиков, что игра за персонажей разных рас требует примерно равного количества покупок эпических предметов?</w:t>
+        <w:t>hoc задачи ответьте на вопрос: как активность игроков по покупке эпических предметов зависит от расы? Подтверждается ли предположение разработчиков, что игра за персонажей разных рас требует примерно равного количества покупок эпических предметов?</w:t>
       </w:r>
       <w:r>
         <w:rPr>
@@ -6461,7 +6387,6 @@
         </w:rPr>
         <w:t>_</w:t>
       </w:r>
-      <w:proofErr w:type="spellStart"/>
       <w:r>
         <w:rPr>
           <w:rFonts w:ascii="Courier New" w:hAnsi="Courier New" w:cs="Courier New"/>
@@ -6471,55 +6396,34 @@
         </w:rPr>
         <w:t>sctript</w:t>
       </w:r>
-      <w:proofErr w:type="spellEnd"/>
-    </w:p>
-    <w:p>
-      <w:pPr>
-        <w:rPr>
-          <w:rFonts w:ascii="Courier New" w:hAnsi="Courier New" w:cs="Courier New"/>
-          <w:sz w:val="20"/>
-          <w:szCs w:val="20"/>
-          <w:lang w:val="ru-RU"/>
-        </w:rPr>
-      </w:pPr>
-    </w:p>
-    <w:p>
-      <w:pPr>
-        <w:rPr>
-          <w:rFonts w:ascii="Courier New" w:hAnsi="Courier New" w:cs="Courier New"/>
-          <w:sz w:val="20"/>
-          <w:szCs w:val="20"/>
-          <w:lang w:val="ru-RU"/>
-        </w:rPr>
-      </w:pPr>
-      <w:r>
-        <w:rPr>
-          <w:rFonts w:ascii="Courier New" w:hAnsi="Courier New" w:cs="Courier New"/>
-          <w:sz w:val="20"/>
-          <w:szCs w:val="20"/>
-          <w:lang w:val="ru-RU"/>
-        </w:rPr>
-        <w:t xml:space="preserve">/* Проект «Секреты </w:t>
-      </w:r>
-      <w:proofErr w:type="spellStart"/>
-      <w:r>
-        <w:rPr>
-          <w:rFonts w:ascii="Courier New" w:hAnsi="Courier New" w:cs="Courier New"/>
-          <w:sz w:val="20"/>
-          <w:szCs w:val="20"/>
-          <w:lang w:val="ru-RU"/>
-        </w:rPr>
-        <w:t>Тёмнолесья</w:t>
-      </w:r>
-      <w:proofErr w:type="spellEnd"/>
-      <w:r>
-        <w:rPr>
-          <w:rFonts w:ascii="Courier New" w:hAnsi="Courier New" w:cs="Courier New"/>
-          <w:sz w:val="20"/>
-          <w:szCs w:val="20"/>
-          <w:lang w:val="ru-RU"/>
-        </w:rPr>
-        <w:t>»</w:t>
+    </w:p>
+    <w:p>
+      <w:pPr>
+        <w:rPr>
+          <w:rFonts w:ascii="Courier New" w:hAnsi="Courier New" w:cs="Courier New"/>
+          <w:sz w:val="20"/>
+          <w:szCs w:val="20"/>
+          <w:lang w:val="ru-RU"/>
+        </w:rPr>
+      </w:pPr>
+    </w:p>
+    <w:p>
+      <w:pPr>
+        <w:rPr>
+          <w:rFonts w:ascii="Courier New" w:hAnsi="Courier New" w:cs="Courier New"/>
+          <w:sz w:val="20"/>
+          <w:szCs w:val="20"/>
+          <w:lang w:val="ru-RU"/>
+        </w:rPr>
+      </w:pPr>
+      <w:r>
+        <w:rPr>
+          <w:rFonts w:ascii="Courier New" w:hAnsi="Courier New" w:cs="Courier New"/>
+          <w:sz w:val="20"/>
+          <w:szCs w:val="20"/>
+          <w:lang w:val="ru-RU"/>
+        </w:rPr>
+        <w:t>/* Проект «Секреты Тёмнолесья»</w:t>
       </w:r>
     </w:p>
     <w:p>
@@ -6614,27 +6518,7 @@
           <w:szCs w:val="20"/>
           <w:lang w:val="ru-RU"/>
         </w:rPr>
-        <w:t xml:space="preserve"> * Автор: </w:t>
-      </w:r>
-      <w:proofErr w:type="spellStart"/>
-      <w:r>
-        <w:rPr>
-          <w:rFonts w:ascii="Courier New" w:hAnsi="Courier New" w:cs="Courier New"/>
-          <w:sz w:val="20"/>
-          <w:szCs w:val="20"/>
-          <w:lang w:val="ru-RU"/>
-        </w:rPr>
-        <w:t>Холодилина</w:t>
-      </w:r>
-      <w:proofErr w:type="spellEnd"/>
-      <w:r>
-        <w:rPr>
-          <w:rFonts w:ascii="Courier New" w:hAnsi="Courier New" w:cs="Courier New"/>
-          <w:sz w:val="20"/>
-          <w:szCs w:val="20"/>
-          <w:lang w:val="ru-RU"/>
-        </w:rPr>
-        <w:t xml:space="preserve"> Александра Романовна</w:t>
+        <w:t xml:space="preserve"> * Автор: Холодилина Александра Романовна</w:t>
       </w:r>
     </w:p>
     <w:p>
@@ -6828,27 +6712,7 @@
           <w:szCs w:val="20"/>
           <w:lang w:val="ru-RU"/>
         </w:rPr>
-        <w:t>(</w:t>
-      </w:r>
-      <w:proofErr w:type="spellStart"/>
-      <w:r>
-        <w:rPr>
-          <w:rFonts w:ascii="Courier New" w:hAnsi="Courier New" w:cs="Courier New"/>
-          <w:sz w:val="20"/>
-          <w:szCs w:val="20"/>
-          <w:lang w:val="ru-RU"/>
-        </w:rPr>
-        <w:t>id</w:t>
-      </w:r>
-      <w:proofErr w:type="spellEnd"/>
-      <w:r>
-        <w:rPr>
-          <w:rFonts w:ascii="Courier New" w:hAnsi="Courier New" w:cs="Courier New"/>
-          <w:sz w:val="20"/>
-          <w:szCs w:val="20"/>
-          <w:lang w:val="ru-RU"/>
-        </w:rPr>
-        <w:t xml:space="preserve">) </w:t>
+        <w:t xml:space="preserve">(id) </w:t>
       </w:r>
       <w:r>
         <w:rPr>
@@ -6870,7 +6734,6 @@
         </w:rPr>
         <w:t xml:space="preserve"> </w:t>
       </w:r>
-      <w:proofErr w:type="spellStart"/>
       <w:r>
         <w:rPr>
           <w:rFonts w:ascii="Courier New" w:hAnsi="Courier New" w:cs="Courier New"/>
@@ -6882,7 +6745,6 @@
         </w:rPr>
         <w:t>total_amt_users</w:t>
       </w:r>
-      <w:proofErr w:type="spellEnd"/>
       <w:r>
         <w:rPr>
           <w:rFonts w:ascii="Courier New" w:hAnsi="Courier New" w:cs="Courier New"/>
@@ -6982,7 +6844,6 @@
         </w:rPr>
         <w:t xml:space="preserve"> </w:t>
       </w:r>
-      <w:proofErr w:type="spellStart"/>
       <w:r>
         <w:rPr>
           <w:rFonts w:ascii="Courier New" w:hAnsi="Courier New" w:cs="Courier New"/>
@@ -6994,7 +6855,6 @@
         </w:rPr>
         <w:t>payer_users_amt</w:t>
       </w:r>
-      <w:proofErr w:type="spellEnd"/>
       <w:r>
         <w:rPr>
           <w:rFonts w:ascii="Courier New" w:hAnsi="Courier New" w:cs="Courier New"/>
@@ -7208,7 +7068,6 @@
         </w:rPr>
         <w:t xml:space="preserve"> </w:t>
       </w:r>
-      <w:proofErr w:type="spellStart"/>
       <w:r>
         <w:rPr>
           <w:rFonts w:ascii="Courier New" w:hAnsi="Courier New" w:cs="Courier New"/>
@@ -7220,7 +7079,6 @@
         </w:rPr>
         <w:t>payer_users_share</w:t>
       </w:r>
-      <w:proofErr w:type="spellEnd"/>
       <w:r>
         <w:rPr>
           <w:rFonts w:ascii="Courier New" w:hAnsi="Courier New" w:cs="Courier New"/>
@@ -7438,27 +7296,7 @@
           <w:szCs w:val="20"/>
           <w:lang w:val="ru-RU"/>
         </w:rPr>
-        <w:t xml:space="preserve"> </w:t>
-      </w:r>
-      <w:proofErr w:type="spellStart"/>
-      <w:r>
-        <w:rPr>
-          <w:rFonts w:ascii="Courier New" w:hAnsi="Courier New" w:cs="Courier New"/>
-          <w:sz w:val="20"/>
-          <w:szCs w:val="20"/>
-          <w:lang w:val="ru-RU"/>
-        </w:rPr>
-        <w:t>fantasy.users</w:t>
-      </w:r>
-      <w:proofErr w:type="spellEnd"/>
-      <w:r>
-        <w:rPr>
-          <w:rFonts w:ascii="Courier New" w:hAnsi="Courier New" w:cs="Courier New"/>
-          <w:sz w:val="20"/>
-          <w:szCs w:val="20"/>
-          <w:lang w:val="ru-RU"/>
-        </w:rPr>
-        <w:t>;</w:t>
+        <w:t xml:space="preserve"> fantasy.users;</w:t>
       </w:r>
     </w:p>
     <w:p>
@@ -7538,7 +7376,6 @@
         </w:rPr>
         <w:t xml:space="preserve"> </w:t>
       </w:r>
-      <w:proofErr w:type="spellStart"/>
       <w:r>
         <w:rPr>
           <w:rFonts w:ascii="Courier New" w:hAnsi="Courier New" w:cs="Courier New"/>
@@ -7557,29 +7394,18 @@
           <w:szCs w:val="20"/>
           <w:lang w:val="ru-RU"/>
         </w:rPr>
-        <w:t>.race</w:t>
-      </w:r>
-      <w:proofErr w:type="spellEnd"/>
-      <w:r>
-        <w:rPr>
-          <w:rFonts w:ascii="Courier New" w:hAnsi="Courier New" w:cs="Courier New"/>
-          <w:sz w:val="20"/>
-          <w:szCs w:val="20"/>
-          <w:lang w:val="ru-RU"/>
-        </w:rPr>
-        <w:t>, --название расы персонажа;</w:t>
-      </w:r>
-    </w:p>
-    <w:p>
-      <w:pPr>
-        <w:rPr>
-          <w:rFonts w:ascii="Courier New" w:hAnsi="Courier New" w:cs="Courier New"/>
-          <w:sz w:val="20"/>
-          <w:szCs w:val="20"/>
-          <w:lang w:val="ru-RU"/>
-        </w:rPr>
-      </w:pPr>
-      <w:proofErr w:type="spellStart"/>
+        <w:t>.race, --название расы персонажа;</w:t>
+      </w:r>
+    </w:p>
+    <w:p>
+      <w:pPr>
+        <w:rPr>
+          <w:rFonts w:ascii="Courier New" w:hAnsi="Courier New" w:cs="Courier New"/>
+          <w:sz w:val="20"/>
+          <w:szCs w:val="20"/>
+          <w:lang w:val="ru-RU"/>
+        </w:rPr>
+      </w:pPr>
       <w:r>
         <w:rPr>
           <w:rFonts w:ascii="Courier New" w:hAnsi="Courier New" w:cs="Courier New"/>
@@ -7598,17 +7424,7 @@
           <w:szCs w:val="20"/>
           <w:lang w:val="ru-RU"/>
         </w:rPr>
-        <w:t>.race_id</w:t>
-      </w:r>
-      <w:proofErr w:type="spellEnd"/>
-      <w:r>
-        <w:rPr>
-          <w:rFonts w:ascii="Courier New" w:hAnsi="Courier New" w:cs="Courier New"/>
-          <w:sz w:val="20"/>
-          <w:szCs w:val="20"/>
-          <w:lang w:val="ru-RU"/>
-        </w:rPr>
-        <w:t>, --код расы персонажа;</w:t>
+        <w:t>.race_id, --код расы персонажа;</w:t>
       </w:r>
     </w:p>
     <w:p>
@@ -7700,7 +7516,6 @@
         </w:rPr>
         <w:t xml:space="preserve"> </w:t>
       </w:r>
-      <w:proofErr w:type="spellStart"/>
       <w:r>
         <w:rPr>
           <w:rFonts w:ascii="Courier New" w:hAnsi="Courier New" w:cs="Courier New"/>
@@ -7712,7 +7527,6 @@
         </w:rPr>
         <w:t>payer_users_amt</w:t>
       </w:r>
-      <w:proofErr w:type="spellEnd"/>
       <w:r>
         <w:rPr>
           <w:rFonts w:ascii="Courier New" w:hAnsi="Courier New" w:cs="Courier New"/>
@@ -7840,27 +7654,7 @@
           <w:szCs w:val="20"/>
           <w:lang w:val="ru-RU"/>
         </w:rPr>
-        <w:t>(</w:t>
-      </w:r>
-      <w:proofErr w:type="spellStart"/>
-      <w:r>
-        <w:rPr>
-          <w:rFonts w:ascii="Courier New" w:hAnsi="Courier New" w:cs="Courier New"/>
-          <w:sz w:val="20"/>
-          <w:szCs w:val="20"/>
-          <w:lang w:val="ru-RU"/>
-        </w:rPr>
-        <w:t>id</w:t>
-      </w:r>
-      <w:proofErr w:type="spellEnd"/>
-      <w:r>
-        <w:rPr>
-          <w:rFonts w:ascii="Courier New" w:hAnsi="Courier New" w:cs="Courier New"/>
-          <w:sz w:val="20"/>
-          <w:szCs w:val="20"/>
-          <w:lang w:val="ru-RU"/>
-        </w:rPr>
-        <w:t xml:space="preserve">) </w:t>
+        <w:t xml:space="preserve">(id) </w:t>
       </w:r>
       <w:r>
         <w:rPr>
@@ -7882,7 +7676,6 @@
         </w:rPr>
         <w:t xml:space="preserve"> </w:t>
       </w:r>
-      <w:proofErr w:type="spellStart"/>
       <w:r>
         <w:rPr>
           <w:rFonts w:ascii="Courier New" w:hAnsi="Courier New" w:cs="Courier New"/>
@@ -7894,7 +7687,6 @@
         </w:rPr>
         <w:t>total_amt_users</w:t>
       </w:r>
-      <w:proofErr w:type="spellEnd"/>
       <w:r>
         <w:rPr>
           <w:rFonts w:ascii="Courier New" w:hAnsi="Courier New" w:cs="Courier New"/>
@@ -7952,27 +7744,7 @@
           <w:szCs w:val="20"/>
           <w:lang w:val="ru-RU"/>
         </w:rPr>
-        <w:t>(</w:t>
-      </w:r>
-      <w:proofErr w:type="spellStart"/>
-      <w:r>
-        <w:rPr>
-          <w:rFonts w:ascii="Courier New" w:hAnsi="Courier New" w:cs="Courier New"/>
-          <w:sz w:val="20"/>
-          <w:szCs w:val="20"/>
-          <w:lang w:val="ru-RU"/>
-        </w:rPr>
-        <w:t>id</w:t>
-      </w:r>
-      <w:proofErr w:type="spellEnd"/>
-      <w:r>
-        <w:rPr>
-          <w:rFonts w:ascii="Courier New" w:hAnsi="Courier New" w:cs="Courier New"/>
-          <w:sz w:val="20"/>
-          <w:szCs w:val="20"/>
-          <w:lang w:val="ru-RU"/>
-        </w:rPr>
-        <w:t xml:space="preserve">) </w:t>
+        <w:t xml:space="preserve">(id) </w:t>
       </w:r>
       <w:r>
         <w:rPr>
@@ -8012,29 +7784,8 @@
           <w:szCs w:val="20"/>
           <w:lang w:val="ru-RU"/>
         </w:rPr>
-        <w:t xml:space="preserve"> </w:t>
-      </w:r>
-      <w:proofErr w:type="spellStart"/>
-      <w:r>
-        <w:rPr>
-          <w:rFonts w:ascii="Courier New" w:hAnsi="Courier New" w:cs="Courier New"/>
-          <w:sz w:val="20"/>
-          <w:szCs w:val="20"/>
-          <w:lang w:val="ru-RU"/>
-        </w:rPr>
-        <w:t>payer</w:t>
-      </w:r>
-      <w:proofErr w:type="spellEnd"/>
-      <w:r>
-        <w:rPr>
-          <w:rFonts w:ascii="Courier New" w:hAnsi="Courier New" w:cs="Courier New"/>
-          <w:sz w:val="20"/>
-          <w:szCs w:val="20"/>
-          <w:lang w:val="ru-RU"/>
-        </w:rPr>
-        <w:t xml:space="preserve"> = 1)::</w:t>
-      </w:r>
-      <w:proofErr w:type="spellStart"/>
+        <w:t xml:space="preserve"> payer = 1)::</w:t>
+      </w:r>
       <w:r>
         <w:rPr>
           <w:rFonts w:ascii="Courier New" w:hAnsi="Courier New" w:cs="Courier New"/>
@@ -8046,7 +7797,6 @@
         </w:rPr>
         <w:t>numeric</w:t>
       </w:r>
-      <w:proofErr w:type="spellEnd"/>
       <w:r>
         <w:rPr>
           <w:rFonts w:ascii="Courier New" w:hAnsi="Courier New" w:cs="Courier New"/>
@@ -8074,27 +7824,7 @@
           <w:szCs w:val="20"/>
           <w:lang w:val="ru-RU"/>
         </w:rPr>
-        <w:t>(</w:t>
-      </w:r>
-      <w:proofErr w:type="spellStart"/>
-      <w:r>
-        <w:rPr>
-          <w:rFonts w:ascii="Courier New" w:hAnsi="Courier New" w:cs="Courier New"/>
-          <w:sz w:val="20"/>
-          <w:szCs w:val="20"/>
-          <w:lang w:val="ru-RU"/>
-        </w:rPr>
-        <w:t>id</w:t>
-      </w:r>
-      <w:proofErr w:type="spellEnd"/>
-      <w:r>
-        <w:rPr>
-          <w:rFonts w:ascii="Courier New" w:hAnsi="Courier New" w:cs="Courier New"/>
-          <w:sz w:val="20"/>
-          <w:szCs w:val="20"/>
-          <w:lang w:val="ru-RU"/>
-        </w:rPr>
-        <w:t xml:space="preserve">),4) </w:t>
+        <w:t xml:space="preserve">(id),4) </w:t>
       </w:r>
       <w:r>
         <w:rPr>
@@ -8116,7 +7846,6 @@
         </w:rPr>
         <w:t xml:space="preserve"> </w:t>
       </w:r>
-      <w:proofErr w:type="spellStart"/>
       <w:r>
         <w:rPr>
           <w:rFonts w:ascii="Courier New" w:hAnsi="Courier New" w:cs="Courier New"/>
@@ -8128,7 +7857,6 @@
         </w:rPr>
         <w:t>payer_users_share</w:t>
       </w:r>
-      <w:proofErr w:type="spellEnd"/>
       <w:r>
         <w:rPr>
           <w:rFonts w:ascii="Courier New" w:hAnsi="Courier New" w:cs="Courier New"/>
@@ -8166,27 +7894,7 @@
           <w:szCs w:val="20"/>
           <w:lang w:val="en-US"/>
         </w:rPr>
-        <w:t xml:space="preserve"> </w:t>
-      </w:r>
-      <w:proofErr w:type="spellStart"/>
-      <w:r>
-        <w:rPr>
-          <w:rFonts w:ascii="Courier New" w:hAnsi="Courier New" w:cs="Courier New"/>
-          <w:sz w:val="20"/>
-          <w:szCs w:val="20"/>
-          <w:lang w:val="en-US"/>
-        </w:rPr>
-        <w:t>fantasy.users</w:t>
-      </w:r>
-      <w:proofErr w:type="spellEnd"/>
-      <w:r>
-        <w:rPr>
-          <w:rFonts w:ascii="Courier New" w:hAnsi="Courier New" w:cs="Courier New"/>
-          <w:sz w:val="20"/>
-          <w:szCs w:val="20"/>
-          <w:lang w:val="en-US"/>
-        </w:rPr>
-        <w:t xml:space="preserve"> </w:t>
+        <w:t xml:space="preserve"> fantasy.users </w:t>
       </w:r>
       <w:r>
         <w:rPr>
@@ -8267,27 +7975,7 @@
           <w:szCs w:val="20"/>
           <w:lang w:val="en-US"/>
         </w:rPr>
-        <w:t xml:space="preserve"> </w:t>
-      </w:r>
-      <w:proofErr w:type="spellStart"/>
-      <w:r>
-        <w:rPr>
-          <w:rFonts w:ascii="Courier New" w:hAnsi="Courier New" w:cs="Courier New"/>
-          <w:sz w:val="20"/>
-          <w:szCs w:val="20"/>
-          <w:lang w:val="en-US"/>
-        </w:rPr>
-        <w:t>fantasy.race</w:t>
-      </w:r>
-      <w:proofErr w:type="spellEnd"/>
-      <w:r>
-        <w:rPr>
-          <w:rFonts w:ascii="Courier New" w:hAnsi="Courier New" w:cs="Courier New"/>
-          <w:sz w:val="20"/>
-          <w:szCs w:val="20"/>
-          <w:lang w:val="en-US"/>
-        </w:rPr>
-        <w:t xml:space="preserve"> </w:t>
+        <w:t xml:space="preserve"> fantasy.race </w:t>
       </w:r>
       <w:r>
         <w:rPr>
@@ -8349,7 +8037,6 @@
         </w:rPr>
         <w:t xml:space="preserve"> </w:t>
       </w:r>
-      <w:proofErr w:type="spellStart"/>
       <w:r>
         <w:rPr>
           <w:rFonts w:ascii="Courier New" w:hAnsi="Courier New" w:cs="Courier New"/>
@@ -8368,19 +8055,8 @@
           <w:szCs w:val="20"/>
           <w:lang w:val="en-US"/>
         </w:rPr>
-        <w:t>.race_id</w:t>
-      </w:r>
-      <w:proofErr w:type="spellEnd"/>
-      <w:r>
-        <w:rPr>
-          <w:rFonts w:ascii="Courier New" w:hAnsi="Courier New" w:cs="Courier New"/>
-          <w:sz w:val="20"/>
-          <w:szCs w:val="20"/>
-          <w:lang w:val="en-US"/>
-        </w:rPr>
-        <w:t xml:space="preserve"> = </w:t>
-      </w:r>
-      <w:proofErr w:type="spellStart"/>
+        <w:t xml:space="preserve">.race_id = </w:t>
+      </w:r>
       <w:r>
         <w:rPr>
           <w:rFonts w:ascii="Courier New" w:hAnsi="Courier New" w:cs="Courier New"/>
@@ -8399,17 +8075,7 @@
           <w:szCs w:val="20"/>
           <w:lang w:val="en-US"/>
         </w:rPr>
-        <w:t>.race_id</w:t>
-      </w:r>
-      <w:proofErr w:type="spellEnd"/>
-      <w:r>
-        <w:rPr>
-          <w:rFonts w:ascii="Courier New" w:hAnsi="Courier New" w:cs="Courier New"/>
-          <w:sz w:val="20"/>
-          <w:szCs w:val="20"/>
-          <w:lang w:val="en-US"/>
-        </w:rPr>
-        <w:t xml:space="preserve"> -- </w:t>
+        <w:t xml:space="preserve">.race_id -- </w:t>
       </w:r>
       <w:r>
         <w:rPr>
@@ -8560,7 +8226,6 @@
         </w:rPr>
         <w:t xml:space="preserve"> </w:t>
       </w:r>
-      <w:proofErr w:type="spellStart"/>
       <w:r>
         <w:rPr>
           <w:rFonts w:ascii="Courier New" w:hAnsi="Courier New" w:cs="Courier New"/>
@@ -8579,19 +8244,8 @@
           <w:szCs w:val="20"/>
           <w:lang w:val="en-US"/>
         </w:rPr>
-        <w:t>.race</w:t>
-      </w:r>
-      <w:proofErr w:type="spellEnd"/>
-      <w:r>
-        <w:rPr>
-          <w:rFonts w:ascii="Courier New" w:hAnsi="Courier New" w:cs="Courier New"/>
-          <w:sz w:val="20"/>
-          <w:szCs w:val="20"/>
-          <w:lang w:val="en-US"/>
-        </w:rPr>
-        <w:t xml:space="preserve">, </w:t>
-      </w:r>
-      <w:proofErr w:type="spellStart"/>
+        <w:t xml:space="preserve">.race, </w:t>
+      </w:r>
       <w:r>
         <w:rPr>
           <w:rFonts w:ascii="Courier New" w:hAnsi="Courier New" w:cs="Courier New"/>
@@ -8612,7 +8266,6 @@
         </w:rPr>
         <w:t>.race_id</w:t>
       </w:r>
-      <w:proofErr w:type="spellEnd"/>
     </w:p>
     <w:p>
       <w:pPr>
@@ -8661,27 +8314,7 @@
           <w:szCs w:val="20"/>
           <w:lang w:val="en-US"/>
         </w:rPr>
-        <w:t xml:space="preserve"> </w:t>
-      </w:r>
-      <w:proofErr w:type="spellStart"/>
-      <w:r>
-        <w:rPr>
-          <w:rFonts w:ascii="Courier New" w:hAnsi="Courier New" w:cs="Courier New"/>
-          <w:sz w:val="20"/>
-          <w:szCs w:val="20"/>
-          <w:lang w:val="en-US"/>
-        </w:rPr>
-        <w:t>payer_users_share</w:t>
-      </w:r>
-      <w:proofErr w:type="spellEnd"/>
-      <w:r>
-        <w:rPr>
-          <w:rFonts w:ascii="Courier New" w:hAnsi="Courier New" w:cs="Courier New"/>
-          <w:sz w:val="20"/>
-          <w:szCs w:val="20"/>
-          <w:lang w:val="en-US"/>
-        </w:rPr>
-        <w:t xml:space="preserve"> </w:t>
+        <w:t xml:space="preserve"> payer_users_share </w:t>
       </w:r>
       <w:r>
         <w:rPr>
@@ -8739,27 +8372,7 @@
           <w:szCs w:val="20"/>
           <w:lang w:val="ru-RU"/>
         </w:rPr>
-        <w:t xml:space="preserve">-- 2.1. Статистические показатели по полю </w:t>
-      </w:r>
-      <w:proofErr w:type="spellStart"/>
-      <w:r>
-        <w:rPr>
-          <w:rFonts w:ascii="Courier New" w:hAnsi="Courier New" w:cs="Courier New"/>
-          <w:sz w:val="20"/>
-          <w:szCs w:val="20"/>
-          <w:lang w:val="ru-RU"/>
-        </w:rPr>
-        <w:t>amount</w:t>
-      </w:r>
-      <w:proofErr w:type="spellEnd"/>
-      <w:r>
-        <w:rPr>
-          <w:rFonts w:ascii="Courier New" w:hAnsi="Courier New" w:cs="Courier New"/>
-          <w:sz w:val="20"/>
-          <w:szCs w:val="20"/>
-          <w:lang w:val="ru-RU"/>
-        </w:rPr>
-        <w:t>:</w:t>
+        <w:t>-- 2.1. Статистические показатели по полю amount:</w:t>
       </w:r>
     </w:p>
     <w:p>
@@ -8868,7 +8481,6 @@
         </w:rPr>
         <w:t xml:space="preserve"> </w:t>
       </w:r>
-      <w:proofErr w:type="spellStart"/>
       <w:r>
         <w:rPr>
           <w:rFonts w:ascii="Courier New" w:hAnsi="Courier New" w:cs="Courier New"/>
@@ -8880,7 +8492,6 @@
         </w:rPr>
         <w:t>total_purchases</w:t>
       </w:r>
-      <w:proofErr w:type="spellEnd"/>
       <w:r>
         <w:rPr>
           <w:rFonts w:ascii="Courier New" w:hAnsi="Courier New" w:cs="Courier New"/>
@@ -9003,7 +8614,6 @@
         </w:rPr>
         <w:t xml:space="preserve"> </w:t>
       </w:r>
-      <w:proofErr w:type="spellStart"/>
       <w:r>
         <w:rPr>
           <w:rFonts w:ascii="Courier New" w:hAnsi="Courier New" w:cs="Courier New"/>
@@ -9015,7 +8625,6 @@
         </w:rPr>
         <w:t>total_amount</w:t>
       </w:r>
-      <w:proofErr w:type="spellEnd"/>
       <w:r>
         <w:rPr>
           <w:rFonts w:ascii="Courier New" w:hAnsi="Courier New" w:cs="Courier New"/>
@@ -9138,7 +8747,6 @@
         </w:rPr>
         <w:t xml:space="preserve"> </w:t>
       </w:r>
-      <w:proofErr w:type="spellStart"/>
       <w:r>
         <w:rPr>
           <w:rFonts w:ascii="Courier New" w:hAnsi="Courier New" w:cs="Courier New"/>
@@ -9150,7 +8758,6 @@
         </w:rPr>
         <w:t>min_amount</w:t>
       </w:r>
-      <w:proofErr w:type="spellEnd"/>
       <w:r>
         <w:rPr>
           <w:rFonts w:ascii="Courier New" w:hAnsi="Courier New" w:cs="Courier New"/>
@@ -9233,27 +8840,7 @@
           <w:szCs w:val="20"/>
           <w:lang w:val="ru-RU"/>
         </w:rPr>
-        <w:t>(</w:t>
-      </w:r>
-      <w:proofErr w:type="spellStart"/>
-      <w:r>
-        <w:rPr>
-          <w:rFonts w:ascii="Courier New" w:hAnsi="Courier New" w:cs="Courier New"/>
-          <w:sz w:val="20"/>
-          <w:szCs w:val="20"/>
-          <w:lang w:val="ru-RU"/>
-        </w:rPr>
-        <w:t>amount</w:t>
-      </w:r>
-      <w:proofErr w:type="spellEnd"/>
-      <w:r>
-        <w:rPr>
-          <w:rFonts w:ascii="Courier New" w:hAnsi="Courier New" w:cs="Courier New"/>
-          <w:sz w:val="20"/>
-          <w:szCs w:val="20"/>
-          <w:lang w:val="ru-RU"/>
-        </w:rPr>
-        <w:t xml:space="preserve">) </w:t>
+        <w:t xml:space="preserve">(amount) </w:t>
       </w:r>
       <w:r>
         <w:rPr>
@@ -9275,7 +8862,6 @@
         </w:rPr>
         <w:t xml:space="preserve"> </w:t>
       </w:r>
-      <w:proofErr w:type="spellStart"/>
       <w:r>
         <w:rPr>
           <w:rFonts w:ascii="Courier New" w:hAnsi="Courier New" w:cs="Courier New"/>
@@ -9287,7 +8873,6 @@
         </w:rPr>
         <w:t>max_amount</w:t>
       </w:r>
-      <w:proofErr w:type="spellEnd"/>
       <w:r>
         <w:rPr>
           <w:rFonts w:ascii="Courier New" w:hAnsi="Courier New" w:cs="Courier New"/>
@@ -9325,27 +8910,7 @@
           <w:szCs w:val="20"/>
           <w:lang w:val="ru-RU"/>
         </w:rPr>
-        <w:t>(</w:t>
-      </w:r>
-      <w:proofErr w:type="spellStart"/>
-      <w:r>
-        <w:rPr>
-          <w:rFonts w:ascii="Courier New" w:hAnsi="Courier New" w:cs="Courier New"/>
-          <w:sz w:val="20"/>
-          <w:szCs w:val="20"/>
-          <w:lang w:val="ru-RU"/>
-        </w:rPr>
-        <w:t>amount</w:t>
-      </w:r>
-      <w:proofErr w:type="spellEnd"/>
-      <w:r>
-        <w:rPr>
-          <w:rFonts w:ascii="Courier New" w:hAnsi="Courier New" w:cs="Courier New"/>
-          <w:sz w:val="20"/>
-          <w:szCs w:val="20"/>
-          <w:lang w:val="ru-RU"/>
-        </w:rPr>
-        <w:t xml:space="preserve">) </w:t>
+        <w:t xml:space="preserve">(amount) </w:t>
       </w:r>
       <w:r>
         <w:rPr>
@@ -9367,7 +8932,6 @@
         </w:rPr>
         <w:t xml:space="preserve"> </w:t>
       </w:r>
-      <w:proofErr w:type="spellStart"/>
       <w:r>
         <w:rPr>
           <w:rFonts w:ascii="Courier New" w:hAnsi="Courier New" w:cs="Courier New"/>
@@ -9379,7 +8943,6 @@
         </w:rPr>
         <w:t>avg_amount</w:t>
       </w:r>
-      <w:proofErr w:type="spellEnd"/>
       <w:r>
         <w:rPr>
           <w:rFonts w:ascii="Courier New" w:hAnsi="Courier New" w:cs="Courier New"/>
@@ -9519,7 +9082,6 @@
         </w:rPr>
         <w:t xml:space="preserve"> </w:t>
       </w:r>
-      <w:proofErr w:type="spellStart"/>
       <w:r>
         <w:rPr>
           <w:rFonts w:ascii="Courier New" w:hAnsi="Courier New" w:cs="Courier New"/>
@@ -9531,7 +9093,6 @@
         </w:rPr>
         <w:t>median_amount</w:t>
       </w:r>
-      <w:proofErr w:type="spellEnd"/>
       <w:r>
         <w:rPr>
           <w:rFonts w:ascii="Courier New" w:hAnsi="Courier New" w:cs="Courier New"/>
@@ -9615,27 +9176,7 @@
           <w:szCs w:val="20"/>
           <w:lang w:val="ru-RU"/>
         </w:rPr>
-        <w:t>(</w:t>
-      </w:r>
-      <w:proofErr w:type="spellStart"/>
-      <w:r>
-        <w:rPr>
-          <w:rFonts w:ascii="Courier New" w:hAnsi="Courier New" w:cs="Courier New"/>
-          <w:sz w:val="20"/>
-          <w:szCs w:val="20"/>
-          <w:lang w:val="ru-RU"/>
-        </w:rPr>
-        <w:t>amount</w:t>
-      </w:r>
-      <w:proofErr w:type="spellEnd"/>
-      <w:r>
-        <w:rPr>
-          <w:rFonts w:ascii="Courier New" w:hAnsi="Courier New" w:cs="Courier New"/>
-          <w:sz w:val="20"/>
-          <w:szCs w:val="20"/>
-          <w:lang w:val="ru-RU"/>
-        </w:rPr>
-        <w:t xml:space="preserve">) </w:t>
+        <w:t xml:space="preserve">(amount) </w:t>
       </w:r>
       <w:r>
         <w:rPr>
@@ -9657,7 +9198,6 @@
         </w:rPr>
         <w:t xml:space="preserve"> </w:t>
       </w:r>
-      <w:proofErr w:type="spellStart"/>
       <w:r>
         <w:rPr>
           <w:rFonts w:ascii="Courier New" w:hAnsi="Courier New" w:cs="Courier New"/>
@@ -9669,7 +9209,6 @@
         </w:rPr>
         <w:t>stddev_amount</w:t>
       </w:r>
-      <w:proofErr w:type="spellEnd"/>
       <w:r>
         <w:rPr>
           <w:rFonts w:ascii="Courier New" w:hAnsi="Courier New" w:cs="Courier New"/>
@@ -9707,27 +9246,7 @@
           <w:szCs w:val="20"/>
           <w:lang w:val="ru-RU"/>
         </w:rPr>
-        <w:t xml:space="preserve"> </w:t>
-      </w:r>
-      <w:proofErr w:type="spellStart"/>
-      <w:r>
-        <w:rPr>
-          <w:rFonts w:ascii="Courier New" w:hAnsi="Courier New" w:cs="Courier New"/>
-          <w:sz w:val="20"/>
-          <w:szCs w:val="20"/>
-          <w:lang w:val="ru-RU"/>
-        </w:rPr>
-        <w:t>fantasy.events</w:t>
-      </w:r>
-      <w:proofErr w:type="spellEnd"/>
-      <w:r>
-        <w:rPr>
-          <w:rFonts w:ascii="Courier New" w:hAnsi="Courier New" w:cs="Courier New"/>
-          <w:sz w:val="20"/>
-          <w:szCs w:val="20"/>
-          <w:lang w:val="ru-RU"/>
-        </w:rPr>
-        <w:t>;</w:t>
+        <w:t xml:space="preserve"> fantasy.events;</w:t>
       </w:r>
     </w:p>
     <w:p>
@@ -9893,27 +9412,7 @@
           <w:szCs w:val="20"/>
           <w:lang w:val="en-US"/>
         </w:rPr>
-        <w:t xml:space="preserve"> </w:t>
-      </w:r>
-      <w:proofErr w:type="spellStart"/>
-      <w:r>
-        <w:rPr>
-          <w:rFonts w:ascii="Courier New" w:hAnsi="Courier New" w:cs="Courier New"/>
-          <w:sz w:val="20"/>
-          <w:szCs w:val="20"/>
-          <w:lang w:val="en-US"/>
-        </w:rPr>
-        <w:t>zero_purchases</w:t>
-      </w:r>
-      <w:proofErr w:type="spellEnd"/>
-      <w:r>
-        <w:rPr>
-          <w:rFonts w:ascii="Courier New" w:hAnsi="Courier New" w:cs="Courier New"/>
-          <w:sz w:val="20"/>
-          <w:szCs w:val="20"/>
-          <w:lang w:val="en-US"/>
-        </w:rPr>
-        <w:t>, --</w:t>
+        <w:t xml:space="preserve"> zero_purchases, --</w:t>
       </w:r>
       <w:r>
         <w:rPr>
@@ -10133,27 +9632,7 @@
           <w:szCs w:val="20"/>
           <w:lang w:val="en-US"/>
         </w:rPr>
-        <w:t xml:space="preserve"> </w:t>
-      </w:r>
-      <w:proofErr w:type="spellStart"/>
-      <w:r>
-        <w:rPr>
-          <w:rFonts w:ascii="Courier New" w:hAnsi="Courier New" w:cs="Courier New"/>
-          <w:sz w:val="20"/>
-          <w:szCs w:val="20"/>
-          <w:lang w:val="en-US"/>
-        </w:rPr>
-        <w:t>zero_purchases_share</w:t>
-      </w:r>
-      <w:proofErr w:type="spellEnd"/>
-      <w:r>
-        <w:rPr>
-          <w:rFonts w:ascii="Courier New" w:hAnsi="Courier New" w:cs="Courier New"/>
-          <w:sz w:val="20"/>
-          <w:szCs w:val="20"/>
-          <w:lang w:val="en-US"/>
-        </w:rPr>
-        <w:t xml:space="preserve"> --</w:t>
+        <w:t xml:space="preserve"> zero_purchases_share --</w:t>
       </w:r>
       <w:r>
         <w:rPr>
@@ -10191,7 +9670,6 @@
         </w:rPr>
         <w:t xml:space="preserve"> </w:t>
       </w:r>
-      <w:proofErr w:type="spellStart"/>
       <w:r>
         <w:rPr>
           <w:rFonts w:ascii="Courier New" w:hAnsi="Courier New" w:cs="Courier New"/>
@@ -10201,7 +9679,6 @@
         </w:rPr>
         <w:t>покпок</w:t>
       </w:r>
-      <w:proofErr w:type="spellEnd"/>
       <w:r>
         <w:rPr>
           <w:rFonts w:ascii="Courier New" w:hAnsi="Courier New" w:cs="Courier New"/>
@@ -10265,7 +9742,6 @@
         </w:rPr>
         <w:t>-</w:t>
       </w:r>
-      <w:proofErr w:type="spellStart"/>
       <w:r>
         <w:rPr>
           <w:rFonts w:ascii="Courier New" w:hAnsi="Courier New" w:cs="Courier New"/>
@@ -10275,7 +9751,6 @@
         </w:rPr>
         <w:t>ва</w:t>
       </w:r>
-      <w:proofErr w:type="spellEnd"/>
       <w:r>
         <w:rPr>
           <w:rFonts w:ascii="Courier New" w:hAnsi="Courier New" w:cs="Courier New"/>
@@ -10322,27 +9797,7 @@
           <w:szCs w:val="20"/>
           <w:lang w:val="ru-RU"/>
         </w:rPr>
-        <w:t xml:space="preserve"> </w:t>
-      </w:r>
-      <w:proofErr w:type="spellStart"/>
-      <w:r>
-        <w:rPr>
-          <w:rFonts w:ascii="Courier New" w:hAnsi="Courier New" w:cs="Courier New"/>
-          <w:sz w:val="20"/>
-          <w:szCs w:val="20"/>
-          <w:lang w:val="ru-RU"/>
-        </w:rPr>
-        <w:t>fantasy.events</w:t>
-      </w:r>
-      <w:proofErr w:type="spellEnd"/>
-      <w:r>
-        <w:rPr>
-          <w:rFonts w:ascii="Courier New" w:hAnsi="Courier New" w:cs="Courier New"/>
-          <w:sz w:val="20"/>
-          <w:szCs w:val="20"/>
-          <w:lang w:val="ru-RU"/>
-        </w:rPr>
-        <w:t>;</w:t>
+        <w:t xml:space="preserve"> fantasy.events;</w:t>
       </w:r>
     </w:p>
     <w:p>
@@ -10430,7 +9885,6 @@
         </w:rPr>
         <w:t xml:space="preserve"> </w:t>
       </w:r>
-      <w:proofErr w:type="spellStart"/>
       <w:r>
         <w:rPr>
           <w:rFonts w:ascii="Courier New" w:hAnsi="Courier New" w:cs="Courier New"/>
@@ -10442,7 +9896,6 @@
         </w:rPr>
         <w:t>filtered_events</w:t>
       </w:r>
-      <w:proofErr w:type="spellEnd"/>
       <w:r>
         <w:rPr>
           <w:rFonts w:ascii="Courier New" w:hAnsi="Courier New" w:cs="Courier New"/>
@@ -10512,7 +9965,6 @@
         </w:rPr>
         <w:t xml:space="preserve">.id, </w:t>
       </w:r>
-      <w:proofErr w:type="spellStart"/>
       <w:r>
         <w:rPr>
           <w:rFonts w:ascii="Courier New" w:hAnsi="Courier New" w:cs="Courier New"/>
@@ -10533,7 +9985,6 @@
         </w:rPr>
         <w:t>.item_code</w:t>
       </w:r>
-      <w:proofErr w:type="spellEnd"/>
     </w:p>
     <w:p>
       <w:pPr>
@@ -10562,27 +10013,7 @@
           <w:szCs w:val="20"/>
           <w:lang w:val="en-US"/>
         </w:rPr>
-        <w:t xml:space="preserve"> </w:t>
-      </w:r>
-      <w:proofErr w:type="spellStart"/>
-      <w:r>
-        <w:rPr>
-          <w:rFonts w:ascii="Courier New" w:hAnsi="Courier New" w:cs="Courier New"/>
-          <w:sz w:val="20"/>
-          <w:szCs w:val="20"/>
-          <w:lang w:val="en-US"/>
-        </w:rPr>
-        <w:t>fantasy.events</w:t>
-      </w:r>
-      <w:proofErr w:type="spellEnd"/>
-      <w:r>
-        <w:rPr>
-          <w:rFonts w:ascii="Courier New" w:hAnsi="Courier New" w:cs="Courier New"/>
-          <w:sz w:val="20"/>
-          <w:szCs w:val="20"/>
-          <w:lang w:val="en-US"/>
-        </w:rPr>
-        <w:t xml:space="preserve"> </w:t>
+        <w:t xml:space="preserve"> fantasy.events </w:t>
       </w:r>
       <w:r>
         <w:rPr>
@@ -10645,7 +10076,6 @@
         </w:rPr>
         <w:t xml:space="preserve"> </w:t>
       </w:r>
-      <w:proofErr w:type="spellStart"/>
       <w:r>
         <w:rPr>
           <w:rFonts w:ascii="Courier New" w:hAnsi="Courier New" w:cs="Courier New"/>
@@ -10664,17 +10094,7 @@
           <w:szCs w:val="20"/>
           <w:lang w:val="en-US"/>
         </w:rPr>
-        <w:t>.amount</w:t>
-      </w:r>
-      <w:proofErr w:type="spellEnd"/>
-      <w:r>
-        <w:rPr>
-          <w:rFonts w:ascii="Courier New" w:hAnsi="Courier New" w:cs="Courier New"/>
-          <w:sz w:val="20"/>
-          <w:szCs w:val="20"/>
-          <w:lang w:val="en-US"/>
-        </w:rPr>
-        <w:t xml:space="preserve"> &gt; 0), --</w:t>
+        <w:t>.amount &gt; 0), --</w:t>
       </w:r>
       <w:r>
         <w:rPr>
@@ -10731,7 +10151,6 @@
           <w:lang w:val="en-US"/>
         </w:rPr>
       </w:pPr>
-      <w:proofErr w:type="spellStart"/>
       <w:r>
         <w:rPr>
           <w:rFonts w:ascii="Courier New" w:hAnsi="Courier New" w:cs="Courier New"/>
@@ -10743,7 +10162,6 @@
         </w:rPr>
         <w:t>total_sales</w:t>
       </w:r>
-      <w:proofErr w:type="spellEnd"/>
       <w:r>
         <w:rPr>
           <w:rFonts w:ascii="Courier New" w:hAnsi="Courier New" w:cs="Courier New"/>
@@ -10833,7 +10251,6 @@
         </w:rPr>
         <w:t xml:space="preserve"> </w:t>
       </w:r>
-      <w:proofErr w:type="spellStart"/>
       <w:r>
         <w:rPr>
           <w:rFonts w:ascii="Courier New" w:hAnsi="Courier New" w:cs="Courier New"/>
@@ -10845,7 +10262,6 @@
         </w:rPr>
         <w:t>total_count</w:t>
       </w:r>
-      <w:proofErr w:type="spellEnd"/>
       <w:r>
         <w:rPr>
           <w:rFonts w:ascii="Courier New" w:hAnsi="Courier New" w:cs="Courier New"/>
@@ -10885,7 +10301,6 @@
         </w:rPr>
         <w:t xml:space="preserve"> </w:t>
       </w:r>
-      <w:proofErr w:type="spellStart"/>
       <w:r>
         <w:rPr>
           <w:rFonts w:ascii="Courier New" w:hAnsi="Courier New" w:cs="Courier New"/>
@@ -10897,7 +10312,6 @@
         </w:rPr>
         <w:t>filtered_events</w:t>
       </w:r>
-      <w:proofErr w:type="spellEnd"/>
       <w:r>
         <w:rPr>
           <w:rFonts w:ascii="Courier New" w:hAnsi="Courier New" w:cs="Courier New"/>
@@ -10917,7 +10331,6 @@
           <w:lang w:val="en-US"/>
         </w:rPr>
       </w:pPr>
-      <w:proofErr w:type="spellStart"/>
       <w:r>
         <w:rPr>
           <w:rFonts w:ascii="Courier New" w:hAnsi="Courier New" w:cs="Courier New"/>
@@ -10929,7 +10342,6 @@
         </w:rPr>
         <w:t>total_buyers</w:t>
       </w:r>
-      <w:proofErr w:type="spellEnd"/>
       <w:r>
         <w:rPr>
           <w:rFonts w:ascii="Courier New" w:hAnsi="Courier New" w:cs="Courier New"/>
@@ -11039,7 +10451,6 @@
         </w:rPr>
         <w:t xml:space="preserve"> </w:t>
       </w:r>
-      <w:proofErr w:type="spellStart"/>
       <w:r>
         <w:rPr>
           <w:rFonts w:ascii="Courier New" w:hAnsi="Courier New" w:cs="Courier New"/>
@@ -11051,7 +10462,6 @@
         </w:rPr>
         <w:t>total_users</w:t>
       </w:r>
-      <w:proofErr w:type="spellEnd"/>
       <w:r>
         <w:rPr>
           <w:rFonts w:ascii="Courier New" w:hAnsi="Courier New" w:cs="Courier New"/>
@@ -11091,7 +10501,6 @@
         </w:rPr>
         <w:t xml:space="preserve"> </w:t>
       </w:r>
-      <w:proofErr w:type="spellStart"/>
       <w:r>
         <w:rPr>
           <w:rFonts w:ascii="Courier New" w:hAnsi="Courier New" w:cs="Courier New"/>
@@ -11103,7 +10512,6 @@
         </w:rPr>
         <w:t>filtered_events</w:t>
       </w:r>
-      <w:proofErr w:type="spellEnd"/>
       <w:r>
         <w:rPr>
           <w:rFonts w:ascii="Courier New" w:hAnsi="Courier New" w:cs="Courier New"/>
@@ -11144,7 +10552,6 @@
           <w:lang w:val="ru-RU"/>
         </w:rPr>
       </w:pPr>
-      <w:proofErr w:type="spellStart"/>
       <w:r>
         <w:rPr>
           <w:rFonts w:ascii="Courier New" w:hAnsi="Courier New" w:cs="Courier New"/>
@@ -11163,29 +10570,18 @@
           <w:szCs w:val="20"/>
           <w:lang w:val="ru-RU"/>
         </w:rPr>
-        <w:t>.game_items</w:t>
-      </w:r>
-      <w:proofErr w:type="spellEnd"/>
-      <w:r>
-        <w:rPr>
-          <w:rFonts w:ascii="Courier New" w:hAnsi="Courier New" w:cs="Courier New"/>
-          <w:sz w:val="20"/>
-          <w:szCs w:val="20"/>
-          <w:lang w:val="ru-RU"/>
-        </w:rPr>
-        <w:t>, -- Название предмета</w:t>
-      </w:r>
-    </w:p>
-    <w:p>
-      <w:pPr>
-        <w:rPr>
-          <w:rFonts w:ascii="Courier New" w:hAnsi="Courier New" w:cs="Courier New"/>
-          <w:sz w:val="20"/>
-          <w:szCs w:val="20"/>
-          <w:lang w:val="ru-RU"/>
-        </w:rPr>
-      </w:pPr>
-      <w:proofErr w:type="spellStart"/>
+        <w:t>.game_items, -- Название предмета</w:t>
+      </w:r>
+    </w:p>
+    <w:p>
+      <w:pPr>
+        <w:rPr>
+          <w:rFonts w:ascii="Courier New" w:hAnsi="Courier New" w:cs="Courier New"/>
+          <w:sz w:val="20"/>
+          <w:szCs w:val="20"/>
+          <w:lang w:val="ru-RU"/>
+        </w:rPr>
+      </w:pPr>
       <w:r>
         <w:rPr>
           <w:rFonts w:ascii="Courier New" w:hAnsi="Courier New" w:cs="Courier New"/>
@@ -11204,17 +10600,7 @@
           <w:szCs w:val="20"/>
           <w:lang w:val="ru-RU"/>
         </w:rPr>
-        <w:t>.item_code</w:t>
-      </w:r>
-      <w:proofErr w:type="spellEnd"/>
-      <w:r>
-        <w:rPr>
-          <w:rFonts w:ascii="Courier New" w:hAnsi="Courier New" w:cs="Courier New"/>
-          <w:sz w:val="20"/>
-          <w:szCs w:val="20"/>
-          <w:lang w:val="ru-RU"/>
-        </w:rPr>
-        <w:t>, -- Код предмета</w:t>
+        <w:t>.item_code, -- Код предмета</w:t>
       </w:r>
     </w:p>
     <w:p>
@@ -11266,7 +10652,6 @@
         </w:rPr>
         <w:t xml:space="preserve"> </w:t>
       </w:r>
-      <w:proofErr w:type="spellStart"/>
       <w:r>
         <w:rPr>
           <w:rFonts w:ascii="Courier New" w:hAnsi="Courier New" w:cs="Courier New"/>
@@ -11278,7 +10663,6 @@
         </w:rPr>
         <w:t>sales_count</w:t>
       </w:r>
-      <w:proofErr w:type="spellEnd"/>
       <w:r>
         <w:rPr>
           <w:rFonts w:ascii="Courier New" w:hAnsi="Courier New" w:cs="Courier New"/>
@@ -11358,7 +10742,6 @@
         </w:rPr>
         <w:t>/</w:t>
       </w:r>
-      <w:proofErr w:type="spellStart"/>
       <w:r>
         <w:rPr>
           <w:rFonts w:ascii="Courier New" w:hAnsi="Courier New" w:cs="Courier New"/>
@@ -11390,7 +10773,6 @@
         </w:rPr>
         <w:t>total_count</w:t>
       </w:r>
-      <w:proofErr w:type="spellEnd"/>
       <w:r>
         <w:rPr>
           <w:rFonts w:ascii="Courier New" w:hAnsi="Courier New" w:cs="Courier New"/>
@@ -11420,7 +10802,6 @@
         </w:rPr>
         <w:t xml:space="preserve"> </w:t>
       </w:r>
-      <w:proofErr w:type="spellStart"/>
       <w:r>
         <w:rPr>
           <w:rFonts w:ascii="Courier New" w:hAnsi="Courier New" w:cs="Courier New"/>
@@ -11432,7 +10813,6 @@
         </w:rPr>
         <w:t>sales_share</w:t>
       </w:r>
-      <w:proofErr w:type="spellEnd"/>
       <w:r>
         <w:rPr>
           <w:rFonts w:ascii="Courier New" w:hAnsi="Courier New" w:cs="Courier New"/>
@@ -11675,7 +11055,6 @@
         </w:rPr>
         <w:t xml:space="preserve"> </w:t>
       </w:r>
-      <w:proofErr w:type="spellStart"/>
       <w:r>
         <w:rPr>
           <w:rFonts w:ascii="Courier New" w:hAnsi="Courier New" w:cs="Courier New"/>
@@ -11687,7 +11066,6 @@
         </w:rPr>
         <w:t>buyers_share</w:t>
       </w:r>
-      <w:proofErr w:type="spellEnd"/>
       <w:r>
         <w:rPr>
           <w:rFonts w:ascii="Courier New" w:hAnsi="Courier New" w:cs="Courier New"/>
@@ -11805,7 +11183,6 @@
         </w:rPr>
         <w:t>-</w:t>
       </w:r>
-      <w:proofErr w:type="spellStart"/>
       <w:r>
         <w:rPr>
           <w:rFonts w:ascii="Courier New" w:hAnsi="Courier New" w:cs="Courier New"/>
@@ -11815,7 +11192,6 @@
         </w:rPr>
         <w:t>ва</w:t>
       </w:r>
-      <w:proofErr w:type="spellEnd"/>
       <w:r>
         <w:rPr>
           <w:rFonts w:ascii="Courier New" w:hAnsi="Courier New" w:cs="Courier New"/>
@@ -11945,7 +11321,6 @@
         </w:rPr>
         <w:t xml:space="preserve"> </w:t>
       </w:r>
-      <w:proofErr w:type="spellStart"/>
       <w:r>
         <w:rPr>
           <w:rFonts w:ascii="Courier New" w:hAnsi="Courier New" w:cs="Courier New"/>
@@ -11957,7 +11332,6 @@
         </w:rPr>
         <w:t>filtered_events</w:t>
       </w:r>
-      <w:proofErr w:type="spellEnd"/>
       <w:r>
         <w:rPr>
           <w:rFonts w:ascii="Courier New" w:hAnsi="Courier New" w:cs="Courier New"/>
@@ -11987,7 +11361,6 @@
         </w:rPr>
         <w:t xml:space="preserve"> </w:t>
       </w:r>
-      <w:proofErr w:type="spellStart"/>
       <w:r>
         <w:rPr>
           <w:rFonts w:ascii="Courier New" w:hAnsi="Courier New" w:cs="Courier New"/>
@@ -11999,7 +11372,6 @@
         </w:rPr>
         <w:t>fe</w:t>
       </w:r>
-      <w:proofErr w:type="spellEnd"/>
     </w:p>
     <w:p>
       <w:pPr>
@@ -12048,27 +11420,7 @@
           <w:szCs w:val="20"/>
           <w:lang w:val="en-US"/>
         </w:rPr>
-        <w:t xml:space="preserve"> </w:t>
-      </w:r>
-      <w:proofErr w:type="spellStart"/>
-      <w:r>
-        <w:rPr>
-          <w:rFonts w:ascii="Courier New" w:hAnsi="Courier New" w:cs="Courier New"/>
-          <w:sz w:val="20"/>
-          <w:szCs w:val="20"/>
-          <w:lang w:val="en-US"/>
-        </w:rPr>
-        <w:t>fantasy.items</w:t>
-      </w:r>
-      <w:proofErr w:type="spellEnd"/>
-      <w:r>
-        <w:rPr>
-          <w:rFonts w:ascii="Courier New" w:hAnsi="Courier New" w:cs="Courier New"/>
-          <w:sz w:val="20"/>
-          <w:szCs w:val="20"/>
-          <w:lang w:val="en-US"/>
-        </w:rPr>
-        <w:t xml:space="preserve"> </w:t>
+        <w:t xml:space="preserve"> fantasy.items </w:t>
       </w:r>
       <w:r>
         <w:rPr>
@@ -12090,7 +11442,6 @@
         </w:rPr>
         <w:t xml:space="preserve"> </w:t>
       </w:r>
-      <w:proofErr w:type="spellStart"/>
       <w:r>
         <w:rPr>
           <w:rFonts w:ascii="Courier New" w:hAnsi="Courier New" w:cs="Courier New"/>
@@ -12102,7 +11453,6 @@
         </w:rPr>
         <w:t>i</w:t>
       </w:r>
-      <w:proofErr w:type="spellEnd"/>
     </w:p>
     <w:p>
       <w:pPr>
@@ -12133,7 +11483,6 @@
         </w:rPr>
         <w:t xml:space="preserve"> </w:t>
       </w:r>
-      <w:proofErr w:type="spellStart"/>
       <w:r>
         <w:rPr>
           <w:rFonts w:ascii="Courier New" w:hAnsi="Courier New" w:cs="Courier New"/>
@@ -12152,19 +11501,8 @@
           <w:szCs w:val="20"/>
           <w:lang w:val="en-US"/>
         </w:rPr>
-        <w:t>.item_code</w:t>
-      </w:r>
-      <w:proofErr w:type="spellEnd"/>
-      <w:r>
-        <w:rPr>
-          <w:rFonts w:ascii="Courier New" w:hAnsi="Courier New" w:cs="Courier New"/>
-          <w:sz w:val="20"/>
-          <w:szCs w:val="20"/>
-          <w:lang w:val="en-US"/>
-        </w:rPr>
-        <w:t xml:space="preserve"> = </w:t>
-      </w:r>
-      <w:proofErr w:type="spellStart"/>
+        <w:t xml:space="preserve">.item_code = </w:t>
+      </w:r>
       <w:r>
         <w:rPr>
           <w:rFonts w:ascii="Courier New" w:hAnsi="Courier New" w:cs="Courier New"/>
@@ -12185,7 +11523,6 @@
         </w:rPr>
         <w:t>.item_code</w:t>
       </w:r>
-      <w:proofErr w:type="spellEnd"/>
     </w:p>
     <w:p>
       <w:pPr>
@@ -12236,7 +11573,6 @@
         </w:rPr>
         <w:t xml:space="preserve"> </w:t>
       </w:r>
-      <w:proofErr w:type="spellStart"/>
       <w:r>
         <w:rPr>
           <w:rFonts w:ascii="Courier New" w:hAnsi="Courier New" w:cs="Courier New"/>
@@ -12248,7 +11584,6 @@
         </w:rPr>
         <w:t>total_sales</w:t>
       </w:r>
-      <w:proofErr w:type="spellEnd"/>
       <w:r>
         <w:rPr>
           <w:rFonts w:ascii="Courier New" w:hAnsi="Courier New" w:cs="Courier New"/>
@@ -12278,7 +11613,6 @@
         </w:rPr>
         <w:t xml:space="preserve"> </w:t>
       </w:r>
-      <w:proofErr w:type="spellStart"/>
       <w:r>
         <w:rPr>
           <w:rFonts w:ascii="Courier New" w:hAnsi="Courier New" w:cs="Courier New"/>
@@ -12290,35 +11624,14 @@
         </w:rPr>
         <w:t>ts</w:t>
       </w:r>
-      <w:proofErr w:type="spellEnd"/>
-      <w:r>
-        <w:rPr>
-          <w:rFonts w:ascii="Courier New" w:hAnsi="Courier New" w:cs="Courier New"/>
-          <w:sz w:val="20"/>
-          <w:szCs w:val="20"/>
-          <w:lang w:val="ru-RU"/>
-        </w:rPr>
-        <w:t xml:space="preserve"> --Присоединяем к каждой строке значение </w:t>
-      </w:r>
-      <w:proofErr w:type="spellStart"/>
-      <w:r>
-        <w:rPr>
-          <w:rFonts w:ascii="Courier New" w:hAnsi="Courier New" w:cs="Courier New"/>
-          <w:sz w:val="20"/>
-          <w:szCs w:val="20"/>
-          <w:lang w:val="ru-RU"/>
-        </w:rPr>
-        <w:t>total_sales</w:t>
-      </w:r>
-      <w:proofErr w:type="spellEnd"/>
-      <w:r>
-        <w:rPr>
-          <w:rFonts w:ascii="Courier New" w:hAnsi="Courier New" w:cs="Courier New"/>
-          <w:sz w:val="20"/>
-          <w:szCs w:val="20"/>
-          <w:lang w:val="ru-RU"/>
-        </w:rPr>
-        <w:t xml:space="preserve"> (вместо подзапроса и оконных)</w:t>
+      <w:r>
+        <w:rPr>
+          <w:rFonts w:ascii="Courier New" w:hAnsi="Courier New" w:cs="Courier New"/>
+          <w:sz w:val="20"/>
+          <w:szCs w:val="20"/>
+          <w:lang w:val="ru-RU"/>
+        </w:rPr>
+        <w:t xml:space="preserve"> --Присоединяем к каждой строке значение total_sales (вместо подзапроса и оконных)</w:t>
       </w:r>
     </w:p>
     <w:p>
@@ -12370,7 +11683,6 @@
         </w:rPr>
         <w:t xml:space="preserve"> </w:t>
       </w:r>
-      <w:proofErr w:type="spellStart"/>
       <w:r>
         <w:rPr>
           <w:rFonts w:ascii="Courier New" w:hAnsi="Courier New" w:cs="Courier New"/>
@@ -12382,7 +11694,6 @@
         </w:rPr>
         <w:t>total_buyers</w:t>
       </w:r>
-      <w:proofErr w:type="spellEnd"/>
       <w:r>
         <w:rPr>
           <w:rFonts w:ascii="Courier New" w:hAnsi="Courier New" w:cs="Courier New"/>
@@ -12412,7 +11723,6 @@
         </w:rPr>
         <w:t xml:space="preserve"> </w:t>
       </w:r>
-      <w:proofErr w:type="spellStart"/>
       <w:r>
         <w:rPr>
           <w:rFonts w:ascii="Courier New" w:hAnsi="Courier New" w:cs="Courier New"/>
@@ -12424,35 +11734,14 @@
         </w:rPr>
         <w:t>tb</w:t>
       </w:r>
-      <w:proofErr w:type="spellEnd"/>
-      <w:r>
-        <w:rPr>
-          <w:rFonts w:ascii="Courier New" w:hAnsi="Courier New" w:cs="Courier New"/>
-          <w:sz w:val="20"/>
-          <w:szCs w:val="20"/>
-          <w:lang w:val="ru-RU"/>
-        </w:rPr>
-        <w:t xml:space="preserve"> --Присоединяем к каждой строке значение </w:t>
-      </w:r>
-      <w:proofErr w:type="spellStart"/>
-      <w:r>
-        <w:rPr>
-          <w:rFonts w:ascii="Courier New" w:hAnsi="Courier New" w:cs="Courier New"/>
-          <w:sz w:val="20"/>
-          <w:szCs w:val="20"/>
-          <w:lang w:val="ru-RU"/>
-        </w:rPr>
-        <w:t>total_buyers</w:t>
-      </w:r>
-      <w:proofErr w:type="spellEnd"/>
-      <w:r>
-        <w:rPr>
-          <w:rFonts w:ascii="Courier New" w:hAnsi="Courier New" w:cs="Courier New"/>
-          <w:sz w:val="20"/>
-          <w:szCs w:val="20"/>
-          <w:lang w:val="ru-RU"/>
-        </w:rPr>
-        <w:t xml:space="preserve"> (вместо подзапроса и оконных)</w:t>
+      <w:r>
+        <w:rPr>
+          <w:rFonts w:ascii="Courier New" w:hAnsi="Courier New" w:cs="Courier New"/>
+          <w:sz w:val="20"/>
+          <w:szCs w:val="20"/>
+          <w:lang w:val="ru-RU"/>
+        </w:rPr>
+        <w:t xml:space="preserve"> --Присоединяем к каждой строке значение total_buyers (вместо подзапроса и оконных)</w:t>
       </w:r>
     </w:p>
     <w:p>
@@ -12504,7 +11793,6 @@
         </w:rPr>
         <w:t xml:space="preserve"> </w:t>
       </w:r>
-      <w:proofErr w:type="spellStart"/>
       <w:r>
         <w:rPr>
           <w:rFonts w:ascii="Courier New" w:hAnsi="Courier New" w:cs="Courier New"/>
@@ -12523,19 +11811,8 @@
           <w:szCs w:val="20"/>
           <w:lang w:val="en-US"/>
         </w:rPr>
-        <w:t>.game_items</w:t>
-      </w:r>
-      <w:proofErr w:type="spellEnd"/>
-      <w:r>
-        <w:rPr>
-          <w:rFonts w:ascii="Courier New" w:hAnsi="Courier New" w:cs="Courier New"/>
-          <w:sz w:val="20"/>
-          <w:szCs w:val="20"/>
-          <w:lang w:val="en-US"/>
-        </w:rPr>
-        <w:t xml:space="preserve">, </w:t>
-      </w:r>
-      <w:proofErr w:type="spellStart"/>
+        <w:t xml:space="preserve">.game_items, </w:t>
+      </w:r>
       <w:r>
         <w:rPr>
           <w:rFonts w:ascii="Courier New" w:hAnsi="Courier New" w:cs="Courier New"/>
@@ -12554,19 +11831,8 @@
           <w:szCs w:val="20"/>
           <w:lang w:val="en-US"/>
         </w:rPr>
-        <w:t>.item_code</w:t>
-      </w:r>
-      <w:proofErr w:type="spellEnd"/>
-      <w:r>
-        <w:rPr>
-          <w:rFonts w:ascii="Courier New" w:hAnsi="Courier New" w:cs="Courier New"/>
-          <w:sz w:val="20"/>
-          <w:szCs w:val="20"/>
-          <w:lang w:val="en-US"/>
-        </w:rPr>
-        <w:t xml:space="preserve">, </w:t>
-      </w:r>
-      <w:proofErr w:type="spellStart"/>
+        <w:t xml:space="preserve">.item_code, </w:t>
+      </w:r>
       <w:r>
         <w:rPr>
           <w:rFonts w:ascii="Courier New" w:hAnsi="Courier New" w:cs="Courier New"/>
@@ -12598,7 +11864,6 @@
         </w:rPr>
         <w:t>total_count</w:t>
       </w:r>
-      <w:proofErr w:type="spellEnd"/>
       <w:r>
         <w:rPr>
           <w:rFonts w:ascii="Courier New" w:hAnsi="Courier New" w:cs="Courier New"/>
@@ -12608,7 +11873,6 @@
         </w:rPr>
         <w:t xml:space="preserve">, </w:t>
       </w:r>
-      <w:proofErr w:type="spellStart"/>
       <w:r>
         <w:rPr>
           <w:rFonts w:ascii="Courier New" w:hAnsi="Courier New" w:cs="Courier New"/>
@@ -12640,7 +11904,6 @@
         </w:rPr>
         <w:t>total_users</w:t>
       </w:r>
-      <w:proofErr w:type="spellEnd"/>
     </w:p>
     <w:p>
       <w:pPr>
@@ -12689,27 +11952,7 @@
           <w:szCs w:val="20"/>
           <w:lang w:val="ru-RU"/>
         </w:rPr>
-        <w:t xml:space="preserve"> </w:t>
-      </w:r>
-      <w:proofErr w:type="spellStart"/>
-      <w:r>
-        <w:rPr>
-          <w:rFonts w:ascii="Courier New" w:hAnsi="Courier New" w:cs="Courier New"/>
-          <w:sz w:val="20"/>
-          <w:szCs w:val="20"/>
-          <w:lang w:val="ru-RU"/>
-        </w:rPr>
-        <w:t>buyers_share</w:t>
-      </w:r>
-      <w:proofErr w:type="spellEnd"/>
-      <w:r>
-        <w:rPr>
-          <w:rFonts w:ascii="Courier New" w:hAnsi="Courier New" w:cs="Courier New"/>
-          <w:sz w:val="20"/>
-          <w:szCs w:val="20"/>
-          <w:lang w:val="ru-RU"/>
-        </w:rPr>
-        <w:t xml:space="preserve"> </w:t>
+        <w:t xml:space="preserve"> buyers_share </w:t>
       </w:r>
       <w:r>
         <w:rPr>
@@ -12758,47 +12001,7 @@
           <w:szCs w:val="20"/>
           <w:lang w:val="ru-RU"/>
         </w:rPr>
-        <w:t xml:space="preserve">-- Часть 2. Решение </w:t>
-      </w:r>
-      <w:proofErr w:type="spellStart"/>
-      <w:r>
-        <w:rPr>
-          <w:rFonts w:ascii="Courier New" w:hAnsi="Courier New" w:cs="Courier New"/>
-          <w:sz w:val="20"/>
-          <w:szCs w:val="20"/>
-          <w:lang w:val="ru-RU"/>
-        </w:rPr>
-        <w:t>ad</w:t>
-      </w:r>
-      <w:proofErr w:type="spellEnd"/>
-      <w:r>
-        <w:rPr>
-          <w:rFonts w:ascii="Courier New" w:hAnsi="Courier New" w:cs="Courier New"/>
-          <w:sz w:val="20"/>
-          <w:szCs w:val="20"/>
-          <w:lang w:val="ru-RU"/>
-        </w:rPr>
-        <w:t xml:space="preserve"> </w:t>
-      </w:r>
-      <w:proofErr w:type="spellStart"/>
-      <w:r>
-        <w:rPr>
-          <w:rFonts w:ascii="Courier New" w:hAnsi="Courier New" w:cs="Courier New"/>
-          <w:sz w:val="20"/>
-          <w:szCs w:val="20"/>
-          <w:lang w:val="ru-RU"/>
-        </w:rPr>
-        <w:t>hoc</w:t>
-      </w:r>
-      <w:proofErr w:type="spellEnd"/>
-      <w:r>
-        <w:rPr>
-          <w:rFonts w:ascii="Courier New" w:hAnsi="Courier New" w:cs="Courier New"/>
-          <w:sz w:val="20"/>
-          <w:szCs w:val="20"/>
-          <w:lang w:val="ru-RU"/>
-        </w:rPr>
-        <w:t>-задачи</w:t>
+        <w:t>-- Часть 2. Решение ad hoc-задачи</w:t>
       </w:r>
     </w:p>
     <w:p>
@@ -12886,7 +12089,6 @@
         </w:rPr>
         <w:t xml:space="preserve"> </w:t>
       </w:r>
-      <w:proofErr w:type="spellStart"/>
       <w:r>
         <w:rPr>
           <w:rFonts w:ascii="Courier New" w:hAnsi="Courier New" w:cs="Courier New"/>
@@ -12898,7 +12100,6 @@
         </w:rPr>
         <w:t>filtered_events</w:t>
       </w:r>
-      <w:proofErr w:type="spellEnd"/>
       <w:r>
         <w:rPr>
           <w:rFonts w:ascii="Courier New" w:hAnsi="Courier New" w:cs="Courier New"/>
@@ -12976,19 +12177,8 @@
           <w:szCs w:val="20"/>
           <w:lang w:val="en-US"/>
         </w:rPr>
-        <w:t xml:space="preserve"> </w:t>
-      </w:r>
-      <w:proofErr w:type="spellStart"/>
-      <w:r>
-        <w:rPr>
-          <w:rFonts w:ascii="Courier New" w:hAnsi="Courier New" w:cs="Courier New"/>
-          <w:sz w:val="20"/>
-          <w:szCs w:val="20"/>
-          <w:lang w:val="en-US"/>
-        </w:rPr>
-        <w:t>fantasy.events</w:t>
-      </w:r>
-      <w:proofErr w:type="spellEnd"/>
+        <w:t xml:space="preserve"> fantasy.events</w:t>
+      </w:r>
     </w:p>
     <w:p>
       <w:pPr>
@@ -13029,7 +12219,6 @@
           <w:lang w:val="en-US"/>
         </w:rPr>
       </w:pPr>
-      <w:proofErr w:type="spellStart"/>
       <w:r>
         <w:rPr>
           <w:rFonts w:ascii="Courier New" w:hAnsi="Courier New" w:cs="Courier New"/>
@@ -13041,7 +12230,6 @@
         </w:rPr>
         <w:t>user_stats</w:t>
       </w:r>
-      <w:proofErr w:type="spellEnd"/>
       <w:r>
         <w:rPr>
           <w:rFonts w:ascii="Courier New" w:hAnsi="Courier New" w:cs="Courier New"/>
@@ -13101,7 +12289,6 @@
         </w:rPr>
         <w:t xml:space="preserve"> </w:t>
       </w:r>
-      <w:proofErr w:type="spellStart"/>
       <w:r>
         <w:rPr>
           <w:rFonts w:ascii="Courier New" w:hAnsi="Courier New" w:cs="Courier New"/>
@@ -13120,17 +12307,7 @@
           <w:szCs w:val="20"/>
           <w:lang w:val="en-US"/>
         </w:rPr>
-        <w:t>.race_id</w:t>
-      </w:r>
-      <w:proofErr w:type="spellEnd"/>
-      <w:r>
-        <w:rPr>
-          <w:rFonts w:ascii="Courier New" w:hAnsi="Courier New" w:cs="Courier New"/>
-          <w:sz w:val="20"/>
-          <w:szCs w:val="20"/>
-          <w:lang w:val="en-US"/>
-        </w:rPr>
-        <w:t xml:space="preserve">, </w:t>
+        <w:t xml:space="preserve">.race_id, </w:t>
       </w:r>
       <w:r>
         <w:rPr>
@@ -13152,7 +12329,6 @@
         </w:rPr>
         <w:t xml:space="preserve">.id, </w:t>
       </w:r>
-      <w:proofErr w:type="spellStart"/>
       <w:r>
         <w:rPr>
           <w:rFonts w:ascii="Courier New" w:hAnsi="Courier New" w:cs="Courier New"/>
@@ -13171,17 +12347,7 @@
           <w:szCs w:val="20"/>
           <w:lang w:val="en-US"/>
         </w:rPr>
-        <w:t>.payer</w:t>
-      </w:r>
-      <w:proofErr w:type="spellEnd"/>
-      <w:r>
-        <w:rPr>
-          <w:rFonts w:ascii="Courier New" w:hAnsi="Courier New" w:cs="Courier New"/>
-          <w:sz w:val="20"/>
-          <w:szCs w:val="20"/>
-          <w:lang w:val="en-US"/>
-        </w:rPr>
-        <w:t>,</w:t>
+        <w:t>.payer,</w:t>
       </w:r>
     </w:p>
     <w:p>
@@ -13252,7 +12418,6 @@
         </w:rPr>
         <w:t>(</w:t>
       </w:r>
-      <w:proofErr w:type="spellStart"/>
       <w:r>
         <w:rPr>
           <w:rFonts w:ascii="Courier New" w:hAnsi="Courier New" w:cs="Courier New"/>
@@ -13271,17 +12436,7 @@
           <w:szCs w:val="20"/>
           <w:lang w:val="en-US"/>
         </w:rPr>
-        <w:t>.amount</w:t>
-      </w:r>
-      <w:proofErr w:type="spellEnd"/>
-      <w:r>
-        <w:rPr>
-          <w:rFonts w:ascii="Courier New" w:hAnsi="Courier New" w:cs="Courier New"/>
-          <w:sz w:val="20"/>
-          <w:szCs w:val="20"/>
-          <w:lang w:val="en-US"/>
-        </w:rPr>
-        <w:t xml:space="preserve">), 0) </w:t>
+        <w:t xml:space="preserve">.amount), 0) </w:t>
       </w:r>
       <w:r>
         <w:rPr>
@@ -13303,7 +12458,6 @@
         </w:rPr>
         <w:t xml:space="preserve"> </w:t>
       </w:r>
-      <w:proofErr w:type="spellStart"/>
       <w:r>
         <w:rPr>
           <w:rFonts w:ascii="Courier New" w:hAnsi="Courier New" w:cs="Courier New"/>
@@ -13315,7 +12469,6 @@
         </w:rPr>
         <w:t>user_purchases_count</w:t>
       </w:r>
-      <w:proofErr w:type="spellEnd"/>
       <w:r>
         <w:rPr>
           <w:rFonts w:ascii="Courier New" w:hAnsi="Courier New" w:cs="Courier New"/>
@@ -13394,7 +12547,6 @@
         </w:rPr>
         <w:t>(</w:t>
       </w:r>
-      <w:proofErr w:type="spellStart"/>
       <w:r>
         <w:rPr>
           <w:rFonts w:ascii="Courier New" w:hAnsi="Courier New" w:cs="Courier New"/>
@@ -13413,17 +12565,7 @@
           <w:szCs w:val="20"/>
           <w:lang w:val="en-US"/>
         </w:rPr>
-        <w:t>.amount</w:t>
-      </w:r>
-      <w:proofErr w:type="spellEnd"/>
-      <w:r>
-        <w:rPr>
-          <w:rFonts w:ascii="Courier New" w:hAnsi="Courier New" w:cs="Courier New"/>
-          <w:sz w:val="20"/>
-          <w:szCs w:val="20"/>
-          <w:lang w:val="en-US"/>
-        </w:rPr>
-        <w:t xml:space="preserve">), 0) </w:t>
+        <w:t xml:space="preserve">.amount), 0) </w:t>
       </w:r>
       <w:r>
         <w:rPr>
@@ -13445,7 +12587,6 @@
         </w:rPr>
         <w:t xml:space="preserve"> </w:t>
       </w:r>
-      <w:proofErr w:type="spellStart"/>
       <w:r>
         <w:rPr>
           <w:rFonts w:ascii="Courier New" w:hAnsi="Courier New" w:cs="Courier New"/>
@@ -13457,7 +12598,6 @@
         </w:rPr>
         <w:t>user_avg_purchase_cost</w:t>
       </w:r>
-      <w:proofErr w:type="spellEnd"/>
       <w:r>
         <w:rPr>
           <w:rFonts w:ascii="Courier New" w:hAnsi="Courier New" w:cs="Courier New"/>
@@ -13536,7 +12676,6 @@
         </w:rPr>
         <w:t>(</w:t>
       </w:r>
-      <w:proofErr w:type="spellStart"/>
       <w:r>
         <w:rPr>
           <w:rFonts w:ascii="Courier New" w:hAnsi="Courier New" w:cs="Courier New"/>
@@ -13555,17 +12694,7 @@
           <w:szCs w:val="20"/>
           <w:lang w:val="en-US"/>
         </w:rPr>
-        <w:t>.amount</w:t>
-      </w:r>
-      <w:proofErr w:type="spellEnd"/>
-      <w:r>
-        <w:rPr>
-          <w:rFonts w:ascii="Courier New" w:hAnsi="Courier New" w:cs="Courier New"/>
-          <w:sz w:val="20"/>
-          <w:szCs w:val="20"/>
-          <w:lang w:val="en-US"/>
-        </w:rPr>
-        <w:t xml:space="preserve">), 0) </w:t>
+        <w:t xml:space="preserve">.amount), 0) </w:t>
       </w:r>
       <w:r>
         <w:rPr>
@@ -13587,7 +12716,6 @@
         </w:rPr>
         <w:t xml:space="preserve"> </w:t>
       </w:r>
-      <w:proofErr w:type="spellStart"/>
       <w:r>
         <w:rPr>
           <w:rFonts w:ascii="Courier New" w:hAnsi="Courier New" w:cs="Courier New"/>
@@ -13599,7 +12727,6 @@
         </w:rPr>
         <w:t>user_total_cost</w:t>
       </w:r>
-      <w:proofErr w:type="spellEnd"/>
     </w:p>
     <w:p>
       <w:pPr>
@@ -13629,27 +12756,7 @@
           <w:szCs w:val="20"/>
           <w:lang w:val="en-US"/>
         </w:rPr>
-        <w:t xml:space="preserve"> </w:t>
-      </w:r>
-      <w:proofErr w:type="spellStart"/>
-      <w:r>
-        <w:rPr>
-          <w:rFonts w:ascii="Courier New" w:hAnsi="Courier New" w:cs="Courier New"/>
-          <w:sz w:val="20"/>
-          <w:szCs w:val="20"/>
-          <w:lang w:val="en-US"/>
-        </w:rPr>
-        <w:t>fantasy.users</w:t>
-      </w:r>
-      <w:proofErr w:type="spellEnd"/>
-      <w:r>
-        <w:rPr>
-          <w:rFonts w:ascii="Courier New" w:hAnsi="Courier New" w:cs="Courier New"/>
-          <w:sz w:val="20"/>
-          <w:szCs w:val="20"/>
-          <w:lang w:val="en-US"/>
-        </w:rPr>
-        <w:t xml:space="preserve"> </w:t>
+        <w:t xml:space="preserve"> fantasy.users </w:t>
       </w:r>
       <w:r>
         <w:rPr>
@@ -13732,7 +12839,6 @@
         </w:rPr>
         <w:t xml:space="preserve"> </w:t>
       </w:r>
-      <w:proofErr w:type="spellStart"/>
       <w:r>
         <w:rPr>
           <w:rFonts w:ascii="Courier New" w:hAnsi="Courier New" w:cs="Courier New"/>
@@ -13744,7 +12850,6 @@
         </w:rPr>
         <w:t>filtered_events</w:t>
       </w:r>
-      <w:proofErr w:type="spellEnd"/>
       <w:r>
         <w:rPr>
           <w:rFonts w:ascii="Courier New" w:hAnsi="Courier New" w:cs="Courier New"/>
@@ -13774,7 +12879,6 @@
         </w:rPr>
         <w:t xml:space="preserve"> </w:t>
       </w:r>
-      <w:proofErr w:type="spellStart"/>
       <w:r>
         <w:rPr>
           <w:rFonts w:ascii="Courier New" w:hAnsi="Courier New" w:cs="Courier New"/>
@@ -13786,7 +12890,6 @@
         </w:rPr>
         <w:t>fe</w:t>
       </w:r>
-      <w:proofErr w:type="spellEnd"/>
       <w:r>
         <w:rPr>
           <w:rFonts w:ascii="Courier New" w:hAnsi="Courier New" w:cs="Courier New"/>
@@ -13906,7 +13009,6 @@
         </w:rPr>
         <w:t xml:space="preserve"> </w:t>
       </w:r>
-      <w:proofErr w:type="spellStart"/>
       <w:r>
         <w:rPr>
           <w:rFonts w:ascii="Courier New" w:hAnsi="Courier New" w:cs="Courier New"/>
@@ -13925,17 +13027,7 @@
           <w:szCs w:val="20"/>
           <w:lang w:val="en-US"/>
         </w:rPr>
-        <w:t>.race_id</w:t>
-      </w:r>
-      <w:proofErr w:type="spellEnd"/>
-      <w:r>
-        <w:rPr>
-          <w:rFonts w:ascii="Courier New" w:hAnsi="Courier New" w:cs="Courier New"/>
-          <w:sz w:val="20"/>
-          <w:szCs w:val="20"/>
-          <w:lang w:val="en-US"/>
-        </w:rPr>
-        <w:t xml:space="preserve">, </w:t>
+        <w:t xml:space="preserve">.race_id, </w:t>
       </w:r>
       <w:r>
         <w:rPr>
@@ -13957,7 +13049,6 @@
         </w:rPr>
         <w:t xml:space="preserve">.id, </w:t>
       </w:r>
-      <w:proofErr w:type="spellStart"/>
       <w:r>
         <w:rPr>
           <w:rFonts w:ascii="Courier New" w:hAnsi="Courier New" w:cs="Courier New"/>
@@ -13976,17 +13067,7 @@
           <w:szCs w:val="20"/>
           <w:lang w:val="en-US"/>
         </w:rPr>
-        <w:t>.payer</w:t>
-      </w:r>
-      <w:proofErr w:type="spellEnd"/>
-      <w:r>
-        <w:rPr>
-          <w:rFonts w:ascii="Courier New" w:hAnsi="Courier New" w:cs="Courier New"/>
-          <w:sz w:val="20"/>
-          <w:szCs w:val="20"/>
-          <w:lang w:val="en-US"/>
-        </w:rPr>
-        <w:t>)</w:t>
+        <w:t>.payer)</w:t>
       </w:r>
     </w:p>
     <w:p>
@@ -14028,7 +13109,6 @@
           <w:lang w:val="en-US"/>
         </w:rPr>
       </w:pPr>
-      <w:proofErr w:type="spellStart"/>
       <w:r>
         <w:rPr>
           <w:rFonts w:ascii="Courier New" w:hAnsi="Courier New" w:cs="Courier New"/>
@@ -14047,19 +13127,8 @@
           <w:szCs w:val="20"/>
           <w:lang w:val="en-US"/>
         </w:rPr>
-        <w:t>.race_id</w:t>
-      </w:r>
-      <w:proofErr w:type="spellEnd"/>
-      <w:r>
-        <w:rPr>
-          <w:rFonts w:ascii="Courier New" w:hAnsi="Courier New" w:cs="Courier New"/>
-          <w:sz w:val="20"/>
-          <w:szCs w:val="20"/>
-          <w:lang w:val="en-US"/>
-        </w:rPr>
-        <w:t xml:space="preserve">, </w:t>
-      </w:r>
-      <w:proofErr w:type="spellStart"/>
+        <w:t xml:space="preserve">.race_id, </w:t>
+      </w:r>
       <w:r>
         <w:rPr>
           <w:rFonts w:ascii="Courier New" w:hAnsi="Courier New" w:cs="Courier New"/>
@@ -14078,17 +13147,7 @@
           <w:szCs w:val="20"/>
           <w:lang w:val="en-US"/>
         </w:rPr>
-        <w:t>.race</w:t>
-      </w:r>
-      <w:proofErr w:type="spellEnd"/>
-      <w:r>
-        <w:rPr>
-          <w:rFonts w:ascii="Courier New" w:hAnsi="Courier New" w:cs="Courier New"/>
-          <w:sz w:val="20"/>
-          <w:szCs w:val="20"/>
-          <w:lang w:val="en-US"/>
-        </w:rPr>
-        <w:t>,</w:t>
+        <w:t>.race,</w:t>
       </w:r>
     </w:p>
     <w:p>
@@ -14137,27 +13196,7 @@
           <w:szCs w:val="20"/>
           <w:lang w:val="ru-RU"/>
         </w:rPr>
-        <w:t>(</w:t>
-      </w:r>
-      <w:proofErr w:type="spellStart"/>
-      <w:r>
-        <w:rPr>
-          <w:rFonts w:ascii="Courier New" w:hAnsi="Courier New" w:cs="Courier New"/>
-          <w:sz w:val="20"/>
-          <w:szCs w:val="20"/>
-          <w:lang w:val="ru-RU"/>
-        </w:rPr>
-        <w:t>id</w:t>
-      </w:r>
-      <w:proofErr w:type="spellEnd"/>
-      <w:r>
-        <w:rPr>
-          <w:rFonts w:ascii="Courier New" w:hAnsi="Courier New" w:cs="Courier New"/>
-          <w:sz w:val="20"/>
-          <w:szCs w:val="20"/>
-          <w:lang w:val="ru-RU"/>
-        </w:rPr>
-        <w:t xml:space="preserve">) </w:t>
+        <w:t xml:space="preserve">(id) </w:t>
       </w:r>
       <w:r>
         <w:rPr>
@@ -14179,7 +13218,6 @@
         </w:rPr>
         <w:t xml:space="preserve"> </w:t>
       </w:r>
-      <w:proofErr w:type="spellStart"/>
       <w:r>
         <w:rPr>
           <w:rFonts w:ascii="Courier New" w:hAnsi="Courier New" w:cs="Courier New"/>
@@ -14191,7 +13229,6 @@
         </w:rPr>
         <w:t>total_users</w:t>
       </w:r>
-      <w:proofErr w:type="spellEnd"/>
       <w:r>
         <w:rPr>
           <w:rFonts w:ascii="Courier New" w:hAnsi="Courier New" w:cs="Courier New"/>
@@ -14353,7 +13390,6 @@
         </w:rPr>
         <w:t xml:space="preserve"> </w:t>
       </w:r>
-      <w:proofErr w:type="spellStart"/>
       <w:r>
         <w:rPr>
           <w:rFonts w:ascii="Courier New" w:hAnsi="Courier New" w:cs="Courier New"/>
@@ -14365,7 +13401,6 @@
         </w:rPr>
         <w:t>user_purchases_count</w:t>
       </w:r>
-      <w:proofErr w:type="spellEnd"/>
       <w:r>
         <w:rPr>
           <w:rFonts w:ascii="Courier New" w:hAnsi="Courier New" w:cs="Courier New"/>
@@ -14395,7 +13430,6 @@
         </w:rPr>
         <w:t xml:space="preserve"> </w:t>
       </w:r>
-      <w:proofErr w:type="spellStart"/>
       <w:r>
         <w:rPr>
           <w:rFonts w:ascii="Courier New" w:hAnsi="Courier New" w:cs="Courier New"/>
@@ -14407,7 +13441,6 @@
         </w:rPr>
         <w:t>buying_users_count</w:t>
       </w:r>
-      <w:proofErr w:type="spellEnd"/>
       <w:r>
         <w:rPr>
           <w:rFonts w:ascii="Courier New" w:hAnsi="Courier New" w:cs="Courier New"/>
@@ -14526,7 +13559,6 @@
         </w:rPr>
         <w:t xml:space="preserve"> </w:t>
       </w:r>
-      <w:proofErr w:type="spellStart"/>
       <w:r>
         <w:rPr>
           <w:rFonts w:ascii="Courier New" w:hAnsi="Courier New" w:cs="Courier New"/>
@@ -14538,7 +13570,6 @@
         </w:rPr>
         <w:t>user_purchases_count</w:t>
       </w:r>
-      <w:proofErr w:type="spellEnd"/>
       <w:r>
         <w:rPr>
           <w:rFonts w:ascii="Courier New" w:hAnsi="Courier New" w:cs="Courier New"/>
@@ -14608,7 +13639,6 @@
         </w:rPr>
         <w:t xml:space="preserve"> </w:t>
       </w:r>
-      <w:proofErr w:type="spellStart"/>
       <w:r>
         <w:rPr>
           <w:rFonts w:ascii="Courier New" w:hAnsi="Courier New" w:cs="Courier New"/>
@@ -14620,7 +13650,6 @@
         </w:rPr>
         <w:t>buying_users_share</w:t>
       </w:r>
-      <w:proofErr w:type="spellEnd"/>
       <w:r>
         <w:rPr>
           <w:rFonts w:ascii="Courier New" w:hAnsi="Courier New" w:cs="Courier New"/>
@@ -14759,7 +13788,6 @@
         </w:rPr>
         <w:t xml:space="preserve"> </w:t>
       </w:r>
-      <w:proofErr w:type="spellStart"/>
       <w:r>
         <w:rPr>
           <w:rFonts w:ascii="Courier New" w:hAnsi="Courier New" w:cs="Courier New"/>
@@ -14771,7 +13799,6 @@
         </w:rPr>
         <w:t>user_purchases_count</w:t>
       </w:r>
-      <w:proofErr w:type="spellEnd"/>
       <w:r>
         <w:rPr>
           <w:rFonts w:ascii="Courier New" w:hAnsi="Courier New" w:cs="Courier New"/>
@@ -14881,7 +13908,6 @@
         </w:rPr>
         <w:t xml:space="preserve"> </w:t>
       </w:r>
-      <w:proofErr w:type="spellStart"/>
       <w:r>
         <w:rPr>
           <w:rFonts w:ascii="Courier New" w:hAnsi="Courier New" w:cs="Courier New"/>
@@ -14893,7 +13919,6 @@
         </w:rPr>
         <w:t>user_purchases_count</w:t>
       </w:r>
-      <w:proofErr w:type="spellEnd"/>
       <w:r>
         <w:rPr>
           <w:rFonts w:ascii="Courier New" w:hAnsi="Courier New" w:cs="Courier New"/>
@@ -14923,7 +13948,6 @@
         </w:rPr>
         <w:t xml:space="preserve"> </w:t>
       </w:r>
-      <w:proofErr w:type="spellStart"/>
       <w:r>
         <w:rPr>
           <w:rFonts w:ascii="Courier New" w:hAnsi="Courier New" w:cs="Courier New"/>
@@ -14935,7 +13959,6 @@
         </w:rPr>
         <w:t>payers_share_among_buyers</w:t>
       </w:r>
-      <w:proofErr w:type="spellEnd"/>
       <w:r>
         <w:rPr>
           <w:rFonts w:ascii="Courier New" w:hAnsi="Courier New" w:cs="Courier New"/>
@@ -15014,7 +14037,6 @@
         </w:rPr>
         <w:t>(</w:t>
       </w:r>
-      <w:proofErr w:type="spellStart"/>
       <w:r>
         <w:rPr>
           <w:rFonts w:ascii="Courier New" w:hAnsi="Courier New" w:cs="Courier New"/>
@@ -15026,7 +14048,6 @@
         </w:rPr>
         <w:t>user_purchases_count</w:t>
       </w:r>
-      <w:proofErr w:type="spellEnd"/>
       <w:r>
         <w:rPr>
           <w:rFonts w:ascii="Courier New" w:hAnsi="Courier New" w:cs="Courier New"/>
@@ -15076,7 +14097,6 @@
         </w:rPr>
         <w:t xml:space="preserve"> </w:t>
       </w:r>
-      <w:proofErr w:type="spellStart"/>
       <w:r>
         <w:rPr>
           <w:rFonts w:ascii="Courier New" w:hAnsi="Courier New" w:cs="Courier New"/>
@@ -15088,7 +14108,6 @@
         </w:rPr>
         <w:t>user_purchases_count</w:t>
       </w:r>
-      <w:proofErr w:type="spellEnd"/>
       <w:r>
         <w:rPr>
           <w:rFonts w:ascii="Courier New" w:hAnsi="Courier New" w:cs="Courier New"/>
@@ -15138,7 +14157,6 @@
         </w:rPr>
         <w:t xml:space="preserve"> </w:t>
       </w:r>
-      <w:proofErr w:type="spellStart"/>
       <w:r>
         <w:rPr>
           <w:rFonts w:ascii="Courier New" w:hAnsi="Courier New" w:cs="Courier New"/>
@@ -15150,7 +14168,6 @@
         </w:rPr>
         <w:t>avg_purchases_per_buyer</w:t>
       </w:r>
-      <w:proofErr w:type="spellEnd"/>
       <w:r>
         <w:rPr>
           <w:rFonts w:ascii="Courier New" w:hAnsi="Courier New" w:cs="Courier New"/>
@@ -15229,7 +14246,6 @@
         </w:rPr>
         <w:t>(</w:t>
       </w:r>
-      <w:proofErr w:type="spellStart"/>
       <w:r>
         <w:rPr>
           <w:rFonts w:ascii="Courier New" w:hAnsi="Courier New" w:cs="Courier New"/>
@@ -15241,7 +14257,6 @@
         </w:rPr>
         <w:t>user_avg_purchase_cost</w:t>
       </w:r>
-      <w:proofErr w:type="spellEnd"/>
       <w:r>
         <w:rPr>
           <w:rFonts w:ascii="Courier New" w:hAnsi="Courier New" w:cs="Courier New"/>
@@ -15291,7 +14306,6 @@
         </w:rPr>
         <w:t xml:space="preserve"> </w:t>
       </w:r>
-      <w:proofErr w:type="spellStart"/>
       <w:r>
         <w:rPr>
           <w:rFonts w:ascii="Courier New" w:hAnsi="Courier New" w:cs="Courier New"/>
@@ -15303,7 +14317,6 @@
         </w:rPr>
         <w:t>user_purchases_count</w:t>
       </w:r>
-      <w:proofErr w:type="spellEnd"/>
       <w:r>
         <w:rPr>
           <w:rFonts w:ascii="Courier New" w:hAnsi="Courier New" w:cs="Courier New"/>
@@ -15353,7 +14366,6 @@
         </w:rPr>
         <w:t xml:space="preserve"> </w:t>
       </w:r>
-      <w:proofErr w:type="spellStart"/>
       <w:r>
         <w:rPr>
           <w:rFonts w:ascii="Courier New" w:hAnsi="Courier New" w:cs="Courier New"/>
@@ -15365,7 +14377,6 @@
         </w:rPr>
         <w:t>avg_purchase_cost_per_buyer</w:t>
       </w:r>
-      <w:proofErr w:type="spellEnd"/>
       <w:r>
         <w:rPr>
           <w:rFonts w:ascii="Courier New" w:hAnsi="Courier New" w:cs="Courier New"/>
@@ -15444,7 +14455,6 @@
         </w:rPr>
         <w:t>(</w:t>
       </w:r>
-      <w:proofErr w:type="spellStart"/>
       <w:r>
         <w:rPr>
           <w:rFonts w:ascii="Courier New" w:hAnsi="Courier New" w:cs="Courier New"/>
@@ -15456,7 +14466,6 @@
         </w:rPr>
         <w:t>user_total_cost</w:t>
       </w:r>
-      <w:proofErr w:type="spellEnd"/>
       <w:r>
         <w:rPr>
           <w:rFonts w:ascii="Courier New" w:hAnsi="Courier New" w:cs="Courier New"/>
@@ -15526,7 +14535,6 @@
         </w:rPr>
         <w:t>(</w:t>
       </w:r>
-      <w:proofErr w:type="spellStart"/>
       <w:r>
         <w:rPr>
           <w:rFonts w:ascii="Courier New" w:hAnsi="Courier New" w:cs="Courier New"/>
@@ -15538,7 +14546,6 @@
         </w:rPr>
         <w:t>user_purchases_count</w:t>
       </w:r>
-      <w:proofErr w:type="spellEnd"/>
       <w:r>
         <w:rPr>
           <w:rFonts w:ascii="Courier New" w:hAnsi="Courier New" w:cs="Courier New"/>
@@ -15568,7 +14575,6 @@
         </w:rPr>
         <w:t xml:space="preserve"> </w:t>
       </w:r>
-      <w:proofErr w:type="spellStart"/>
       <w:r>
         <w:rPr>
           <w:rFonts w:ascii="Courier New" w:hAnsi="Courier New" w:cs="Courier New"/>
@@ -15580,7 +14586,6 @@
         </w:rPr>
         <w:t>avg_purchase_cost_per_transaction</w:t>
       </w:r>
-      <w:proofErr w:type="spellEnd"/>
       <w:r>
         <w:rPr>
           <w:rFonts w:ascii="Courier New" w:hAnsi="Courier New" w:cs="Courier New"/>
@@ -15659,7 +14664,6 @@
         </w:rPr>
         <w:t>(</w:t>
       </w:r>
-      <w:proofErr w:type="spellStart"/>
       <w:r>
         <w:rPr>
           <w:rFonts w:ascii="Courier New" w:hAnsi="Courier New" w:cs="Courier New"/>
@@ -15671,7 +14675,6 @@
         </w:rPr>
         <w:t>user_total_cost</w:t>
       </w:r>
-      <w:proofErr w:type="spellEnd"/>
       <w:r>
         <w:rPr>
           <w:rFonts w:ascii="Courier New" w:hAnsi="Courier New" w:cs="Courier New"/>
@@ -15721,7 +14724,6 @@
         </w:rPr>
         <w:t xml:space="preserve"> </w:t>
       </w:r>
-      <w:proofErr w:type="spellStart"/>
       <w:r>
         <w:rPr>
           <w:rFonts w:ascii="Courier New" w:hAnsi="Courier New" w:cs="Courier New"/>
@@ -15733,7 +14735,6 @@
         </w:rPr>
         <w:t>user_purchases_count</w:t>
       </w:r>
-      <w:proofErr w:type="spellEnd"/>
       <w:r>
         <w:rPr>
           <w:rFonts w:ascii="Courier New" w:hAnsi="Courier New" w:cs="Courier New"/>
@@ -15783,7 +14784,6 @@
         </w:rPr>
         <w:t xml:space="preserve"> </w:t>
       </w:r>
-      <w:proofErr w:type="spellStart"/>
       <w:r>
         <w:rPr>
           <w:rFonts w:ascii="Courier New" w:hAnsi="Courier New" w:cs="Courier New"/>
@@ -15795,7 +14795,6 @@
         </w:rPr>
         <w:t>avg_total_cost_per_buyer</w:t>
       </w:r>
-      <w:proofErr w:type="spellEnd"/>
     </w:p>
     <w:p>
       <w:pPr>
@@ -15826,7 +14825,6 @@
         </w:rPr>
         <w:t xml:space="preserve"> </w:t>
       </w:r>
-      <w:proofErr w:type="spellStart"/>
       <w:r>
         <w:rPr>
           <w:rFonts w:ascii="Courier New" w:hAnsi="Courier New" w:cs="Courier New"/>
@@ -15838,7 +14836,6 @@
         </w:rPr>
         <w:t>user_stats</w:t>
       </w:r>
-      <w:proofErr w:type="spellEnd"/>
       <w:r>
         <w:rPr>
           <w:rFonts w:ascii="Courier New" w:hAnsi="Courier New" w:cs="Courier New"/>
@@ -15927,27 +14924,7 @@
           <w:szCs w:val="20"/>
           <w:lang w:val="en-US"/>
         </w:rPr>
-        <w:t xml:space="preserve"> </w:t>
-      </w:r>
-      <w:proofErr w:type="spellStart"/>
-      <w:r>
-        <w:rPr>
-          <w:rFonts w:ascii="Courier New" w:hAnsi="Courier New" w:cs="Courier New"/>
-          <w:sz w:val="20"/>
-          <w:szCs w:val="20"/>
-          <w:lang w:val="en-US"/>
-        </w:rPr>
-        <w:t>fantasy.race</w:t>
-      </w:r>
-      <w:proofErr w:type="spellEnd"/>
-      <w:r>
-        <w:rPr>
-          <w:rFonts w:ascii="Courier New" w:hAnsi="Courier New" w:cs="Courier New"/>
-          <w:sz w:val="20"/>
-          <w:szCs w:val="20"/>
-          <w:lang w:val="en-US"/>
-        </w:rPr>
-        <w:t xml:space="preserve"> </w:t>
+        <w:t xml:space="preserve"> fantasy.race </w:t>
       </w:r>
       <w:r>
         <w:rPr>
@@ -16009,7 +14986,6 @@
         </w:rPr>
         <w:t xml:space="preserve"> </w:t>
       </w:r>
-      <w:proofErr w:type="spellStart"/>
       <w:r>
         <w:rPr>
           <w:rFonts w:ascii="Courier New" w:hAnsi="Courier New" w:cs="Courier New"/>
@@ -16028,19 +15004,8 @@
           <w:szCs w:val="20"/>
           <w:lang w:val="en-US"/>
         </w:rPr>
-        <w:t>.race_id</w:t>
-      </w:r>
-      <w:proofErr w:type="spellEnd"/>
-      <w:r>
-        <w:rPr>
-          <w:rFonts w:ascii="Courier New" w:hAnsi="Courier New" w:cs="Courier New"/>
-          <w:sz w:val="20"/>
-          <w:szCs w:val="20"/>
-          <w:lang w:val="en-US"/>
-        </w:rPr>
-        <w:t xml:space="preserve"> = </w:t>
-      </w:r>
-      <w:proofErr w:type="spellStart"/>
+        <w:t xml:space="preserve">.race_id = </w:t>
+      </w:r>
       <w:r>
         <w:rPr>
           <w:rFonts w:ascii="Courier New" w:hAnsi="Courier New" w:cs="Courier New"/>
@@ -16061,7 +15026,6 @@
         </w:rPr>
         <w:t>.race_id</w:t>
       </w:r>
-      <w:proofErr w:type="spellEnd"/>
     </w:p>
     <w:p>
       <w:pPr>
@@ -16112,7 +15076,6 @@
         </w:rPr>
         <w:t xml:space="preserve"> </w:t>
       </w:r>
-      <w:proofErr w:type="spellStart"/>
       <w:r>
         <w:rPr>
           <w:rFonts w:ascii="Courier New" w:hAnsi="Courier New" w:cs="Courier New"/>
@@ -16131,19 +15094,8 @@
           <w:szCs w:val="20"/>
           <w:lang w:val="en-US"/>
         </w:rPr>
-        <w:t>.race_id</w:t>
-      </w:r>
-      <w:proofErr w:type="spellEnd"/>
-      <w:r>
-        <w:rPr>
-          <w:rFonts w:ascii="Courier New" w:hAnsi="Courier New" w:cs="Courier New"/>
-          <w:sz w:val="20"/>
-          <w:szCs w:val="20"/>
-          <w:lang w:val="en-US"/>
-        </w:rPr>
-        <w:t xml:space="preserve">, </w:t>
-      </w:r>
-      <w:proofErr w:type="spellStart"/>
+        <w:t xml:space="preserve">.race_id, </w:t>
+      </w:r>
       <w:r>
         <w:rPr>
           <w:rFonts w:ascii="Courier New" w:hAnsi="Courier New" w:cs="Courier New"/>
@@ -16162,17 +15114,7 @@
           <w:szCs w:val="20"/>
           <w:lang w:val="en-US"/>
         </w:rPr>
-        <w:t>.race</w:t>
-      </w:r>
-      <w:proofErr w:type="spellEnd"/>
-      <w:r>
-        <w:rPr>
-          <w:rFonts w:ascii="Courier New" w:hAnsi="Courier New" w:cs="Courier New"/>
-          <w:sz w:val="20"/>
-          <w:szCs w:val="20"/>
-          <w:lang w:val="en-US"/>
-        </w:rPr>
-        <w:t xml:space="preserve"> </w:t>
+        <w:t xml:space="preserve">.race </w:t>
       </w:r>
     </w:p>
     <w:p>
@@ -16224,7 +15166,6 @@
         </w:rPr>
         <w:t xml:space="preserve"> </w:t>
       </w:r>
-      <w:proofErr w:type="spellStart"/>
       <w:r>
         <w:rPr>
           <w:rFonts w:ascii="Courier New" w:hAnsi="Courier New" w:cs="Courier New"/>
@@ -16243,17 +15184,7 @@
           <w:szCs w:val="20"/>
           <w:lang w:val="ru-RU"/>
         </w:rPr>
-        <w:t>.race</w:t>
-      </w:r>
-      <w:proofErr w:type="spellEnd"/>
-      <w:r>
-        <w:rPr>
-          <w:rFonts w:ascii="Courier New" w:hAnsi="Courier New" w:cs="Courier New"/>
-          <w:sz w:val="20"/>
-          <w:szCs w:val="20"/>
-          <w:lang w:val="ru-RU"/>
-        </w:rPr>
-        <w:t>;</w:t>
+        <w:t>.race;</w:t>
       </w:r>
     </w:p>
     <w:p>
@@ -17142,6 +16073,7 @@
   <w:style w:type="character" w:default="1" w:styleId="a0">
     <w:name w:val="Default Paragraph Font"/>
     <w:uiPriority w:val="1"/>
+    <w:semiHidden/>
     <w:unhideWhenUsed/>
   </w:style>
   <w:style w:type="table" w:default="1" w:styleId="a1">
